--- a/entregas-0710751/rastreados/9 APC 0710751-07 ACA Marcos NP danos morais tema 1085 stj.docx
+++ b/entregas-0710751/rastreados/9 APC 0710751-07 ACA Marcos NP danos morais tema 1085 stj.docx
@@ -955,7 +955,7 @@
           <w:sz w:val="28"/>
           <w:szCs w:val="28"/>
         </w:rPr>
-        <w:pPrChange w:id="1002" w:author="Assessor GDSXSR" w:date="2026-10-29T21:14:30Z">
+        <w:pPrChange w:id="1002" w:author="Assessor GDSXSR" w:date="2026-10-30T19:45:25Z">
           <w:pPr>
             <w:spacing w:after="0" w:line="360" w:lineRule="auto"/>
             <w:jc w:val="center"/>
@@ -995,6 +995,7 @@
         </w:rPr>
       </w:pPr>
       <w:commentRangeStart w:id="2"/>
+      <w:commentRangeStart w:id="23"/>
       <w:r>
         <w:rPr>
           <w:rFonts w:ascii="Arial" w:eastAsia="Arial" w:hAnsi="Arial" w:cs="Arial"/>
@@ -1097,6 +1098,13 @@
           <w:rStyle w:val="CommentReference"/>
         </w:rPr>
         <w:commentReference w:id="2"/>
+      </w:r>
+      <w:commentRangeEnd w:id="23"/>
+      <w:r>
+        <w:rPr>
+          <w:rStyle w:val="CommentReference"/>
+        </w:rPr>
+        <w:commentReference w:id="23"/>
       </w:r>
     </w:p>
     <w:p>
@@ -1127,7 +1135,7 @@
         <w:spacing w:after="0" w:line="360" w:lineRule="auto"/>
         <w:jc w:val="both"/>
         <w:rPr>
-          <w:ins w:id="1027" w:author="Assessor GDSXSR" w:date="2026-10-29T21:14:30Z"/>
+          <w:ins w:id="1031" w:author="Assessor GDSXSR" w:date="2026-10-30T19:45:25Z"/>
         </w:rPr>
       </w:pPr>
       <w:commentRangeStart w:id="3"/>
@@ -1155,7 +1163,7 @@
         </w:rPr>
         <w:t xml:space="preserve"> </w:t>
       </w:r>
-      <w:del w:id="1003" w:author="Assessor GDSXSR" w:date="2026-10-29T21:14:30Z">
+      <w:del w:id="1003" w:author="Assessor GDSXSR" w:date="2026-10-30T19:45:25Z">
         <w:r>
           <w:rPr>
             <w:rFonts w:ascii="Arial" w:eastAsia="Arial" w:hAnsi="Arial" w:cs="Arial"/>
@@ -1173,7 +1181,7 @@
           <w:delText xml:space="preserve">ão</w:delText>
         </w:r>
       </w:del>
-      <w:ins w:id="1004" w:author="Assessor GDSXSR" w:date="2026-10-29T21:14:30Z">
+      <w:ins w:id="1004" w:author="Assessor GDSXSR" w:date="2026-10-30T19:45:25Z">
         <w:r>
           <w:rPr>
             <w:rFonts w:ascii="Arial" w:eastAsia="Arial" w:hAnsi="Arial" w:cs="Arial"/>
@@ -1192,7 +1200,7 @@
         </w:rPr>
         <w:t xml:space="preserve"> </w:t>
       </w:r>
-      <w:del w:id="1005" w:author="Assessor GDSXSR" w:date="2026-10-29T21:14:30Z">
+      <w:del w:id="1005" w:author="Assessor GDSXSR" w:date="2026-10-30T19:45:25Z">
         <w:r>
           <w:rPr>
             <w:rFonts w:ascii="Arial" w:eastAsia="Arial" w:hAnsi="Arial" w:cs="Arial"/>
@@ -1202,7 +1210,7 @@
           <w:delText xml:space="preserve">interposta</w:delText>
         </w:r>
       </w:del>
-      <w:ins w:id="1006" w:author="Assessor GDSXSR" w:date="2026-10-29T21:14:30Z">
+      <w:ins w:id="1006" w:author="Assessor GDSXSR" w:date="2026-10-30T19:45:25Z">
         <w:r>
           <w:rPr>
             <w:rFonts w:ascii="Arial" w:eastAsia="Arial" w:hAnsi="Arial" w:cs="Arial"/>
@@ -1210,7 +1218,7 @@
             <w:sz w:val="28"/>
             <w:szCs w:val="28"/>
           </w:rPr>
-          <w:t xml:space="preserve">de indenização por danos morais proposta por consumidora pessoa natural</w:t>
+          <w:t xml:space="preserve">de indenização por danos morais de consumidora</w:t>
         </w:r>
       </w:ins>
       <w:r>
@@ -1221,7 +1229,7 @@
         </w:rPr>
         <w:t xml:space="preserve"> contra </w:t>
       </w:r>
-      <w:ins w:id="1007" w:author="Assessor GDSXSR" w:date="2026-10-29T21:14:30Z">
+      <w:ins w:id="1007" w:author="Assessor GDSXSR" w:date="2026-10-30T19:45:25Z">
         <w:r>
           <w:rPr>
             <w:rFonts w:ascii="Arial" w:eastAsia="Arial" w:hAnsi="Arial" w:cs="Arial"/>
@@ -1229,7 +1237,7 @@
             <w:sz w:val="28"/>
             <w:szCs w:val="28"/>
           </w:rPr>
-          <w:t xml:space="preserve">BRB Banco de Brasília S.A., em razão de descontos em conta de recebimento de salário para amortização de empréstimos (R$ 36.000,00). </w:t>
+          <w:t xml:space="preserve">BRB Banco de Brasília S.A., por descontos em conta de recebimento de salário para amortização de empréstimos (R$ 36.000,00). </w:t>
         </w:r>
       </w:ins>
     </w:p>
@@ -1238,10 +1246,10 @@
         <w:spacing w:after="0" w:line="360" w:lineRule="auto"/>
         <w:jc w:val="both"/>
         <w:rPr>
-          <w:ins w:id="1028" w:author="Assessor GDSXSR" w:date="2026-10-29T21:14:30Z"/>
-        </w:rPr>
-      </w:pPr>
-      <w:ins w:id="1008" w:author="Assessor GDSXSR" w:date="2026-10-29T21:14:30Z">
+          <w:ins w:id="1032" w:author="Assessor GDSXSR" w:date="2026-10-30T19:45:25Z"/>
+        </w:rPr>
+      </w:pPr>
+      <w:ins w:id="1008" w:author="Assessor GDSXSR" w:date="2026-10-30T19:45:25Z">
         <w:r>
           <w:rPr>
             <w:rFonts w:ascii="Arial" w:eastAsia="Arial" w:hAnsi="Arial" w:cs="Arial"/>
@@ -1260,7 +1268,7 @@
         </w:rPr>
         <w:t xml:space="preserve">sentença</w:t>
       </w:r>
-      <w:del w:id="1009" w:author="Assessor GDSXSR" w:date="2026-10-29T21:14:30Z">
+      <w:del w:id="1009" w:author="Assessor GDSXSR" w:date="2026-10-30T19:45:25Z">
         <w:r>
           <w:rPr>
             <w:rFonts w:ascii="Arial" w:eastAsia="Arial" w:hAnsi="Arial" w:cs="Arial"/>
@@ -1294,7 +1302,7 @@
         </w:rPr>
         <w:t xml:space="preserve">e o pedido</w:t>
       </w:r>
-      <w:ins w:id="1010" w:author="Assessor GDSXSR" w:date="2026-10-29T21:14:30Z">
+      <w:ins w:id="1010" w:author="Assessor GDSXSR" w:date="2026-10-30T19:45:25Z">
         <w:r>
           <w:rPr>
             <w:rFonts w:ascii="Arial" w:eastAsia="Arial" w:hAnsi="Arial" w:cs="Arial"/>
@@ -1313,7 +1321,7 @@
         </w:rPr>
         <w:t xml:space="preserve"> </w:t>
       </w:r>
-      <w:del w:id="1011" w:author="Assessor GDSXSR" w:date="2026-10-29T21:14:30Z">
+      <w:del w:id="1011" w:author="Assessor GDSXSR" w:date="2026-10-30T19:45:25Z">
         <w:r>
           <w:rPr>
             <w:rFonts w:ascii="Arial" w:eastAsia="Arial" w:hAnsi="Arial" w:cs="Arial"/>
@@ -1334,7 +1342,7 @@
           <w:szCs w:val="28"/>
         </w:rPr>
       </w:pPr>
-      <w:ins w:id="1012" w:author="Assessor GDSXSR" w:date="2026-10-29T21:14:30Z">
+      <w:ins w:id="1012" w:author="Assessor GDSXSR" w:date="2026-10-30T19:45:25Z">
         <w:r>
           <w:rPr>
             <w:rFonts w:ascii="Arial" w:eastAsia="Arial" w:hAnsi="Arial" w:cs="Arial"/>
@@ -1353,7 +1361,7 @@
         </w:rPr>
         <w:t xml:space="preserve"> </w:t>
       </w:r>
-      <w:del w:id="1013" w:author="Assessor GDSXSR" w:date="2026-10-29T21:14:30Z">
+      <w:del w:id="1013" w:author="Assessor GDSXSR" w:date="2026-10-30T19:45:25Z">
         <w:r>
           <w:rPr>
             <w:rFonts w:ascii="Arial" w:eastAsia="Arial" w:hAnsi="Arial" w:cs="Arial"/>
@@ -1363,7 +1371,7 @@
           <w:delText xml:space="preserve">condenação</w:delText>
         </w:r>
       </w:del>
-      <w:ins w:id="1014" w:author="Assessor GDSXSR" w:date="2026-10-29T21:14:30Z">
+      <w:ins w:id="1014" w:author="Assessor GDSXSR" w:date="2026-10-30T19:45:25Z">
         <w:r>
           <w:rPr>
             <w:rFonts w:ascii="Arial" w:eastAsia="Arial" w:hAnsi="Arial" w:cs="Arial"/>
@@ -1371,7 +1379,7 @@
             <w:sz w:val="28"/>
             <w:szCs w:val="28"/>
           </w:rPr>
-          <w:t xml:space="preserve">A autora apela sustentando que o Tema 1.085 do STJ foi aplicado sem exame individualizado dos lançamentos, que a retenção</w:t>
+          <w:t xml:space="preserve">A autora apela alegando aplicação indevida do Tema 1.085 do STJ, violação</w:t>
         </w:r>
       </w:ins>
       <w:r>
@@ -1390,7 +1398,7 @@
         </w:rPr>
         <w:t xml:space="preserve">a </w:t>
       </w:r>
-      <w:del w:id="1015" w:author="Assessor GDSXSR" w:date="2026-10-29T21:14:30Z">
+      <w:del w:id="1015" w:author="Assessor GDSXSR" w:date="2026-10-30T19:45:25Z">
         <w:r>
           <w:rPr>
             <w:rFonts w:ascii="Arial" w:eastAsia="Arial" w:hAnsi="Arial" w:cs="Arial"/>
@@ -1400,7 +1408,7 @@
           <w:delText xml:space="preserve">instituição</w:delText>
         </w:r>
       </w:del>
-      <w:ins w:id="1016" w:author="Assessor GDSXSR" w:date="2026-10-29T21:14:30Z">
+      <w:ins w:id="1016" w:author="Assessor GDSXSR" w:date="2026-10-30T19:45:25Z">
         <w:r>
           <w:rPr>
             <w:rFonts w:ascii="Arial" w:eastAsia="Arial" w:hAnsi="Arial" w:cs="Arial"/>
@@ -1408,7 +1416,7 @@
             <w:sz w:val="28"/>
             <w:szCs w:val="28"/>
           </w:rPr>
-          <w:t xml:space="preserve">remuneração</w:t>
+          <w:t xml:space="preserve">boa-fé</w:t>
         </w:r>
       </w:ins>
       <w:r>
@@ -1419,23 +1427,152 @@
         </w:rPr>
         <w:t xml:space="preserve"> </w:t>
       </w:r>
-      <w:del w:id="1017" w:author="Assessor GDSXSR" w:date="2026-10-29T21:14:30Z">
-        <w:r>
-          <w:rPr>
-            <w:rFonts w:ascii="Arial" w:eastAsia="Arial" w:hAnsi="Arial" w:cs="Arial"/>
-            <w:sz w:val="28"/>
-            <w:szCs w:val="28"/>
-          </w:rPr>
-          <w:delText xml:space="preserve">bancária ré</w:delText>
-        </w:r>
-        <w:r>
-          <w:rPr>
-            <w:rFonts w:ascii="Arial" w:eastAsia="Arial" w:hAnsi="Arial" w:cs="Arial"/>
-            <w:sz w:val="28"/>
-            <w:szCs w:val="28"/>
-          </w:rPr>
-          <w:delText xml:space="preserve"> ao pagamento de </w:delText>
-        </w:r>
+      <w:del w:id="1017" w:author="Assessor GDSXSR" w:date="2026-10-30T19:45:25Z">
+        <w:r>
+          <w:rPr>
+            <w:rFonts w:ascii="Arial" w:eastAsia="Arial" w:hAnsi="Arial" w:cs="Arial"/>
+            <w:sz w:val="28"/>
+            <w:szCs w:val="28"/>
+          </w:rPr>
+          <w:delText xml:space="preserve">bancária</w:delText>
+        </w:r>
+      </w:del>
+      <w:ins w:id="1018" w:author="Assessor GDSXSR" w:date="2026-10-30T19:45:25Z">
+        <w:r>
+          <w:rPr>
+            <w:rFonts w:ascii="Arial" w:eastAsia="Arial" w:hAnsi="Arial" w:cs="Arial"/>
+            <w:color w:val="808080"/>
+            <w:sz w:val="28"/>
+            <w:szCs w:val="28"/>
+          </w:rPr>
+          <w:t xml:space="preserve">e</w:t>
+        </w:r>
+      </w:ins>
+      <w:r>
+        <w:rPr>
+          <w:rFonts w:ascii="Arial" w:eastAsia="Arial" w:hAnsi="Arial" w:cs="Arial"/>
+          <w:sz w:val="28"/>
+          <w:szCs w:val="28"/>
+        </w:rPr>
+        <w:t xml:space="preserve"> </w:t>
+      </w:r>
+      <w:del w:id="1019" w:author="Assessor GDSXSR" w:date="2026-10-30T19:45:25Z">
+        <w:r>
+          <w:rPr>
+            <w:rFonts w:ascii="Arial" w:eastAsia="Arial" w:hAnsi="Arial" w:cs="Arial"/>
+            <w:sz w:val="28"/>
+            <w:szCs w:val="28"/>
+          </w:rPr>
+          <w:delText xml:space="preserve">ré</w:delText>
+        </w:r>
+      </w:del>
+      <w:ins w:id="1020" w:author="Assessor GDSXSR" w:date="2026-10-30T19:45:25Z">
+        <w:r>
+          <w:rPr>
+            <w:rFonts w:ascii="Arial" w:eastAsia="Arial" w:hAnsi="Arial" w:cs="Arial"/>
+            <w:color w:val="808080"/>
+            <w:sz w:val="28"/>
+            <w:szCs w:val="28"/>
+          </w:rPr>
+          <w:t xml:space="preserve">do</w:t>
+        </w:r>
+      </w:ins>
+      <w:r>
+        <w:rPr>
+          <w:rFonts w:ascii="Arial" w:eastAsia="Arial" w:hAnsi="Arial" w:cs="Arial"/>
+          <w:sz w:val="28"/>
+          <w:szCs w:val="28"/>
+        </w:rPr>
+        <w:t xml:space="preserve"> </w:t>
+      </w:r>
+      <w:del w:id="1021" w:author="Assessor GDSXSR" w:date="2026-10-30T19:45:25Z">
+        <w:r>
+          <w:rPr>
+            <w:rFonts w:ascii="Arial" w:eastAsia="Arial" w:hAnsi="Arial" w:cs="Arial"/>
+            <w:sz w:val="28"/>
+            <w:szCs w:val="28"/>
+          </w:rPr>
+          <w:delText xml:space="preserve">ao</w:delText>
+        </w:r>
+      </w:del>
+      <w:ins w:id="1022" w:author="Assessor GDSXSR" w:date="2026-10-30T19:45:25Z">
+        <w:r>
+          <w:rPr>
+            <w:rFonts w:ascii="Arial" w:eastAsia="Arial" w:hAnsi="Arial" w:cs="Arial"/>
+            <w:color w:val="808080"/>
+            <w:sz w:val="28"/>
+            <w:szCs w:val="28"/>
+          </w:rPr>
+          <w:t xml:space="preserve">mínimo</w:t>
+        </w:r>
+      </w:ins>
+      <w:r>
+        <w:rPr>
+          <w:rFonts w:ascii="Arial" w:eastAsia="Arial" w:hAnsi="Arial" w:cs="Arial"/>
+          <w:sz w:val="28"/>
+          <w:szCs w:val="28"/>
+        </w:rPr>
+        <w:t xml:space="preserve"> </w:t>
+      </w:r>
+      <w:del w:id="1023" w:author="Assessor GDSXSR" w:date="2026-10-30T19:45:25Z">
+        <w:r>
+          <w:rPr>
+            <w:rFonts w:ascii="Arial" w:eastAsia="Arial" w:hAnsi="Arial" w:cs="Arial"/>
+            <w:sz w:val="28"/>
+            <w:szCs w:val="28"/>
+          </w:rPr>
+          <w:delText xml:space="preserve">pagamento</w:delText>
+        </w:r>
+      </w:del>
+      <w:ins w:id="1024" w:author="Assessor GDSXSR" w:date="2026-10-30T19:45:25Z">
+        <w:r>
+          <w:rPr>
+            <w:rFonts w:ascii="Arial" w:eastAsia="Arial" w:hAnsi="Arial" w:cs="Arial"/>
+            <w:color w:val="808080"/>
+            <w:sz w:val="28"/>
+            <w:szCs w:val="28"/>
+          </w:rPr>
+          <w:t xml:space="preserve">existencial</w:t>
+        </w:r>
+      </w:ins>
+      <w:r>
+        <w:rPr>
+          <w:rFonts w:ascii="Arial" w:eastAsia="Arial" w:hAnsi="Arial" w:cs="Arial"/>
+          <w:sz w:val="28"/>
+          <w:szCs w:val="28"/>
+        </w:rPr>
+        <w:t xml:space="preserve"> </w:t>
+      </w:r>
+      <w:del w:id="1025" w:author="Assessor GDSXSR" w:date="2026-10-30T19:45:25Z">
+        <w:r>
+          <w:rPr>
+            <w:rFonts w:ascii="Arial" w:eastAsia="Arial" w:hAnsi="Arial" w:cs="Arial"/>
+            <w:sz w:val="28"/>
+            <w:szCs w:val="28"/>
+          </w:rPr>
+          <w:delText xml:space="preserve">de</w:delText>
+        </w:r>
+      </w:del>
+      <w:ins w:id="1026" w:author="Assessor GDSXSR" w:date="2026-10-30T19:45:25Z">
+        <w:r>
+          <w:rPr>
+            <w:rFonts w:ascii="Arial" w:eastAsia="Arial" w:hAnsi="Arial" w:cs="Arial"/>
+            <w:color w:val="808080"/>
+            <w:sz w:val="28"/>
+            <w:szCs w:val="28"/>
+          </w:rPr>
+          <w:t xml:space="preserve">e</w:t>
+        </w:r>
+      </w:ins>
+      <w:r>
+        <w:rPr>
+          <w:rFonts w:ascii="Arial" w:eastAsia="Arial" w:hAnsi="Arial" w:cs="Arial"/>
+          <w:sz w:val="28"/>
+          <w:szCs w:val="28"/>
+        </w:rPr>
+        <w:t xml:space="preserve"> </w:t>
+      </w:r>
+      <w:del w:id="1027" w:author="Assessor GDSXSR" w:date="2026-10-30T19:45:25Z">
         <w:r>
           <w:rPr>
             <w:rFonts w:ascii="Arial" w:eastAsia="Arial" w:hAnsi="Arial" w:cs="Arial"/>
@@ -1445,7 +1582,7 @@
           <w:delText xml:space="preserve">indenização</w:delText>
         </w:r>
       </w:del>
-      <w:ins w:id="1018" w:author="Assessor GDSXSR" w:date="2026-10-29T21:14:30Z">
+      <w:ins w:id="1028" w:author="Assessor GDSXSR" w:date="2026-10-30T19:45:25Z">
         <w:r>
           <w:rPr>
             <w:rFonts w:ascii="Arial" w:eastAsia="Arial" w:hAnsi="Arial" w:cs="Arial"/>
@@ -1453,7 +1590,7 @@
             <w:sz w:val="28"/>
             <w:szCs w:val="28"/>
           </w:rPr>
-          <w:t xml:space="preserve">viola</w:t>
+          <w:t xml:space="preserve">dano</w:t>
         </w:r>
       </w:ins>
       <w:r>
@@ -1462,19 +1599,27 @@
           <w:sz w:val="28"/>
           <w:szCs w:val="28"/>
         </w:rPr>
-        <w:t xml:space="preserve"> a </w:t>
-      </w:r>
-      <w:del w:id="1019" w:author="Assessor GDSXSR" w:date="2026-10-29T21:14:30Z">
-        <w:r>
-          <w:rPr>
-            <w:rFonts w:ascii="Arial" w:eastAsia="Arial" w:hAnsi="Arial" w:cs="Arial"/>
-            <w:sz w:val="28"/>
-            <w:szCs w:val="28"/>
-          </w:rPr>
-          <w:delText xml:space="preserve">título</w:delText>
-        </w:r>
-      </w:del>
-      <w:ins w:id="1020" w:author="Assessor GDSXSR" w:date="2026-10-29T21:14:30Z">
+        <w:t xml:space="preserve"> </w:t>
+      </w:r>
+      <w:del w:id="1029" w:author="Assessor GDSXSR" w:date="2026-10-30T19:45:25Z">
+        <w:r>
+          <w:rPr>
+            <w:rFonts w:ascii="Arial" w:eastAsia="Arial" w:hAnsi="Arial" w:cs="Arial"/>
+            <w:sz w:val="28"/>
+            <w:szCs w:val="28"/>
+          </w:rPr>
+          <w:delText xml:space="preserve">a título de </w:delText>
+        </w:r>
+        <w:r>
+          <w:rPr>
+            <w:rFonts w:ascii="Arial" w:eastAsia="Arial" w:hAnsi="Arial" w:cs="Arial"/>
+            <w:sz w:val="28"/>
+            <w:szCs w:val="28"/>
+          </w:rPr>
+          <w:delText xml:space="preserve">danos morais</w:delText>
+        </w:r>
+      </w:del>
+      <w:ins w:id="1030" w:author="Assessor GDSXSR" w:date="2026-10-30T19:45:25Z">
         <w:r>
           <w:rPr>
             <w:rFonts w:ascii="Arial" w:eastAsia="Arial" w:hAnsi="Arial" w:cs="Arial"/>
@@ -1482,94 +1627,7 @@
             <w:sz w:val="28"/>
             <w:szCs w:val="28"/>
           </w:rPr>
-          <w:t xml:space="preserve">boa-fé</w:t>
-        </w:r>
-      </w:ins>
-      <w:r>
-        <w:rPr>
-          <w:rFonts w:ascii="Arial" w:eastAsia="Arial" w:hAnsi="Arial" w:cs="Arial"/>
-          <w:sz w:val="28"/>
-          <w:szCs w:val="28"/>
-        </w:rPr>
-        <w:t xml:space="preserve"> </w:t>
-      </w:r>
-      <w:del w:id="1021" w:author="Assessor GDSXSR" w:date="2026-10-29T21:14:30Z">
-        <w:r>
-          <w:rPr>
-            <w:rFonts w:ascii="Arial" w:eastAsia="Arial" w:hAnsi="Arial" w:cs="Arial"/>
-            <w:sz w:val="28"/>
-            <w:szCs w:val="28"/>
-          </w:rPr>
-          <w:delText xml:space="preserve">de</w:delText>
-        </w:r>
-      </w:del>
-      <w:ins w:id="1022" w:author="Assessor GDSXSR" w:date="2026-10-29T21:14:30Z">
-        <w:r>
-          <w:rPr>
-            <w:rFonts w:ascii="Arial" w:eastAsia="Arial" w:hAnsi="Arial" w:cs="Arial"/>
-            <w:color w:val="808080"/>
-            <w:sz w:val="28"/>
-            <w:szCs w:val="28"/>
-          </w:rPr>
-          <w:t xml:space="preserve">e</w:t>
-        </w:r>
-      </w:ins>
-      <w:r>
-        <w:rPr>
-          <w:rFonts w:ascii="Arial" w:eastAsia="Arial" w:hAnsi="Arial" w:cs="Arial"/>
-          <w:sz w:val="28"/>
-          <w:szCs w:val="28"/>
-        </w:rPr>
-        <w:t xml:space="preserve"> </w:t>
-      </w:r>
-      <w:del w:id="1023" w:author="Assessor GDSXSR" w:date="2026-10-29T21:14:30Z">
-        <w:r>
-          <w:rPr>
-            <w:rFonts w:ascii="Arial" w:eastAsia="Arial" w:hAnsi="Arial" w:cs="Arial"/>
-            <w:sz w:val="28"/>
-            <w:szCs w:val="28"/>
-          </w:rPr>
-          <w:delText xml:space="preserve">danos</w:delText>
-        </w:r>
-      </w:del>
-      <w:ins w:id="1024" w:author="Assessor GDSXSR" w:date="2026-10-29T21:14:30Z">
-        <w:r>
-          <w:rPr>
-            <w:rFonts w:ascii="Arial" w:eastAsia="Arial" w:hAnsi="Arial" w:cs="Arial"/>
-            <w:color w:val="808080"/>
-            <w:sz w:val="28"/>
-            <w:szCs w:val="28"/>
-          </w:rPr>
-          <w:t xml:space="preserve">o</w:t>
-        </w:r>
-      </w:ins>
-      <w:r>
-        <w:rPr>
-          <w:rFonts w:ascii="Arial" w:eastAsia="Arial" w:hAnsi="Arial" w:cs="Arial"/>
-          <w:sz w:val="28"/>
-          <w:szCs w:val="28"/>
-        </w:rPr>
-        <w:t xml:space="preserve"> </w:t>
-      </w:r>
-      <w:del w:id="1025" w:author="Assessor GDSXSR" w:date="2026-10-29T21:14:30Z">
-        <w:r>
-          <w:rPr>
-            <w:rFonts w:ascii="Arial" w:eastAsia="Arial" w:hAnsi="Arial" w:cs="Arial"/>
-            <w:sz w:val="28"/>
-            <w:szCs w:val="28"/>
-          </w:rPr>
-          <w:delText xml:space="preserve">morais</w:delText>
-        </w:r>
-      </w:del>
-      <w:ins w:id="1026" w:author="Assessor GDSXSR" w:date="2026-10-29T21:14:30Z">
-        <w:r>
-          <w:rPr>
-            <w:rFonts w:ascii="Arial" w:eastAsia="Arial" w:hAnsi="Arial" w:cs="Arial"/>
-            <w:color w:val="808080"/>
-            <w:sz w:val="28"/>
-            <w:szCs w:val="28"/>
-          </w:rPr>
-          <w:t xml:space="preserve">mínimo existencial e que o dano moral está configurado</w:t>
+          <w:t xml:space="preserve">moral</w:t>
         </w:r>
       </w:ins>
       <w:r>
@@ -1621,7 +1679,7 @@
           <w:szCs w:val="28"/>
         </w:rPr>
       </w:pPr>
-      <w:del w:id="1029" w:author="Assessor GDSXSR" w:date="2026-10-29T21:14:30Z">
+      <w:del w:id="1033" w:author="Assessor GDSXSR" w:date="2026-10-30T19:45:25Z">
         <w:r>
           <w:rPr>
             <w:rFonts w:ascii="Arial" w:eastAsia="Arial" w:hAnsi="Arial" w:cs="Arial"/>
@@ -1631,7 +1689,7 @@
           <w:delText xml:space="preserve">2</w:delText>
         </w:r>
       </w:del>
-      <w:ins w:id="1030" w:author="Assessor GDSXSR" w:date="2026-10-29T21:14:30Z">
+      <w:ins w:id="1034" w:author="Assessor GDSXSR" w:date="2026-10-30T19:45:25Z">
         <w:r>
           <w:rPr>
             <w:rFonts w:ascii="Arial" w:eastAsia="Arial" w:hAnsi="Arial" w:cs="Arial"/>
@@ -1688,43 +1746,71 @@
           <w:sz w:val="28"/>
           <w:szCs w:val="28"/>
         </w:rPr>
-        <w:t xml:space="preserve"> verificar</w:t>
-      </w:r>
-      <w:r>
-        <w:rPr>
-          <w:rFonts w:ascii="Arial" w:eastAsia="Arial" w:hAnsi="Arial" w:cs="Arial"/>
-          <w:sz w:val="28"/>
-          <w:szCs w:val="28"/>
-        </w:rPr>
         <w:t xml:space="preserve"> </w:t>
       </w:r>
-      <w:r>
-        <w:rPr>
-          <w:rFonts w:ascii="Arial" w:eastAsia="Arial" w:hAnsi="Arial" w:cs="Arial"/>
-          <w:sz w:val="28"/>
-          <w:szCs w:val="28"/>
-        </w:rPr>
-        <w:t xml:space="preserve">a licitude dos descontos promovidos pela instituição financeira em conta de recebimento de salário, à luz do Tema 1.085 do STJ; e (ii) </w:t>
-      </w:r>
-      <w:r>
-        <w:rPr>
-          <w:rFonts w:ascii="Arial" w:eastAsia="Arial" w:hAnsi="Arial" w:cs="Arial"/>
-          <w:sz w:val="28"/>
-          <w:szCs w:val="28"/>
-        </w:rPr>
-        <w:t xml:space="preserve">definir se </w:t>
-      </w:r>
-      <w:del w:id="1031" w:author="Assessor GDSXSR" w:date="2026-10-29T21:14:30Z">
-        <w:r>
-          <w:rPr>
-            <w:rFonts w:ascii="Arial" w:eastAsia="Arial" w:hAnsi="Arial" w:cs="Arial"/>
-            <w:sz w:val="28"/>
-            <w:szCs w:val="28"/>
-          </w:rPr>
-          <w:delText xml:space="preserve">restou</w:delText>
-        </w:r>
-      </w:del>
-      <w:ins w:id="1032" w:author="Assessor GDSXSR" w:date="2026-10-29T21:14:30Z">
+      <w:del w:id="1035" w:author="Assessor GDSXSR" w:date="2026-10-30T19:45:25Z">
+        <w:r>
+          <w:rPr>
+            <w:rFonts w:ascii="Arial" w:eastAsia="Arial" w:hAnsi="Arial" w:cs="Arial"/>
+            <w:sz w:val="28"/>
+            <w:szCs w:val="28"/>
+          </w:rPr>
+          <w:delText xml:space="preserve">verificar</w:delText>
+        </w:r>
+        <w:r>
+          <w:rPr>
+            <w:rFonts w:ascii="Arial" w:eastAsia="Arial" w:hAnsi="Arial" w:cs="Arial"/>
+            <w:sz w:val="28"/>
+            <w:szCs w:val="28"/>
+          </w:rPr>
+          <w:delText xml:space="preserve"> </w:delText>
+        </w:r>
+        <w:r>
+          <w:rPr>
+            <w:rFonts w:ascii="Arial" w:eastAsia="Arial" w:hAnsi="Arial" w:cs="Arial"/>
+            <w:sz w:val="28"/>
+            <w:szCs w:val="28"/>
+          </w:rPr>
+          <w:delText xml:space="preserve">a </w:delText>
+        </w:r>
+      </w:del>
+      <w:r>
+        <w:rPr>
+          <w:rFonts w:ascii="Arial" w:eastAsia="Arial" w:hAnsi="Arial" w:cs="Arial"/>
+          <w:sz w:val="28"/>
+          <w:szCs w:val="28"/>
+        </w:rPr>
+        <w:t xml:space="preserve">licitude dos descontos</w:t>
+      </w:r>
+      <w:del w:id="1036" w:author="Assessor GDSXSR" w:date="2026-10-30T19:45:25Z">
+        <w:r>
+          <w:rPr>
+            <w:rFonts w:ascii="Arial" w:eastAsia="Arial" w:hAnsi="Arial" w:cs="Arial"/>
+            <w:sz w:val="28"/>
+            <w:szCs w:val="28"/>
+          </w:rPr>
+          <w:delText xml:space="preserve"> promovidos pela instituição financeira</w:delText>
+        </w:r>
+      </w:del>
+      <w:r>
+        <w:rPr>
+          <w:rFonts w:ascii="Arial" w:eastAsia="Arial" w:hAnsi="Arial" w:cs="Arial"/>
+          <w:sz w:val="28"/>
+          <w:szCs w:val="28"/>
+        </w:rPr>
+        <w:t xml:space="preserve"> em conta de recebimento de salário, à luz do Tema 1.085 do STJ; e (ii) </w:t>
+      </w:r>
+      <w:del w:id="1037" w:author="Assessor GDSXSR" w:date="2026-10-30T19:45:25Z">
+        <w:r>
+          <w:rPr>
+            <w:rFonts w:ascii="Arial" w:eastAsia="Arial" w:hAnsi="Arial" w:cs="Arial"/>
+            <w:sz w:val="28"/>
+            <w:szCs w:val="28"/>
+          </w:rPr>
+          <w:delText xml:space="preserve">definir</w:delText>
+        </w:r>
+      </w:del>
+      <w:ins w:id="1038" w:author="Assessor GDSXSR" w:date="2026-10-30T19:45:25Z">
         <w:r>
           <w:rPr>
             <w:rFonts w:ascii="Arial" w:eastAsia="Arial" w:hAnsi="Arial" w:cs="Arial"/>
@@ -1732,7 +1818,7 @@
             <w:sz w:val="28"/>
             <w:szCs w:val="28"/>
           </w:rPr>
-          <w:t xml:space="preserve">está</w:t>
+          <w:t xml:space="preserve">configuração</w:t>
         </w:r>
       </w:ins>
       <w:r>
@@ -1741,17 +1827,56 @@
           <w:sz w:val="28"/>
           <w:szCs w:val="28"/>
         </w:rPr>
-        <w:t xml:space="preserve"> configurado</w:t>
-      </w:r>
-      <w:r>
-        <w:rPr>
-          <w:rFonts w:ascii="Arial" w:eastAsia="Arial" w:hAnsi="Arial" w:cs="Arial"/>
-          <w:sz w:val="28"/>
-          <w:szCs w:val="28"/>
-        </w:rPr>
-        <w:t xml:space="preserve"> dano moral em razão do comprometimento da renda da autora.</w:t>
-      </w:r>
-      <w:del w:id="1033" w:author="Assessor GDSXSR" w:date="2026-10-29T21:14:30Z">
+        <w:t xml:space="preserve"> </w:t>
+      </w:r>
+      <w:del w:id="1039" w:author="Assessor GDSXSR" w:date="2026-10-30T19:45:25Z">
+        <w:r>
+          <w:rPr>
+            <w:rFonts w:ascii="Arial" w:eastAsia="Arial" w:hAnsi="Arial" w:cs="Arial"/>
+            <w:sz w:val="28"/>
+            <w:szCs w:val="28"/>
+          </w:rPr>
+          <w:delText xml:space="preserve">se restou configurado</w:delText>
+        </w:r>
+      </w:del>
+      <w:ins w:id="1040" w:author="Assessor GDSXSR" w:date="2026-10-30T19:45:25Z">
+        <w:r>
+          <w:rPr>
+            <w:rFonts w:ascii="Arial" w:eastAsia="Arial" w:hAnsi="Arial" w:cs="Arial"/>
+            <w:color w:val="808080"/>
+            <w:sz w:val="28"/>
+            <w:szCs w:val="28"/>
+          </w:rPr>
+          <w:t xml:space="preserve">de</w:t>
+        </w:r>
+      </w:ins>
+      <w:r>
+        <w:rPr>
+          <w:rFonts w:ascii="Arial" w:eastAsia="Arial" w:hAnsi="Arial" w:cs="Arial"/>
+          <w:sz w:val="28"/>
+          <w:szCs w:val="28"/>
+        </w:rPr>
+        <w:t xml:space="preserve"> dano moral</w:t>
+      </w:r>
+      <w:del w:id="1041" w:author="Assessor GDSXSR" w:date="2026-10-30T19:45:25Z">
+        <w:r>
+          <w:rPr>
+            <w:rFonts w:ascii="Arial" w:eastAsia="Arial" w:hAnsi="Arial" w:cs="Arial"/>
+            <w:sz w:val="28"/>
+            <w:szCs w:val="28"/>
+          </w:rPr>
+          <w:delText xml:space="preserve"> em razão do comprometimento da renda da autora</w:delText>
+        </w:r>
+      </w:del>
+      <w:r>
+        <w:rPr>
+          <w:rFonts w:ascii="Arial" w:eastAsia="Arial" w:hAnsi="Arial" w:cs="Arial"/>
+          <w:sz w:val="28"/>
+          <w:szCs w:val="28"/>
+        </w:rPr>
+        <w:t xml:space="preserve">.</w:t>
+      </w:r>
+      <w:del w:id="1042" w:author="Assessor GDSXSR" w:date="2026-10-30T19:45:25Z">
         <w:r>
           <w:rPr>
             <w:rFonts w:ascii="Arial" w:eastAsia="Arial" w:hAnsi="Arial" w:cs="Arial"/>
@@ -1761,7 +1886,7 @@
           <w:delText xml:space="preserve"> </w:delText>
         </w:r>
       </w:del>
-      <w:ins w:id="1034" w:author="Assessor GDSXSR" w:date="2026-10-29T21:14:30Z">
+      <w:ins w:id="1043" w:author="Assessor GDSXSR" w:date="2026-10-30T19:45:25Z">
         <w:r>
           <w:rPr>
             <w:rFonts w:ascii="Arial" w:eastAsia="Arial" w:hAnsi="Arial" w:cs="Arial"/>
@@ -1808,7 +1933,7 @@
         </w:rPr>
       </w:pPr>
       <w:commentRangeStart w:id="4"/>
-      <w:del w:id="1035" w:author="Assessor GDSXSR" w:date="2026-10-29T21:14:30Z">
+      <w:del w:id="1044" w:author="Assessor GDSXSR" w:date="2026-10-30T19:45:25Z">
         <w:r>
           <w:rPr>
             <w:rFonts w:ascii="Arial" w:eastAsia="Arial" w:hAnsi="Arial" w:cs="Arial"/>
@@ -1818,7 +1943,7 @@
           <w:delText xml:space="preserve">3</w:delText>
         </w:r>
       </w:del>
-      <w:ins w:id="1036" w:author="Assessor GDSXSR" w:date="2026-10-29T21:14:30Z">
+      <w:ins w:id="1045" w:author="Assessor GDSXSR" w:date="2026-10-30T19:45:25Z">
         <w:r>
           <w:rPr>
             <w:rFonts w:ascii="Arial" w:eastAsia="Arial" w:hAnsi="Arial" w:cs="Arial"/>
@@ -1853,7 +1978,7 @@
         </w:rPr>
         <w:t xml:space="preserve">São lícitos os descontos </w:t>
       </w:r>
-      <w:del w:id="1037" w:author="Assessor GDSXSR" w:date="2026-10-29T21:14:30Z">
+      <w:del w:id="1046" w:author="Assessor GDSXSR" w:date="2026-10-30T19:45:25Z">
         <w:r>
           <w:rPr>
             <w:rFonts w:ascii="Arial" w:eastAsia="Arial" w:hAnsi="Arial" w:cs="Arial"/>
@@ -1863,7 +1988,7 @@
           <w:delText xml:space="preserve">realizados</w:delText>
         </w:r>
       </w:del>
-      <w:ins w:id="1038" w:author="Assessor GDSXSR" w:date="2026-10-29T21:14:30Z">
+      <w:ins w:id="1047" w:author="Assessor GDSXSR" w:date="2026-10-30T19:45:25Z">
         <w:r>
           <w:rPr>
             <w:rFonts w:ascii="Arial" w:eastAsia="Arial" w:hAnsi="Arial" w:cs="Arial"/>
@@ -1871,7 +1996,7 @@
             <w:sz w:val="28"/>
             <w:szCs w:val="28"/>
           </w:rPr>
-          <w:t xml:space="preserve">de parcelas de empréstimos bancários comuns</w:t>
+          <w:t xml:space="preserve">de parcelas de empréstimos</w:t>
         </w:r>
       </w:ins>
       <w:r>
@@ -1882,7 +2007,7 @@
         </w:rPr>
         <w:t xml:space="preserve"> em conta utilizada para recebimento de salário</w:t>
       </w:r>
-      <w:ins w:id="1039" w:author="Assessor GDSXSR" w:date="2026-10-29T21:14:30Z">
+      <w:ins w:id="1048" w:author="Assessor GDSXSR" w:date="2026-10-30T19:45:25Z">
         <w:r>
           <w:rPr>
             <w:rFonts w:ascii="Arial" w:eastAsia="Arial" w:hAnsi="Arial" w:cs="Arial"/>
@@ -1901,7 +2026,7 @@
         </w:rPr>
         <w:t xml:space="preserve"> </w:t>
       </w:r>
-      <w:del w:id="1040" w:author="Assessor GDSXSR" w:date="2026-10-29T21:14:30Z">
+      <w:del w:id="1049" w:author="Assessor GDSXSR" w:date="2026-10-30T19:45:25Z">
         <w:r>
           <w:rPr>
             <w:rFonts w:ascii="Arial" w:eastAsia="Arial" w:hAnsi="Arial" w:cs="Arial"/>
@@ -1911,7 +2036,7 @@
           <w:delText xml:space="preserve">quando</w:delText>
         </w:r>
       </w:del>
-      <w:ins w:id="1041" w:author="Assessor GDSXSR" w:date="2026-10-29T21:14:30Z">
+      <w:ins w:id="1050" w:author="Assessor GDSXSR" w:date="2026-10-30T19:45:25Z">
         <w:r>
           <w:rPr>
             <w:rFonts w:ascii="Arial" w:eastAsia="Arial" w:hAnsi="Arial" w:cs="Arial"/>
@@ -1930,7 +2055,7 @@
         </w:rPr>
         <w:t xml:space="preserve"> </w:t>
       </w:r>
-      <w:del w:id="1042" w:author="Assessor GDSXSR" w:date="2026-10-29T21:14:30Z">
+      <w:del w:id="1051" w:author="Assessor GDSXSR" w:date="2026-10-30T19:45:25Z">
         <w:r>
           <w:rPr>
             <w:rFonts w:ascii="Arial" w:eastAsia="Arial" w:hAnsi="Arial" w:cs="Arial"/>
@@ -1940,7 +2065,7 @@
           <w:delText xml:space="preserve">houver</w:delText>
         </w:r>
       </w:del>
-      <w:ins w:id="1043" w:author="Assessor GDSXSR" w:date="2026-10-29T21:14:30Z">
+      <w:ins w:id="1052" w:author="Assessor GDSXSR" w:date="2026-10-30T19:45:25Z">
         <w:r>
           <w:rPr>
             <w:rFonts w:ascii="Arial" w:eastAsia="Arial" w:hAnsi="Arial" w:cs="Arial"/>
@@ -1959,7 +2084,7 @@
         </w:rPr>
         <w:t xml:space="preserve"> </w:t>
       </w:r>
-      <w:del w:id="1044" w:author="Assessor GDSXSR" w:date="2026-10-29T21:14:30Z">
+      <w:del w:id="1053" w:author="Assessor GDSXSR" w:date="2026-10-30T19:45:25Z">
         <w:r>
           <w:rPr>
             <w:rFonts w:ascii="Arial" w:eastAsia="Arial" w:hAnsi="Arial" w:cs="Arial"/>
@@ -1969,7 +2094,7 @@
           <w:delText xml:space="preserve">prévia</w:delText>
         </w:r>
       </w:del>
-      <w:ins w:id="1045" w:author="Assessor GDSXSR" w:date="2026-10-29T21:14:30Z">
+      <w:ins w:id="1054" w:author="Assessor GDSXSR" w:date="2026-10-30T19:45:25Z">
         <w:r>
           <w:rPr>
             <w:rFonts w:ascii="Arial" w:eastAsia="Arial" w:hAnsi="Arial" w:cs="Arial"/>
@@ -1977,7 +2102,7 @@
             <w:sz w:val="28"/>
             <w:szCs w:val="28"/>
           </w:rPr>
-          <w:t xml:space="preserve">previamente autorizados pelo mutuário e enquanto a</w:t>
+          <w:t xml:space="preserve">previamente autorizados e enquanto a</w:t>
         </w:r>
       </w:ins>
       <w:r>
@@ -1988,7 +2113,7 @@
         </w:rPr>
         <w:t xml:space="preserve"> autorização </w:t>
       </w:r>
-      <w:del w:id="1046" w:author="Assessor GDSXSR" w:date="2026-10-29T21:14:30Z">
+      <w:del w:id="1055" w:author="Assessor GDSXSR" w:date="2026-10-30T19:45:25Z">
         <w:r>
           <w:rPr>
             <w:rFonts w:ascii="Arial" w:eastAsia="Arial" w:hAnsi="Arial" w:cs="Arial"/>
@@ -1998,7 +2123,7 @@
           <w:delText xml:space="preserve">do</w:delText>
         </w:r>
       </w:del>
-      <w:ins w:id="1047" w:author="Assessor GDSXSR" w:date="2026-10-29T21:14:30Z">
+      <w:ins w:id="1056" w:author="Assessor GDSXSR" w:date="2026-10-30T19:45:25Z">
         <w:r>
           <w:rPr>
             <w:rFonts w:ascii="Arial" w:eastAsia="Arial" w:hAnsi="Arial" w:cs="Arial"/>
@@ -2017,7 +2142,7 @@
         </w:rPr>
         <w:t xml:space="preserve"> </w:t>
       </w:r>
-      <w:del w:id="1048" w:author="Assessor GDSXSR" w:date="2026-10-29T21:14:30Z">
+      <w:del w:id="1057" w:author="Assessor GDSXSR" w:date="2026-10-30T19:45:25Z">
         <w:r>
           <w:rPr>
             <w:rFonts w:ascii="Arial" w:eastAsia="Arial" w:hAnsi="Arial" w:cs="Arial"/>
@@ -2027,7 +2152,7 @@
           <w:delText xml:space="preserve">correntista, nos termos da tese firmada pelo Superior Tribunal de Justiça no </w:delText>
         </w:r>
       </w:del>
-      <w:ins w:id="1049" w:author="Assessor GDSXSR" w:date="2026-10-29T21:14:30Z">
+      <w:ins w:id="1058" w:author="Assessor GDSXSR" w:date="2026-10-30T19:45:25Z">
         <w:r>
           <w:rPr>
             <w:rFonts w:ascii="Arial" w:eastAsia="Arial" w:hAnsi="Arial" w:cs="Arial"/>
@@ -2046,7 +2171,7 @@
         </w:rPr>
         <w:t xml:space="preserve">Tema 1.085</w:t>
       </w:r>
-      <w:ins w:id="1050" w:author="Assessor GDSXSR" w:date="2026-10-29T21:14:30Z">
+      <w:ins w:id="1059" w:author="Assessor GDSXSR" w:date="2026-10-30T19:45:25Z">
         <w:r>
           <w:rPr>
             <w:rFonts w:ascii="Arial" w:eastAsia="Arial" w:hAnsi="Arial" w:cs="Arial"/>
@@ -2084,7 +2209,7 @@
         </w:rPr>
       </w:pPr>
       <w:commentRangeStart w:id="5"/>
-      <w:del w:id="1051" w:author="Assessor GDSXSR" w:date="2026-10-29T21:14:30Z">
+      <w:del w:id="1060" w:author="Assessor GDSXSR" w:date="2026-10-30T19:45:25Z">
         <w:r>
           <w:rPr>
             <w:rFonts w:ascii="Arial" w:eastAsia="Arial" w:hAnsi="Arial" w:cs="Arial"/>
@@ -2094,7 +2219,7 @@
           <w:delText xml:space="preserve">4</w:delText>
         </w:r>
       </w:del>
-      <w:ins w:id="1052" w:author="Assessor GDSXSR" w:date="2026-10-29T21:14:30Z">
+      <w:ins w:id="1061" w:author="Assessor GDSXSR" w:date="2026-10-30T19:45:25Z">
         <w:r>
           <w:rPr>
             <w:rFonts w:ascii="Arial" w:eastAsia="Arial" w:hAnsi="Arial" w:cs="Arial"/>
@@ -2119,9 +2244,19 @@
           <w:sz w:val="28"/>
           <w:szCs w:val="28"/>
         </w:rPr>
-        <w:t xml:space="preserve"> Comprovado que os lançamentos impugnados</w:t>
-      </w:r>
-      <w:ins w:id="1053" w:author="Assessor GDSXSR" w:date="2026-10-29T21:14:30Z">
+        <w:t xml:space="preserve"> </w:t>
+      </w:r>
+      <w:del w:id="1062" w:author="Assessor GDSXSR" w:date="2026-10-30T19:45:25Z">
+        <w:r>
+          <w:rPr>
+            <w:rFonts w:ascii="Arial" w:eastAsia="Arial" w:hAnsi="Arial" w:cs="Arial"/>
+            <w:sz w:val="28"/>
+            <w:szCs w:val="28"/>
+          </w:rPr>
+          <w:delText xml:space="preserve">Comprovado que os</w:delText>
+        </w:r>
+      </w:del>
+      <w:ins w:id="1063" w:author="Assessor GDSXSR" w:date="2026-10-30T19:45:25Z">
         <w:r>
           <w:rPr>
             <w:rFonts w:ascii="Arial" w:eastAsia="Arial" w:hAnsi="Arial" w:cs="Arial"/>
@@ -2129,7 +2264,7 @@
             <w:sz w:val="28"/>
             <w:szCs w:val="28"/>
           </w:rPr>
-          <w:t xml:space="preserve">, de novembro de 2025 a abril de 2026,</w:t>
+          <w:t xml:space="preserve">Os</w:t>
         </w:r>
       </w:ins>
       <w:r>
@@ -2138,37 +2273,19 @@
           <w:sz w:val="28"/>
           <w:szCs w:val="28"/>
         </w:rPr>
-        <w:t xml:space="preserve"> decorreram de obrigações</w:t>
-      </w:r>
-      <w:del w:id="1054" w:author="Assessor GDSXSR" w:date="2026-10-29T21:14:30Z">
-        <w:r>
-          <w:rPr>
-            <w:rFonts w:ascii="Arial" w:eastAsia="Arial" w:hAnsi="Arial" w:cs="Arial"/>
-            <w:sz w:val="28"/>
-            <w:szCs w:val="28"/>
-          </w:rPr>
-          <w:delText xml:space="preserve"> livremente</w:delText>
-        </w:r>
-      </w:del>
-      <w:r>
-        <w:rPr>
-          <w:rFonts w:ascii="Arial" w:eastAsia="Arial" w:hAnsi="Arial" w:cs="Arial"/>
-          <w:sz w:val="28"/>
-          <w:szCs w:val="28"/>
-        </w:rPr>
-        <w:t xml:space="preserve"> assumidas pela consumidora e de autorizações contratuais </w:t>
-      </w:r>
-      <w:del w:id="1055" w:author="Assessor GDSXSR" w:date="2026-10-29T21:14:30Z">
-        <w:r>
-          <w:rPr>
-            <w:rFonts w:ascii="Arial" w:eastAsia="Arial" w:hAnsi="Arial" w:cs="Arial"/>
-            <w:sz w:val="28"/>
-            <w:szCs w:val="28"/>
-          </w:rPr>
-          <w:delText xml:space="preserve">regularmente</w:delText>
-        </w:r>
-      </w:del>
-      <w:ins w:id="1056" w:author="Assessor GDSXSR" w:date="2026-10-29T21:14:30Z">
+        <w:t xml:space="preserve"> lançamentos </w:t>
+      </w:r>
+      <w:del w:id="1064" w:author="Assessor GDSXSR" w:date="2026-10-30T19:45:25Z">
+        <w:r>
+          <w:rPr>
+            <w:rFonts w:ascii="Arial" w:eastAsia="Arial" w:hAnsi="Arial" w:cs="Arial"/>
+            <w:sz w:val="28"/>
+            <w:szCs w:val="28"/>
+          </w:rPr>
+          <w:delText xml:space="preserve">impugnados</w:delText>
+        </w:r>
+      </w:del>
+      <w:ins w:id="1065" w:author="Assessor GDSXSR" w:date="2026-10-30T19:45:25Z">
         <w:r>
           <w:rPr>
             <w:rFonts w:ascii="Arial" w:eastAsia="Arial" w:hAnsi="Arial" w:cs="Arial"/>
@@ -2176,7 +2293,7 @@
             <w:sz w:val="28"/>
             <w:szCs w:val="28"/>
           </w:rPr>
-          <w:t xml:space="preserve">vigentes,</w:t>
+          <w:t xml:space="preserve">de novembro de 2025 a abril de 2026</w:t>
         </w:r>
       </w:ins>
       <w:r>
@@ -2185,19 +2302,48 @@
           <w:sz w:val="28"/>
           <w:szCs w:val="28"/>
         </w:rPr>
+        <w:t xml:space="preserve"> decorreram de </w:t>
+      </w:r>
+      <w:del w:id="1066" w:author="Assessor GDSXSR" w:date="2026-10-30T19:45:25Z">
+        <w:r>
+          <w:rPr>
+            <w:rFonts w:ascii="Arial" w:eastAsia="Arial" w:hAnsi="Arial" w:cs="Arial"/>
+            <w:sz w:val="28"/>
+            <w:szCs w:val="28"/>
+          </w:rPr>
+          <w:delText xml:space="preserve">obrigações</w:delText>
+        </w:r>
+      </w:del>
+      <w:ins w:id="1067" w:author="Assessor GDSXSR" w:date="2026-10-30T19:45:25Z">
+        <w:r>
+          <w:rPr>
+            <w:rFonts w:ascii="Arial" w:eastAsia="Arial" w:hAnsi="Arial" w:cs="Arial"/>
+            <w:color w:val="808080"/>
+            <w:sz w:val="28"/>
+            <w:szCs w:val="28"/>
+          </w:rPr>
+          <w:t xml:space="preserve">autorização</w:t>
+        </w:r>
+      </w:ins>
+      <w:r>
+        <w:rPr>
+          <w:rFonts w:ascii="Arial" w:eastAsia="Arial" w:hAnsi="Arial" w:cs="Arial"/>
+          <w:sz w:val="28"/>
+          <w:szCs w:val="28"/>
+        </w:rPr>
         <w:t xml:space="preserve"> </w:t>
       </w:r>
-      <w:del w:id="1057" w:author="Assessor GDSXSR" w:date="2026-10-29T21:14:30Z">
-        <w:r>
-          <w:rPr>
-            <w:rFonts w:ascii="Arial" w:eastAsia="Arial" w:hAnsi="Arial" w:cs="Arial"/>
-            <w:sz w:val="28"/>
-            <w:szCs w:val="28"/>
-          </w:rPr>
-          <w:delText xml:space="preserve">pactuadas</w:delText>
-        </w:r>
-      </w:del>
-      <w:ins w:id="1058" w:author="Assessor GDSXSR" w:date="2026-10-29T21:14:30Z">
+      <w:del w:id="1068" w:author="Assessor GDSXSR" w:date="2026-10-30T19:45:25Z">
+        <w:r>
+          <w:rPr>
+            <w:rFonts w:ascii="Arial" w:eastAsia="Arial" w:hAnsi="Arial" w:cs="Arial"/>
+            <w:sz w:val="28"/>
+            <w:szCs w:val="28"/>
+          </w:rPr>
+          <w:delText xml:space="preserve">livremente</w:delText>
+        </w:r>
+      </w:del>
+      <w:ins w:id="1069" w:author="Assessor GDSXSR" w:date="2026-10-30T19:45:25Z">
         <w:r>
           <w:rPr>
             <w:rFonts w:ascii="Arial" w:eastAsia="Arial" w:hAnsi="Arial" w:cs="Arial"/>
@@ -2205,7 +2351,7 @@
             <w:sz w:val="28"/>
             <w:szCs w:val="28"/>
           </w:rPr>
-          <w:t xml:space="preserve">pois o cancelamento só foi pedido em 16/04/2026</w:t>
+          <w:t xml:space="preserve">contratual</w:t>
         </w:r>
       </w:ins>
       <w:r>
@@ -2214,7 +2360,268 @@
           <w:sz w:val="28"/>
           <w:szCs w:val="28"/>
         </w:rPr>
-        <w:t xml:space="preserve">, não se verifica conduta ilícita da instituição financeira.</w:t>
+        <w:t xml:space="preserve"> </w:t>
+      </w:r>
+      <w:del w:id="1070" w:author="Assessor GDSXSR" w:date="2026-10-30T19:45:25Z">
+        <w:r>
+          <w:rPr>
+            <w:rFonts w:ascii="Arial" w:eastAsia="Arial" w:hAnsi="Arial" w:cs="Arial"/>
+            <w:sz w:val="28"/>
+            <w:szCs w:val="28"/>
+          </w:rPr>
+          <w:delText xml:space="preserve">assumidas pela consumidora e de autorizações contratuais regularmente pactuadas</w:delText>
+        </w:r>
+      </w:del>
+      <w:ins w:id="1071" w:author="Assessor GDSXSR" w:date="2026-10-30T19:45:25Z">
+        <w:r>
+          <w:rPr>
+            <w:rFonts w:ascii="Arial" w:eastAsia="Arial" w:hAnsi="Arial" w:cs="Arial"/>
+            <w:color w:val="808080"/>
+            <w:sz w:val="28"/>
+            <w:szCs w:val="28"/>
+          </w:rPr>
+          <w:t xml:space="preserve">vigente</w:t>
+        </w:r>
+      </w:ins>
+      <w:r>
+        <w:rPr>
+          <w:rFonts w:ascii="Arial" w:eastAsia="Arial" w:hAnsi="Arial" w:cs="Arial"/>
+          <w:sz w:val="28"/>
+          <w:szCs w:val="28"/>
+        </w:rPr>
+        <w:t xml:space="preserve">, </w:t>
+      </w:r>
+      <w:del w:id="1072" w:author="Assessor GDSXSR" w:date="2026-10-30T19:45:25Z">
+        <w:r>
+          <w:rPr>
+            <w:rFonts w:ascii="Arial" w:eastAsia="Arial" w:hAnsi="Arial" w:cs="Arial"/>
+            <w:sz w:val="28"/>
+            <w:szCs w:val="28"/>
+          </w:rPr>
+          <w:delText xml:space="preserve">não</w:delText>
+        </w:r>
+      </w:del>
+      <w:ins w:id="1073" w:author="Assessor GDSXSR" w:date="2026-10-30T19:45:25Z">
+        <w:r>
+          <w:rPr>
+            <w:rFonts w:ascii="Arial" w:eastAsia="Arial" w:hAnsi="Arial" w:cs="Arial"/>
+            <w:color w:val="808080"/>
+            <w:sz w:val="28"/>
+            <w:szCs w:val="28"/>
+          </w:rPr>
+          <w:t xml:space="preserve">pois</w:t>
+        </w:r>
+      </w:ins>
+      <w:r>
+        <w:rPr>
+          <w:rFonts w:ascii="Arial" w:eastAsia="Arial" w:hAnsi="Arial" w:cs="Arial"/>
+          <w:sz w:val="28"/>
+          <w:szCs w:val="28"/>
+        </w:rPr>
+        <w:t xml:space="preserve"> </w:t>
+      </w:r>
+      <w:del w:id="1074" w:author="Assessor GDSXSR" w:date="2026-10-30T19:45:25Z">
+        <w:r>
+          <w:rPr>
+            <w:rFonts w:ascii="Arial" w:eastAsia="Arial" w:hAnsi="Arial" w:cs="Arial"/>
+            <w:sz w:val="28"/>
+            <w:szCs w:val="28"/>
+          </w:rPr>
+          <w:delText xml:space="preserve">se</w:delText>
+        </w:r>
+      </w:del>
+      <w:ins w:id="1075" w:author="Assessor GDSXSR" w:date="2026-10-30T19:45:25Z">
+        <w:r>
+          <w:rPr>
+            <w:rFonts w:ascii="Arial" w:eastAsia="Arial" w:hAnsi="Arial" w:cs="Arial"/>
+            <w:color w:val="808080"/>
+            <w:sz w:val="28"/>
+            <w:szCs w:val="28"/>
+          </w:rPr>
+          <w:t xml:space="preserve">o</w:t>
+        </w:r>
+      </w:ins>
+      <w:r>
+        <w:rPr>
+          <w:rFonts w:ascii="Arial" w:eastAsia="Arial" w:hAnsi="Arial" w:cs="Arial"/>
+          <w:sz w:val="28"/>
+          <w:szCs w:val="28"/>
+        </w:rPr>
+        <w:t xml:space="preserve"> </w:t>
+      </w:r>
+      <w:del w:id="1076" w:author="Assessor GDSXSR" w:date="2026-10-30T19:45:25Z">
+        <w:r>
+          <w:rPr>
+            <w:rFonts w:ascii="Arial" w:eastAsia="Arial" w:hAnsi="Arial" w:cs="Arial"/>
+            <w:sz w:val="28"/>
+            <w:szCs w:val="28"/>
+          </w:rPr>
+          <w:delText xml:space="preserve">verifica</w:delText>
+        </w:r>
+      </w:del>
+      <w:ins w:id="1077" w:author="Assessor GDSXSR" w:date="2026-10-30T19:45:25Z">
+        <w:r>
+          <w:rPr>
+            <w:rFonts w:ascii="Arial" w:eastAsia="Arial" w:hAnsi="Arial" w:cs="Arial"/>
+            <w:color w:val="808080"/>
+            <w:sz w:val="28"/>
+            <w:szCs w:val="28"/>
+          </w:rPr>
+          <w:t xml:space="preserve">cancelamento</w:t>
+        </w:r>
+      </w:ins>
+      <w:r>
+        <w:rPr>
+          <w:rFonts w:ascii="Arial" w:eastAsia="Arial" w:hAnsi="Arial" w:cs="Arial"/>
+          <w:sz w:val="28"/>
+          <w:szCs w:val="28"/>
+        </w:rPr>
+        <w:t xml:space="preserve"> </w:t>
+      </w:r>
+      <w:del w:id="1078" w:author="Assessor GDSXSR" w:date="2026-10-30T19:45:25Z">
+        <w:r>
+          <w:rPr>
+            <w:rFonts w:ascii="Arial" w:eastAsia="Arial" w:hAnsi="Arial" w:cs="Arial"/>
+            <w:sz w:val="28"/>
+            <w:szCs w:val="28"/>
+          </w:rPr>
+          <w:delText xml:space="preserve">conduta</w:delText>
+        </w:r>
+      </w:del>
+      <w:ins w:id="1079" w:author="Assessor GDSXSR" w:date="2026-10-30T19:45:25Z">
+        <w:r>
+          <w:rPr>
+            <w:rFonts w:ascii="Arial" w:eastAsia="Arial" w:hAnsi="Arial" w:cs="Arial"/>
+            <w:color w:val="808080"/>
+            <w:sz w:val="28"/>
+            <w:szCs w:val="28"/>
+          </w:rPr>
+          <w:t xml:space="preserve">só</w:t>
+        </w:r>
+      </w:ins>
+      <w:r>
+        <w:rPr>
+          <w:rFonts w:ascii="Arial" w:eastAsia="Arial" w:hAnsi="Arial" w:cs="Arial"/>
+          <w:sz w:val="28"/>
+          <w:szCs w:val="28"/>
+        </w:rPr>
+        <w:t xml:space="preserve"> </w:t>
+      </w:r>
+      <w:del w:id="1080" w:author="Assessor GDSXSR" w:date="2026-10-30T19:45:25Z">
+        <w:r>
+          <w:rPr>
+            <w:rFonts w:ascii="Arial" w:eastAsia="Arial" w:hAnsi="Arial" w:cs="Arial"/>
+            <w:sz w:val="28"/>
+            <w:szCs w:val="28"/>
+          </w:rPr>
+          <w:delText xml:space="preserve">ilícita</w:delText>
+        </w:r>
+      </w:del>
+      <w:ins w:id="1081" w:author="Assessor GDSXSR" w:date="2026-10-30T19:45:25Z">
+        <w:r>
+          <w:rPr>
+            <w:rFonts w:ascii="Arial" w:eastAsia="Arial" w:hAnsi="Arial" w:cs="Arial"/>
+            <w:color w:val="808080"/>
+            <w:sz w:val="28"/>
+            <w:szCs w:val="28"/>
+          </w:rPr>
+          <w:t xml:space="preserve">foi</w:t>
+        </w:r>
+      </w:ins>
+      <w:r>
+        <w:rPr>
+          <w:rFonts w:ascii="Arial" w:eastAsia="Arial" w:hAnsi="Arial" w:cs="Arial"/>
+          <w:sz w:val="28"/>
+          <w:szCs w:val="28"/>
+        </w:rPr>
+        <w:t xml:space="preserve"> </w:t>
+      </w:r>
+      <w:del w:id="1082" w:author="Assessor GDSXSR" w:date="2026-10-30T19:45:25Z">
+        <w:r>
+          <w:rPr>
+            <w:rFonts w:ascii="Arial" w:eastAsia="Arial" w:hAnsi="Arial" w:cs="Arial"/>
+            <w:sz w:val="28"/>
+            <w:szCs w:val="28"/>
+          </w:rPr>
+          <w:delText xml:space="preserve">da</w:delText>
+        </w:r>
+      </w:del>
+      <w:ins w:id="1083" w:author="Assessor GDSXSR" w:date="2026-10-30T19:45:25Z">
+        <w:r>
+          <w:rPr>
+            <w:rFonts w:ascii="Arial" w:eastAsia="Arial" w:hAnsi="Arial" w:cs="Arial"/>
+            <w:color w:val="808080"/>
+            <w:sz w:val="28"/>
+            <w:szCs w:val="28"/>
+          </w:rPr>
+          <w:t xml:space="preserve">pedido</w:t>
+        </w:r>
+      </w:ins>
+      <w:r>
+        <w:rPr>
+          <w:rFonts w:ascii="Arial" w:eastAsia="Arial" w:hAnsi="Arial" w:cs="Arial"/>
+          <w:sz w:val="28"/>
+          <w:szCs w:val="28"/>
+        </w:rPr>
+        <w:t xml:space="preserve"> </w:t>
+      </w:r>
+      <w:del w:id="1084" w:author="Assessor GDSXSR" w:date="2026-10-30T19:45:25Z">
+        <w:r>
+          <w:rPr>
+            <w:rFonts w:ascii="Arial" w:eastAsia="Arial" w:hAnsi="Arial" w:cs="Arial"/>
+            <w:sz w:val="28"/>
+            <w:szCs w:val="28"/>
+          </w:rPr>
+          <w:delText xml:space="preserve">instituição</w:delText>
+        </w:r>
+      </w:del>
+      <w:ins w:id="1085" w:author="Assessor GDSXSR" w:date="2026-10-30T19:45:25Z">
+        <w:r>
+          <w:rPr>
+            <w:rFonts w:ascii="Arial" w:eastAsia="Arial" w:hAnsi="Arial" w:cs="Arial"/>
+            <w:color w:val="808080"/>
+            <w:sz w:val="28"/>
+            <w:szCs w:val="28"/>
+          </w:rPr>
+          <w:t xml:space="preserve">em</w:t>
+        </w:r>
+      </w:ins>
+      <w:r>
+        <w:rPr>
+          <w:rFonts w:ascii="Arial" w:eastAsia="Arial" w:hAnsi="Arial" w:cs="Arial"/>
+          <w:sz w:val="28"/>
+          <w:szCs w:val="28"/>
+        </w:rPr>
+        <w:t xml:space="preserve"> </w:t>
+      </w:r>
+      <w:del w:id="1086" w:author="Assessor GDSXSR" w:date="2026-10-30T19:45:25Z">
+        <w:r>
+          <w:rPr>
+            <w:rFonts w:ascii="Arial" w:eastAsia="Arial" w:hAnsi="Arial" w:cs="Arial"/>
+            <w:sz w:val="28"/>
+            <w:szCs w:val="28"/>
+          </w:rPr>
+          <w:delText xml:space="preserve">financeira</w:delText>
+        </w:r>
+      </w:del>
+      <w:ins w:id="1087" w:author="Assessor GDSXSR" w:date="2026-10-30T19:45:25Z">
+        <w:r>
+          <w:rPr>
+            <w:rFonts w:ascii="Arial" w:eastAsia="Arial" w:hAnsi="Arial" w:cs="Arial"/>
+            <w:color w:val="808080"/>
+            <w:sz w:val="28"/>
+            <w:szCs w:val="28"/>
+          </w:rPr>
+          <w:t xml:space="preserve">16/04/2026, o que afasta ato ilícito</w:t>
+        </w:r>
+      </w:ins>
+      <w:r>
+        <w:rPr>
+          <w:rFonts w:ascii="Arial" w:eastAsia="Arial" w:hAnsi="Arial" w:cs="Arial"/>
+          <w:sz w:val="28"/>
+          <w:szCs w:val="28"/>
+        </w:rPr>
+        <w:t xml:space="preserve">.</w:t>
       </w:r>
       <w:commentRangeEnd w:id="5"/>
       <w:r>
@@ -2235,7 +2642,7 @@
         </w:rPr>
       </w:pPr>
       <w:commentRangeStart w:id="6"/>
-      <w:del w:id="1059" w:author="Assessor GDSXSR" w:date="2026-10-29T21:14:30Z">
+      <w:del w:id="1088" w:author="Assessor GDSXSR" w:date="2026-10-30T19:45:25Z">
         <w:r>
           <w:rPr>
             <w:rFonts w:ascii="Arial" w:eastAsia="Arial" w:hAnsi="Arial" w:cs="Arial"/>
@@ -2245,7 +2652,7 @@
           <w:delText xml:space="preserve">5</w:delText>
         </w:r>
       </w:del>
-      <w:ins w:id="1060" w:author="Assessor GDSXSR" w:date="2026-10-29T21:14:30Z">
+      <w:ins w:id="1089" w:author="Assessor GDSXSR" w:date="2026-10-30T19:45:25Z">
         <w:r>
           <w:rPr>
             <w:rFonts w:ascii="Arial" w:eastAsia="Arial" w:hAnsi="Arial" w:cs="Arial"/>
@@ -2264,43 +2671,17 @@
         </w:rPr>
         <w:t xml:space="preserve">. </w:t>
       </w:r>
-      <w:r>
-        <w:rPr>
-          <w:rFonts w:ascii="Arial" w:eastAsia="Arial" w:hAnsi="Arial" w:cs="Arial"/>
-          <w:sz w:val="28"/>
-          <w:szCs w:val="28"/>
-        </w:rPr>
-        <w:t xml:space="preserve">A retenção de valores em conta para amortização de dívida </w:t>
-      </w:r>
-      <w:del w:id="1061" w:author="Assessor GDSXSR" w:date="2026-10-29T21:14:30Z">
-        <w:r>
-          <w:rPr>
-            <w:rFonts w:ascii="Arial" w:eastAsia="Arial" w:hAnsi="Arial" w:cs="Arial"/>
-            <w:sz w:val="28"/>
-            <w:szCs w:val="28"/>
-          </w:rPr>
-          <w:delText xml:space="preserve">regularmente </w:delText>
-        </w:r>
-      </w:del>
-      <w:r>
-        <w:rPr>
-          <w:rFonts w:ascii="Arial" w:eastAsia="Arial" w:hAnsi="Arial" w:cs="Arial"/>
-          <w:sz w:val="28"/>
-          <w:szCs w:val="28"/>
-        </w:rPr>
-        <w:t xml:space="preserve">contratada, em observância às autorizações </w:t>
-      </w:r>
-      <w:del w:id="1062" w:author="Assessor GDSXSR" w:date="2026-10-29T21:14:30Z">
-        <w:r>
-          <w:rPr>
-            <w:rFonts w:ascii="Arial" w:eastAsia="Arial" w:hAnsi="Arial" w:cs="Arial"/>
-            <w:sz w:val="28"/>
-            <w:szCs w:val="28"/>
-          </w:rPr>
-          <w:delText xml:space="preserve">conferidas pelo</w:delText>
-        </w:r>
-      </w:del>
-      <w:ins w:id="1063" w:author="Assessor GDSXSR" w:date="2026-10-29T21:14:30Z">
+      <w:del w:id="1090" w:author="Assessor GDSXSR" w:date="2026-10-30T19:45:25Z">
+        <w:r>
+          <w:rPr>
+            <w:rFonts w:ascii="Arial" w:eastAsia="Arial" w:hAnsi="Arial" w:cs="Arial"/>
+            <w:sz w:val="28"/>
+            <w:szCs w:val="28"/>
+          </w:rPr>
+          <w:delText xml:space="preserve">A</w:delText>
+        </w:r>
+      </w:del>
+      <w:ins w:id="1091" w:author="Assessor GDSXSR" w:date="2026-10-30T19:45:25Z">
         <w:r>
           <w:rPr>
             <w:rFonts w:ascii="Arial" w:eastAsia="Arial" w:hAnsi="Arial" w:cs="Arial"/>
@@ -2308,7 +2689,7 @@
             <w:sz w:val="28"/>
             <w:szCs w:val="28"/>
           </w:rPr>
-          <w:t xml:space="preserve">do</w:t>
+          <w:t xml:space="preserve">O</w:t>
         </w:r>
       </w:ins>
       <w:r>
@@ -2317,9 +2698,19 @@
           <w:sz w:val="28"/>
           <w:szCs w:val="28"/>
         </w:rPr>
-        <w:t xml:space="preserve"> correntista, não enseja reparação por danos morais</w:t>
-      </w:r>
-      <w:ins w:id="1064" w:author="Assessor GDSXSR" w:date="2026-10-29T21:14:30Z">
+        <w:t xml:space="preserve"> </w:t>
+      </w:r>
+      <w:del w:id="1092" w:author="Assessor GDSXSR" w:date="2026-10-30T19:45:25Z">
+        <w:r>
+          <w:rPr>
+            <w:rFonts w:ascii="Arial" w:eastAsia="Arial" w:hAnsi="Arial" w:cs="Arial"/>
+            <w:sz w:val="28"/>
+            <w:szCs w:val="28"/>
+          </w:rPr>
+          <w:delText xml:space="preserve">retenção</w:delText>
+        </w:r>
+      </w:del>
+      <w:ins w:id="1093" w:author="Assessor GDSXSR" w:date="2026-10-30T19:45:25Z">
         <w:r>
           <w:rPr>
             <w:rFonts w:ascii="Arial" w:eastAsia="Arial" w:hAnsi="Arial" w:cs="Arial"/>
@@ -2327,7 +2718,297 @@
             <w:sz w:val="28"/>
             <w:szCs w:val="28"/>
           </w:rPr>
-          <w:t xml:space="preserve">, e o comprometimento da renda não autoriza a transposição automática do mínimo existencial para a via indenizatória</w:t>
+          <w:t xml:space="preserve">comprometimento</w:t>
+        </w:r>
+      </w:ins>
+      <w:r>
+        <w:rPr>
+          <w:rFonts w:ascii="Arial" w:eastAsia="Arial" w:hAnsi="Arial" w:cs="Arial"/>
+          <w:sz w:val="28"/>
+          <w:szCs w:val="28"/>
+        </w:rPr>
+        <w:t xml:space="preserve"> </w:t>
+      </w:r>
+      <w:del w:id="1094" w:author="Assessor GDSXSR" w:date="2026-10-30T19:45:25Z">
+        <w:r>
+          <w:rPr>
+            <w:rFonts w:ascii="Arial" w:eastAsia="Arial" w:hAnsi="Arial" w:cs="Arial"/>
+            <w:sz w:val="28"/>
+            <w:szCs w:val="28"/>
+          </w:rPr>
+          <w:delText xml:space="preserve">de</w:delText>
+        </w:r>
+      </w:del>
+      <w:ins w:id="1095" w:author="Assessor GDSXSR" w:date="2026-10-30T19:45:25Z">
+        <w:r>
+          <w:rPr>
+            <w:rFonts w:ascii="Arial" w:eastAsia="Arial" w:hAnsi="Arial" w:cs="Arial"/>
+            <w:color w:val="808080"/>
+            <w:sz w:val="28"/>
+            <w:szCs w:val="28"/>
+          </w:rPr>
+          <w:t xml:space="preserve">da</w:t>
+        </w:r>
+      </w:ins>
+      <w:r>
+        <w:rPr>
+          <w:rFonts w:ascii="Arial" w:eastAsia="Arial" w:hAnsi="Arial" w:cs="Arial"/>
+          <w:sz w:val="28"/>
+          <w:szCs w:val="28"/>
+        </w:rPr>
+        <w:t xml:space="preserve"> </w:t>
+      </w:r>
+      <w:del w:id="1096" w:author="Assessor GDSXSR" w:date="2026-10-30T19:45:25Z">
+        <w:r>
+          <w:rPr>
+            <w:rFonts w:ascii="Arial" w:eastAsia="Arial" w:hAnsi="Arial" w:cs="Arial"/>
+            <w:sz w:val="28"/>
+            <w:szCs w:val="28"/>
+          </w:rPr>
+          <w:delText xml:space="preserve">valores em conta para amortização de dívida regularmente contratada</w:delText>
+        </w:r>
+      </w:del>
+      <w:ins w:id="1097" w:author="Assessor GDSXSR" w:date="2026-10-30T19:45:25Z">
+        <w:r>
+          <w:rPr>
+            <w:rFonts w:ascii="Arial" w:eastAsia="Arial" w:hAnsi="Arial" w:cs="Arial"/>
+            <w:color w:val="808080"/>
+            <w:sz w:val="28"/>
+            <w:szCs w:val="28"/>
+          </w:rPr>
+          <w:t xml:space="preserve">renda</w:t>
+        </w:r>
+      </w:ins>
+      <w:r>
+        <w:rPr>
+          <w:rFonts w:ascii="Arial" w:eastAsia="Arial" w:hAnsi="Arial" w:cs="Arial"/>
+          <w:sz w:val="28"/>
+          <w:szCs w:val="28"/>
+        </w:rPr>
+        <w:t xml:space="preserve">, </w:t>
+      </w:r>
+      <w:del w:id="1098" w:author="Assessor GDSXSR" w:date="2026-10-30T19:45:25Z">
+        <w:r>
+          <w:rPr>
+            <w:rFonts w:ascii="Arial" w:eastAsia="Arial" w:hAnsi="Arial" w:cs="Arial"/>
+            <w:sz w:val="28"/>
+            <w:szCs w:val="28"/>
+          </w:rPr>
+          <w:delText xml:space="preserve">em</w:delText>
+        </w:r>
+      </w:del>
+      <w:ins w:id="1099" w:author="Assessor GDSXSR" w:date="2026-10-30T19:45:25Z">
+        <w:r>
+          <w:rPr>
+            <w:rFonts w:ascii="Arial" w:eastAsia="Arial" w:hAnsi="Arial" w:cs="Arial"/>
+            <w:color w:val="808080"/>
+            <w:sz w:val="28"/>
+            <w:szCs w:val="28"/>
+          </w:rPr>
+          <w:t xml:space="preserve">por</w:t>
+        </w:r>
+      </w:ins>
+      <w:r>
+        <w:rPr>
+          <w:rFonts w:ascii="Arial" w:eastAsia="Arial" w:hAnsi="Arial" w:cs="Arial"/>
+          <w:sz w:val="28"/>
+          <w:szCs w:val="28"/>
+        </w:rPr>
+        <w:t xml:space="preserve"> </w:t>
+      </w:r>
+      <w:del w:id="1100" w:author="Assessor GDSXSR" w:date="2026-10-30T19:45:25Z">
+        <w:r>
+          <w:rPr>
+            <w:rFonts w:ascii="Arial" w:eastAsia="Arial" w:hAnsi="Arial" w:cs="Arial"/>
+            <w:sz w:val="28"/>
+            <w:szCs w:val="28"/>
+          </w:rPr>
+          <w:delText xml:space="preserve">observância</w:delText>
+        </w:r>
+      </w:del>
+      <w:ins w:id="1101" w:author="Assessor GDSXSR" w:date="2026-10-30T19:45:25Z">
+        <w:r>
+          <w:rPr>
+            <w:rFonts w:ascii="Arial" w:eastAsia="Arial" w:hAnsi="Arial" w:cs="Arial"/>
+            <w:color w:val="808080"/>
+            <w:sz w:val="28"/>
+            <w:szCs w:val="28"/>
+          </w:rPr>
+          <w:t xml:space="preserve">si</w:t>
+        </w:r>
+      </w:ins>
+      <w:r>
+        <w:rPr>
+          <w:rFonts w:ascii="Arial" w:eastAsia="Arial" w:hAnsi="Arial" w:cs="Arial"/>
+          <w:sz w:val="28"/>
+          <w:szCs w:val="28"/>
+        </w:rPr>
+        <w:t xml:space="preserve"> </w:t>
+      </w:r>
+      <w:del w:id="1102" w:author="Assessor GDSXSR" w:date="2026-10-30T19:45:25Z">
+        <w:r>
+          <w:rPr>
+            <w:rFonts w:ascii="Arial" w:eastAsia="Arial" w:hAnsi="Arial" w:cs="Arial"/>
+            <w:sz w:val="28"/>
+            <w:szCs w:val="28"/>
+          </w:rPr>
+          <w:delText xml:space="preserve">às autorizações conferidas pelo correntista</w:delText>
+        </w:r>
+      </w:del>
+      <w:ins w:id="1103" w:author="Assessor GDSXSR" w:date="2026-10-30T19:45:25Z">
+        <w:r>
+          <w:rPr>
+            <w:rFonts w:ascii="Arial" w:eastAsia="Arial" w:hAnsi="Arial" w:cs="Arial"/>
+            <w:color w:val="808080"/>
+            <w:sz w:val="28"/>
+            <w:szCs w:val="28"/>
+          </w:rPr>
+          <w:t xml:space="preserve">só</w:t>
+        </w:r>
+      </w:ins>
+      <w:r>
+        <w:rPr>
+          <w:rFonts w:ascii="Arial" w:eastAsia="Arial" w:hAnsi="Arial" w:cs="Arial"/>
+          <w:sz w:val="28"/>
+          <w:szCs w:val="28"/>
+        </w:rPr>
+        <w:t xml:space="preserve">, não </w:t>
+      </w:r>
+      <w:del w:id="1104" w:author="Assessor GDSXSR" w:date="2026-10-30T19:45:25Z">
+        <w:r>
+          <w:rPr>
+            <w:rFonts w:ascii="Arial" w:eastAsia="Arial" w:hAnsi="Arial" w:cs="Arial"/>
+            <w:sz w:val="28"/>
+            <w:szCs w:val="28"/>
+          </w:rPr>
+          <w:delText xml:space="preserve">enseja</w:delText>
+        </w:r>
+      </w:del>
+      <w:ins w:id="1105" w:author="Assessor GDSXSR" w:date="2026-10-30T19:45:25Z">
+        <w:r>
+          <w:rPr>
+            <w:rFonts w:ascii="Arial" w:eastAsia="Arial" w:hAnsi="Arial" w:cs="Arial"/>
+            <w:color w:val="808080"/>
+            <w:sz w:val="28"/>
+            <w:szCs w:val="28"/>
+          </w:rPr>
+          <w:t xml:space="preserve">gera</w:t>
+        </w:r>
+      </w:ins>
+      <w:r>
+        <w:rPr>
+          <w:rFonts w:ascii="Arial" w:eastAsia="Arial" w:hAnsi="Arial" w:cs="Arial"/>
+          <w:sz w:val="28"/>
+          <w:szCs w:val="28"/>
+        </w:rPr>
+        <w:t xml:space="preserve"> </w:t>
+      </w:r>
+      <w:del w:id="1106" w:author="Assessor GDSXSR" w:date="2026-10-30T19:45:25Z">
+        <w:r>
+          <w:rPr>
+            <w:rFonts w:ascii="Arial" w:eastAsia="Arial" w:hAnsi="Arial" w:cs="Arial"/>
+            <w:sz w:val="28"/>
+            <w:szCs w:val="28"/>
+          </w:rPr>
+          <w:delText xml:space="preserve">reparação</w:delText>
+        </w:r>
+      </w:del>
+      <w:ins w:id="1107" w:author="Assessor GDSXSR" w:date="2026-10-30T19:45:25Z">
+        <w:r>
+          <w:rPr>
+            <w:rFonts w:ascii="Arial" w:eastAsia="Arial" w:hAnsi="Arial" w:cs="Arial"/>
+            <w:color w:val="808080"/>
+            <w:sz w:val="28"/>
+            <w:szCs w:val="28"/>
+          </w:rPr>
+          <w:t xml:space="preserve">dano</w:t>
+        </w:r>
+      </w:ins>
+      <w:r>
+        <w:rPr>
+          <w:rFonts w:ascii="Arial" w:eastAsia="Arial" w:hAnsi="Arial" w:cs="Arial"/>
+          <w:sz w:val="28"/>
+          <w:szCs w:val="28"/>
+        </w:rPr>
+        <w:t xml:space="preserve"> </w:t>
+      </w:r>
+      <w:del w:id="1108" w:author="Assessor GDSXSR" w:date="2026-10-30T19:45:25Z">
+        <w:r>
+          <w:rPr>
+            <w:rFonts w:ascii="Arial" w:eastAsia="Arial" w:hAnsi="Arial" w:cs="Arial"/>
+            <w:sz w:val="28"/>
+            <w:szCs w:val="28"/>
+          </w:rPr>
+          <w:delText xml:space="preserve">por</w:delText>
+        </w:r>
+      </w:del>
+      <w:ins w:id="1109" w:author="Assessor GDSXSR" w:date="2026-10-30T19:45:25Z">
+        <w:r>
+          <w:rPr>
+            <w:rFonts w:ascii="Arial" w:eastAsia="Arial" w:hAnsi="Arial" w:cs="Arial"/>
+            <w:color w:val="808080"/>
+            <w:sz w:val="28"/>
+            <w:szCs w:val="28"/>
+          </w:rPr>
+          <w:t xml:space="preserve">moral,</w:t>
+        </w:r>
+      </w:ins>
+      <w:r>
+        <w:rPr>
+          <w:rFonts w:ascii="Arial" w:eastAsia="Arial" w:hAnsi="Arial" w:cs="Arial"/>
+          <w:sz w:val="28"/>
+          <w:szCs w:val="28"/>
+        </w:rPr>
+        <w:t xml:space="preserve"> </w:t>
+      </w:r>
+      <w:del w:id="1110" w:author="Assessor GDSXSR" w:date="2026-10-30T19:45:25Z">
+        <w:r>
+          <w:rPr>
+            <w:rFonts w:ascii="Arial" w:eastAsia="Arial" w:hAnsi="Arial" w:cs="Arial"/>
+            <w:sz w:val="28"/>
+            <w:szCs w:val="28"/>
+          </w:rPr>
+          <w:delText xml:space="preserve">danos</w:delText>
+        </w:r>
+      </w:del>
+      <w:ins w:id="1111" w:author="Assessor GDSXSR" w:date="2026-10-30T19:45:25Z">
+        <w:r>
+          <w:rPr>
+            <w:rFonts w:ascii="Arial" w:eastAsia="Arial" w:hAnsi="Arial" w:cs="Arial"/>
+            <w:color w:val="808080"/>
+            <w:sz w:val="28"/>
+            <w:szCs w:val="28"/>
+          </w:rPr>
+          <w:t xml:space="preserve">e</w:t>
+        </w:r>
+      </w:ins>
+      <w:r>
+        <w:rPr>
+          <w:rFonts w:ascii="Arial" w:eastAsia="Arial" w:hAnsi="Arial" w:cs="Arial"/>
+          <w:sz w:val="28"/>
+          <w:szCs w:val="28"/>
+        </w:rPr>
+        <w:t xml:space="preserve"> </w:t>
+      </w:r>
+      <w:del w:id="1112" w:author="Assessor GDSXSR" w:date="2026-10-30T19:45:25Z">
+        <w:r>
+          <w:rPr>
+            <w:rFonts w:ascii="Arial" w:eastAsia="Arial" w:hAnsi="Arial" w:cs="Arial"/>
+            <w:sz w:val="28"/>
+            <w:szCs w:val="28"/>
+          </w:rPr>
+          <w:delText xml:space="preserve">morais</w:delText>
+        </w:r>
+      </w:del>
+      <w:ins w:id="1113" w:author="Assessor GDSXSR" w:date="2026-10-30T19:45:25Z">
+        <w:r>
+          <w:rPr>
+            <w:rFonts w:ascii="Arial" w:eastAsia="Arial" w:hAnsi="Arial" w:cs="Arial"/>
+            <w:color w:val="808080"/>
+            <w:sz w:val="28"/>
+            <w:szCs w:val="28"/>
+          </w:rPr>
+          <w:t xml:space="preserve">o mínimo existencial não se transpõe automaticamente para a via indenizatória</w:t>
         </w:r>
       </w:ins>
       <w:r>
@@ -2381,7 +3062,7 @@
           <w:szCs w:val="28"/>
         </w:rPr>
       </w:pPr>
-      <w:del w:id="1065" w:author="Assessor GDSXSR" w:date="2026-10-29T21:14:30Z">
+      <w:del w:id="1114" w:author="Assessor GDSXSR" w:date="2026-10-30T19:45:25Z">
         <w:r>
           <w:rPr>
             <w:rFonts w:ascii="Arial" w:eastAsia="Arial" w:hAnsi="Arial" w:cs="Arial"/>
@@ -2391,7 +3072,7 @@
           <w:delText xml:space="preserve">6</w:delText>
         </w:r>
       </w:del>
-      <w:ins w:id="1066" w:author="Assessor GDSXSR" w:date="2026-10-29T21:14:30Z">
+      <w:ins w:id="1115" w:author="Assessor GDSXSR" w:date="2026-10-30T19:45:25Z">
         <w:r>
           <w:rPr>
             <w:rFonts w:ascii="Arial" w:eastAsia="Arial" w:hAnsi="Arial" w:cs="Arial"/>
@@ -2426,7 +3107,7 @@
         </w:rPr>
         <w:t xml:space="preserve">-se provimento ao apelo</w:t>
       </w:r>
-      <w:ins w:id="1067" w:author="Assessor GDSXSR" w:date="2026-10-29T21:14:30Z">
+      <w:ins w:id="1116" w:author="Assessor GDSXSR" w:date="2026-10-30T19:45:25Z">
         <w:r>
           <w:rPr>
             <w:rFonts w:ascii="Arial" w:eastAsia="Arial" w:hAnsi="Arial" w:cs="Arial"/>
@@ -2445,7 +3126,7 @@
         </w:rPr>
         <w:t xml:space="preserve">.</w:t>
       </w:r>
-      <w:del w:id="1068" w:author="Assessor GDSXSR" w:date="2026-10-29T21:14:30Z">
+      <w:del w:id="1117" w:author="Assessor GDSXSR" w:date="2026-10-30T19:45:25Z">
         <w:r>
           <w:rPr>
             <w:rFonts w:ascii="Arial" w:eastAsia="Arial" w:hAnsi="Arial" w:cs="Arial"/>
@@ -2511,7 +3192,7 @@
         </w:rPr>
         <w:t xml:space="preserve"> </w:t>
       </w:r>
-      <w:del w:id="1069" w:author="Assessor GDSXSR" w:date="2026-10-29T21:14:30Z">
+      <w:del w:id="1118" w:author="Assessor GDSXSR" w:date="2026-10-30T19:45:25Z">
         <w:r>
           <w:rPr>
             <w:rFonts w:ascii="Arial" w:eastAsia="Arial" w:hAnsi="Arial" w:cs="Arial"/>
@@ -2522,7 +3203,7 @@
           <w:delText xml:space="preserve">n/a</w:delText>
         </w:r>
       </w:del>
-      <w:ins w:id="1070" w:author="Assessor GDSXSR" w:date="2026-10-29T21:14:30Z">
+      <w:ins w:id="1119" w:author="Assessor GDSXSR" w:date="2026-10-30T19:45:25Z">
         <w:r>
           <w:rPr>
             <w:rFonts w:ascii="Arial" w:eastAsia="Arial" w:hAnsi="Arial" w:cs="Arial"/>
@@ -2544,7 +3225,7 @@
         </w:rPr>
         <w:t xml:space="preserve">. </w:t>
       </w:r>
-      <w:ins w:id="1071" w:author="Assessor GDSXSR" w:date="2026-10-29T21:14:30Z">
+      <w:ins w:id="1120" w:author="Assessor GDSXSR" w:date="2026-10-30T19:45:25Z">
         <w:r>
           <w:rPr>
             <w:rFonts w:ascii="Arial" w:eastAsia="Arial" w:hAnsi="Arial" w:cs="Arial"/>
@@ -2587,7 +3268,7 @@
         </w:rPr>
         <w:t xml:space="preserve">Jurisprudência relevante citada:</w:t>
       </w:r>
-      <w:ins w:id="1072" w:author="Assessor GDSXSR" w:date="2026-10-29T21:14:30Z">
+      <w:ins w:id="1121" w:author="Assessor GDSXSR" w:date="2026-10-30T19:45:25Z">
         <w:r>
           <w:rPr>
             <w:rFonts w:ascii="Arial" w:eastAsia="Arial" w:hAnsi="Arial" w:cs="Arial"/>
@@ -2635,7 +3316,7 @@
         </w:rPr>
         <w:t xml:space="preserve">2153707,</w:t>
       </w:r>
-      <w:del w:id="1073" w:author="Assessor GDSXSR" w:date="2026-10-29T21:14:30Z">
+      <w:del w:id="1122" w:author="Assessor GDSXSR" w:date="2026-10-30T19:45:25Z">
         <w:r>
           <w:rPr>
             <w:rFonts w:ascii="Arial" w:eastAsia="Arial" w:hAnsi="Arial" w:cs="Arial"/>
@@ -2781,7 +3462,7 @@
         </w:rPr>
         <w:t xml:space="preserve">/2026, DJe</w:t>
       </w:r>
-      <w:del w:id="1074" w:author="Assessor GDSXSR" w:date="2026-10-29T21:14:30Z">
+      <w:del w:id="1123" w:author="Assessor GDSXSR" w:date="2026-10-30T19:45:25Z">
         <w:r>
           <w:rPr>
             <w:rFonts w:ascii="Arial" w:eastAsia="Arial" w:hAnsi="Arial" w:cs="Arial"/>
@@ -2831,7 +3512,7 @@
         </w:rPr>
         <w:t xml:space="preserve">/2026</w:t>
       </w:r>
-      <w:del w:id="1075" w:author="Assessor GDSXSR" w:date="2026-10-29T21:14:30Z">
+      <w:del w:id="1124" w:author="Assessor GDSXSR" w:date="2026-10-30T19:45:25Z">
         <w:r>
           <w:rPr>
             <w:rFonts w:ascii="Arial" w:eastAsia="Arial" w:hAnsi="Arial" w:cs="Arial"/>
@@ -2865,7 +3546,7 @@
         </w:rPr>
         <w:t xml:space="preserve">.</w:t>
       </w:r>
-      <w:del w:id="1076" w:author="Assessor GDSXSR" w:date="2026-10-29T21:14:30Z">
+      <w:del w:id="1125" w:author="Assessor GDSXSR" w:date="2026-10-30T19:45:25Z">
         <w:r>
           <w:rPr>
             <w:rFonts w:ascii="Arial" w:eastAsia="Arial" w:hAnsi="Arial" w:cs="Arial"/>
@@ -2883,7 +3564,7 @@
           <w:delText xml:space="preserve">2026, DJe: 27/07/2026. </w:delText>
         </w:r>
       </w:del>
-      <w:ins w:id="1077" w:author="Assessor GDSXSR" w:date="2026-10-29T21:14:30Z">
+      <w:ins w:id="1126" w:author="Assessor GDSXSR" w:date="2026-10-30T19:45:25Z">
         <w:r>
           <w:rPr>
             <w:rFonts w:ascii="Arial" w:eastAsia="Arial" w:hAnsi="Arial" w:cs="Arial"/>
@@ -2939,12 +3620,12 @@
       <w:pPr>
         <w:spacing w:after="0" w:line="360" w:lineRule="auto"/>
         <w:rPr>
-          <w:del w:id="1378" w:author="Assessor GDSXSR" w:date="2026-10-29T21:14:30Z"/>
+          <w:del w:id="1389" w:author="Assessor GDSXSR" w:date="2026-10-30T19:45:25Z"/>
           <w:rFonts w:cstheme="minorHAnsi"/>
           <w:color w:val="FF0000"/>
         </w:rPr>
       </w:pPr>
-      <w:del w:id="1376" w:author="Assessor GDSXSR" w:date="2026-10-29T21:14:30Z">
+      <w:del w:id="1387" w:author="Assessor GDSXSR" w:date="2026-10-30T19:45:25Z">
         <w:r>
           <w:rPr>
             <w:rFonts w:cstheme="minorHAnsi"/>
@@ -2953,7 +3634,7 @@
           <w:delText xml:space="preserve">RESUMO </w:delText>
         </w:r>
       </w:del>
-      <w:del w:id="1377" w:author="Assessor GDSXSR" w:date="2026-10-29T21:14:30Z">
+      <w:del w:id="1388" w:author="Assessor GDSXSR" w:date="2026-10-30T19:45:25Z">
         <w:r>
           <w:rPr>
             <w:rFonts w:cstheme="minorHAnsi"/>
@@ -2989,7 +3670,7 @@
         </w:rPr>
         <w:t xml:space="preserve">RESUMO DA APELAÇÃO</w:t>
       </w:r>
-      <w:ins w:id="1379" w:author="Assessor GDSXSR" w:date="2026-10-29T21:14:30Z">
+      <w:ins w:id="1390" w:author="Assessor GDSXSR" w:date="2026-10-30T19:45:25Z">
         <w:r>
           <w:rPr>
             <w:rFonts w:eastAsia="Segoe UI" w:cstheme="minorHAnsi"/>
@@ -3628,7 +4309,7 @@
         </w:rPr>
         <w:t xml:space="preserve">A </w:t>
       </w:r>
-      <w:del w:id="1078" w:author="Assessor GDSXSR" w:date="2026-10-29T21:14:30Z">
+      <w:del w:id="1127" w:author="Assessor GDSXSR" w:date="2026-10-30T19:45:25Z">
         <w:r>
           <w:rPr>
             <w:rFonts w:ascii="Arial" w:hAnsi="Arial" w:cs="Arial"/>
@@ -3646,7 +4327,7 @@
           <w:delText xml:space="preserve">a</w:delText>
         </w:r>
       </w:del>
-      <w:ins w:id="1079" w:author="Assessor GDSXSR" w:date="2026-10-29T21:14:30Z">
+      <w:ins w:id="1128" w:author="Assessor GDSXSR" w:date="2026-10-30T19:45:25Z">
         <w:r>
           <w:rPr>
             <w:rFonts w:ascii="Arial" w:hAnsi="Arial" w:cs="Arial"/>
@@ -4046,7 +4727,7 @@
         </w:rPr>
         <w:t xml:space="preserve">)</w:t>
       </w:r>
-      <w:ins w:id="1080" w:author="Assessor GDSXSR" w:date="2026-10-29T21:14:30Z">
+      <w:ins w:id="1129" w:author="Assessor GDSXSR" w:date="2026-10-30T19:45:25Z">
         <w:r>
           <w:rPr>
             <w:rFonts w:ascii="Arial" w:eastAsia="Arial" w:hAnsi="Arial" w:cs="Arial"/>
@@ -4456,7 +5137,7 @@
         </w:rPr>
         <w:t xml:space="preserve">Contrarrazões</w:t>
       </w:r>
-      <w:ins w:id="1081" w:author="Assessor GDSXSR" w:date="2026-10-29T21:14:30Z">
+      <w:ins w:id="1130" w:author="Assessor GDSXSR" w:date="2026-10-30T19:45:25Z">
         <w:r>
           <w:rPr>
             <w:rFonts w:ascii="Arial" w:eastAsia="Arial" w:hAnsi="Arial" w:cs="Arial"/>
@@ -4483,7 +5164,7 @@
         </w:rPr>
         <w:t xml:space="preserve">o réu</w:t>
       </w:r>
-      <w:ins w:id="1082" w:author="Assessor GDSXSR" w:date="2026-10-29T21:14:30Z">
+      <w:ins w:id="1131" w:author="Assessor GDSXSR" w:date="2026-10-30T19:45:25Z">
         <w:r>
           <w:rPr>
             <w:rFonts w:ascii="Arial" w:eastAsia="Arial" w:hAnsi="Arial" w:cs="Arial"/>
@@ -4502,7 +5183,7 @@
         </w:rPr>
         <w:t xml:space="preserve">,</w:t>
       </w:r>
-      <w:ins w:id="1083" w:author="Assessor GDSXSR" w:date="2026-10-29T21:14:30Z">
+      <w:ins w:id="1132" w:author="Assessor GDSXSR" w:date="2026-10-30T19:45:25Z">
         <w:r>
           <w:rPr>
             <w:rFonts w:ascii="Arial" w:eastAsia="Arial" w:hAnsi="Arial" w:cs="Arial"/>
@@ -4529,7 +5210,7 @@
         </w:rPr>
         <w:t xml:space="preserve">Banco de Brasília S.A.</w:t>
       </w:r>
-      <w:del w:id="1084" w:author="Assessor GDSXSR" w:date="2026-10-29T21:14:30Z">
+      <w:del w:id="1133" w:author="Assessor GDSXSR" w:date="2026-10-30T19:45:25Z">
         <w:r>
           <w:rPr>
             <w:rFonts w:ascii="Arial" w:eastAsia="Arial" w:hAnsi="Arial" w:cs="Arial"/>
@@ -4889,7 +5570,7 @@
         <w:ind w:firstLine="2268"/>
         <w:jc w:val="both"/>
         <w:rPr>
-          <w:del w:id="1086" w:author="Assessor GDSXSR" w:date="2026-10-29T21:14:30Z"/>
+          <w:del w:id="1135" w:author="Assessor GDSXSR" w:date="2026-10-30T19:45:25Z"/>
           <w:rFonts w:ascii="Arial" w:eastAsia="Arial" w:hAnsi="Arial" w:cs="Arial"/>
           <w:b/>
           <w:bCs/>
@@ -4897,7 +5578,7 @@
           <w:szCs w:val="28"/>
         </w:rPr>
       </w:pPr>
-      <w:del w:id="1085" w:author="Assessor GDSXSR" w:date="2026-10-29T21:14:30Z">
+      <w:del w:id="1134" w:author="Assessor GDSXSR" w:date="2026-10-30T19:45:25Z">
         <w:r>
           <w:rPr>
             <w:rFonts w:ascii="Arial" w:eastAsia="Arial" w:hAnsi="Arial" w:cs="Arial"/>
@@ -4914,7 +5595,7 @@
         <w:ind w:firstLine="2268"/>
         <w:jc w:val="both"/>
         <w:rPr>
-          <w:del w:id="1087" w:author="Assessor GDSXSR" w:date="2026-10-29T21:14:30Z"/>
+          <w:del w:id="1136" w:author="Assessor GDSXSR" w:date="2026-10-30T19:45:25Z"/>
           <w:rFonts w:ascii="Arial" w:eastAsia="Arial" w:hAnsi="Arial" w:cs="Arial"/>
           <w:sz w:val="28"/>
           <w:szCs w:val="28"/>
@@ -5309,81 +5990,17 @@
         </w:rPr>
         <w:t xml:space="preserve">. Sentença proferida em </w:t>
       </w:r>
-      <w:r>
-        <w:rPr>
-          <w:rFonts w:ascii="Arial" w:hAnsi="Arial" w:cs="Arial"/>
-          <w:sz w:val="28"/>
-          <w:szCs w:val="28"/>
-        </w:rPr>
-        <w:t xml:space="preserve">26</w:t>
-      </w:r>
-      <w:r>
-        <w:rPr>
-          <w:rFonts w:ascii="Arial" w:hAnsi="Arial" w:cs="Arial"/>
-          <w:sz w:val="28"/>
-          <w:szCs w:val="28"/>
-        </w:rPr>
-        <w:t xml:space="preserve">/</w:t>
-      </w:r>
-      <w:r>
-        <w:rPr>
-          <w:rFonts w:ascii="Arial" w:hAnsi="Arial" w:cs="Arial"/>
-          <w:sz w:val="28"/>
-          <w:szCs w:val="28"/>
-        </w:rPr>
-        <w:t xml:space="preserve">0</w:t>
-      </w:r>
-      <w:r>
-        <w:rPr>
-          <w:rFonts w:ascii="Arial" w:hAnsi="Arial" w:cs="Arial"/>
-          <w:sz w:val="28"/>
-          <w:szCs w:val="28"/>
-        </w:rPr>
-        <w:t xml:space="preserve">5</w:t>
-      </w:r>
-      <w:r>
-        <w:rPr>
-          <w:rFonts w:ascii="Arial" w:hAnsi="Arial" w:cs="Arial"/>
-          <w:sz w:val="28"/>
-          <w:szCs w:val="28"/>
-        </w:rPr>
-        <w:t xml:space="preserve">/</w:t>
-      </w:r>
-      <w:r>
-        <w:rPr>
-          <w:rFonts w:ascii="Arial" w:hAnsi="Arial" w:cs="Arial"/>
-          <w:sz w:val="28"/>
-          <w:szCs w:val="28"/>
-        </w:rPr>
-        <w:t xml:space="preserve">2026</w:t>
-      </w:r>
-      <w:r>
-        <w:rPr>
-          <w:rFonts w:ascii="Arial" w:hAnsi="Arial" w:cs="Arial"/>
-          <w:sz w:val="28"/>
-          <w:szCs w:val="28"/>
-        </w:rPr>
-        <w:t xml:space="preserve">. Apelo</w:t>
-      </w:r>
-      <w:r>
-        <w:rPr>
-          <w:rFonts w:ascii="Arial" w:hAnsi="Arial" w:cs="Arial"/>
-          <w:sz w:val="28"/>
-          <w:szCs w:val="28"/>
-        </w:rPr>
-        <w:t xml:space="preserve"> </w:t>
-      </w:r>
-      <w:del w:id="1088" w:author="Assessor GDSXSR" w:date="2026-10-29T21:14:30Z">
+      <w:del w:id="1137" w:author="Assessor GDSXSR" w:date="2026-10-30T19:45:25Z">
         <w:r>
           <w:rPr>
             <w:rFonts w:ascii="Arial" w:hAnsi="Arial" w:cs="Arial"/>
             <w:sz w:val="28"/>
             <w:szCs w:val="28"/>
           </w:rPr>
-          <w:delText xml:space="preserve">do</w:delText>
-        </w:r>
-      </w:del>
-      <w:ins w:id="1089" w:author="Assessor GDSXSR" w:date="2026-10-29T21:14:30Z">
+          <w:delText xml:space="preserve">26</w:delText>
+        </w:r>
+      </w:del>
+      <w:ins w:id="1138" w:author="Assessor GDSXSR" w:date="2026-10-30T19:45:25Z">
         <w:r>
           <w:rPr>
             <w:rFonts w:ascii="Arial" w:hAnsi="Arial" w:cs="Arial"/>
@@ -5391,6 +6008,96 @@
             <w:sz w:val="28"/>
             <w:szCs w:val="28"/>
           </w:rPr>
+          <w:t xml:space="preserve">08</w:t>
+        </w:r>
+      </w:ins>
+      <w:r>
+        <w:rPr>
+          <w:rFonts w:ascii="Arial" w:hAnsi="Arial" w:cs="Arial"/>
+          <w:sz w:val="28"/>
+          <w:szCs w:val="28"/>
+        </w:rPr>
+        <w:t xml:space="preserve">/</w:t>
+      </w:r>
+      <w:del w:id="1139" w:author="Assessor GDSXSR" w:date="2026-10-30T19:45:25Z">
+        <w:r>
+          <w:rPr>
+            <w:rFonts w:ascii="Arial" w:hAnsi="Arial" w:cs="Arial"/>
+            <w:sz w:val="28"/>
+            <w:szCs w:val="28"/>
+          </w:rPr>
+          <w:delText xml:space="preserve">0</w:delText>
+        </w:r>
+        <w:r>
+          <w:rPr>
+            <w:rFonts w:ascii="Arial" w:hAnsi="Arial" w:cs="Arial"/>
+            <w:sz w:val="28"/>
+            <w:szCs w:val="28"/>
+          </w:rPr>
+          <w:delText xml:space="preserve">5</w:delText>
+        </w:r>
+      </w:del>
+      <w:ins w:id="1140" w:author="Assessor GDSXSR" w:date="2026-10-30T19:45:25Z">
+        <w:r>
+          <w:rPr>
+            <w:rFonts w:ascii="Arial" w:hAnsi="Arial" w:cs="Arial"/>
+            <w:color w:val="808080"/>
+            <w:sz w:val="28"/>
+            <w:szCs w:val="28"/>
+          </w:rPr>
+          <w:t xml:space="preserve">07</w:t>
+        </w:r>
+      </w:ins>
+      <w:r>
+        <w:rPr>
+          <w:rFonts w:ascii="Arial" w:hAnsi="Arial" w:cs="Arial"/>
+          <w:sz w:val="28"/>
+          <w:szCs w:val="28"/>
+        </w:rPr>
+        <w:t xml:space="preserve">/</w:t>
+      </w:r>
+      <w:r>
+        <w:rPr>
+          <w:rFonts w:ascii="Arial" w:hAnsi="Arial" w:cs="Arial"/>
+          <w:sz w:val="28"/>
+          <w:szCs w:val="28"/>
+        </w:rPr>
+        <w:t xml:space="preserve">2026</w:t>
+      </w:r>
+      <w:r>
+        <w:rPr>
+          <w:rFonts w:ascii="Arial" w:hAnsi="Arial" w:cs="Arial"/>
+          <w:sz w:val="28"/>
+          <w:szCs w:val="28"/>
+        </w:rPr>
+        <w:t xml:space="preserve">. Apelo</w:t>
+      </w:r>
+      <w:r>
+        <w:rPr>
+          <w:rFonts w:ascii="Arial" w:hAnsi="Arial" w:cs="Arial"/>
+          <w:sz w:val="28"/>
+          <w:szCs w:val="28"/>
+        </w:rPr>
+        <w:t xml:space="preserve"> </w:t>
+      </w:r>
+      <w:del w:id="1141" w:author="Assessor GDSXSR" w:date="2026-10-30T19:45:25Z">
+        <w:r>
+          <w:rPr>
+            <w:rFonts w:ascii="Arial" w:hAnsi="Arial" w:cs="Arial"/>
+            <w:sz w:val="28"/>
+            <w:szCs w:val="28"/>
+          </w:rPr>
+          <w:delText xml:space="preserve">do</w:delText>
+        </w:r>
+      </w:del>
+      <w:ins w:id="1142" w:author="Assessor GDSXSR" w:date="2026-10-30T19:45:25Z">
+        <w:r>
+          <w:rPr>
+            <w:rFonts w:ascii="Arial" w:hAnsi="Arial" w:cs="Arial"/>
+            <w:color w:val="808080"/>
+            <w:sz w:val="28"/>
+            <w:szCs w:val="28"/>
+          </w:rPr>
           <w:t xml:space="preserve">da</w:t>
         </w:r>
       </w:ins>
@@ -5402,7 +6109,7 @@
         </w:rPr>
         <w:t xml:space="preserve"> </w:t>
       </w:r>
-      <w:del w:id="1090" w:author="Assessor GDSXSR" w:date="2026-10-29T21:14:30Z">
+      <w:del w:id="1143" w:author="Assessor GDSXSR" w:date="2026-10-30T19:45:25Z">
         <w:r>
           <w:rPr>
             <w:rFonts w:ascii="Arial" w:hAnsi="Arial" w:cs="Arial"/>
@@ -5412,7 +6119,7 @@
           <w:delText xml:space="preserve">réu</w:delText>
         </w:r>
       </w:del>
-      <w:ins w:id="1091" w:author="Assessor GDSXSR" w:date="2026-10-29T21:14:30Z">
+      <w:ins w:id="1144" w:author="Assessor GDSXSR" w:date="2026-10-30T19:45:25Z">
         <w:r>
           <w:rPr>
             <w:rFonts w:ascii="Arial" w:hAnsi="Arial" w:cs="Arial"/>
@@ -5668,7 +6375,7 @@
         </w:rPr>
         <w:t xml:space="preserve">Presentes os pressupostos de admissibilidade, conheço do apelo interposto</w:t>
       </w:r>
-      <w:ins w:id="1092" w:author="Assessor GDSXSR" w:date="2026-10-29T21:14:30Z">
+      <w:ins w:id="1145" w:author="Assessor GDSXSR" w:date="2026-10-30T19:45:25Z">
         <w:r>
           <w:rPr>
             <w:rFonts w:ascii="Arial" w:hAnsi="Arial" w:cs="Arial"/>
@@ -5727,7 +6434,7 @@
         </w:rPr>
         <w:t xml:space="preserve"> </w:t>
       </w:r>
-      <w:del w:id="1093" w:author="Assessor GDSXSR" w:date="2026-10-29T21:14:30Z">
+      <w:del w:id="1146" w:author="Assessor GDSXSR" w:date="2026-10-30T19:45:25Z">
         <w:r>
           <w:rPr>
             <w:rFonts w:ascii="Arial" w:eastAsia="Arial" w:hAnsi="Arial" w:cs="Arial"/>
@@ -5736,7 +6443,7 @@
           <w:delText xml:space="preserve">INEXISTÊNCIA</w:delText>
         </w:r>
       </w:del>
-      <w:ins w:id="1094" w:author="Assessor GDSXSR" w:date="2026-10-29T21:14:30Z">
+      <w:ins w:id="1147" w:author="Assessor GDSXSR" w:date="2026-10-30T19:45:25Z">
         <w:r>
           <w:rPr>
             <w:rFonts w:ascii="Arial" w:eastAsia="Arial" w:hAnsi="Arial" w:cs="Arial"/>
@@ -5762,7 +6469,7 @@
         </w:rPr>
         <w:t xml:space="preserve"> </w:t>
       </w:r>
-      <w:del w:id="1095" w:author="Assessor GDSXSR" w:date="2026-10-29T21:14:30Z">
+      <w:del w:id="1148" w:author="Assessor GDSXSR" w:date="2026-10-30T19:45:25Z">
         <w:r>
           <w:rPr>
             <w:rFonts w:ascii="Arial" w:eastAsia="Arial" w:hAnsi="Arial" w:cs="Arial"/>
@@ -5771,7 +6478,7 @@
           <w:delText xml:space="preserve">ILICITUDE</w:delText>
         </w:r>
       </w:del>
-      <w:ins w:id="1096" w:author="Assessor GDSXSR" w:date="2026-10-29T21:14:30Z">
+      <w:ins w:id="1149" w:author="Assessor GDSXSR" w:date="2026-10-30T19:45:25Z">
         <w:r>
           <w:rPr>
             <w:rFonts w:ascii="Arial" w:eastAsia="Arial" w:hAnsi="Arial" w:cs="Arial"/>
@@ -5789,7 +6496,7 @@
         </w:rPr>
         <w:t xml:space="preserve"> </w:t>
       </w:r>
-      <w:del w:id="1097" w:author="Assessor GDSXSR" w:date="2026-10-29T21:14:30Z">
+      <w:del w:id="1150" w:author="Assessor GDSXSR" w:date="2026-10-30T19:45:25Z">
         <w:r>
           <w:rPr>
             <w:rFonts w:ascii="Arial" w:eastAsia="Arial" w:hAnsi="Arial" w:cs="Arial"/>
@@ -5798,7 +6505,7 @@
           <w:delText xml:space="preserve">DOS</w:delText>
         </w:r>
       </w:del>
-      <w:ins w:id="1098" w:author="Assessor GDSXSR" w:date="2026-10-29T21:14:30Z">
+      <w:ins w:id="1151" w:author="Assessor GDSXSR" w:date="2026-10-30T19:45:25Z">
         <w:r>
           <w:rPr>
             <w:rFonts w:ascii="Arial" w:eastAsia="Arial" w:hAnsi="Arial" w:cs="Arial"/>
@@ -5816,7 +6523,7 @@
         </w:rPr>
         <w:t xml:space="preserve"> </w:t>
       </w:r>
-      <w:del w:id="1099" w:author="Assessor GDSXSR" w:date="2026-10-29T21:14:30Z">
+      <w:del w:id="1152" w:author="Assessor GDSXSR" w:date="2026-10-30T19:45:25Z">
         <w:r>
           <w:rPr>
             <w:rFonts w:ascii="Arial" w:eastAsia="Arial" w:hAnsi="Arial" w:cs="Arial"/>
@@ -5825,7 +6532,7 @@
           <w:delText xml:space="preserve">DESCONTOS</w:delText>
         </w:r>
       </w:del>
-      <w:ins w:id="1100" w:author="Assessor GDSXSR" w:date="2026-10-29T21:14:30Z">
+      <w:ins w:id="1153" w:author="Assessor GDSXSR" w:date="2026-10-30T19:45:25Z">
         <w:r>
           <w:rPr>
             <w:rFonts w:ascii="Arial" w:eastAsia="Arial" w:hAnsi="Arial" w:cs="Arial"/>
@@ -5843,7 +6550,7 @@
         </w:rPr>
         <w:t xml:space="preserve"> </w:t>
       </w:r>
-      <w:del w:id="1101" w:author="Assessor GDSXSR" w:date="2026-10-29T21:14:30Z">
+      <w:del w:id="1154" w:author="Assessor GDSXSR" w:date="2026-10-30T19:45:25Z">
         <w:r>
           <w:rPr>
             <w:rFonts w:ascii="Arial" w:eastAsia="Arial" w:hAnsi="Arial" w:cs="Arial"/>
@@ -5852,7 +6559,7 @@
           <w:delText xml:space="preserve">REALIZADOS PELO RÉU</w:delText>
         </w:r>
       </w:del>
-      <w:ins w:id="1102" w:author="Assessor GDSXSR" w:date="2026-10-29T21:14:30Z">
+      <w:ins w:id="1155" w:author="Assessor GDSXSR" w:date="2026-10-30T19:45:25Z">
         <w:r>
           <w:rPr>
             <w:rFonts w:ascii="Arial" w:eastAsia="Arial" w:hAnsi="Arial" w:cs="Arial"/>
@@ -5897,7 +6604,7 @@
         </w:rPr>
         <w:t xml:space="preserve">A </w:t>
       </w:r>
-      <w:ins w:id="1103" w:author="Assessor GDSXSR" w:date="2026-10-29T21:14:30Z">
+      <w:ins w:id="1156" w:author="Assessor GDSXSR" w:date="2026-10-30T19:45:25Z">
         <w:r>
           <w:rPr>
             <w:rFonts w:ascii="Arial" w:eastAsia="Arial" w:hAnsi="Arial" w:cs="Arial"/>
@@ -5916,7 +6623,7 @@
         </w:rPr>
         <w:t xml:space="preserve">apelante </w:t>
       </w:r>
-      <w:del w:id="1104" w:author="Assessor GDSXSR" w:date="2026-10-29T21:14:30Z">
+      <w:del w:id="1157" w:author="Assessor GDSXSR" w:date="2026-10-30T19:45:25Z">
         <w:r>
           <w:rPr>
             <w:rFonts w:ascii="Arial" w:eastAsia="Arial" w:hAnsi="Arial" w:cs="Arial"/>
@@ -5926,7 +6633,7 @@
           <w:delText xml:space="preserve">sustenta, em síntese,</w:delText>
         </w:r>
       </w:del>
-      <w:ins w:id="1105" w:author="Assessor GDSXSR" w:date="2026-10-29T21:14:30Z">
+      <w:ins w:id="1158" w:author="Assessor GDSXSR" w:date="2026-10-30T19:45:25Z">
         <w:r>
           <w:rPr>
             <w:rFonts w:ascii="Arial" w:eastAsia="Arial" w:hAnsi="Arial" w:cs="Arial"/>
@@ -5955,6 +6662,82 @@
         </w:rPr>
         <w:t xml:space="preserve">1)</w:t>
       </w:r>
+      <w:del w:id="1159" w:author="Assessor GDSXSR" w:date="2026-10-30T19:45:25Z">
+        <w:r>
+          <w:rPr>
+            <w:rFonts w:ascii="Arial" w:eastAsia="Arial" w:hAnsi="Arial" w:cs="Arial"/>
+            <w:sz w:val="28"/>
+            <w:szCs w:val="28"/>
+          </w:rPr>
+          <w:delText xml:space="preserve"> </w:delText>
+        </w:r>
+        <w:r>
+          <w:rPr>
+            <w:rFonts w:ascii="Arial" w:eastAsia="Arial" w:hAnsi="Arial" w:cs="Arial"/>
+            <w:sz w:val="28"/>
+            <w:szCs w:val="28"/>
+          </w:rPr>
+          <w:delText xml:space="preserve">a sentença aplicou inadequadamente</w:delText>
+        </w:r>
+      </w:del>
+      <w:r>
+        <w:rPr>
+          <w:rFonts w:ascii="Arial" w:eastAsia="Arial" w:hAnsi="Arial" w:cs="Arial"/>
+          <w:sz w:val="28"/>
+          <w:szCs w:val="28"/>
+        </w:rPr>
+        <w:t xml:space="preserve"> o Tema 1.085 do STJ</w:t>
+      </w:r>
+      <w:del w:id="1160" w:author="Assessor GDSXSR" w:date="2026-10-30T19:45:25Z">
+        <w:r>
+          <w:rPr>
+            <w:rFonts w:ascii="Arial" w:eastAsia="Arial" w:hAnsi="Arial" w:cs="Arial"/>
+            <w:sz w:val="28"/>
+            <w:szCs w:val="28"/>
+          </w:rPr>
+          <w:delText xml:space="preserve">,</w:delText>
+        </w:r>
+      </w:del>
+      <w:ins w:id="1161" w:author="Assessor GDSXSR" w:date="2026-10-30T19:45:25Z">
+        <w:r>
+          <w:rPr>
+            <w:rFonts w:ascii="Arial" w:eastAsia="Arial" w:hAnsi="Arial" w:cs="Arial"/>
+            <w:color w:val="808080"/>
+            <w:sz w:val="28"/>
+            <w:szCs w:val="28"/>
+          </w:rPr>
+          <w:t xml:space="preserve"> foi aplicado</w:t>
+        </w:r>
+      </w:ins>
+      <w:r>
+        <w:rPr>
+          <w:rFonts w:ascii="Arial" w:eastAsia="Arial" w:hAnsi="Arial" w:cs="Arial"/>
+          <w:sz w:val="28"/>
+          <w:szCs w:val="28"/>
+        </w:rPr>
+        <w:t xml:space="preserve"> sem </w:t>
+      </w:r>
+      <w:del w:id="1162" w:author="Assessor GDSXSR" w:date="2026-10-30T19:45:25Z">
+        <w:r>
+          <w:rPr>
+            <w:rFonts w:ascii="Arial" w:eastAsia="Arial" w:hAnsi="Arial" w:cs="Arial"/>
+            <w:sz w:val="28"/>
+            <w:szCs w:val="28"/>
+          </w:rPr>
+          <w:delText xml:space="preserve">analisar,</w:delText>
+        </w:r>
+      </w:del>
+      <w:ins w:id="1163" w:author="Assessor GDSXSR" w:date="2026-10-30T19:45:25Z">
+        <w:r>
+          <w:rPr>
+            <w:rFonts w:ascii="Arial" w:eastAsia="Arial" w:hAnsi="Arial" w:cs="Arial"/>
+            <w:color w:val="808080"/>
+            <w:sz w:val="28"/>
+            <w:szCs w:val="28"/>
+          </w:rPr>
+          <w:t xml:space="preserve">exame</w:t>
+        </w:r>
+      </w:ins>
       <w:r>
         <w:rPr>
           <w:rFonts w:ascii="Arial" w:eastAsia="Arial" w:hAnsi="Arial" w:cs="Arial"/>
@@ -5963,25 +6746,17 @@
         </w:rPr>
         <w:t xml:space="preserve"> </w:t>
       </w:r>
-      <w:r>
-        <w:rPr>
-          <w:rFonts w:ascii="Arial" w:eastAsia="Arial" w:hAnsi="Arial" w:cs="Arial"/>
-          <w:sz w:val="28"/>
-          <w:szCs w:val="28"/>
-        </w:rPr>
-        <w:t xml:space="preserve">a sentença aplicou </w:t>
-      </w:r>
-      <w:del w:id="1106" w:author="Assessor GDSXSR" w:date="2026-10-29T21:14:30Z">
-        <w:r>
-          <w:rPr>
-            <w:rFonts w:ascii="Arial" w:eastAsia="Arial" w:hAnsi="Arial" w:cs="Arial"/>
-            <w:sz w:val="28"/>
-            <w:szCs w:val="28"/>
-          </w:rPr>
-          <w:delText xml:space="preserve">inadequadamente</w:delText>
-        </w:r>
-      </w:del>
-      <w:ins w:id="1107" w:author="Assessor GDSXSR" w:date="2026-10-29T21:14:30Z">
+      <w:del w:id="1164" w:author="Assessor GDSXSR" w:date="2026-10-30T19:45:25Z">
+        <w:r>
+          <w:rPr>
+            <w:rFonts w:ascii="Arial" w:eastAsia="Arial" w:hAnsi="Arial" w:cs="Arial"/>
+            <w:sz w:val="28"/>
+            <w:szCs w:val="28"/>
+          </w:rPr>
+          <w:delText xml:space="preserve">de</w:delText>
+        </w:r>
+      </w:del>
+      <w:ins w:id="1165" w:author="Assessor GDSXSR" w:date="2026-10-30T19:45:25Z">
         <w:r>
           <w:rPr>
             <w:rFonts w:ascii="Arial" w:eastAsia="Arial" w:hAnsi="Arial" w:cs="Arial"/>
@@ -5989,7 +6764,7 @@
             <w:sz w:val="28"/>
             <w:szCs w:val="28"/>
           </w:rPr>
-          <w:t xml:space="preserve">indevidamente</w:t>
+          <w:t xml:space="preserve">individualizado</w:t>
         </w:r>
       </w:ins>
       <w:r>
@@ -5998,9 +6773,85 @@
           <w:sz w:val="28"/>
           <w:szCs w:val="28"/>
         </w:rPr>
-        <w:t xml:space="preserve"> o Tema 1.085 do STJ, sem analisar, de forma individualizada, a origem, a natureza e a autorização </w:t>
-      </w:r>
-      <w:del w:id="1108" w:author="Assessor GDSXSR" w:date="2026-10-29T21:14:30Z">
+        <w:t xml:space="preserve"> </w:t>
+      </w:r>
+      <w:del w:id="1166" w:author="Assessor GDSXSR" w:date="2026-10-30T19:45:25Z">
+        <w:r>
+          <w:rPr>
+            <w:rFonts w:ascii="Arial" w:eastAsia="Arial" w:hAnsi="Arial" w:cs="Arial"/>
+            <w:sz w:val="28"/>
+            <w:szCs w:val="28"/>
+          </w:rPr>
+          <w:delText xml:space="preserve">forma individualizada, a</w:delText>
+        </w:r>
+      </w:del>
+      <w:ins w:id="1167" w:author="Assessor GDSXSR" w:date="2026-10-30T19:45:25Z">
+        <w:r>
+          <w:rPr>
+            <w:rFonts w:ascii="Arial" w:eastAsia="Arial" w:hAnsi="Arial" w:cs="Arial"/>
+            <w:color w:val="808080"/>
+            <w:sz w:val="28"/>
+            <w:szCs w:val="28"/>
+          </w:rPr>
+          <w:t xml:space="preserve">da</w:t>
+        </w:r>
+      </w:ins>
+      <w:r>
+        <w:rPr>
+          <w:rFonts w:ascii="Arial" w:eastAsia="Arial" w:hAnsi="Arial" w:cs="Arial"/>
+          <w:sz w:val="28"/>
+          <w:szCs w:val="28"/>
+        </w:rPr>
+        <w:t xml:space="preserve"> origem</w:t>
+      </w:r>
+      <w:del w:id="1168" w:author="Assessor GDSXSR" w:date="2026-10-30T19:45:25Z">
+        <w:r>
+          <w:rPr>
+            <w:rFonts w:ascii="Arial" w:eastAsia="Arial" w:hAnsi="Arial" w:cs="Arial"/>
+            <w:sz w:val="28"/>
+            <w:szCs w:val="28"/>
+          </w:rPr>
+          <w:delText xml:space="preserve">, a natureza</w:delText>
+        </w:r>
+      </w:del>
+      <w:r>
+        <w:rPr>
+          <w:rFonts w:ascii="Arial" w:eastAsia="Arial" w:hAnsi="Arial" w:cs="Arial"/>
+          <w:sz w:val="28"/>
+          <w:szCs w:val="28"/>
+        </w:rPr>
+        <w:t xml:space="preserve"> e </w:t>
+      </w:r>
+      <w:del w:id="1169" w:author="Assessor GDSXSR" w:date="2026-10-30T19:45:25Z">
+        <w:r>
+          <w:rPr>
+            <w:rFonts w:ascii="Arial" w:eastAsia="Arial" w:hAnsi="Arial" w:cs="Arial"/>
+            <w:sz w:val="28"/>
+            <w:szCs w:val="28"/>
+          </w:rPr>
+          <w:delText xml:space="preserve">a</w:delText>
+        </w:r>
+      </w:del>
+      <w:ins w:id="1170" w:author="Assessor GDSXSR" w:date="2026-10-30T19:45:25Z">
+        <w:r>
+          <w:rPr>
+            <w:rFonts w:ascii="Arial" w:eastAsia="Arial" w:hAnsi="Arial" w:cs="Arial"/>
+            <w:color w:val="808080"/>
+            <w:sz w:val="28"/>
+            <w:szCs w:val="28"/>
+          </w:rPr>
+          <w:t xml:space="preserve">da</w:t>
+        </w:r>
+      </w:ins>
+      <w:r>
+        <w:rPr>
+          <w:rFonts w:ascii="Arial" w:eastAsia="Arial" w:hAnsi="Arial" w:cs="Arial"/>
+          <w:sz w:val="28"/>
+          <w:szCs w:val="28"/>
+        </w:rPr>
+        <w:t xml:space="preserve"> autorização </w:t>
+      </w:r>
+      <w:del w:id="1171" w:author="Assessor GDSXSR" w:date="2026-10-30T19:45:25Z">
         <w:r>
           <w:rPr>
             <w:rFonts w:ascii="Arial" w:eastAsia="Arial" w:hAnsi="Arial" w:cs="Arial"/>
@@ -6010,7 +6861,7 @@
           <w:delText xml:space="preserve">referente a</w:delText>
         </w:r>
       </w:del>
-      <w:ins w:id="1109" w:author="Assessor GDSXSR" w:date="2026-10-29T21:14:30Z">
+      <w:ins w:id="1172" w:author="Assessor GDSXSR" w:date="2026-10-30T19:45:25Z">
         <w:r>
           <w:rPr>
             <w:rFonts w:ascii="Arial" w:eastAsia="Arial" w:hAnsi="Arial" w:cs="Arial"/>
@@ -6045,27 +6896,27 @@
           <w:sz w:val="28"/>
           <w:szCs w:val="28"/>
         </w:rPr>
-        <w:t xml:space="preserve"> o</w:t>
-      </w:r>
-      <w:r>
-        <w:rPr>
-          <w:rFonts w:ascii="Arial" w:eastAsia="Arial" w:hAnsi="Arial" w:cs="Arial"/>
-          <w:sz w:val="28"/>
-          <w:szCs w:val="28"/>
-        </w:rPr>
-        <w:t xml:space="preserve">s valores salariais eram absorvidos automaticamente para amortização das dívidas, </w:t>
-      </w:r>
-      <w:del w:id="1110" w:author="Assessor GDSXSR" w:date="2026-10-29T21:14:30Z">
-        <w:r>
-          <w:rPr>
-            <w:rFonts w:ascii="Arial" w:eastAsia="Arial" w:hAnsi="Arial" w:cs="Arial"/>
-            <w:sz w:val="28"/>
-            <w:szCs w:val="28"/>
-          </w:rPr>
-          <w:delText xml:space="preserve">havendo ainda</w:delText>
-        </w:r>
-      </w:del>
-      <w:ins w:id="1111" w:author="Assessor GDSXSR" w:date="2026-10-29T21:14:30Z">
+        <w:t xml:space="preserve"> </w:t>
+      </w:r>
+      <w:del w:id="1173" w:author="Assessor GDSXSR" w:date="2026-10-30T19:45:25Z">
+        <w:r>
+          <w:rPr>
+            <w:rFonts w:ascii="Arial" w:eastAsia="Arial" w:hAnsi="Arial" w:cs="Arial"/>
+            <w:sz w:val="28"/>
+            <w:szCs w:val="28"/>
+          </w:rPr>
+          <w:delText xml:space="preserve">o</w:delText>
+        </w:r>
+        <w:r>
+          <w:rPr>
+            <w:rFonts w:ascii="Arial" w:eastAsia="Arial" w:hAnsi="Arial" w:cs="Arial"/>
+            <w:sz w:val="28"/>
+            <w:szCs w:val="28"/>
+          </w:rPr>
+          <w:delText xml:space="preserve">s</w:delText>
+        </w:r>
+      </w:del>
+      <w:ins w:id="1174" w:author="Assessor GDSXSR" w:date="2026-10-30T19:45:25Z">
         <w:r>
           <w:rPr>
             <w:rFonts w:ascii="Arial" w:eastAsia="Arial" w:hAnsi="Arial" w:cs="Arial"/>
@@ -6073,7 +6924,7 @@
             <w:sz w:val="28"/>
             <w:szCs w:val="28"/>
           </w:rPr>
-          <w:t xml:space="preserve">com</w:t>
+          <w:t xml:space="preserve">o</w:t>
         </w:r>
       </w:ins>
       <w:r>
@@ -6082,37 +6933,19 @@
           <w:sz w:val="28"/>
           <w:szCs w:val="28"/>
         </w:rPr>
-        <w:t xml:space="preserve"> provisionamento</w:t>
-      </w:r>
-      <w:del w:id="1112" w:author="Assessor GDSXSR" w:date="2026-10-29T21:14:30Z">
-        <w:r>
-          <w:rPr>
-            <w:rFonts w:ascii="Arial" w:eastAsia="Arial" w:hAnsi="Arial" w:cs="Arial"/>
-            <w:sz w:val="28"/>
-            <w:szCs w:val="28"/>
-          </w:rPr>
-          <w:delText xml:space="preserve"> de valores</w:delText>
-        </w:r>
-      </w:del>
-      <w:r>
-        <w:rPr>
-          <w:rFonts w:ascii="Arial" w:eastAsia="Arial" w:hAnsi="Arial" w:cs="Arial"/>
-          <w:sz w:val="28"/>
-          <w:szCs w:val="28"/>
-        </w:rPr>
-        <w:t xml:space="preserve"> sobre créditos futuros</w:t>
-      </w:r>
-      <w:del w:id="1113" w:author="Assessor GDSXSR" w:date="2026-10-29T21:14:30Z">
-        <w:r>
-          <w:rPr>
-            <w:rFonts w:ascii="Arial" w:eastAsia="Arial" w:hAnsi="Arial" w:cs="Arial"/>
-            <w:sz w:val="28"/>
-            <w:szCs w:val="28"/>
-          </w:rPr>
-          <w:delText xml:space="preserve">;</w:delText>
-        </w:r>
-      </w:del>
-      <w:ins w:id="1114" w:author="Assessor GDSXSR" w:date="2026-10-29T21:14:30Z">
+        <w:t xml:space="preserve"> </w:t>
+      </w:r>
+      <w:del w:id="1175" w:author="Assessor GDSXSR" w:date="2026-10-30T19:45:25Z">
+        <w:r>
+          <w:rPr>
+            <w:rFonts w:ascii="Arial" w:eastAsia="Arial" w:hAnsi="Arial" w:cs="Arial"/>
+            <w:sz w:val="28"/>
+            <w:szCs w:val="28"/>
+          </w:rPr>
+          <w:delText xml:space="preserve">valores</w:delText>
+        </w:r>
+      </w:del>
+      <w:ins w:id="1176" w:author="Assessor GDSXSR" w:date="2026-10-30T19:45:25Z">
         <w:r>
           <w:rPr>
             <w:rFonts w:ascii="Arial" w:eastAsia="Arial" w:hAnsi="Arial" w:cs="Arial"/>
@@ -6120,7 +6953,7 @@
             <w:sz w:val="28"/>
             <w:szCs w:val="28"/>
           </w:rPr>
-          <w:t xml:space="preserve">, em afronta à boa-fé objetiva, à função social do contrato</w:t>
+          <w:t xml:space="preserve">banco</w:t>
         </w:r>
       </w:ins>
       <w:r>
@@ -6129,19 +6962,180 @@
           <w:sz w:val="28"/>
           <w:szCs w:val="28"/>
         </w:rPr>
+        <w:t xml:space="preserve"> </w:t>
+      </w:r>
+      <w:del w:id="1177" w:author="Assessor GDSXSR" w:date="2026-10-30T19:45:25Z">
+        <w:r>
+          <w:rPr>
+            <w:rFonts w:ascii="Arial" w:eastAsia="Arial" w:hAnsi="Arial" w:cs="Arial"/>
+            <w:sz w:val="28"/>
+            <w:szCs w:val="28"/>
+          </w:rPr>
+          <w:delText xml:space="preserve">salariais</w:delText>
+        </w:r>
+      </w:del>
+      <w:ins w:id="1178" w:author="Assessor GDSXSR" w:date="2026-10-30T19:45:25Z">
+        <w:r>
+          <w:rPr>
+            <w:rFonts w:ascii="Arial" w:eastAsia="Arial" w:hAnsi="Arial" w:cs="Arial"/>
+            <w:color w:val="808080"/>
+            <w:sz w:val="28"/>
+            <w:szCs w:val="28"/>
+          </w:rPr>
+          <w:t xml:space="preserve">absorveu</w:t>
+        </w:r>
+      </w:ins>
+      <w:r>
+        <w:rPr>
+          <w:rFonts w:ascii="Arial" w:eastAsia="Arial" w:hAnsi="Arial" w:cs="Arial"/>
+          <w:sz w:val="28"/>
+          <w:szCs w:val="28"/>
+        </w:rPr>
+        <w:t xml:space="preserve"> </w:t>
+      </w:r>
+      <w:del w:id="1179" w:author="Assessor GDSXSR" w:date="2026-10-30T19:45:25Z">
+        <w:r>
+          <w:rPr>
+            <w:rFonts w:ascii="Arial" w:eastAsia="Arial" w:hAnsi="Arial" w:cs="Arial"/>
+            <w:sz w:val="28"/>
+            <w:szCs w:val="28"/>
+          </w:rPr>
+          <w:delText xml:space="preserve">eram</w:delText>
+        </w:r>
+      </w:del>
+      <w:ins w:id="1180" w:author="Assessor GDSXSR" w:date="2026-10-30T19:45:25Z">
+        <w:r>
+          <w:rPr>
+            <w:rFonts w:ascii="Arial" w:eastAsia="Arial" w:hAnsi="Arial" w:cs="Arial"/>
+            <w:color w:val="808080"/>
+            <w:sz w:val="28"/>
+            <w:szCs w:val="28"/>
+          </w:rPr>
+          <w:t xml:space="preserve">o</w:t>
+        </w:r>
+      </w:ins>
+      <w:r>
+        <w:rPr>
+          <w:rFonts w:ascii="Arial" w:eastAsia="Arial" w:hAnsi="Arial" w:cs="Arial"/>
+          <w:sz w:val="28"/>
+          <w:szCs w:val="28"/>
+        </w:rPr>
+        <w:t xml:space="preserve"> </w:t>
+      </w:r>
+      <w:del w:id="1181" w:author="Assessor GDSXSR" w:date="2026-10-30T19:45:25Z">
+        <w:r>
+          <w:rPr>
+            <w:rFonts w:ascii="Arial" w:eastAsia="Arial" w:hAnsi="Arial" w:cs="Arial"/>
+            <w:sz w:val="28"/>
+            <w:szCs w:val="28"/>
+          </w:rPr>
+          <w:delText xml:space="preserve">absorvidos</w:delText>
+        </w:r>
+      </w:del>
+      <w:ins w:id="1182" w:author="Assessor GDSXSR" w:date="2026-10-30T19:45:25Z">
+        <w:r>
+          <w:rPr>
+            <w:rFonts w:ascii="Arial" w:eastAsia="Arial" w:hAnsi="Arial" w:cs="Arial"/>
+            <w:color w:val="808080"/>
+            <w:sz w:val="28"/>
+            <w:szCs w:val="28"/>
+          </w:rPr>
+          <w:t xml:space="preserve">salário</w:t>
+        </w:r>
+      </w:ins>
+      <w:r>
+        <w:rPr>
+          <w:rFonts w:ascii="Arial" w:eastAsia="Arial" w:hAnsi="Arial" w:cs="Arial"/>
+          <w:sz w:val="28"/>
+          <w:szCs w:val="28"/>
+        </w:rPr>
+        <w:t xml:space="preserve"> </w:t>
+      </w:r>
+      <w:del w:id="1183" w:author="Assessor GDSXSR" w:date="2026-10-30T19:45:25Z">
+        <w:r>
+          <w:rPr>
+            <w:rFonts w:ascii="Arial" w:eastAsia="Arial" w:hAnsi="Arial" w:cs="Arial"/>
+            <w:sz w:val="28"/>
+            <w:szCs w:val="28"/>
+          </w:rPr>
+          <w:delText xml:space="preserve">automaticamente</w:delText>
+        </w:r>
+      </w:del>
+      <w:ins w:id="1184" w:author="Assessor GDSXSR" w:date="2026-10-30T19:45:25Z">
+        <w:r>
+          <w:rPr>
+            <w:rFonts w:ascii="Arial" w:eastAsia="Arial" w:hAnsi="Arial" w:cs="Arial"/>
+            <w:color w:val="808080"/>
+            <w:sz w:val="28"/>
+            <w:szCs w:val="28"/>
+          </w:rPr>
+          <w:t xml:space="preserve">e</w:t>
+        </w:r>
+      </w:ins>
+      <w:r>
+        <w:rPr>
+          <w:rFonts w:ascii="Arial" w:eastAsia="Arial" w:hAnsi="Arial" w:cs="Arial"/>
+          <w:sz w:val="28"/>
+          <w:szCs w:val="28"/>
+        </w:rPr>
+        <w:t xml:space="preserve"> </w:t>
+      </w:r>
+      <w:del w:id="1185" w:author="Assessor GDSXSR" w:date="2026-10-30T19:45:25Z">
+        <w:r>
+          <w:rPr>
+            <w:rFonts w:ascii="Arial" w:eastAsia="Arial" w:hAnsi="Arial" w:cs="Arial"/>
+            <w:sz w:val="28"/>
+            <w:szCs w:val="28"/>
+          </w:rPr>
+          <w:delText xml:space="preserve">para amortização das dívidas, havendo ainda provisionamento de valores sobre</w:delText>
+        </w:r>
+      </w:del>
+      <w:ins w:id="1186" w:author="Assessor GDSXSR" w:date="2026-10-30T19:45:25Z">
+        <w:r>
+          <w:rPr>
+            <w:rFonts w:ascii="Arial" w:eastAsia="Arial" w:hAnsi="Arial" w:cs="Arial"/>
+            <w:color w:val="808080"/>
+            <w:sz w:val="28"/>
+            <w:szCs w:val="28"/>
+          </w:rPr>
+          <w:t xml:space="preserve">provisionou</w:t>
+        </w:r>
+      </w:ins>
+      <w:r>
+        <w:rPr>
+          <w:rFonts w:ascii="Arial" w:eastAsia="Arial" w:hAnsi="Arial" w:cs="Arial"/>
+          <w:sz w:val="28"/>
+          <w:szCs w:val="28"/>
+        </w:rPr>
+        <w:t xml:space="preserve"> créditos futuros</w:t>
+      </w:r>
+      <w:ins w:id="1187" w:author="Assessor GDSXSR" w:date="2026-10-30T19:45:25Z">
+        <w:r>
+          <w:rPr>
+            <w:rFonts w:ascii="Arial" w:eastAsia="Arial" w:hAnsi="Arial" w:cs="Arial"/>
+            <w:color w:val="808080"/>
+            <w:sz w:val="28"/>
+            <w:szCs w:val="28"/>
+          </w:rPr>
+          <w:t xml:space="preserve">, em afronta à boa-fé e ao mínimo existencial</w:t>
+        </w:r>
+      </w:ins>
+      <w:r>
+        <w:rPr>
+          <w:rFonts w:ascii="Arial" w:eastAsia="Arial" w:hAnsi="Arial" w:cs="Arial"/>
+          <w:sz w:val="28"/>
+          <w:szCs w:val="28"/>
+        </w:rPr>
+        <w:t xml:space="preserve">;</w:t>
+      </w:r>
+      <w:r>
+        <w:rPr>
+          <w:rFonts w:ascii="Arial" w:eastAsia="Arial" w:hAnsi="Arial" w:cs="Arial"/>
+          <w:sz w:val="28"/>
+          <w:szCs w:val="28"/>
+        </w:rPr>
         <w:t xml:space="preserve"> e</w:t>
       </w:r>
-      <w:ins w:id="1115" w:author="Assessor GDSXSR" w:date="2026-10-29T21:14:30Z">
-        <w:r>
-          <w:rPr>
-            <w:rFonts w:ascii="Arial" w:eastAsia="Arial" w:hAnsi="Arial" w:cs="Arial"/>
-            <w:color w:val="808080"/>
-            <w:sz w:val="28"/>
-            <w:szCs w:val="28"/>
-          </w:rPr>
-          <w:t xml:space="preserve"> ao mínimo existencial;</w:t>
-        </w:r>
-      </w:ins>
       <w:r>
         <w:rPr>
           <w:rFonts w:ascii="Arial" w:eastAsia="Arial" w:hAnsi="Arial" w:cs="Arial"/>
@@ -6168,17 +7162,43 @@
         </w:rPr>
         <w:t xml:space="preserve"> </w:t>
       </w:r>
-      <w:del w:id="1116" w:author="Assessor GDSXSR" w:date="2026-10-29T21:14:30Z">
-        <w:r>
-          <w:rPr>
-            <w:rFonts w:ascii="Arial" w:eastAsia="Arial" w:hAnsi="Arial" w:cs="Arial"/>
-            <w:sz w:val="28"/>
-            <w:szCs w:val="28"/>
-          </w:rPr>
-          <w:delText xml:space="preserve">é</w:delText>
-        </w:r>
-      </w:del>
-      <w:ins w:id="1117" w:author="Assessor GDSXSR" w:date="2026-10-29T21:14:30Z">
+      <w:del w:id="1188" w:author="Assessor GDSXSR" w:date="2026-10-30T19:45:25Z">
+        <w:r>
+          <w:rPr>
+            <w:rFonts w:ascii="Arial" w:eastAsia="Arial" w:hAnsi="Arial" w:cs="Arial"/>
+            <w:sz w:val="28"/>
+            <w:szCs w:val="28"/>
+          </w:rPr>
+          <w:delText xml:space="preserve">é ilícita </w:delText>
+        </w:r>
+      </w:del>
+      <w:r>
+        <w:rPr>
+          <w:rFonts w:ascii="Arial" w:eastAsia="Arial" w:hAnsi="Arial" w:cs="Arial"/>
+          <w:sz w:val="28"/>
+          <w:szCs w:val="28"/>
+        </w:rPr>
+        <w:t xml:space="preserve">a </w:t>
+      </w:r>
+      <w:del w:id="1189" w:author="Assessor GDSXSR" w:date="2026-10-30T19:45:25Z">
+        <w:r>
+          <w:rPr>
+            <w:rFonts w:ascii="Arial" w:eastAsia="Arial" w:hAnsi="Arial" w:cs="Arial"/>
+            <w:sz w:val="28"/>
+            <w:szCs w:val="28"/>
+          </w:rPr>
+          <w:delText xml:space="preserve">reten</w:delText>
+        </w:r>
+        <w:r>
+          <w:rPr>
+            <w:rFonts w:ascii="Arial" w:eastAsia="Arial" w:hAnsi="Arial" w:cs="Arial"/>
+            <w:sz w:val="28"/>
+            <w:szCs w:val="28"/>
+          </w:rPr>
+          <w:delText xml:space="preserve">ção</w:delText>
+        </w:r>
+      </w:del>
+      <w:ins w:id="1190" w:author="Assessor GDSXSR" w:date="2026-10-30T19:45:25Z">
         <w:r>
           <w:rPr>
             <w:rFonts w:ascii="Arial" w:eastAsia="Arial" w:hAnsi="Arial" w:cs="Arial"/>
@@ -6186,7 +7206,7 @@
             <w:sz w:val="28"/>
             <w:szCs w:val="28"/>
           </w:rPr>
-          <w:t xml:space="preserve">a</w:t>
+          <w:t xml:space="preserve">privação</w:t>
         </w:r>
       </w:ins>
       <w:r>
@@ -6197,17 +7217,17 @@
         </w:rPr>
         <w:t xml:space="preserve"> </w:t>
       </w:r>
-      <w:del w:id="1118" w:author="Assessor GDSXSR" w:date="2026-10-29T21:14:30Z">
-        <w:r>
-          <w:rPr>
-            <w:rFonts w:ascii="Arial" w:eastAsia="Arial" w:hAnsi="Arial" w:cs="Arial"/>
-            <w:sz w:val="28"/>
-            <w:szCs w:val="28"/>
-          </w:rPr>
-          <w:delText xml:space="preserve">ilícita</w:delText>
-        </w:r>
-      </w:del>
-      <w:ins w:id="1119" w:author="Assessor GDSXSR" w:date="2026-10-29T21:14:30Z">
+      <w:del w:id="1191" w:author="Assessor GDSXSR" w:date="2026-10-30T19:45:25Z">
+        <w:r>
+          <w:rPr>
+            <w:rFonts w:ascii="Arial" w:eastAsia="Arial" w:hAnsi="Arial" w:cs="Arial"/>
+            <w:sz w:val="28"/>
+            <w:szCs w:val="28"/>
+          </w:rPr>
+          <w:delText xml:space="preserve">integral</w:delText>
+        </w:r>
+      </w:del>
+      <w:ins w:id="1192" w:author="Assessor GDSXSR" w:date="2026-10-30T19:45:25Z">
         <w:r>
           <w:rPr>
             <w:rFonts w:ascii="Arial" w:eastAsia="Arial" w:hAnsi="Arial" w:cs="Arial"/>
@@ -6215,7 +7235,7 @@
             <w:sz w:val="28"/>
             <w:szCs w:val="28"/>
           </w:rPr>
-          <w:t xml:space="preserve">autorização contratual para débitos em conta não legitima</w:t>
+          <w:t xml:space="preserve">reiterada</w:t>
         </w:r>
       </w:ins>
       <w:r>
@@ -6224,17 +7244,38 @@
           <w:sz w:val="28"/>
           <w:szCs w:val="28"/>
         </w:rPr>
-        <w:t xml:space="preserve"> a reten</w:t>
-      </w:r>
-      <w:r>
-        <w:rPr>
-          <w:rFonts w:ascii="Arial" w:eastAsia="Arial" w:hAnsi="Arial" w:cs="Arial"/>
-          <w:sz w:val="28"/>
-          <w:szCs w:val="28"/>
-        </w:rPr>
-        <w:t xml:space="preserve">ção integral de </w:t>
-      </w:r>
-      <w:del w:id="1120" w:author="Assessor GDSXSR" w:date="2026-10-29T21:14:30Z">
+        <w:t xml:space="preserve"> </w:t>
+      </w:r>
+      <w:del w:id="1193" w:author="Assessor GDSXSR" w:date="2026-10-30T19:45:25Z">
+        <w:r>
+          <w:rPr>
+            <w:rFonts w:ascii="Arial" w:eastAsia="Arial" w:hAnsi="Arial" w:cs="Arial"/>
+            <w:sz w:val="28"/>
+            <w:szCs w:val="28"/>
+          </w:rPr>
+          <w:delText xml:space="preserve">de</w:delText>
+        </w:r>
+      </w:del>
+      <w:ins w:id="1194" w:author="Assessor GDSXSR" w:date="2026-10-30T19:45:25Z">
+        <w:r>
+          <w:rPr>
+            <w:rFonts w:ascii="Arial" w:eastAsia="Arial" w:hAnsi="Arial" w:cs="Arial"/>
+            <w:color w:val="808080"/>
+            <w:sz w:val="28"/>
+            <w:szCs w:val="28"/>
+          </w:rPr>
+          <w:t xml:space="preserve">da</w:t>
+        </w:r>
+      </w:ins>
+      <w:r>
+        <w:rPr>
+          <w:rFonts w:ascii="Arial" w:eastAsia="Arial" w:hAnsi="Arial" w:cs="Arial"/>
+          <w:sz w:val="28"/>
+          <w:szCs w:val="28"/>
+        </w:rPr>
+        <w:t xml:space="preserve"> </w:t>
+      </w:r>
+      <w:del w:id="1195" w:author="Assessor GDSXSR" w:date="2026-10-30T19:45:25Z">
         <w:r>
           <w:rPr>
             <w:rFonts w:ascii="Arial" w:eastAsia="Arial" w:hAnsi="Arial" w:cs="Arial"/>
@@ -6244,7 +7285,7 @@
           <w:delText xml:space="preserve">valores</w:delText>
         </w:r>
       </w:del>
-      <w:ins w:id="1121" w:author="Assessor GDSXSR" w:date="2026-10-29T21:14:30Z">
+      <w:ins w:id="1196" w:author="Assessor GDSXSR" w:date="2026-10-30T19:45:25Z">
         <w:r>
           <w:rPr>
             <w:rFonts w:ascii="Arial" w:eastAsia="Arial" w:hAnsi="Arial" w:cs="Arial"/>
@@ -6252,7 +7293,7 @@
             <w:sz w:val="28"/>
             <w:szCs w:val="28"/>
           </w:rPr>
-          <w:t xml:space="preserve">verbas</w:t>
+          <w:t xml:space="preserve">remuneração</w:t>
         </w:r>
       </w:ins>
       <w:r>
@@ -6261,9 +7302,19 @@
           <w:sz w:val="28"/>
           <w:szCs w:val="28"/>
         </w:rPr>
-        <w:t xml:space="preserve"> salariais</w:t>
-      </w:r>
-      <w:ins w:id="1122" w:author="Assessor GDSXSR" w:date="2026-10-29T21:14:30Z">
+        <w:t xml:space="preserve"> </w:t>
+      </w:r>
+      <w:del w:id="1197" w:author="Assessor GDSXSR" w:date="2026-10-30T19:45:25Z">
+        <w:r>
+          <w:rPr>
+            <w:rFonts w:ascii="Arial" w:eastAsia="Arial" w:hAnsi="Arial" w:cs="Arial"/>
+            <w:sz w:val="28"/>
+            <w:szCs w:val="28"/>
+          </w:rPr>
+          <w:delText xml:space="preserve">salariais</w:delText>
+        </w:r>
+      </w:del>
+      <w:ins w:id="1198" w:author="Assessor GDSXSR" w:date="2026-10-30T19:45:25Z">
         <w:r>
           <w:rPr>
             <w:rFonts w:ascii="Arial" w:eastAsia="Arial" w:hAnsi="Arial" w:cs="Arial"/>
@@ -6271,7 +7322,7 @@
             <w:sz w:val="28"/>
             <w:szCs w:val="28"/>
           </w:rPr>
-          <w:t xml:space="preserve">;</w:t>
+          <w:t xml:space="preserve">e</w:t>
         </w:r>
       </w:ins>
       <w:r>
@@ -6282,7 +7333,7 @@
         </w:rPr>
         <w:t xml:space="preserve"> </w:t>
       </w:r>
-      <w:del w:id="1123" w:author="Assessor GDSXSR" w:date="2026-10-29T21:14:30Z">
+      <w:del w:id="1199" w:author="Assessor GDSXSR" w:date="2026-10-30T19:45:25Z">
         <w:r>
           <w:rPr>
             <w:rFonts w:ascii="Arial" w:eastAsia="Arial" w:hAnsi="Arial" w:cs="Arial"/>
@@ -6292,7 +7343,7 @@
           <w:delText xml:space="preserve">para</w:delText>
         </w:r>
       </w:del>
-      <w:ins w:id="1124" w:author="Assessor GDSXSR" w:date="2026-10-29T21:14:30Z">
+      <w:ins w:id="1200" w:author="Assessor GDSXSR" w:date="2026-10-30T19:45:25Z">
         <w:r>
           <w:rPr>
             <w:rFonts w:ascii="Arial" w:eastAsia="Arial" w:hAnsi="Arial" w:cs="Arial"/>
@@ -6300,7 +7351,7 @@
             <w:sz w:val="28"/>
             <w:szCs w:val="28"/>
           </w:rPr>
-          <w:t xml:space="preserve">e</w:t>
+          <w:t xml:space="preserve">o</w:t>
         </w:r>
       </w:ins>
       <w:r>
@@ -6311,7 +7362,7 @@
         </w:rPr>
         <w:t xml:space="preserve"> </w:t>
       </w:r>
-      <w:del w:id="1125" w:author="Assessor GDSXSR" w:date="2026-10-29T21:14:30Z">
+      <w:del w:id="1201" w:author="Assessor GDSXSR" w:date="2026-10-30T19:45:25Z">
         <w:r>
           <w:rPr>
             <w:rFonts w:ascii="Arial" w:eastAsia="Arial" w:hAnsi="Arial" w:cs="Arial"/>
@@ -6321,17 +7372,36 @@
           <w:delText xml:space="preserve">satisfação</w:delText>
         </w:r>
       </w:del>
-      <w:ins w:id="1126" w:author="Assessor GDSXSR" w:date="2026-10-29T21:14:30Z">
-        <w:r>
-          <w:rPr>
-            <w:rFonts w:ascii="Arial" w:eastAsia="Arial" w:hAnsi="Arial" w:cs="Arial"/>
-            <w:b/>
+      <w:ins w:id="1202" w:author="Assessor GDSXSR" w:date="2026-10-30T19:45:25Z">
+        <w:r>
+          <w:rPr>
+            <w:rFonts w:ascii="Arial" w:eastAsia="Arial" w:hAnsi="Arial" w:cs="Arial"/>
             <w:color w:val="808080"/>
             <w:sz w:val="28"/>
             <w:szCs w:val="28"/>
           </w:rPr>
-          <w:t xml:space="preserve">4)</w:t>
-        </w:r>
+          <w:t xml:space="preserve">saldo</w:t>
+        </w:r>
+      </w:ins>
+      <w:r>
+        <w:rPr>
+          <w:rFonts w:ascii="Arial" w:eastAsia="Arial" w:hAnsi="Arial" w:cs="Arial"/>
+          <w:sz w:val="28"/>
+          <w:szCs w:val="28"/>
+        </w:rPr>
+        <w:t xml:space="preserve"> </w:t>
+      </w:r>
+      <w:del w:id="1203" w:author="Assessor GDSXSR" w:date="2026-10-30T19:45:25Z">
+        <w:r>
+          <w:rPr>
+            <w:rFonts w:ascii="Arial" w:eastAsia="Arial" w:hAnsi="Arial" w:cs="Arial"/>
+            <w:sz w:val="28"/>
+            <w:szCs w:val="28"/>
+          </w:rPr>
+          <w:delText xml:space="preserve">de</w:delText>
+        </w:r>
+      </w:del>
+      <w:ins w:id="1204" w:author="Assessor GDSXSR" w:date="2026-10-30T19:45:25Z">
         <w:r>
           <w:rPr>
             <w:rFonts w:ascii="Arial" w:eastAsia="Arial" w:hAnsi="Arial" w:cs="Arial"/>
@@ -6339,7 +7409,7 @@
             <w:sz w:val="28"/>
             <w:szCs w:val="28"/>
           </w:rPr>
-          <w:t xml:space="preserve"> a privação reiterada da remuneração e a manutenção</w:t>
+          <w:t xml:space="preserve">negativo</w:t>
         </w:r>
       </w:ins>
       <w:r>
@@ -6348,9 +7418,9 @@
           <w:sz w:val="28"/>
           <w:szCs w:val="28"/>
         </w:rPr>
-        <w:t xml:space="preserve"> de </w:t>
-      </w:r>
-      <w:del w:id="1127" w:author="Assessor GDSXSR" w:date="2026-10-29T21:14:30Z">
+        <w:t xml:space="preserve"> </w:t>
+      </w:r>
+      <w:del w:id="1205" w:author="Assessor GDSXSR" w:date="2026-10-30T19:45:25Z">
         <w:r>
           <w:rPr>
             <w:rFonts w:ascii="Arial" w:eastAsia="Arial" w:hAnsi="Arial" w:cs="Arial"/>
@@ -6360,7 +7430,7 @@
           <w:delText xml:space="preserve">dívidas</w:delText>
         </w:r>
       </w:del>
-      <w:ins w:id="1128" w:author="Assessor GDSXSR" w:date="2026-10-29T21:14:30Z">
+      <w:ins w:id="1206" w:author="Assessor GDSXSR" w:date="2026-10-30T19:45:25Z">
         <w:r>
           <w:rPr>
             <w:rFonts w:ascii="Arial" w:eastAsia="Arial" w:hAnsi="Arial" w:cs="Arial"/>
@@ -6368,7 +7438,7 @@
             <w:sz w:val="28"/>
             <w:szCs w:val="28"/>
           </w:rPr>
-          <w:t xml:space="preserve">saldo</w:t>
+          <w:t xml:space="preserve">configuram</w:t>
         </w:r>
       </w:ins>
       <w:r>
@@ -6379,7 +7449,7 @@
         </w:rPr>
         <w:t xml:space="preserve"> </w:t>
       </w:r>
-      <w:del w:id="1129" w:author="Assessor GDSXSR" w:date="2026-10-29T21:14:30Z">
+      <w:del w:id="1207" w:author="Assessor GDSXSR" w:date="2026-10-30T19:45:25Z">
         <w:r>
           <w:rPr>
             <w:rFonts w:ascii="Arial" w:eastAsia="Arial" w:hAnsi="Arial" w:cs="Arial"/>
@@ -6389,7 +7459,7 @@
           <w:delText xml:space="preserve">bancárias,</w:delText>
         </w:r>
       </w:del>
-      <w:ins w:id="1130" w:author="Assessor GDSXSR" w:date="2026-10-29T21:14:30Z">
+      <w:ins w:id="1208" w:author="Assessor GDSXSR" w:date="2026-10-30T19:45:25Z">
         <w:r>
           <w:rPr>
             <w:rFonts w:ascii="Arial" w:eastAsia="Arial" w:hAnsi="Arial" w:cs="Arial"/>
@@ -6397,7 +7467,7 @@
             <w:sz w:val="28"/>
             <w:szCs w:val="28"/>
           </w:rPr>
-          <w:t xml:space="preserve">negativo</w:t>
+          <w:t xml:space="preserve">dano</w:t>
         </w:r>
       </w:ins>
       <w:r>
@@ -6408,7 +7478,7 @@
         </w:rPr>
         <w:t xml:space="preserve"> </w:t>
       </w:r>
-      <w:del w:id="1131" w:author="Assessor GDSXSR" w:date="2026-10-29T21:14:30Z">
+      <w:del w:id="1209" w:author="Assessor GDSXSR" w:date="2026-10-30T19:45:25Z">
         <w:r>
           <w:rPr>
             <w:rFonts w:ascii="Arial" w:eastAsia="Arial" w:hAnsi="Arial" w:cs="Arial"/>
@@ -6418,7 +7488,7 @@
           <w:delText xml:space="preserve">mesmo</w:delText>
         </w:r>
       </w:del>
-      <w:ins w:id="1132" w:author="Assessor GDSXSR" w:date="2026-10-29T21:14:30Z">
+      <w:ins w:id="1210" w:author="Assessor GDSXSR" w:date="2026-10-30T19:45:25Z">
         <w:r>
           <w:rPr>
             <w:rFonts w:ascii="Arial" w:eastAsia="Arial" w:hAnsi="Arial" w:cs="Arial"/>
@@ -6426,7 +7496,7 @@
             <w:sz w:val="28"/>
             <w:szCs w:val="28"/>
           </w:rPr>
-          <w:t xml:space="preserve">configuram</w:t>
+          <w:t xml:space="preserve">moral</w:t>
         </w:r>
       </w:ins>
       <w:r>
@@ -6437,7 +7507,7 @@
         </w:rPr>
         <w:t xml:space="preserve"> </w:t>
       </w:r>
-      <w:del w:id="1133" w:author="Assessor GDSXSR" w:date="2026-10-29T21:14:30Z">
+      <w:del w:id="1211" w:author="Assessor GDSXSR" w:date="2026-10-30T19:45:25Z">
         <w:r>
           <w:rPr>
             <w:rFonts w:ascii="Arial" w:eastAsia="Arial" w:hAnsi="Arial" w:cs="Arial"/>
@@ -6447,7 +7517,7 @@
           <w:delText xml:space="preserve">quando</w:delText>
         </w:r>
       </w:del>
-      <w:ins w:id="1134" w:author="Assessor GDSXSR" w:date="2026-10-29T21:14:30Z">
+      <w:ins w:id="1212" w:author="Assessor GDSXSR" w:date="2026-10-30T19:45:25Z">
         <w:r>
           <w:rPr>
             <w:rFonts w:ascii="Arial" w:eastAsia="Arial" w:hAnsi="Arial" w:cs="Arial"/>
@@ -6455,7 +7525,7 @@
             <w:sz w:val="28"/>
             <w:szCs w:val="28"/>
           </w:rPr>
-          <w:t xml:space="preserve">dano</w:t>
+          <w:t xml:space="preserve">(ID</w:t>
         </w:r>
       </w:ins>
       <w:r>
@@ -6466,17 +7536,17 @@
         </w:rPr>
         <w:t xml:space="preserve"> </w:t>
       </w:r>
-      <w:del w:id="1135" w:author="Assessor GDSXSR" w:date="2026-10-29T21:14:30Z">
-        <w:r>
-          <w:rPr>
-            <w:rFonts w:ascii="Arial" w:eastAsia="Arial" w:hAnsi="Arial" w:cs="Arial"/>
-            <w:sz w:val="28"/>
-            <w:szCs w:val="28"/>
-          </w:rPr>
-          <w:delText xml:space="preserve">existente</w:delText>
-        </w:r>
-      </w:del>
-      <w:ins w:id="1136" w:author="Assessor GDSXSR" w:date="2026-10-29T21:14:30Z">
+      <w:del w:id="1213" w:author="Assessor GDSXSR" w:date="2026-10-30T19:45:25Z">
+        <w:r>
+          <w:rPr>
+            <w:rFonts w:ascii="Arial" w:eastAsia="Arial" w:hAnsi="Arial" w:cs="Arial"/>
+            <w:sz w:val="28"/>
+            <w:szCs w:val="28"/>
+          </w:rPr>
+          <w:delText xml:space="preserve">existente autorização de débito em conta</w:delText>
+        </w:r>
+      </w:del>
+      <w:ins w:id="1214" w:author="Assessor GDSXSR" w:date="2026-10-30T19:45:25Z">
         <w:r>
           <w:rPr>
             <w:rFonts w:ascii="Arial" w:eastAsia="Arial" w:hAnsi="Arial" w:cs="Arial"/>
@@ -6484,7 +7554,7 @@
             <w:sz w:val="28"/>
             <w:szCs w:val="28"/>
           </w:rPr>
-          <w:t xml:space="preserve">moral</w:t>
+          <w:t xml:space="preserve">88901977)</w:t>
         </w:r>
       </w:ins>
       <w:r>
@@ -6493,96 +7563,9 @@
           <w:sz w:val="28"/>
           <w:szCs w:val="28"/>
         </w:rPr>
-        <w:t xml:space="preserve"> </w:t>
-      </w:r>
-      <w:del w:id="1137" w:author="Assessor GDSXSR" w:date="2026-10-29T21:14:30Z">
-        <w:r>
-          <w:rPr>
-            <w:rFonts w:ascii="Arial" w:eastAsia="Arial" w:hAnsi="Arial" w:cs="Arial"/>
-            <w:sz w:val="28"/>
-            <w:szCs w:val="28"/>
-          </w:rPr>
-          <w:delText xml:space="preserve">autorização</w:delText>
-        </w:r>
-      </w:del>
-      <w:ins w:id="1138" w:author="Assessor GDSXSR" w:date="2026-10-29T21:14:30Z">
-        <w:r>
-          <w:rPr>
-            <w:rFonts w:ascii="Arial" w:eastAsia="Arial" w:hAnsi="Arial" w:cs="Arial"/>
-            <w:color w:val="808080"/>
-            <w:sz w:val="28"/>
-            <w:szCs w:val="28"/>
-          </w:rPr>
-          <w:t xml:space="preserve">indenizável</w:t>
-        </w:r>
-      </w:ins>
-      <w:r>
-        <w:rPr>
-          <w:rFonts w:ascii="Arial" w:eastAsia="Arial" w:hAnsi="Arial" w:cs="Arial"/>
-          <w:sz w:val="28"/>
-          <w:szCs w:val="28"/>
-        </w:rPr>
-        <w:t xml:space="preserve"> </w:t>
-      </w:r>
-      <w:del w:id="1139" w:author="Assessor GDSXSR" w:date="2026-10-29T21:14:30Z">
-        <w:r>
-          <w:rPr>
-            <w:rFonts w:ascii="Arial" w:eastAsia="Arial" w:hAnsi="Arial" w:cs="Arial"/>
-            <w:sz w:val="28"/>
-            <w:szCs w:val="28"/>
-          </w:rPr>
-          <w:delText xml:space="preserve">de</w:delText>
-        </w:r>
-      </w:del>
-      <w:ins w:id="1140" w:author="Assessor GDSXSR" w:date="2026-10-29T21:14:30Z">
-        <w:r>
-          <w:rPr>
-            <w:rFonts w:ascii="Arial" w:eastAsia="Arial" w:hAnsi="Arial" w:cs="Arial"/>
-            <w:color w:val="808080"/>
-            <w:sz w:val="28"/>
-            <w:szCs w:val="28"/>
-          </w:rPr>
-          <w:t xml:space="preserve">(ID</w:t>
-        </w:r>
-      </w:ins>
-      <w:r>
-        <w:rPr>
-          <w:rFonts w:ascii="Arial" w:eastAsia="Arial" w:hAnsi="Arial" w:cs="Arial"/>
-          <w:sz w:val="28"/>
-          <w:szCs w:val="28"/>
-        </w:rPr>
-        <w:t xml:space="preserve"> </w:t>
-      </w:r>
-      <w:del w:id="1141" w:author="Assessor GDSXSR" w:date="2026-10-29T21:14:30Z">
-        <w:r>
-          <w:rPr>
-            <w:rFonts w:ascii="Arial" w:eastAsia="Arial" w:hAnsi="Arial" w:cs="Arial"/>
-            <w:sz w:val="28"/>
-            <w:szCs w:val="28"/>
-          </w:rPr>
-          <w:delText xml:space="preserve">débito em conta</w:delText>
-        </w:r>
-      </w:del>
-      <w:ins w:id="1142" w:author="Assessor GDSXSR" w:date="2026-10-29T21:14:30Z">
-        <w:r>
-          <w:rPr>
-            <w:rFonts w:ascii="Arial" w:eastAsia="Arial" w:hAnsi="Arial" w:cs="Arial"/>
-            <w:color w:val="808080"/>
-            <w:sz w:val="28"/>
-            <w:szCs w:val="28"/>
-          </w:rPr>
-          <w:t xml:space="preserve">88901977)</w:t>
-        </w:r>
-      </w:ins>
-      <w:r>
-        <w:rPr>
-          <w:rFonts w:ascii="Arial" w:eastAsia="Arial" w:hAnsi="Arial" w:cs="Arial"/>
-          <w:sz w:val="28"/>
-          <w:szCs w:val="28"/>
-        </w:rPr>
         <w:t xml:space="preserve">.</w:t>
       </w:r>
-      <w:del w:id="1143" w:author="Assessor GDSXSR" w:date="2026-10-29T21:14:30Z">
+      <w:del w:id="1215" w:author="Assessor GDSXSR" w:date="2026-10-30T19:45:25Z">
         <w:r>
           <w:rPr>
             <w:rFonts w:ascii="Arial" w:eastAsia="Arial" w:hAnsi="Arial" w:cs="Arial"/>
@@ -6618,7 +7601,7 @@
         <w:ind w:firstLine="2268"/>
         <w:jc w:val="both"/>
         <w:rPr>
-          <w:ins w:id="1144" w:author="Assessor GDSXSR" w:date="2026-10-29T21:14:30Z"/>
+          <w:ins w:id="1216" w:author="Assessor GDSXSR" w:date="2026-10-30T19:45:25Z"/>
         </w:rPr>
       </w:pPr>
       <w:commentRangeStart w:id="20"/>
@@ -6645,7 +7628,7 @@
         <w:ind w:firstLine="2268"/>
         <w:jc w:val="both"/>
         <w:rPr>
-          <w:ins w:id="1145" w:author="Assessor GDSXSR" w:date="2026-10-29T21:14:30Z"/>
+          <w:ins w:id="1217" w:author="Assessor GDSXSR" w:date="2026-10-30T19:45:25Z"/>
         </w:rPr>
       </w:pPr>
     </w:p>
@@ -6655,10 +7638,10 @@
         <w:ind w:left="0" w:firstLine="2268"/>
         <w:jc w:val="both"/>
         <w:rPr>
-          <w:ins w:id="1147" w:author="Assessor GDSXSR" w:date="2026-10-29T21:14:30Z"/>
-        </w:rPr>
-      </w:pPr>
-      <w:ins w:id="1146" w:author="Assessor GDSXSR" w:date="2026-10-29T21:14:30Z">
+          <w:ins w:id="1219" w:author="Assessor GDSXSR" w:date="2026-10-30T19:45:25Z"/>
+        </w:rPr>
+      </w:pPr>
+      <w:ins w:id="1218" w:author="Assessor GDSXSR" w:date="2026-10-30T19:45:25Z">
         <w:r>
           <w:rPr>
             <w:rFonts w:ascii="Arial" w:eastAsia="Arial" w:hAnsi="Arial" w:cs="Arial"/>
@@ -6666,7 +7649,7 @@
             <w:sz w:val="28"/>
             <w:szCs w:val="28"/>
           </w:rPr>
-          <w:t xml:space="preserve">O c. STJ, no julgamento do Tema Repetitivo 1.085, fixou a seguinte tese:</w:t>
+          <w:t xml:space="preserve">O c. STJ fixou, no Tema 1.085, a seguinte tese:</w:t>
         </w:r>
       </w:ins>
     </w:p>
@@ -6676,7 +7659,7 @@
         <w:ind w:left="0" w:firstLine="2268"/>
         <w:jc w:val="both"/>
         <w:rPr>
-          <w:ins w:id="1148" w:author="Assessor GDSXSR" w:date="2026-10-29T21:14:30Z"/>
+          <w:ins w:id="1220" w:author="Assessor GDSXSR" w:date="2026-10-30T19:45:25Z"/>
         </w:rPr>
       </w:pPr>
     </w:p>
@@ -6687,7 +7670,7 @@
         <w:jc w:val="both"/>
         <w:rPr/>
       </w:pPr>
-      <w:ins w:id="1149" w:author="Assessor GDSXSR" w:date="2026-10-29T21:14:30Z">
+      <w:ins w:id="1221" w:author="Assessor GDSXSR" w:date="2026-10-30T19:45:25Z">
         <w:r>
           <w:rPr>
             <w:i/>
@@ -6733,2947 +7716,12 @@
         <w:ind w:firstLine="2268"/>
         <w:jc w:val="both"/>
         <w:rPr>
-          <w:ins w:id="1175" w:author="Assessor GDSXSR" w:date="2026-10-29T21:14:30Z"/>
-        </w:rPr>
-      </w:pPr>
-      <w:commentRangeStart w:id="14"/>
-      <w:del w:id="1150" w:author="Assessor GDSXSR" w:date="2026-10-29T21:14:30Z">
-        <w:r>
-          <w:rPr>
-            <w:rFonts w:ascii="Arial" w:eastAsia="Arial" w:hAnsi="Arial" w:cs="Arial"/>
-            <w:sz w:val="28"/>
-            <w:szCs w:val="28"/>
-          </w:rPr>
-          <w:delText xml:space="preserve">Conforme se extrai da documentação juntada aos autos, os</w:delText>
-        </w:r>
-      </w:del>
-      <w:ins w:id="1151" w:author="Assessor GDSXSR" w:date="2026-10-29T21:14:30Z">
-        <w:r>
-          <w:rPr>
-            <w:rFonts w:ascii="Arial" w:eastAsia="Arial" w:hAnsi="Arial" w:cs="Arial"/>
-            <w:color w:val="808080"/>
-            <w:sz w:val="28"/>
-            <w:szCs w:val="28"/>
-          </w:rPr>
-          <w:t xml:space="preserve">Os</w:t>
-        </w:r>
-      </w:ins>
-      <w:r>
-        <w:rPr>
-          <w:rFonts w:ascii="Arial" w:eastAsia="Arial" w:hAnsi="Arial" w:cs="Arial"/>
-          <w:sz w:val="28"/>
-          <w:szCs w:val="28"/>
-        </w:rPr>
-        <w:t xml:space="preserve"> descontos questionados decorreram de operações de crédito </w:t>
-      </w:r>
-      <w:del w:id="1152" w:author="Assessor GDSXSR" w:date="2026-10-29T21:14:30Z">
-        <w:r>
-          <w:rPr>
-            <w:rFonts w:ascii="Arial" w:eastAsia="Arial" w:hAnsi="Arial" w:cs="Arial"/>
-            <w:sz w:val="28"/>
-            <w:szCs w:val="28"/>
-          </w:rPr>
-          <w:delText xml:space="preserve">regularmente </w:delText>
-        </w:r>
-      </w:del>
-      <w:r>
-        <w:rPr>
-          <w:rFonts w:ascii="Arial" w:eastAsia="Arial" w:hAnsi="Arial" w:cs="Arial"/>
-          <w:sz w:val="28"/>
-          <w:szCs w:val="28"/>
-        </w:rPr>
-        <w:t xml:space="preserve">contratadas pela </w:t>
-      </w:r>
-      <w:del w:id="1153" w:author="Assessor GDSXSR" w:date="2026-10-29T21:14:30Z">
-        <w:r>
-          <w:rPr>
-            <w:rFonts w:ascii="Arial" w:eastAsia="Arial" w:hAnsi="Arial" w:cs="Arial"/>
-            <w:sz w:val="28"/>
-            <w:szCs w:val="28"/>
-          </w:rPr>
-          <w:delText xml:space="preserve">a</w:delText>
-        </w:r>
-        <w:r>
-          <w:rPr>
-            <w:rFonts w:ascii="Arial" w:eastAsia="Arial" w:hAnsi="Arial" w:cs="Arial"/>
-            <w:sz w:val="28"/>
-            <w:szCs w:val="28"/>
-          </w:rPr>
-          <w:delText xml:space="preserve">pelante</w:delText>
-        </w:r>
-      </w:del>
-      <w:ins w:id="1154" w:author="Assessor GDSXSR" w:date="2026-10-29T21:14:30Z">
-        <w:r>
-          <w:rPr>
-            <w:rFonts w:ascii="Arial" w:eastAsia="Arial" w:hAnsi="Arial" w:cs="Arial"/>
-            <w:color w:val="808080"/>
-            <w:sz w:val="28"/>
-            <w:szCs w:val="28"/>
-          </w:rPr>
-          <w:t xml:space="preserve">autora</w:t>
-        </w:r>
-      </w:ins>
-      <w:r>
-        <w:rPr>
-          <w:rFonts w:ascii="Arial" w:eastAsia="Arial" w:hAnsi="Arial" w:cs="Arial"/>
-          <w:sz w:val="28"/>
-          <w:szCs w:val="28"/>
-        </w:rPr>
-        <w:t xml:space="preserve">, </w:t>
-      </w:r>
-      <w:del w:id="1155" w:author="Assessor GDSXSR" w:date="2026-10-29T21:14:30Z">
-        <w:r>
-          <w:rPr>
-            <w:rFonts w:ascii="Arial" w:eastAsia="Arial" w:hAnsi="Arial" w:cs="Arial"/>
-            <w:sz w:val="28"/>
-            <w:szCs w:val="28"/>
-          </w:rPr>
-          <w:delText xml:space="preserve">havendo</w:delText>
-        </w:r>
-      </w:del>
-      <w:ins w:id="1156" w:author="Assessor GDSXSR" w:date="2026-10-29T21:14:30Z">
-        <w:r>
-          <w:rPr>
-            <w:rFonts w:ascii="Arial" w:eastAsia="Arial" w:hAnsi="Arial" w:cs="Arial"/>
-            <w:color w:val="808080"/>
-            <w:sz w:val="28"/>
-            <w:szCs w:val="28"/>
-          </w:rPr>
-          <w:t xml:space="preserve">com</w:t>
-        </w:r>
-      </w:ins>
-      <w:r>
-        <w:rPr>
-          <w:rFonts w:ascii="Arial" w:eastAsia="Arial" w:hAnsi="Arial" w:cs="Arial"/>
-          <w:sz w:val="28"/>
-          <w:szCs w:val="28"/>
-        </w:rPr>
-        <w:t xml:space="preserve"> autorização expressa para o provisionamento e o débito de valores em conta</w:t>
-      </w:r>
-      <w:del w:id="1157" w:author="Assessor GDSXSR" w:date="2026-10-29T21:14:30Z">
-        <w:r>
-          <w:rPr>
-            <w:rFonts w:ascii="Arial" w:eastAsia="Arial" w:hAnsi="Arial" w:cs="Arial"/>
-            <w:sz w:val="28"/>
-            <w:szCs w:val="28"/>
-          </w:rPr>
-          <w:delText xml:space="preserve"> destinada ao recebimento de créditos</w:delText>
-        </w:r>
-      </w:del>
-      <w:r>
-        <w:rPr>
-          <w:rFonts w:ascii="Arial" w:eastAsia="Arial" w:hAnsi="Arial" w:cs="Arial"/>
-          <w:sz w:val="28"/>
-          <w:szCs w:val="28"/>
-        </w:rPr>
-        <w:t xml:space="preserve">.</w:t>
-      </w:r>
-      <w:del w:id="1158" w:author="Assessor GDSXSR" w:date="2026-10-29T21:14:30Z">
-        <w:r>
-          <w:rPr>
-            <w:rFonts w:ascii="Arial" w:eastAsia="Arial" w:hAnsi="Arial" w:cs="Arial"/>
-            <w:sz w:val="28"/>
-            <w:szCs w:val="28"/>
-          </w:rPr>
-          <w:delText xml:space="preserve"> </w:delText>
-        </w:r>
-      </w:del>
-    </w:p>
-    <w:p>
-      <w:pPr>
-        <w:spacing w:after="0" w:line="360" w:lineRule="auto"/>
-        <w:ind w:firstLine="2268"/>
-        <w:jc w:val="both"/>
-        <w:rPr>
-          <w:ins w:id="1176" w:author="Assessor GDSXSR" w:date="2026-10-29T21:14:30Z"/>
-        </w:rPr>
-      </w:pPr>
-    </w:p>
-    <w:p>
-      <w:pPr>
-        <w:spacing w:after="0" w:line="360" w:lineRule="auto"/>
-        <w:ind w:firstLine="2268"/>
-        <w:jc w:val="both"/>
-        <w:rPr>
-          <w:rFonts w:ascii="Arial" w:eastAsia="Arial" w:hAnsi="Arial" w:cs="Arial"/>
-          <w:sz w:val="28"/>
-          <w:szCs w:val="28"/>
-        </w:rPr>
-      </w:pPr>
-      <w:r>
-        <w:rPr>
-          <w:rFonts w:ascii="Arial" w:eastAsia="Arial" w:hAnsi="Arial" w:cs="Arial"/>
-          <w:sz w:val="28"/>
-          <w:szCs w:val="28"/>
-        </w:rPr>
-        <w:t xml:space="preserve">Os contratos de crédito pessoal e de empréstimo consignado </w:t>
-      </w:r>
-      <w:del w:id="1159" w:author="Assessor GDSXSR" w:date="2026-10-29T21:14:30Z">
-        <w:r>
-          <w:rPr>
-            <w:rFonts w:ascii="Arial" w:eastAsia="Arial" w:hAnsi="Arial" w:cs="Arial"/>
-            <w:sz w:val="28"/>
-            <w:szCs w:val="28"/>
-          </w:rPr>
-          <w:delText xml:space="preserve">acostados aos IDs 88901966, 88901968</w:delText>
-        </w:r>
-        <w:r>
-          <w:rPr>
-            <w:rFonts w:ascii="Arial" w:eastAsia="Arial" w:hAnsi="Arial" w:cs="Arial"/>
-            <w:sz w:val="28"/>
-            <w:szCs w:val="28"/>
-          </w:rPr>
-          <w:delText xml:space="preserve"> e</w:delText>
-        </w:r>
-        <w:r>
-          <w:rPr>
-            <w:rFonts w:ascii="Arial" w:eastAsia="Arial" w:hAnsi="Arial" w:cs="Arial"/>
-            <w:sz w:val="28"/>
-            <w:szCs w:val="28"/>
-          </w:rPr>
-          <w:delText xml:space="preserve"> 88901970 </w:delText>
-        </w:r>
-      </w:del>
-      <w:r>
-        <w:rPr>
-          <w:rFonts w:ascii="Arial" w:eastAsia="Arial" w:hAnsi="Arial" w:cs="Arial"/>
-          <w:sz w:val="28"/>
-          <w:szCs w:val="28"/>
-        </w:rPr>
-        <w:t xml:space="preserve">contêm cláusula</w:t>
-      </w:r>
-      <w:r>
-        <w:rPr>
-          <w:rFonts w:ascii="Arial" w:eastAsia="Arial" w:hAnsi="Arial" w:cs="Arial"/>
-          <w:sz w:val="28"/>
-          <w:szCs w:val="28"/>
-        </w:rPr>
-        <w:t xml:space="preserve">s</w:t>
-      </w:r>
-      <w:r>
-        <w:rPr>
-          <w:rFonts w:ascii="Arial" w:eastAsia="Arial" w:hAnsi="Arial" w:cs="Arial"/>
-          <w:sz w:val="28"/>
-          <w:szCs w:val="28"/>
-        </w:rPr>
-        <w:t xml:space="preserve"> </w:t>
-      </w:r>
-      <w:del w:id="1160" w:author="Assessor GDSXSR" w:date="2026-10-29T21:14:30Z">
-        <w:r>
-          <w:rPr>
-            <w:rFonts w:ascii="Arial" w:eastAsia="Arial" w:hAnsi="Arial" w:cs="Arial"/>
-            <w:sz w:val="28"/>
-            <w:szCs w:val="28"/>
-          </w:rPr>
-          <w:delText xml:space="preserve">autorizando</w:delText>
-        </w:r>
-      </w:del>
-      <w:ins w:id="1161" w:author="Assessor GDSXSR" w:date="2026-10-29T21:14:30Z">
-        <w:r>
-          <w:rPr>
-            <w:rFonts w:ascii="Arial" w:eastAsia="Arial" w:hAnsi="Arial" w:cs="Arial"/>
-            <w:color w:val="808080"/>
-            <w:sz w:val="28"/>
-            <w:szCs w:val="28"/>
-          </w:rPr>
-          <w:t xml:space="preserve">que</w:t>
-        </w:r>
-      </w:ins>
-      <w:r>
-        <w:rPr>
-          <w:rFonts w:ascii="Arial" w:eastAsia="Arial" w:hAnsi="Arial" w:cs="Arial"/>
-          <w:sz w:val="28"/>
-          <w:szCs w:val="28"/>
-        </w:rPr>
-        <w:t xml:space="preserve"> </w:t>
-      </w:r>
-      <w:del w:id="1162" w:author="Assessor GDSXSR" w:date="2026-10-29T21:14:30Z">
-        <w:r>
-          <w:rPr>
-            <w:rFonts w:ascii="Arial" w:eastAsia="Arial" w:hAnsi="Arial" w:cs="Arial"/>
-            <w:sz w:val="28"/>
-            <w:szCs w:val="28"/>
-          </w:rPr>
-          <w:delText xml:space="preserve">a</w:delText>
-        </w:r>
-      </w:del>
-      <w:ins w:id="1163" w:author="Assessor GDSXSR" w:date="2026-10-29T21:14:30Z">
-        <w:r>
-          <w:rPr>
-            <w:rFonts w:ascii="Arial" w:eastAsia="Arial" w:hAnsi="Arial" w:cs="Arial"/>
-            <w:color w:val="808080"/>
-            <w:sz w:val="28"/>
-            <w:szCs w:val="28"/>
-          </w:rPr>
-          <w:t xml:space="preserve">autorizam</w:t>
-        </w:r>
-      </w:ins>
-      <w:r>
-        <w:rPr>
-          <w:rFonts w:ascii="Arial" w:eastAsia="Arial" w:hAnsi="Arial" w:cs="Arial"/>
-          <w:sz w:val="28"/>
-          <w:szCs w:val="28"/>
-        </w:rPr>
-        <w:t xml:space="preserve"> </w:t>
-      </w:r>
-      <w:del w:id="1164" w:author="Assessor GDSXSR" w:date="2026-10-29T21:14:30Z">
-        <w:r>
-          <w:rPr>
-            <w:rFonts w:ascii="Arial" w:eastAsia="Arial" w:hAnsi="Arial" w:cs="Arial"/>
-            <w:sz w:val="28"/>
-            <w:szCs w:val="28"/>
-          </w:rPr>
-          <w:delText xml:space="preserve">instituição</w:delText>
-        </w:r>
-      </w:del>
-      <w:ins w:id="1165" w:author="Assessor GDSXSR" w:date="2026-10-29T21:14:30Z">
-        <w:r>
-          <w:rPr>
-            <w:rFonts w:ascii="Arial" w:eastAsia="Arial" w:hAnsi="Arial" w:cs="Arial"/>
-            <w:color w:val="808080"/>
-            <w:sz w:val="28"/>
-            <w:szCs w:val="28"/>
-          </w:rPr>
-          <w:t xml:space="preserve">o</w:t>
-        </w:r>
-      </w:ins>
-      <w:r>
-        <w:rPr>
-          <w:rFonts w:ascii="Arial" w:eastAsia="Arial" w:hAnsi="Arial" w:cs="Arial"/>
-          <w:sz w:val="28"/>
-          <w:szCs w:val="28"/>
-        </w:rPr>
-        <w:t xml:space="preserve"> </w:t>
-      </w:r>
-      <w:del w:id="1166" w:author="Assessor GDSXSR" w:date="2026-10-29T21:14:30Z">
-        <w:r>
-          <w:rPr>
-            <w:rFonts w:ascii="Arial" w:eastAsia="Arial" w:hAnsi="Arial" w:cs="Arial"/>
-            <w:sz w:val="28"/>
-            <w:szCs w:val="28"/>
-          </w:rPr>
-          <w:delText xml:space="preserve">financeira</w:delText>
-        </w:r>
-      </w:del>
-      <w:ins w:id="1167" w:author="Assessor GDSXSR" w:date="2026-10-29T21:14:30Z">
-        <w:r>
-          <w:rPr>
-            <w:rFonts w:ascii="Arial" w:eastAsia="Arial" w:hAnsi="Arial" w:cs="Arial"/>
-            <w:color w:val="808080"/>
-            <w:sz w:val="28"/>
-            <w:szCs w:val="28"/>
-          </w:rPr>
-          <w:t xml:space="preserve">banco</w:t>
-        </w:r>
-      </w:ins>
-      <w:r>
-        <w:rPr>
-          <w:rFonts w:ascii="Arial" w:eastAsia="Arial" w:hAnsi="Arial" w:cs="Arial"/>
-          <w:sz w:val="28"/>
-          <w:szCs w:val="28"/>
-        </w:rPr>
-        <w:t xml:space="preserve"> a provisionar </w:t>
-      </w:r>
-      <w:del w:id="1168" w:author="Assessor GDSXSR" w:date="2026-10-29T21:14:30Z">
-        <w:r>
-          <w:rPr>
-            <w:rFonts w:ascii="Arial" w:eastAsia="Arial" w:hAnsi="Arial" w:cs="Arial"/>
-            <w:sz w:val="28"/>
-            <w:szCs w:val="28"/>
-          </w:rPr>
-          <w:delText xml:space="preserve">e/</w:delText>
-        </w:r>
-      </w:del>
-      <w:r>
-        <w:rPr>
-          <w:rFonts w:ascii="Arial" w:eastAsia="Arial" w:hAnsi="Arial" w:cs="Arial"/>
-          <w:sz w:val="28"/>
-          <w:szCs w:val="28"/>
-        </w:rPr>
-        <w:t xml:space="preserve">ou debitar valores em conta corrente, conta-salário ou poupança para </w:t>
-      </w:r>
-      <w:ins w:id="1169" w:author="Assessor GDSXSR" w:date="2026-10-29T21:14:30Z">
-        <w:r>
-          <w:rPr>
-            <w:rFonts w:ascii="Arial" w:eastAsia="Arial" w:hAnsi="Arial" w:cs="Arial"/>
-            <w:color w:val="808080"/>
-            <w:sz w:val="28"/>
-            <w:szCs w:val="28"/>
-          </w:rPr>
-          <w:t xml:space="preserve">a </w:t>
-        </w:r>
-      </w:ins>
-      <w:r>
-        <w:rPr>
-          <w:rFonts w:ascii="Arial" w:eastAsia="Arial" w:hAnsi="Arial" w:cs="Arial"/>
-          <w:sz w:val="28"/>
-          <w:szCs w:val="28"/>
-        </w:rPr>
-        <w:t xml:space="preserve">liquidação das obrigações assumidas </w:t>
-      </w:r>
-      <w:del w:id="1170" w:author="Assessor GDSXSR" w:date="2026-10-29T21:14:30Z">
-        <w:r>
-          <w:rPr>
-            <w:rFonts w:ascii="Arial" w:eastAsia="Arial" w:hAnsi="Arial" w:cs="Arial"/>
-            <w:sz w:val="28"/>
-            <w:szCs w:val="28"/>
-          </w:rPr>
-          <w:delText xml:space="preserve">pela</w:delText>
-        </w:r>
-      </w:del>
-      <w:ins w:id="1171" w:author="Assessor GDSXSR" w:date="2026-10-29T21:14:30Z">
-        <w:r>
-          <w:rPr>
-            <w:rFonts w:ascii="Arial" w:eastAsia="Arial" w:hAnsi="Arial" w:cs="Arial"/>
-            <w:color w:val="808080"/>
-            <w:sz w:val="28"/>
-            <w:szCs w:val="28"/>
-          </w:rPr>
-          <w:t xml:space="preserve">(ID</w:t>
-        </w:r>
-      </w:ins>
-      <w:r>
-        <w:rPr>
-          <w:rFonts w:ascii="Arial" w:eastAsia="Arial" w:hAnsi="Arial" w:cs="Arial"/>
-          <w:sz w:val="28"/>
-          <w:szCs w:val="28"/>
-        </w:rPr>
-        <w:t xml:space="preserve"> </w:t>
-      </w:r>
-      <w:del w:id="1172" w:author="Assessor GDSXSR" w:date="2026-10-29T21:14:30Z">
-        <w:r>
-          <w:rPr>
-            <w:rFonts w:ascii="Arial" w:eastAsia="Arial" w:hAnsi="Arial" w:cs="Arial"/>
-            <w:sz w:val="28"/>
-            <w:szCs w:val="28"/>
-          </w:rPr>
-          <w:delText xml:space="preserve">contratante</w:delText>
-        </w:r>
-      </w:del>
-      <w:ins w:id="1173" w:author="Assessor GDSXSR" w:date="2026-10-29T21:14:30Z">
-        <w:r>
-          <w:rPr>
-            <w:rFonts w:ascii="Arial" w:eastAsia="Arial" w:hAnsi="Arial" w:cs="Arial"/>
-            <w:color w:val="808080"/>
-            <w:sz w:val="28"/>
-            <w:szCs w:val="28"/>
-          </w:rPr>
-          <w:t xml:space="preserve">88901966, 88901968 e 88901970)</w:t>
-        </w:r>
-      </w:ins>
-      <w:r>
-        <w:rPr>
-          <w:rFonts w:ascii="Arial" w:eastAsia="Arial" w:hAnsi="Arial" w:cs="Arial"/>
-          <w:sz w:val="28"/>
-          <w:szCs w:val="28"/>
-        </w:rPr>
-        <w:t xml:space="preserve">.</w:t>
-      </w:r>
-      <w:del w:id="1174" w:author="Assessor GDSXSR" w:date="2026-10-29T21:14:30Z">
-        <w:r>
-          <w:rPr>
-            <w:rFonts w:ascii="Arial" w:eastAsia="Arial" w:hAnsi="Arial" w:cs="Arial"/>
-            <w:sz w:val="28"/>
-            <w:szCs w:val="28"/>
-          </w:rPr>
-          <w:delText xml:space="preserve"> </w:delText>
-        </w:r>
-      </w:del>
-      <w:commentRangeEnd w:id="14"/>
-      <w:r>
-        <w:rPr>
-          <w:rStyle w:val="CommentReference"/>
-        </w:rPr>
-        <w:commentReference w:id="14"/>
-      </w:r>
-    </w:p>
-    <w:p>
-      <w:pPr>
-        <w:spacing w:after="0" w:line="360" w:lineRule="auto"/>
-        <w:ind w:firstLine="2268"/>
-        <w:jc w:val="both"/>
-        <w:rPr>
-          <w:rFonts w:ascii="Arial" w:eastAsia="Arial" w:hAnsi="Arial" w:cs="Arial"/>
-          <w:sz w:val="28"/>
-          <w:szCs w:val="28"/>
-        </w:rPr>
-      </w:pPr>
-    </w:p>
-    <w:p>
-      <w:pPr>
-        <w:spacing w:after="0" w:line="360" w:lineRule="auto"/>
-        <w:ind w:firstLine="2268"/>
-        <w:jc w:val="both"/>
-        <w:rPr>
-          <w:ins w:id="1195" w:author="Assessor GDSXSR" w:date="2026-10-29T21:14:30Z"/>
-        </w:rPr>
-      </w:pPr>
-      <w:del w:id="1177" w:author="Assessor GDSXSR" w:date="2026-10-29T21:14:30Z">
-        <w:r>
-          <w:rPr>
-            <w:rFonts w:ascii="Arial" w:eastAsia="Arial" w:hAnsi="Arial" w:cs="Arial"/>
-            <w:sz w:val="28"/>
-            <w:szCs w:val="28"/>
-          </w:rPr>
-          <w:delText xml:space="preserve">Nesse cenário</w:delText>
-        </w:r>
-      </w:del>
-      <w:ins w:id="1178" w:author="Assessor GDSXSR" w:date="2026-10-29T21:14:30Z">
-        <w:r>
-          <w:rPr>
-            <w:rFonts w:ascii="Arial" w:eastAsia="Arial" w:hAnsi="Arial" w:cs="Arial"/>
-            <w:color w:val="808080"/>
-            <w:sz w:val="28"/>
-            <w:szCs w:val="28"/>
-          </w:rPr>
-          <w:t xml:space="preserve">Assim</w:t>
-        </w:r>
-      </w:ins>
-      <w:r>
-        <w:rPr>
-          <w:rFonts w:ascii="Arial" w:eastAsia="Arial" w:hAnsi="Arial" w:cs="Arial"/>
-          <w:sz w:val="28"/>
-          <w:szCs w:val="28"/>
-        </w:rPr>
-        <w:t xml:space="preserve">, não prospera a alegação de que a sentença </w:t>
-      </w:r>
-      <w:del w:id="1179" w:author="Assessor GDSXSR" w:date="2026-10-29T21:14:30Z">
-        <w:r>
-          <w:rPr>
-            <w:rFonts w:ascii="Arial" w:eastAsia="Arial" w:hAnsi="Arial" w:cs="Arial"/>
-            <w:sz w:val="28"/>
-            <w:szCs w:val="28"/>
-          </w:rPr>
-          <w:delText xml:space="preserve">teria aplicado inadequadamente</w:delText>
-        </w:r>
-      </w:del>
-      <w:ins w:id="1180" w:author="Assessor GDSXSR" w:date="2026-10-29T21:14:30Z">
-        <w:r>
-          <w:rPr>
-            <w:rFonts w:ascii="Arial" w:eastAsia="Arial" w:hAnsi="Arial" w:cs="Arial"/>
-            <w:color w:val="808080"/>
-            <w:sz w:val="28"/>
-            <w:szCs w:val="28"/>
-          </w:rPr>
-          <w:t xml:space="preserve">aplicou</w:t>
-        </w:r>
-      </w:ins>
-      <w:r>
-        <w:rPr>
-          <w:rFonts w:ascii="Arial" w:eastAsia="Arial" w:hAnsi="Arial" w:cs="Arial"/>
-          <w:sz w:val="28"/>
-          <w:szCs w:val="28"/>
-        </w:rPr>
-        <w:t xml:space="preserve"> o Tema 1.085</w:t>
-      </w:r>
-      <w:del w:id="1181" w:author="Assessor GDSXSR" w:date="2026-10-29T21:14:30Z">
-        <w:r>
-          <w:rPr>
-            <w:rFonts w:ascii="Arial" w:eastAsia="Arial" w:hAnsi="Arial" w:cs="Arial"/>
-            <w:sz w:val="28"/>
-            <w:szCs w:val="28"/>
-          </w:rPr>
-          <w:delText xml:space="preserve"> do Superior Tribunal de Justiça</w:delText>
-        </w:r>
-      </w:del>
-      <w:r>
-        <w:rPr>
-          <w:rFonts w:ascii="Arial" w:eastAsia="Arial" w:hAnsi="Arial" w:cs="Arial"/>
-          <w:sz w:val="28"/>
-          <w:szCs w:val="28"/>
-        </w:rPr>
-        <w:t xml:space="preserve"> sem examinar a origem dos lançamentos.</w:t>
-      </w:r>
-      <w:del w:id="1182" w:author="Assessor GDSXSR" w:date="2026-10-29T21:14:30Z">
-        <w:r>
-          <w:rPr>
-            <w:rFonts w:ascii="Arial" w:eastAsia="Arial" w:hAnsi="Arial" w:cs="Arial"/>
-            <w:sz w:val="28"/>
-            <w:szCs w:val="28"/>
-          </w:rPr>
-          <w:delText xml:space="preserve"> Ao contrário, os</w:delText>
-        </w:r>
-      </w:del>
-    </w:p>
-    <w:p>
-      <w:pPr>
-        <w:spacing w:after="0" w:line="360" w:lineRule="auto"/>
-        <w:ind w:firstLine="2268"/>
-        <w:jc w:val="both"/>
-        <w:rPr>
-          <w:ins w:id="1196" w:author="Assessor GDSXSR" w:date="2026-10-29T21:14:30Z"/>
-        </w:rPr>
-      </w:pPr>
-    </w:p>
-    <w:p>
-      <w:pPr>
-        <w:spacing w:after="0" w:line="360" w:lineRule="auto"/>
-        <w:ind w:firstLine="2268"/>
-        <w:jc w:val="both"/>
-      </w:pPr>
-      <w:ins w:id="1183" w:author="Assessor GDSXSR" w:date="2026-10-29T21:14:30Z">
-        <w:r>
-          <w:rPr>
-            <w:rFonts w:ascii="Arial" w:eastAsia="Arial" w:hAnsi="Arial" w:cs="Arial"/>
-            <w:color w:val="808080"/>
-            <w:sz w:val="28"/>
-            <w:szCs w:val="28"/>
-          </w:rPr>
-          <w:t xml:space="preserve">Os</w:t>
-        </w:r>
-      </w:ins>
-      <w:r>
-        <w:rPr>
-          <w:rFonts w:ascii="Arial" w:eastAsia="Arial" w:hAnsi="Arial" w:cs="Arial"/>
-          <w:sz w:val="28"/>
-          <w:szCs w:val="28"/>
-        </w:rPr>
-        <w:t xml:space="preserve"> documentos apresentados pelo banco demonstram que os débitos </w:t>
-      </w:r>
-      <w:del w:id="1184" w:author="Assessor GDSXSR" w:date="2026-10-29T21:14:30Z">
-        <w:r>
-          <w:rPr>
-            <w:rFonts w:ascii="Arial" w:eastAsia="Arial" w:hAnsi="Arial" w:cs="Arial"/>
-            <w:sz w:val="28"/>
-            <w:szCs w:val="28"/>
-          </w:rPr>
-          <w:delText xml:space="preserve">impugnados possuem</w:delText>
-        </w:r>
-      </w:del>
-      <w:ins w:id="1185" w:author="Assessor GDSXSR" w:date="2026-10-29T21:14:30Z">
-        <w:r>
-          <w:rPr>
-            <w:rFonts w:ascii="Arial" w:eastAsia="Arial" w:hAnsi="Arial" w:cs="Arial"/>
-            <w:color w:val="808080"/>
-            <w:sz w:val="28"/>
-            <w:szCs w:val="28"/>
-          </w:rPr>
-          <w:t xml:space="preserve">têm</w:t>
-        </w:r>
-      </w:ins>
-      <w:r>
-        <w:rPr>
-          <w:rFonts w:ascii="Arial" w:eastAsia="Arial" w:hAnsi="Arial" w:cs="Arial"/>
-          <w:sz w:val="28"/>
-          <w:szCs w:val="28"/>
-        </w:rPr>
-        <w:t xml:space="preserve"> fundamento contratual e decorrem de obrigações </w:t>
-      </w:r>
-      <w:del w:id="1186" w:author="Assessor GDSXSR" w:date="2026-10-29T21:14:30Z">
-        <w:r>
-          <w:rPr>
-            <w:rFonts w:ascii="Arial" w:eastAsia="Arial" w:hAnsi="Arial" w:cs="Arial"/>
-            <w:sz w:val="28"/>
-            <w:szCs w:val="28"/>
-          </w:rPr>
-          <w:delText xml:space="preserve">livremente </w:delText>
-        </w:r>
-      </w:del>
-      <w:r>
-        <w:rPr>
-          <w:rFonts w:ascii="Arial" w:eastAsia="Arial" w:hAnsi="Arial" w:cs="Arial"/>
-          <w:sz w:val="28"/>
-          <w:szCs w:val="28"/>
-        </w:rPr>
-        <w:t xml:space="preserve">assumidas pela própria autora</w:t>
-      </w:r>
-      <w:del w:id="1187" w:author="Assessor GDSXSR" w:date="2026-10-29T21:14:30Z">
-        <w:r>
-          <w:rPr>
-            <w:rFonts w:ascii="Arial" w:eastAsia="Arial" w:hAnsi="Arial" w:cs="Arial"/>
-            <w:sz w:val="28"/>
-            <w:szCs w:val="28"/>
-          </w:rPr>
-          <w:delText xml:space="preserve">.</w:delText>
-        </w:r>
-      </w:del>
-      <w:ins w:id="1188" w:author="Assessor GDSXSR" w:date="2026-10-29T21:14:30Z">
-        <w:r>
-          <w:rPr>
-            <w:rFonts w:ascii="Arial" w:eastAsia="Arial" w:hAnsi="Arial" w:cs="Arial"/>
-            <w:color w:val="808080"/>
-            <w:sz w:val="28"/>
-            <w:szCs w:val="28"/>
-          </w:rPr>
-          <w:t xml:space="preserve">,</w:t>
-        </w:r>
-      </w:ins>
-      <w:r>
-        <w:rPr>
-          <w:rFonts w:ascii="Arial" w:eastAsia="Arial" w:hAnsi="Arial" w:cs="Arial"/>
-          <w:sz w:val="28"/>
-          <w:szCs w:val="28"/>
-        </w:rPr>
-        <w:t xml:space="preserve"> </w:t>
-      </w:r>
-      <w:del w:id="1189" w:author="Assessor GDSXSR" w:date="2026-10-29T21:14:30Z">
-        <w:r>
-          <w:rPr>
-            <w:rFonts w:ascii="Arial" w:eastAsia="Arial" w:hAnsi="Arial" w:cs="Arial"/>
-            <w:sz w:val="28"/>
-            <w:szCs w:val="28"/>
-          </w:rPr>
-          <w:delText xml:space="preserve">A</w:delText>
-        </w:r>
-      </w:del>
-      <w:ins w:id="1190" w:author="Assessor GDSXSR" w:date="2026-10-29T21:14:30Z">
-        <w:r>
-          <w:rPr>
-            <w:rFonts w:ascii="Arial" w:eastAsia="Arial" w:hAnsi="Arial" w:cs="Arial"/>
-            <w:color w:val="808080"/>
-            <w:sz w:val="28"/>
-            <w:szCs w:val="28"/>
-          </w:rPr>
-          <w:t xml:space="preserve">o</w:t>
-        </w:r>
-      </w:ins>
-      <w:r>
-        <w:rPr>
-          <w:rFonts w:ascii="Arial" w:eastAsia="Arial" w:hAnsi="Arial" w:cs="Arial"/>
-          <w:sz w:val="28"/>
-          <w:szCs w:val="28"/>
-        </w:rPr>
-        <w:t xml:space="preserve"> </w:t>
-      </w:r>
-      <w:del w:id="1191" w:author="Assessor GDSXSR" w:date="2026-10-29T21:14:30Z">
-        <w:r>
-          <w:rPr>
-            <w:rFonts w:ascii="Arial" w:eastAsia="Arial" w:hAnsi="Arial" w:cs="Arial"/>
-            <w:sz w:val="28"/>
-            <w:szCs w:val="28"/>
-          </w:rPr>
-          <w:delText xml:space="preserve">existência dos contratos e das respectivas autorizações para débito em conta</w:delText>
-        </w:r>
-      </w:del>
-      <w:ins w:id="1192" w:author="Assessor GDSXSR" w:date="2026-10-29T21:14:30Z">
-        <w:r>
-          <w:rPr>
-            <w:rFonts w:ascii="Arial" w:eastAsia="Arial" w:hAnsi="Arial" w:cs="Arial"/>
-            <w:color w:val="808080"/>
-            <w:sz w:val="28"/>
-            <w:szCs w:val="28"/>
-          </w:rPr>
-          <w:t xml:space="preserve">que</w:t>
-        </w:r>
-      </w:ins>
-      <w:r>
-        <w:rPr>
-          <w:rFonts w:ascii="Arial" w:eastAsia="Arial" w:hAnsi="Arial" w:cs="Arial"/>
-          <w:sz w:val="28"/>
-          <w:szCs w:val="28"/>
-        </w:rPr>
-        <w:t xml:space="preserve"> afasta a alegação de</w:t>
-      </w:r>
-      <w:r>
-        <w:rPr>
-          <w:rFonts w:ascii="Arial" w:eastAsia="Arial" w:hAnsi="Arial" w:cs="Arial"/>
-          <w:sz w:val="28"/>
-          <w:szCs w:val="28"/>
-        </w:rPr>
-        <w:t xml:space="preserve"> cobrança não individualizada</w:t>
-      </w:r>
-      <w:r>
-        <w:rPr>
-          <w:rFonts w:ascii="Arial" w:eastAsia="Arial" w:hAnsi="Arial" w:cs="Arial"/>
-          <w:sz w:val="28"/>
-          <w:szCs w:val="28"/>
-        </w:rPr>
-        <w:t xml:space="preserve"> ou </w:t>
-      </w:r>
-      <w:del w:id="1193" w:author="Assessor GDSXSR" w:date="2026-10-29T21:14:30Z">
-        <w:r>
-          <w:rPr>
-            <w:rFonts w:ascii="Arial" w:eastAsia="Arial" w:hAnsi="Arial" w:cs="Arial"/>
-            <w:sz w:val="28"/>
-            <w:szCs w:val="28"/>
-          </w:rPr>
-          <w:delText xml:space="preserve">desprovida de</w:delText>
-        </w:r>
-      </w:del>
-      <w:ins w:id="1194" w:author="Assessor GDSXSR" w:date="2026-10-29T21:14:30Z">
-        <w:r>
-          <w:rPr>
-            <w:rFonts w:ascii="Arial" w:eastAsia="Arial" w:hAnsi="Arial" w:cs="Arial"/>
-            <w:color w:val="808080"/>
-            <w:sz w:val="28"/>
-            <w:szCs w:val="28"/>
-          </w:rPr>
-          <w:t xml:space="preserve">sem</w:t>
-        </w:r>
-      </w:ins>
-      <w:r>
-        <w:rPr>
-          <w:rFonts w:ascii="Arial" w:eastAsia="Arial" w:hAnsi="Arial" w:cs="Arial"/>
-          <w:sz w:val="28"/>
-          <w:szCs w:val="28"/>
-        </w:rPr>
-        <w:t xml:space="preserve"> lastro jurídico.</w:t>
-      </w:r>
-    </w:p>
-    <w:p>
-      <w:pPr>
-        <w:spacing w:after="0" w:line="360" w:lineRule="auto"/>
-        <w:ind w:firstLine="2268"/>
-        <w:jc w:val="both"/>
-        <w:rPr>
-          <w:rFonts w:ascii="Arial" w:eastAsia="Arial" w:hAnsi="Arial" w:cs="Arial"/>
-          <w:sz w:val="28"/>
-          <w:szCs w:val="28"/>
-        </w:rPr>
-      </w:pPr>
-    </w:p>
-    <w:p>
-      <w:pPr>
-        <w:spacing w:after="0" w:line="360" w:lineRule="auto"/>
-        <w:ind w:firstLine="2268"/>
-        <w:jc w:val="both"/>
-        <w:rPr>
-          <w:ins w:id="1228" w:author="Assessor GDSXSR" w:date="2026-10-29T21:14:30Z"/>
-        </w:rPr>
-      </w:pPr>
-      <w:commentRangeStart w:id="15"/>
-      <w:del w:id="1197" w:author="Assessor GDSXSR" w:date="2026-10-29T21:14:30Z">
-        <w:r>
-          <w:rPr>
-            <w:rFonts w:ascii="Arial" w:eastAsia="Arial" w:hAnsi="Arial" w:cs="Arial"/>
-            <w:sz w:val="28"/>
-            <w:szCs w:val="28"/>
-          </w:rPr>
-          <w:delText xml:space="preserve">Além</w:delText>
-        </w:r>
-      </w:del>
-      <w:ins w:id="1198" w:author="Assessor GDSXSR" w:date="2026-10-29T21:14:30Z">
-        <w:r>
-          <w:rPr>
-            <w:rFonts w:ascii="Arial" w:eastAsia="Arial" w:hAnsi="Arial" w:cs="Arial"/>
-            <w:color w:val="808080"/>
-            <w:sz w:val="28"/>
-            <w:szCs w:val="28"/>
-          </w:rPr>
-          <w:t xml:space="preserve">A</w:t>
-        </w:r>
-      </w:ins>
-      <w:r>
-        <w:rPr>
-          <w:rFonts w:ascii="Arial" w:eastAsia="Arial" w:hAnsi="Arial" w:cs="Arial"/>
-          <w:sz w:val="28"/>
-          <w:szCs w:val="28"/>
-        </w:rPr>
-        <w:t xml:space="preserve"> </w:t>
-      </w:r>
-      <w:del w:id="1199" w:author="Assessor GDSXSR" w:date="2026-10-29T21:14:30Z">
-        <w:r>
-          <w:rPr>
-            <w:rFonts w:ascii="Arial" w:eastAsia="Arial" w:hAnsi="Arial" w:cs="Arial"/>
-            <w:sz w:val="28"/>
-            <w:szCs w:val="28"/>
-          </w:rPr>
-          <w:delText xml:space="preserve">disso</w:delText>
-        </w:r>
-      </w:del>
-      <w:ins w:id="1200" w:author="Assessor GDSXSR" w:date="2026-10-29T21:14:30Z">
-        <w:r>
-          <w:rPr>
-            <w:rFonts w:ascii="Arial" w:eastAsia="Arial" w:hAnsi="Arial" w:cs="Arial"/>
-            <w:color w:val="808080"/>
-            <w:sz w:val="28"/>
-            <w:szCs w:val="28"/>
-          </w:rPr>
-          <w:t xml:space="preserve">r. sentença consignou</w:t>
-        </w:r>
-      </w:ins>
-      <w:r>
-        <w:rPr>
-          <w:rFonts w:ascii="Arial" w:eastAsia="Arial" w:hAnsi="Arial" w:cs="Arial"/>
-          <w:sz w:val="28"/>
-          <w:szCs w:val="28"/>
-        </w:rPr>
-        <w:t xml:space="preserve">, a </w:t>
-      </w:r>
-      <w:del w:id="1201" w:author="Assessor GDSXSR" w:date="2026-10-29T21:14:30Z">
-        <w:r>
-          <w:rPr>
-            <w:rFonts w:ascii="Arial" w:eastAsia="Arial" w:hAnsi="Arial" w:cs="Arial"/>
-            <w:sz w:val="28"/>
-            <w:szCs w:val="28"/>
-          </w:rPr>
-          <w:delText xml:space="preserve">magistrada de origem consignou que a autora somente formalizou pedido de cancelamento da autorização de débito em 16/4/2026, circunstância extraída</w:delText>
-        </w:r>
-      </w:del>
-      <w:ins w:id="1202" w:author="Assessor GDSXSR" w:date="2026-10-29T21:14:30Z">
-        <w:r>
-          <w:rPr>
-            <w:rFonts w:ascii="Arial" w:eastAsia="Arial" w:hAnsi="Arial" w:cs="Arial"/>
-            <w:color w:val="808080"/>
-            <w:sz w:val="28"/>
-            <w:szCs w:val="28"/>
-          </w:rPr>
-          <w:t xml:space="preserve">partir</w:t>
-        </w:r>
-      </w:ins>
-      <w:r>
-        <w:rPr>
-          <w:rFonts w:ascii="Arial" w:eastAsia="Arial" w:hAnsi="Arial" w:cs="Arial"/>
-          <w:sz w:val="28"/>
-          <w:szCs w:val="28"/>
-        </w:rPr>
-        <w:t xml:space="preserve"> do processo conexo nº 0709997-65.2026.8.07.0007</w:t>
-      </w:r>
-      <w:del w:id="1203" w:author="Assessor GDSXSR" w:date="2026-10-29T21:14:30Z">
-        <w:r>
-          <w:rPr>
-            <w:rFonts w:ascii="Arial" w:eastAsia="Arial" w:hAnsi="Arial" w:cs="Arial"/>
-            <w:sz w:val="28"/>
-            <w:szCs w:val="28"/>
-          </w:rPr>
-          <w:delText xml:space="preserve">. Assim</w:delText>
-        </w:r>
-      </w:del>
-      <w:r>
-        <w:rPr>
-          <w:rFonts w:ascii="Arial" w:eastAsia="Arial" w:hAnsi="Arial" w:cs="Arial"/>
-          <w:sz w:val="28"/>
-          <w:szCs w:val="28"/>
-        </w:rPr>
-        <w:t xml:space="preserve">, </w:t>
-      </w:r>
-      <w:del w:id="1204" w:author="Assessor GDSXSR" w:date="2026-10-29T21:14:30Z">
-        <w:r>
-          <w:rPr>
-            <w:rFonts w:ascii="Arial" w:eastAsia="Arial" w:hAnsi="Arial" w:cs="Arial"/>
-            <w:sz w:val="28"/>
-            <w:szCs w:val="28"/>
-          </w:rPr>
-          <w:delText xml:space="preserve">os</w:delText>
-        </w:r>
-      </w:del>
-      <w:ins w:id="1205" w:author="Assessor GDSXSR" w:date="2026-10-29T21:14:30Z">
-        <w:r>
-          <w:rPr>
-            <w:rFonts w:ascii="Arial" w:eastAsia="Arial" w:hAnsi="Arial" w:cs="Arial"/>
-            <w:color w:val="808080"/>
-            <w:sz w:val="28"/>
-            <w:szCs w:val="28"/>
-          </w:rPr>
-          <w:t xml:space="preserve">que a autora só pediu o cancelamento da autorização de débito em 16/4/2026 (ID 88901975).</w:t>
-        </w:r>
-      </w:ins>
-    </w:p>
-    <w:p>
-      <w:pPr>
-        <w:spacing w:after="0" w:line="360" w:lineRule="auto"/>
-        <w:ind w:firstLine="2268"/>
-        <w:jc w:val="both"/>
-        <w:rPr>
-          <w:ins w:id="1229" w:author="Assessor GDSXSR" w:date="2026-10-29T21:14:30Z"/>
-        </w:rPr>
-      </w:pPr>
-    </w:p>
-    <w:p>
-      <w:pPr>
-        <w:spacing w:after="0" w:line="360" w:lineRule="auto"/>
-        <w:ind w:firstLine="2268"/>
-        <w:jc w:val="both"/>
-      </w:pPr>
-      <w:ins w:id="1206" w:author="Assessor GDSXSR" w:date="2026-10-29T21:14:30Z">
-        <w:r>
-          <w:rPr>
-            <w:rFonts w:ascii="Arial" w:eastAsia="Arial" w:hAnsi="Arial" w:cs="Arial"/>
-            <w:color w:val="808080"/>
-            <w:sz w:val="28"/>
-            <w:szCs w:val="28"/>
-          </w:rPr>
-          <w:t xml:space="preserve">Os</w:t>
-        </w:r>
-      </w:ins>
-      <w:r>
-        <w:rPr>
-          <w:rFonts w:ascii="Arial" w:eastAsia="Arial" w:hAnsi="Arial" w:cs="Arial"/>
-          <w:sz w:val="28"/>
-          <w:szCs w:val="28"/>
-        </w:rPr>
-        <w:t xml:space="preserve"> descontos discutidos</w:t>
-      </w:r>
-      <w:ins w:id="1207" w:author="Assessor GDSXSR" w:date="2026-10-29T21:14:30Z">
-        <w:r>
-          <w:rPr>
-            <w:rFonts w:ascii="Arial" w:eastAsia="Arial" w:hAnsi="Arial" w:cs="Arial"/>
-            <w:color w:val="808080"/>
-            <w:sz w:val="28"/>
-            <w:szCs w:val="28"/>
-          </w:rPr>
-          <w:t xml:space="preserve">,</w:t>
-        </w:r>
-      </w:ins>
-      <w:r>
-        <w:rPr>
-          <w:rFonts w:ascii="Arial" w:eastAsia="Arial" w:hAnsi="Arial" w:cs="Arial"/>
-          <w:sz w:val="28"/>
-          <w:szCs w:val="28"/>
-        </w:rPr>
-        <w:t xml:space="preserve"> </w:t>
-      </w:r>
-      <w:del w:id="1208" w:author="Assessor GDSXSR" w:date="2026-10-29T21:14:30Z">
-        <w:r>
-          <w:rPr>
-            <w:rFonts w:ascii="Arial" w:eastAsia="Arial" w:hAnsi="Arial" w:cs="Arial"/>
-            <w:sz w:val="28"/>
-            <w:szCs w:val="28"/>
-          </w:rPr>
-          <w:delText xml:space="preserve">nesta</w:delText>
-        </w:r>
-      </w:del>
-      <w:ins w:id="1209" w:author="Assessor GDSXSR" w:date="2026-10-29T21:14:30Z">
-        <w:r>
-          <w:rPr>
-            <w:rFonts w:ascii="Arial" w:eastAsia="Arial" w:hAnsi="Arial" w:cs="Arial"/>
-            <w:color w:val="808080"/>
-            <w:sz w:val="28"/>
-            <w:szCs w:val="28"/>
-          </w:rPr>
-          <w:t xml:space="preserve">de</w:t>
-        </w:r>
-      </w:ins>
-      <w:r>
-        <w:rPr>
-          <w:rFonts w:ascii="Arial" w:eastAsia="Arial" w:hAnsi="Arial" w:cs="Arial"/>
-          <w:sz w:val="28"/>
-          <w:szCs w:val="28"/>
-        </w:rPr>
-        <w:t xml:space="preserve"> </w:t>
-      </w:r>
-      <w:del w:id="1210" w:author="Assessor GDSXSR" w:date="2026-10-29T21:14:30Z">
-        <w:r>
-          <w:rPr>
-            <w:rFonts w:ascii="Arial" w:eastAsia="Arial" w:hAnsi="Arial" w:cs="Arial"/>
-            <w:sz w:val="28"/>
-            <w:szCs w:val="28"/>
-          </w:rPr>
-          <w:delText xml:space="preserve">demanda</w:delText>
-        </w:r>
-      </w:del>
-      <w:ins w:id="1211" w:author="Assessor GDSXSR" w:date="2026-10-29T21:14:30Z">
-        <w:r>
-          <w:rPr>
-            <w:rFonts w:ascii="Arial" w:eastAsia="Arial" w:hAnsi="Arial" w:cs="Arial"/>
-            <w:color w:val="808080"/>
-            <w:sz w:val="28"/>
-            <w:szCs w:val="28"/>
-          </w:rPr>
-          <w:t xml:space="preserve">novembro</w:t>
-        </w:r>
-      </w:ins>
-      <w:r>
-        <w:rPr>
-          <w:rFonts w:ascii="Arial" w:eastAsia="Arial" w:hAnsi="Arial" w:cs="Arial"/>
-          <w:sz w:val="28"/>
-          <w:szCs w:val="28"/>
-        </w:rPr>
-        <w:t xml:space="preserve"> </w:t>
-      </w:r>
-      <w:del w:id="1212" w:author="Assessor GDSXSR" w:date="2026-10-29T21:14:30Z">
-        <w:r>
-          <w:rPr>
-            <w:rFonts w:ascii="Arial" w:eastAsia="Arial" w:hAnsi="Arial" w:cs="Arial"/>
-            <w:sz w:val="28"/>
-            <w:szCs w:val="28"/>
-          </w:rPr>
-          <w:delText xml:space="preserve">foram</w:delText>
-        </w:r>
-      </w:del>
-      <w:ins w:id="1213" w:author="Assessor GDSXSR" w:date="2026-10-29T21:14:30Z">
-        <w:r>
-          <w:rPr>
-            <w:rFonts w:ascii="Arial" w:eastAsia="Arial" w:hAnsi="Arial" w:cs="Arial"/>
-            <w:color w:val="808080"/>
-            <w:sz w:val="28"/>
-            <w:szCs w:val="28"/>
-          </w:rPr>
-          <w:t xml:space="preserve">de</w:t>
-        </w:r>
-      </w:ins>
-      <w:r>
-        <w:rPr>
-          <w:rFonts w:ascii="Arial" w:eastAsia="Arial" w:hAnsi="Arial" w:cs="Arial"/>
-          <w:sz w:val="28"/>
-          <w:szCs w:val="28"/>
-        </w:rPr>
-        <w:t xml:space="preserve"> </w:t>
-      </w:r>
-      <w:del w:id="1214" w:author="Assessor GDSXSR" w:date="2026-10-29T21:14:30Z">
-        <w:r>
-          <w:rPr>
-            <w:rFonts w:ascii="Arial" w:eastAsia="Arial" w:hAnsi="Arial" w:cs="Arial"/>
-            <w:sz w:val="28"/>
-            <w:szCs w:val="28"/>
-          </w:rPr>
-          <w:delText xml:space="preserve">realizados</w:delText>
-        </w:r>
-      </w:del>
-      <w:ins w:id="1215" w:author="Assessor GDSXSR" w:date="2026-10-29T21:14:30Z">
-        <w:r>
-          <w:rPr>
-            <w:rFonts w:ascii="Arial" w:eastAsia="Arial" w:hAnsi="Arial" w:cs="Arial"/>
-            <w:color w:val="808080"/>
-            <w:sz w:val="28"/>
-            <w:szCs w:val="28"/>
-          </w:rPr>
-          <w:t xml:space="preserve">2025</w:t>
-        </w:r>
-      </w:ins>
-      <w:r>
-        <w:rPr>
-          <w:rFonts w:ascii="Arial" w:eastAsia="Arial" w:hAnsi="Arial" w:cs="Arial"/>
-          <w:sz w:val="28"/>
-          <w:szCs w:val="28"/>
-        </w:rPr>
-        <w:t xml:space="preserve"> </w:t>
-      </w:r>
-      <w:del w:id="1216" w:author="Assessor GDSXSR" w:date="2026-10-29T21:14:30Z">
-        <w:r>
-          <w:rPr>
-            <w:rFonts w:ascii="Arial" w:eastAsia="Arial" w:hAnsi="Arial" w:cs="Arial"/>
-            <w:sz w:val="28"/>
-            <w:szCs w:val="28"/>
-          </w:rPr>
-          <w:delText xml:space="preserve">quando</w:delText>
-        </w:r>
-      </w:del>
-      <w:ins w:id="1217" w:author="Assessor GDSXSR" w:date="2026-10-29T21:14:30Z">
-        <w:r>
-          <w:rPr>
-            <w:rFonts w:ascii="Arial" w:eastAsia="Arial" w:hAnsi="Arial" w:cs="Arial"/>
-            <w:color w:val="808080"/>
-            <w:sz w:val="28"/>
-            <w:szCs w:val="28"/>
-          </w:rPr>
-          <w:t xml:space="preserve">a</w:t>
-        </w:r>
-      </w:ins>
-      <w:r>
-        <w:rPr>
-          <w:rFonts w:ascii="Arial" w:eastAsia="Arial" w:hAnsi="Arial" w:cs="Arial"/>
-          <w:sz w:val="28"/>
-          <w:szCs w:val="28"/>
-        </w:rPr>
-        <w:t xml:space="preserve"> </w:t>
-      </w:r>
-      <w:del w:id="1218" w:author="Assessor GDSXSR" w:date="2026-10-29T21:14:30Z">
-        <w:r>
-          <w:rPr>
-            <w:rFonts w:ascii="Arial" w:eastAsia="Arial" w:hAnsi="Arial" w:cs="Arial"/>
-            <w:sz w:val="28"/>
-            <w:szCs w:val="28"/>
-          </w:rPr>
-          <w:delText xml:space="preserve">ainda</w:delText>
-        </w:r>
-      </w:del>
-      <w:ins w:id="1219" w:author="Assessor GDSXSR" w:date="2026-10-29T21:14:30Z">
-        <w:r>
-          <w:rPr>
-            <w:rFonts w:ascii="Arial" w:eastAsia="Arial" w:hAnsi="Arial" w:cs="Arial"/>
-            <w:color w:val="808080"/>
-            <w:sz w:val="28"/>
-            <w:szCs w:val="28"/>
-          </w:rPr>
-          <w:t xml:space="preserve">abril</w:t>
-        </w:r>
-      </w:ins>
-      <w:r>
-        <w:rPr>
-          <w:rFonts w:ascii="Arial" w:eastAsia="Arial" w:hAnsi="Arial" w:cs="Arial"/>
-          <w:sz w:val="28"/>
-          <w:szCs w:val="28"/>
-        </w:rPr>
-        <w:t xml:space="preserve"> </w:t>
-      </w:r>
-      <w:del w:id="1220" w:author="Assessor GDSXSR" w:date="2026-10-29T21:14:30Z">
-        <w:r>
-          <w:rPr>
-            <w:rFonts w:ascii="Arial" w:eastAsia="Arial" w:hAnsi="Arial" w:cs="Arial"/>
-            <w:sz w:val="28"/>
-            <w:szCs w:val="28"/>
-          </w:rPr>
-          <w:delText xml:space="preserve">vigente</w:delText>
-        </w:r>
-      </w:del>
-      <w:ins w:id="1221" w:author="Assessor GDSXSR" w:date="2026-10-29T21:14:30Z">
-        <w:r>
-          <w:rPr>
-            <w:rFonts w:ascii="Arial" w:eastAsia="Arial" w:hAnsi="Arial" w:cs="Arial"/>
-            <w:color w:val="808080"/>
-            <w:sz w:val="28"/>
-            <w:szCs w:val="28"/>
-          </w:rPr>
-          <w:t xml:space="preserve">de 2026, ocorreram, portanto, com</w:t>
-        </w:r>
-      </w:ins>
-      <w:r>
-        <w:rPr>
-          <w:rFonts w:ascii="Arial" w:eastAsia="Arial" w:hAnsi="Arial" w:cs="Arial"/>
-          <w:sz w:val="28"/>
-          <w:szCs w:val="28"/>
-        </w:rPr>
-        <w:t xml:space="preserve"> a autorização </w:t>
-      </w:r>
-      <w:del w:id="1222" w:author="Assessor GDSXSR" w:date="2026-10-29T21:14:30Z">
-        <w:r>
-          <w:rPr>
-            <w:rFonts w:ascii="Arial" w:eastAsia="Arial" w:hAnsi="Arial" w:cs="Arial"/>
-            <w:sz w:val="28"/>
-            <w:szCs w:val="28"/>
-          </w:rPr>
-          <w:delText xml:space="preserve">contratualmente</w:delText>
-        </w:r>
-      </w:del>
-      <w:ins w:id="1223" w:author="Assessor GDSXSR" w:date="2026-10-29T21:14:30Z">
-        <w:r>
-          <w:rPr>
-            <w:rFonts w:ascii="Arial" w:eastAsia="Arial" w:hAnsi="Arial" w:cs="Arial"/>
-            <w:color w:val="808080"/>
-            <w:sz w:val="28"/>
-            <w:szCs w:val="28"/>
-          </w:rPr>
-          <w:t xml:space="preserve">contratual</w:t>
-        </w:r>
-      </w:ins>
-      <w:r>
-        <w:rPr>
-          <w:rFonts w:ascii="Arial" w:eastAsia="Arial" w:hAnsi="Arial" w:cs="Arial"/>
-          <w:sz w:val="28"/>
-          <w:szCs w:val="28"/>
-        </w:rPr>
-        <w:t xml:space="preserve"> </w:t>
-      </w:r>
-      <w:del w:id="1224" w:author="Assessor GDSXSR" w:date="2026-10-29T21:14:30Z">
-        <w:r>
-          <w:rPr>
-            <w:rFonts w:ascii="Arial" w:eastAsia="Arial" w:hAnsi="Arial" w:cs="Arial"/>
-            <w:sz w:val="28"/>
-            <w:szCs w:val="28"/>
-          </w:rPr>
-          <w:delText xml:space="preserve">concedida</w:delText>
-        </w:r>
-      </w:del>
-      <w:ins w:id="1225" w:author="Assessor GDSXSR" w:date="2026-10-29T21:14:30Z">
-        <w:r>
-          <w:rPr>
-            <w:rFonts w:ascii="Arial" w:eastAsia="Arial" w:hAnsi="Arial" w:cs="Arial"/>
-            <w:color w:val="808080"/>
-            <w:sz w:val="28"/>
-            <w:szCs w:val="28"/>
-          </w:rPr>
-          <w:t xml:space="preserve">ainda</w:t>
-        </w:r>
-      </w:ins>
-      <w:r>
-        <w:rPr>
-          <w:rFonts w:ascii="Arial" w:eastAsia="Arial" w:hAnsi="Arial" w:cs="Arial"/>
-          <w:sz w:val="28"/>
-          <w:szCs w:val="28"/>
-        </w:rPr>
-        <w:t xml:space="preserve"> </w:t>
-      </w:r>
-      <w:del w:id="1226" w:author="Assessor GDSXSR" w:date="2026-10-29T21:14:30Z">
-        <w:r>
-          <w:rPr>
-            <w:rFonts w:ascii="Arial" w:eastAsia="Arial" w:hAnsi="Arial" w:cs="Arial"/>
-            <w:sz w:val="28"/>
-            <w:szCs w:val="28"/>
-          </w:rPr>
-          <w:delText xml:space="preserve">à instituição financeira</w:delText>
-        </w:r>
-      </w:del>
-      <w:ins w:id="1227" w:author="Assessor GDSXSR" w:date="2026-10-29T21:14:30Z">
-        <w:r>
-          <w:rPr>
-            <w:rFonts w:ascii="Arial" w:eastAsia="Arial" w:hAnsi="Arial" w:cs="Arial"/>
-            <w:color w:val="808080"/>
-            <w:sz w:val="28"/>
-            <w:szCs w:val="28"/>
-          </w:rPr>
-          <w:t xml:space="preserve">vigente</w:t>
-        </w:r>
-      </w:ins>
-      <w:r>
-        <w:rPr>
-          <w:rFonts w:ascii="Arial" w:eastAsia="Arial" w:hAnsi="Arial" w:cs="Arial"/>
-          <w:sz w:val="28"/>
-          <w:szCs w:val="28"/>
-        </w:rPr>
-        <w:t xml:space="preserve">.</w:t>
-      </w:r>
-      <w:commentRangeEnd w:id="15"/>
-      <w:r>
-        <w:rPr>
-          <w:rStyle w:val="CommentReference"/>
-        </w:rPr>
-        <w:commentReference w:id="15"/>
-      </w:r>
-    </w:p>
-    <w:p>
-      <w:pPr>
-        <w:spacing w:after="0" w:line="360" w:lineRule="auto"/>
-        <w:ind w:firstLine="2268"/>
-        <w:jc w:val="both"/>
-        <w:rPr>
-          <w:rFonts w:ascii="Arial" w:eastAsia="Arial" w:hAnsi="Arial" w:cs="Arial"/>
-          <w:sz w:val="28"/>
-          <w:szCs w:val="28"/>
-        </w:rPr>
-      </w:pPr>
-    </w:p>
-    <w:p>
-      <w:pPr>
-        <w:spacing w:after="0" w:line="360" w:lineRule="auto"/>
-        <w:ind w:firstLine="2268"/>
-        <w:jc w:val="both"/>
-        <w:rPr>
-          <w:ins w:id="1269" w:author="Assessor GDSXSR" w:date="2026-10-29T21:14:30Z"/>
-        </w:rPr>
-      </w:pPr>
-      <w:commentRangeStart w:id="21"/>
-      <w:del w:id="1230" w:author="Assessor GDSXSR" w:date="2026-10-29T21:14:30Z">
-        <w:r>
-          <w:rPr>
-            <w:rFonts w:ascii="Arial" w:eastAsia="Arial" w:hAnsi="Arial" w:cs="Arial"/>
-            <w:sz w:val="28"/>
-            <w:szCs w:val="28"/>
-          </w:rPr>
-          <w:delText xml:space="preserve">A</w:delText>
-        </w:r>
-      </w:del>
-      <w:ins w:id="1231" w:author="Assessor GDSXSR" w:date="2026-10-29T21:14:30Z">
-        <w:r>
-          <w:rPr>
-            <w:rFonts w:ascii="Arial" w:eastAsia="Arial" w:hAnsi="Arial" w:cs="Arial"/>
-            <w:color w:val="808080"/>
-            <w:sz w:val="28"/>
-            <w:szCs w:val="28"/>
-          </w:rPr>
-          <w:t xml:space="preserve">O</w:t>
-        </w:r>
-      </w:ins>
-      <w:r>
-        <w:rPr>
-          <w:rFonts w:ascii="Arial" w:eastAsia="Arial" w:hAnsi="Arial" w:cs="Arial"/>
-          <w:sz w:val="28"/>
-          <w:szCs w:val="28"/>
-        </w:rPr>
-        <w:t xml:space="preserve"> </w:t>
-      </w:r>
-      <w:del w:id="1232" w:author="Assessor GDSXSR" w:date="2026-10-29T21:14:30Z">
-        <w:r>
-          <w:rPr>
-            <w:rFonts w:ascii="Arial" w:eastAsia="Arial" w:hAnsi="Arial" w:cs="Arial"/>
-            <w:sz w:val="28"/>
-            <w:szCs w:val="28"/>
-          </w:rPr>
-          <w:delText xml:space="preserve">hipótese</w:delText>
-        </w:r>
-      </w:del>
-      <w:ins w:id="1233" w:author="Assessor GDSXSR" w:date="2026-10-29T21:14:30Z">
-        <w:r>
-          <w:rPr>
-            <w:rFonts w:ascii="Arial" w:eastAsia="Arial" w:hAnsi="Arial" w:cs="Arial"/>
-            <w:color w:val="808080"/>
-            <w:sz w:val="28"/>
-            <w:szCs w:val="28"/>
-          </w:rPr>
-          <w:t xml:space="preserve">caso se</w:t>
-        </w:r>
-      </w:ins>
-      <w:r>
-        <w:rPr>
-          <w:rFonts w:ascii="Arial" w:eastAsia="Arial" w:hAnsi="Arial" w:cs="Arial"/>
-          <w:sz w:val="28"/>
-          <w:szCs w:val="28"/>
-        </w:rPr>
-        <w:t xml:space="preserve"> amolda</w:t>
-      </w:r>
-      <w:del w:id="1234" w:author="Assessor GDSXSR" w:date="2026-10-29T21:14:30Z">
-        <w:r>
-          <w:rPr>
-            <w:rFonts w:ascii="Arial" w:eastAsia="Arial" w:hAnsi="Arial" w:cs="Arial"/>
-            <w:sz w:val="28"/>
-            <w:szCs w:val="28"/>
-          </w:rPr>
-          <w:delText xml:space="preserve">-se</w:delText>
-        </w:r>
-      </w:del>
-      <w:r>
-        <w:rPr>
-          <w:rFonts w:ascii="Arial" w:eastAsia="Arial" w:hAnsi="Arial" w:cs="Arial"/>
-          <w:sz w:val="28"/>
-          <w:szCs w:val="28"/>
-        </w:rPr>
-        <w:t xml:space="preserve"> à tese </w:t>
-      </w:r>
-      <w:del w:id="1235" w:author="Assessor GDSXSR" w:date="2026-10-29T21:14:30Z">
-        <w:r>
-          <w:rPr>
-            <w:rFonts w:ascii="Arial" w:eastAsia="Arial" w:hAnsi="Arial" w:cs="Arial"/>
-            <w:sz w:val="28"/>
-            <w:szCs w:val="28"/>
-          </w:rPr>
-          <w:delText xml:space="preserve">firmada pelo Superior Tribunal de Justiça no</w:delText>
-        </w:r>
-      </w:del>
-      <w:ins w:id="1236" w:author="Assessor GDSXSR" w:date="2026-10-29T21:14:30Z">
-        <w:r>
-          <w:rPr>
-            <w:rFonts w:ascii="Arial" w:eastAsia="Arial" w:hAnsi="Arial" w:cs="Arial"/>
-            <w:color w:val="808080"/>
-            <w:sz w:val="28"/>
-            <w:szCs w:val="28"/>
-          </w:rPr>
-          <w:t xml:space="preserve">do</w:t>
-        </w:r>
-      </w:ins>
-      <w:r>
-        <w:rPr>
-          <w:rFonts w:ascii="Arial" w:eastAsia="Arial" w:hAnsi="Arial" w:cs="Arial"/>
-          <w:sz w:val="28"/>
-          <w:szCs w:val="28"/>
-        </w:rPr>
-        <w:t xml:space="preserve"> Tema 1.085, </w:t>
-      </w:r>
-      <w:del w:id="1237" w:author="Assessor GDSXSR" w:date="2026-10-29T21:14:30Z">
-        <w:r>
-          <w:rPr>
-            <w:rFonts w:ascii="Arial" w:eastAsia="Arial" w:hAnsi="Arial" w:cs="Arial"/>
-            <w:sz w:val="28"/>
-            <w:szCs w:val="28"/>
-          </w:rPr>
-          <w:delText xml:space="preserve">segundo a qual são lícitos os descontos realizados em conta utilizada para recebimento de salário quando previamente autorizados pelo correntista. </w:delText>
-        </w:r>
-        <w:r>
-          <w:rPr>
-            <w:rFonts w:ascii="Arial" w:eastAsia="Arial" w:hAnsi="Arial" w:cs="Arial"/>
-            <w:sz w:val="28"/>
-            <w:szCs w:val="28"/>
-          </w:rPr>
-          <w:delText xml:space="preserve">Portanto,</w:delText>
-        </w:r>
-      </w:del>
-      <w:ins w:id="1238" w:author="Assessor GDSXSR" w:date="2026-10-29T21:14:30Z">
-        <w:r>
-          <w:rPr>
-            <w:rFonts w:ascii="Arial" w:eastAsia="Arial" w:hAnsi="Arial" w:cs="Arial"/>
-            <w:color w:val="808080"/>
-            <w:sz w:val="28"/>
-            <w:szCs w:val="28"/>
-          </w:rPr>
-          <w:t xml:space="preserve">pois</w:t>
-        </w:r>
-      </w:ins>
-      <w:r>
-        <w:rPr>
-          <w:rFonts w:ascii="Arial" w:eastAsia="Arial" w:hAnsi="Arial" w:cs="Arial"/>
-          <w:sz w:val="28"/>
-          <w:szCs w:val="28"/>
-        </w:rPr>
-        <w:t xml:space="preserve"> </w:t>
-      </w:r>
-      <w:r>
-        <w:rPr>
-          <w:rFonts w:ascii="Arial" w:eastAsia="Arial" w:hAnsi="Arial" w:cs="Arial"/>
-          <w:sz w:val="28"/>
-          <w:szCs w:val="28"/>
-        </w:rPr>
-        <w:t xml:space="preserve">não </w:t>
-      </w:r>
-      <w:del w:id="1239" w:author="Assessor GDSXSR" w:date="2026-10-29T21:14:30Z">
-        <w:r>
-          <w:rPr>
-            <w:rFonts w:ascii="Arial" w:eastAsia="Arial" w:hAnsi="Arial" w:cs="Arial"/>
-            <w:sz w:val="28"/>
-            <w:szCs w:val="28"/>
-          </w:rPr>
-          <w:delText xml:space="preserve">demonstra</w:delText>
-        </w:r>
-        <w:r>
-          <w:rPr>
-            <w:rFonts w:ascii="Arial" w:eastAsia="Arial" w:hAnsi="Arial" w:cs="Arial"/>
-            <w:sz w:val="28"/>
-            <w:szCs w:val="28"/>
-          </w:rPr>
-          <w:delText xml:space="preserve">do</w:delText>
-        </w:r>
-      </w:del>
-      <w:ins w:id="1240" w:author="Assessor GDSXSR" w:date="2026-10-29T21:14:30Z">
-        <w:r>
-          <w:rPr>
-            <w:rFonts w:ascii="Arial" w:eastAsia="Arial" w:hAnsi="Arial" w:cs="Arial"/>
-            <w:color w:val="808080"/>
-            <w:sz w:val="28"/>
-            <w:szCs w:val="28"/>
-          </w:rPr>
-          <w:t xml:space="preserve">se demonstrou</w:t>
-        </w:r>
-      </w:ins>
-      <w:r>
-        <w:rPr>
-          <w:rFonts w:ascii="Arial" w:eastAsia="Arial" w:hAnsi="Arial" w:cs="Arial"/>
-          <w:sz w:val="28"/>
-          <w:szCs w:val="28"/>
-        </w:rPr>
-        <w:t xml:space="preserve"> que os lançamentos </w:t>
-      </w:r>
-      <w:del w:id="1241" w:author="Assessor GDSXSR" w:date="2026-10-29T21:14:30Z">
-        <w:r>
-          <w:rPr>
-            <w:rFonts w:ascii="Arial" w:eastAsia="Arial" w:hAnsi="Arial" w:cs="Arial"/>
-            <w:sz w:val="28"/>
-            <w:szCs w:val="28"/>
-          </w:rPr>
-          <w:delText xml:space="preserve">realizados eram</w:delText>
-        </w:r>
-      </w:del>
-      <w:ins w:id="1242" w:author="Assessor GDSXSR" w:date="2026-10-29T21:14:30Z">
-        <w:r>
-          <w:rPr>
-            <w:rFonts w:ascii="Arial" w:eastAsia="Arial" w:hAnsi="Arial" w:cs="Arial"/>
-            <w:color w:val="808080"/>
-            <w:sz w:val="28"/>
-            <w:szCs w:val="28"/>
-          </w:rPr>
-          <w:t xml:space="preserve">fossem</w:t>
-        </w:r>
-      </w:ins>
-      <w:r>
-        <w:rPr>
-          <w:rFonts w:ascii="Arial" w:eastAsia="Arial" w:hAnsi="Arial" w:cs="Arial"/>
-          <w:sz w:val="28"/>
-          <w:szCs w:val="28"/>
-        </w:rPr>
-        <w:t xml:space="preserve"> estranhos às operações contratadas ou </w:t>
-      </w:r>
-      <w:del w:id="1243" w:author="Assessor GDSXSR" w:date="2026-10-29T21:14:30Z">
-        <w:r>
-          <w:rPr>
-            <w:rFonts w:ascii="Arial" w:eastAsia="Arial" w:hAnsi="Arial" w:cs="Arial"/>
-            <w:sz w:val="28"/>
-            <w:szCs w:val="28"/>
-          </w:rPr>
-          <w:delText xml:space="preserve">ocorreram</w:delText>
-        </w:r>
-      </w:del>
-      <w:ins w:id="1244" w:author="Assessor GDSXSR" w:date="2026-10-29T21:14:30Z">
-        <w:r>
-          <w:rPr>
-            <w:rFonts w:ascii="Arial" w:eastAsia="Arial" w:hAnsi="Arial" w:cs="Arial"/>
-            <w:color w:val="808080"/>
-            <w:sz w:val="28"/>
-            <w:szCs w:val="28"/>
-          </w:rPr>
-          <w:t xml:space="preserve">contrários</w:t>
-        </w:r>
-      </w:ins>
-      <w:r>
-        <w:rPr>
-          <w:rFonts w:ascii="Arial" w:eastAsia="Arial" w:hAnsi="Arial" w:cs="Arial"/>
-          <w:sz w:val="28"/>
-          <w:szCs w:val="28"/>
-        </w:rPr>
-        <w:t xml:space="preserve"> </w:t>
-      </w:r>
-      <w:del w:id="1245" w:author="Assessor GDSXSR" w:date="2026-10-29T21:14:30Z">
-        <w:r>
-          <w:rPr>
-            <w:rFonts w:ascii="Arial" w:eastAsia="Arial" w:hAnsi="Arial" w:cs="Arial"/>
-            <w:sz w:val="28"/>
-            <w:szCs w:val="28"/>
-          </w:rPr>
-          <w:delText xml:space="preserve">em desacordo com as</w:delText>
-        </w:r>
-      </w:del>
-      <w:ins w:id="1246" w:author="Assessor GDSXSR" w:date="2026-10-29T21:14:30Z">
-        <w:r>
-          <w:rPr>
-            <w:rFonts w:ascii="Arial" w:eastAsia="Arial" w:hAnsi="Arial" w:cs="Arial"/>
-            <w:color w:val="808080"/>
-            <w:sz w:val="28"/>
-            <w:szCs w:val="28"/>
-          </w:rPr>
-          <w:t xml:space="preserve">às</w:t>
-        </w:r>
-      </w:ins>
-      <w:r>
-        <w:rPr>
-          <w:rFonts w:ascii="Arial" w:eastAsia="Arial" w:hAnsi="Arial" w:cs="Arial"/>
-          <w:sz w:val="28"/>
-          <w:szCs w:val="28"/>
-        </w:rPr>
-        <w:t xml:space="preserve"> autorizações concedidas</w:t>
-      </w:r>
-      <w:ins w:id="1247" w:author="Assessor GDSXSR" w:date="2026-10-29T21:14:30Z">
-        <w:r>
-          <w:rPr>
-            <w:rFonts w:ascii="Arial" w:eastAsia="Arial" w:hAnsi="Arial" w:cs="Arial"/>
-            <w:color w:val="808080"/>
-            <w:sz w:val="28"/>
-            <w:szCs w:val="28"/>
-          </w:rPr>
-          <w:t xml:space="preserve">.</w:t>
-        </w:r>
-      </w:ins>
-    </w:p>
-    <w:p>
-      <w:pPr>
-        <w:spacing w:after="0" w:line="360" w:lineRule="auto"/>
-        <w:ind w:firstLine="2268"/>
-        <w:jc w:val="both"/>
-        <w:rPr>
-          <w:ins w:id="1270" w:author="Assessor GDSXSR" w:date="2026-10-29T21:14:30Z"/>
-        </w:rPr>
-      </w:pPr>
-    </w:p>
-    <w:p>
-      <w:pPr>
-        <w:spacing w:after="0" w:line="360" w:lineRule="auto"/>
-        <w:ind w:firstLine="2268"/>
-        <w:jc w:val="both"/>
-        <w:rPr>
-          <w:ins w:id="1271" w:author="Assessor GDSXSR" w:date="2026-10-29T21:14:30Z"/>
-        </w:rPr>
-      </w:pPr>
-      <w:ins w:id="1248" w:author="Assessor GDSXSR" w:date="2026-10-29T21:14:30Z">
-        <w:r>
-          <w:rPr>
-            <w:rFonts w:ascii="Arial" w:eastAsia="Arial" w:hAnsi="Arial" w:cs="Arial"/>
-            <w:color w:val="808080"/>
-            <w:sz w:val="28"/>
-            <w:szCs w:val="28"/>
-            <w:highlight w:val="yellow"/>
-          </w:rPr>
-          <w:t xml:space="preserve">Logo</w:t>
-        </w:r>
-      </w:ins>
-      <w:r>
-        <w:rPr>
-          <w:rFonts w:ascii="Arial" w:eastAsia="Arial" w:hAnsi="Arial" w:cs="Arial"/>
-          <w:sz w:val="28"/>
-          <w:szCs w:val="28"/>
-          <w:highlight w:val="yellow"/>
-        </w:rPr>
-        <w:t xml:space="preserve">, </w:t>
-      </w:r>
-      <w:del w:id="1249" w:author="Assessor GDSXSR" w:date="2026-10-29T21:14:30Z">
-        <w:r>
-          <w:rPr>
-            <w:rFonts w:ascii="Arial" w:eastAsia="Arial" w:hAnsi="Arial" w:cs="Arial"/>
-            <w:sz w:val="28"/>
-            <w:szCs w:val="28"/>
-          </w:rPr>
-          <w:delText xml:space="preserve">conclui-se</w:delText>
-        </w:r>
-      </w:del>
-      <w:ins w:id="1250" w:author="Assessor GDSXSR" w:date="2026-10-29T21:14:30Z">
-        <w:r>
-          <w:rPr>
-            <w:rFonts w:ascii="Arial" w:eastAsia="Arial" w:hAnsi="Arial" w:cs="Arial"/>
-            <w:color w:val="808080"/>
-            <w:sz w:val="28"/>
-            <w:szCs w:val="28"/>
-            <w:highlight w:val="yellow"/>
-          </w:rPr>
-          <w:t xml:space="preserve">o</w:t>
-        </w:r>
-      </w:ins>
-      <w:r>
-        <w:rPr>
-          <w:rFonts w:ascii="Arial" w:eastAsia="Arial" w:hAnsi="Arial" w:cs="Arial"/>
-          <w:sz w:val="28"/>
-          <w:szCs w:val="28"/>
-          <w:highlight w:val="yellow"/>
-        </w:rPr>
-        <w:t xml:space="preserve"> </w:t>
-      </w:r>
-      <w:del w:id="1251" w:author="Assessor GDSXSR" w:date="2026-10-29T21:14:30Z">
-        <w:r>
-          <w:rPr>
-            <w:rFonts w:ascii="Arial" w:eastAsia="Arial" w:hAnsi="Arial" w:cs="Arial"/>
-            <w:sz w:val="28"/>
-            <w:szCs w:val="28"/>
-          </w:rPr>
-          <w:delText xml:space="preserve">que</w:delText>
-        </w:r>
-      </w:del>
-      <w:ins w:id="1252" w:author="Assessor GDSXSR" w:date="2026-10-29T21:14:30Z">
-        <w:r>
-          <w:rPr>
-            <w:rFonts w:ascii="Arial" w:eastAsia="Arial" w:hAnsi="Arial" w:cs="Arial"/>
-            <w:color w:val="808080"/>
-            <w:sz w:val="28"/>
-            <w:szCs w:val="28"/>
-            <w:highlight w:val="yellow"/>
-          </w:rPr>
-          <w:t xml:space="preserve">banco</w:t>
-        </w:r>
-      </w:ins>
-      <w:r>
-        <w:rPr>
-          <w:rFonts w:ascii="Arial" w:eastAsia="Arial" w:hAnsi="Arial" w:cs="Arial"/>
-          <w:sz w:val="28"/>
-          <w:szCs w:val="28"/>
-          <w:highlight w:val="yellow"/>
-        </w:rPr>
-        <w:t xml:space="preserve"> </w:t>
-      </w:r>
-      <w:del w:id="1253" w:author="Assessor GDSXSR" w:date="2026-10-29T21:14:30Z">
-        <w:r>
-          <w:rPr>
-            <w:rFonts w:ascii="Arial" w:eastAsia="Arial" w:hAnsi="Arial" w:cs="Arial"/>
-            <w:sz w:val="28"/>
-            <w:szCs w:val="28"/>
-          </w:rPr>
-          <w:delText xml:space="preserve">a instituição financeira atuou</w:delText>
-        </w:r>
-      </w:del>
-      <w:ins w:id="1254" w:author="Assessor GDSXSR" w:date="2026-10-29T21:14:30Z">
-        <w:r>
-          <w:rPr>
-            <w:rFonts w:ascii="Arial" w:eastAsia="Arial" w:hAnsi="Arial" w:cs="Arial"/>
-            <w:color w:val="808080"/>
-            <w:sz w:val="28"/>
-            <w:szCs w:val="28"/>
-            <w:highlight w:val="yellow"/>
-          </w:rPr>
-          <w:t xml:space="preserve">agiu</w:t>
-        </w:r>
-      </w:ins>
-      <w:r>
-        <w:rPr>
-          <w:rFonts w:ascii="Arial" w:eastAsia="Arial" w:hAnsi="Arial" w:cs="Arial"/>
-          <w:sz w:val="28"/>
-          <w:szCs w:val="28"/>
-          <w:highlight w:val="yellow"/>
-        </w:rPr>
-        <w:t xml:space="preserve"> no exercício regular de direito</w:t>
-      </w:r>
-      <w:ins w:id="1255" w:author="Assessor GDSXSR" w:date="2026-10-29T21:14:30Z">
-        <w:r>
-          <w:rPr>
-            <w:rFonts w:ascii="Arial" w:eastAsia="Arial" w:hAnsi="Arial" w:cs="Arial"/>
-            <w:color w:val="808080"/>
-            <w:sz w:val="28"/>
-            <w:szCs w:val="28"/>
-            <w:highlight w:val="yellow"/>
-          </w:rPr>
-          <w:t xml:space="preserve">,</w:t>
-        </w:r>
-      </w:ins>
-      <w:r>
-        <w:rPr>
-          <w:rFonts w:ascii="Arial" w:eastAsia="Arial" w:hAnsi="Arial" w:cs="Arial"/>
-          <w:sz w:val="28"/>
-          <w:szCs w:val="28"/>
-          <w:highlight w:val="yellow"/>
-        </w:rPr>
-        <w:t xml:space="preserve"> decorrente da execução </w:t>
-      </w:r>
-      <w:del w:id="1256" w:author="Assessor GDSXSR" w:date="2026-10-29T21:14:30Z">
-        <w:r>
-          <w:rPr>
-            <w:rFonts w:ascii="Arial" w:eastAsia="Arial" w:hAnsi="Arial" w:cs="Arial"/>
-            <w:sz w:val="28"/>
-            <w:szCs w:val="28"/>
-          </w:rPr>
-          <w:delText xml:space="preserve">das</w:delText>
-        </w:r>
-      </w:del>
-      <w:ins w:id="1257" w:author="Assessor GDSXSR" w:date="2026-10-29T21:14:30Z">
-        <w:r>
-          <w:rPr>
-            <w:rFonts w:ascii="Arial" w:eastAsia="Arial" w:hAnsi="Arial" w:cs="Arial"/>
-            <w:color w:val="808080"/>
-            <w:sz w:val="28"/>
-            <w:szCs w:val="28"/>
-            <w:highlight w:val="yellow"/>
-          </w:rPr>
-          <w:t xml:space="preserve">dos</w:t>
-        </w:r>
-      </w:ins>
-      <w:r>
-        <w:rPr>
-          <w:rFonts w:ascii="Arial" w:eastAsia="Arial" w:hAnsi="Arial" w:cs="Arial"/>
-          <w:sz w:val="28"/>
-          <w:szCs w:val="28"/>
-          <w:highlight w:val="yellow"/>
-        </w:rPr>
-        <w:t xml:space="preserve"> </w:t>
-      </w:r>
-      <w:del w:id="1258" w:author="Assessor GDSXSR" w:date="2026-10-29T21:14:30Z">
-        <w:r>
-          <w:rPr>
-            <w:rFonts w:ascii="Arial" w:eastAsia="Arial" w:hAnsi="Arial" w:cs="Arial"/>
-            <w:sz w:val="28"/>
-            <w:szCs w:val="28"/>
-          </w:rPr>
-          <w:delText xml:space="preserve">avenças</w:delText>
-        </w:r>
-      </w:del>
-      <w:ins w:id="1259" w:author="Assessor GDSXSR" w:date="2026-10-29T21:14:30Z">
-        <w:r>
-          <w:rPr>
-            <w:rFonts w:ascii="Arial" w:eastAsia="Arial" w:hAnsi="Arial" w:cs="Arial"/>
-            <w:color w:val="808080"/>
-            <w:sz w:val="28"/>
-            <w:szCs w:val="28"/>
-            <w:highlight w:val="yellow"/>
-          </w:rPr>
-          <w:t xml:space="preserve">contratos</w:t>
-        </w:r>
-      </w:ins>
-      <w:r>
-        <w:rPr>
-          <w:rFonts w:ascii="Arial" w:eastAsia="Arial" w:hAnsi="Arial" w:cs="Arial"/>
-          <w:sz w:val="28"/>
-          <w:szCs w:val="28"/>
-          <w:highlight w:val="yellow"/>
-        </w:rPr>
-        <w:t xml:space="preserve"> </w:t>
-      </w:r>
-      <w:del w:id="1260" w:author="Assessor GDSXSR" w:date="2026-10-29T21:14:30Z">
-        <w:r>
-          <w:rPr>
-            <w:rFonts w:ascii="Arial" w:eastAsia="Arial" w:hAnsi="Arial" w:cs="Arial"/>
-            <w:sz w:val="28"/>
-            <w:szCs w:val="28"/>
-          </w:rPr>
-          <w:delText xml:space="preserve">livremente</w:delText>
-        </w:r>
-      </w:del>
-      <w:ins w:id="1261" w:author="Assessor GDSXSR" w:date="2026-10-29T21:14:30Z">
-        <w:r>
-          <w:rPr>
-            <w:rFonts w:ascii="Arial" w:eastAsia="Arial" w:hAnsi="Arial" w:cs="Arial"/>
-            <w:color w:val="808080"/>
-            <w:sz w:val="28"/>
-            <w:szCs w:val="28"/>
-            <w:highlight w:val="yellow"/>
-          </w:rPr>
-          <w:t xml:space="preserve">celebrados</w:t>
-        </w:r>
-      </w:ins>
-      <w:r>
-        <w:rPr>
-          <w:rFonts w:ascii="Arial" w:eastAsia="Arial" w:hAnsi="Arial" w:cs="Arial"/>
-          <w:sz w:val="28"/>
-          <w:szCs w:val="28"/>
-          <w:highlight w:val="yellow"/>
-        </w:rPr>
-        <w:t xml:space="preserve"> </w:t>
-      </w:r>
-      <w:del w:id="1262" w:author="Assessor GDSXSR" w:date="2026-10-29T21:14:30Z">
-        <w:r>
-          <w:rPr>
-            <w:rFonts w:ascii="Arial" w:eastAsia="Arial" w:hAnsi="Arial" w:cs="Arial"/>
-            <w:sz w:val="28"/>
-            <w:szCs w:val="28"/>
-          </w:rPr>
-          <w:delText xml:space="preserve">celebradas</w:delText>
-        </w:r>
-      </w:del>
-      <w:ins w:id="1263" w:author="Assessor GDSXSR" w:date="2026-10-29T21:14:30Z">
-        <w:r>
-          <w:rPr>
-            <w:rFonts w:ascii="Arial" w:eastAsia="Arial" w:hAnsi="Arial" w:cs="Arial"/>
-            <w:color w:val="808080"/>
-            <w:sz w:val="28"/>
-            <w:szCs w:val="28"/>
-            <w:highlight w:val="yellow"/>
-          </w:rPr>
-          <w:t xml:space="preserve">entre</w:t>
-        </w:r>
-      </w:ins>
-      <w:r>
-        <w:rPr>
-          <w:rFonts w:ascii="Arial" w:eastAsia="Arial" w:hAnsi="Arial" w:cs="Arial"/>
-          <w:sz w:val="28"/>
-          <w:szCs w:val="28"/>
-          <w:highlight w:val="yellow"/>
-        </w:rPr>
-        <w:t xml:space="preserve"> </w:t>
-      </w:r>
-      <w:del w:id="1264" w:author="Assessor GDSXSR" w:date="2026-10-29T21:14:30Z">
-        <w:r>
-          <w:rPr>
-            <w:rFonts w:ascii="Arial" w:eastAsia="Arial" w:hAnsi="Arial" w:cs="Arial"/>
-            <w:sz w:val="28"/>
-            <w:szCs w:val="28"/>
-          </w:rPr>
-          <w:delText xml:space="preserve">pelas</w:delText>
-        </w:r>
-      </w:del>
-      <w:ins w:id="1265" w:author="Assessor GDSXSR" w:date="2026-10-29T21:14:30Z">
-        <w:r>
-          <w:rPr>
-            <w:rFonts w:ascii="Arial" w:eastAsia="Arial" w:hAnsi="Arial" w:cs="Arial"/>
-            <w:color w:val="808080"/>
-            <w:sz w:val="28"/>
-            <w:szCs w:val="28"/>
-            <w:highlight w:val="yellow"/>
-          </w:rPr>
-          <w:t xml:space="preserve">as</w:t>
-        </w:r>
-      </w:ins>
-      <w:r>
-        <w:rPr>
-          <w:rFonts w:ascii="Arial" w:eastAsia="Arial" w:hAnsi="Arial" w:cs="Arial"/>
-          <w:sz w:val="28"/>
-          <w:szCs w:val="28"/>
-          <w:highlight w:val="yellow"/>
-        </w:rPr>
-        <w:t xml:space="preserve"> partes, </w:t>
-      </w:r>
-      <w:del w:id="1266" w:author="Assessor GDSXSR" w:date="2026-10-29T21:14:30Z">
-        <w:r>
-          <w:rPr>
-            <w:rFonts w:ascii="Arial" w:eastAsia="Arial" w:hAnsi="Arial" w:cs="Arial"/>
-            <w:sz w:val="28"/>
-            <w:szCs w:val="28"/>
-          </w:rPr>
-          <w:delText xml:space="preserve">inexistindo</w:delText>
-        </w:r>
-      </w:del>
-      <w:ins w:id="1267" w:author="Assessor GDSXSR" w:date="2026-10-29T21:14:30Z">
-        <w:r>
-          <w:rPr>
-            <w:rFonts w:ascii="Arial" w:eastAsia="Arial" w:hAnsi="Arial" w:cs="Arial"/>
-            <w:color w:val="808080"/>
-            <w:sz w:val="28"/>
-            <w:szCs w:val="28"/>
-            <w:highlight w:val="yellow"/>
-          </w:rPr>
-          <w:t xml:space="preserve">sem praticar</w:t>
-        </w:r>
-      </w:ins>
-      <w:r>
-        <w:rPr>
-          <w:rFonts w:ascii="Arial" w:eastAsia="Arial" w:hAnsi="Arial" w:cs="Arial"/>
-          <w:sz w:val="28"/>
-          <w:szCs w:val="28"/>
-          <w:highlight w:val="yellow"/>
-        </w:rPr>
-        <w:t xml:space="preserve"> ato ilícito</w:t>
-      </w:r>
-      <w:del w:id="1268" w:author="Assessor GDSXSR" w:date="2026-10-29T21:14:30Z">
-        <w:r>
-          <w:rPr>
-            <w:rFonts w:ascii="Arial" w:eastAsia="Arial" w:hAnsi="Arial" w:cs="Arial"/>
-            <w:sz w:val="28"/>
-            <w:szCs w:val="28"/>
-          </w:rPr>
-          <w:delText xml:space="preserve"> </w:delText>
-        </w:r>
-        <w:r>
-          <w:rPr>
-            <w:rFonts w:ascii="Arial" w:eastAsia="Arial" w:hAnsi="Arial" w:cs="Arial"/>
-            <w:sz w:val="28"/>
-            <w:szCs w:val="28"/>
-          </w:rPr>
-          <w:delText xml:space="preserve">praticado pela instituição financeira</w:delText>
-        </w:r>
-      </w:del>
-      <w:r>
-        <w:rPr>
-          <w:rFonts w:ascii="Arial" w:eastAsia="Arial" w:hAnsi="Arial" w:cs="Arial"/>
-          <w:sz w:val="28"/>
-          <w:szCs w:val="28"/>
-          <w:highlight w:val="yellow"/>
-        </w:rPr>
-        <w:t xml:space="preserve">.</w:t>
-      </w:r>
-      <w:commentRangeEnd w:id="21"/>
-      <w:r>
-        <w:rPr>
-          <w:rStyle w:val="CommentReference"/>
-        </w:rPr>
-        <w:commentReference w:id="21"/>
-      </w:r>
-    </w:p>
-    <w:p>
-      <w:pPr>
-        <w:spacing w:after="0" w:line="360" w:lineRule="auto"/>
-        <w:ind w:firstLine="2268"/>
-        <w:jc w:val="both"/>
-        <w:rPr>
-          <w:ins w:id="1272" w:author="Assessor GDSXSR" w:date="2026-10-29T21:14:30Z"/>
-        </w:rPr>
-      </w:pPr>
-    </w:p>
-    <w:p>
-      <w:pPr>
-        <w:spacing w:after="0" w:line="360" w:lineRule="auto"/>
-        <w:ind w:left="0" w:firstLine="2268"/>
-        <w:jc w:val="both"/>
-        <w:rPr>
-          <w:ins w:id="1274" w:author="Assessor GDSXSR" w:date="2026-10-29T21:14:30Z"/>
-        </w:rPr>
-      </w:pPr>
-      <w:ins w:id="1273" w:author="Assessor GDSXSR" w:date="2026-10-29T21:14:30Z">
-        <w:r>
-          <w:rPr>
-            <w:rFonts w:ascii="Arial" w:eastAsia="Arial" w:hAnsi="Arial" w:cs="Arial"/>
-            <w:color w:val="808080"/>
-            <w:sz w:val="28"/>
-            <w:szCs w:val="28"/>
-          </w:rPr>
-          <w:t xml:space="preserve">No ponto, adoto os fundamentos da r. sentença, que rebate pontualmente o argumento do mínimo existencial (ID 88901975):</w:t>
-        </w:r>
-      </w:ins>
-    </w:p>
-    <w:p>
-      <w:pPr>
-        <w:spacing w:after="0" w:line="360" w:lineRule="auto"/>
-        <w:ind w:left="0" w:firstLine="2268"/>
-        <w:jc w:val="both"/>
-        <w:rPr>
-          <w:ins w:id="1275" w:author="Assessor GDSXSR" w:date="2026-10-29T21:14:30Z"/>
-        </w:rPr>
-      </w:pPr>
-    </w:p>
-    <w:p>
-      <w:pPr>
-        <w:spacing w:after="0" w:line="360" w:lineRule="auto"/>
-        <w:ind w:left="2268" w:firstLine="3402"/>
-        <w:jc w:val="both"/>
-        <w:rPr/>
-      </w:pPr>
-      <w:ins w:id="1276" w:author="Assessor GDSXSR" w:date="2026-10-29T21:14:30Z">
-        <w:r>
-          <w:rPr>
-            <w:i/>
-            <w:color w:val="808080"/>
-            <w:sz w:val="26"/>
-          </w:rPr>
-          <w:t xml:space="preserve">“Não se ignora a preocupação com a preservação do mínimo existencial em cenários de endividamento. Contudo, </w:t>
-        </w:r>
-        <w:r>
-          <w:rPr>
-            <w:i/>
-            <w:color w:val="808080"/>
-            <w:sz w:val="26"/>
-            <w:u w:val="single"/>
-          </w:rPr>
-          <w:t xml:space="preserve">a proteção jurídica desses valores encontra caminhos próprios no ordenamento</w:t>
-        </w:r>
-        <w:r>
-          <w:rPr>
-            <w:i/>
-            <w:color w:val="808080"/>
-            <w:sz w:val="26"/>
-          </w:rPr>
-          <w:t xml:space="preserve">, notadamente por meio da ação de repactuação de dívidas prevista na Lei nº 14.181/2021, não se admitindo a transposição automática dessas categorias para a via indenizatória, transformando o exercício regular de direito contratual em ato ilícito gerador de dano moral.” – Grifei</w:t>
-        </w:r>
-      </w:ins>
-    </w:p>
-    <w:p>
-      <w:pPr>
-        <w:spacing w:after="0" w:line="360" w:lineRule="auto"/>
-        <w:ind w:firstLine="2268"/>
-        <w:jc w:val="both"/>
-        <w:rPr>
-          <w:del w:id="1277" w:author="Assessor GDSXSR" w:date="2026-10-29T21:14:30Z"/>
-          <w:rFonts w:ascii="Arial" w:eastAsia="Arial" w:hAnsi="Arial" w:cs="Arial"/>
-          <w:sz w:val="28"/>
-          <w:szCs w:val="28"/>
-        </w:rPr>
-      </w:pPr>
-    </w:p>
-    <w:p>
-      <w:pPr>
-        <w:spacing w:after="0" w:line="360" w:lineRule="auto"/>
-        <w:ind w:firstLine="2268"/>
-        <w:jc w:val="both"/>
-        <w:rPr>
-          <w:del w:id="1279" w:author="Assessor GDSXSR" w:date="2026-10-29T21:14:30Z"/>
-          <w:u w:val="single"/>
-        </w:rPr>
-      </w:pPr>
-      <w:del w:id="1278" w:author="Assessor GDSXSR" w:date="2026-10-29T21:14:30Z">
-        <w:r>
-          <w:rPr>
-            <w:rFonts w:ascii="Arial" w:eastAsia="Arial" w:hAnsi="Arial" w:cs="Arial"/>
-            <w:sz w:val="28"/>
-            <w:szCs w:val="28"/>
-            <w:u w:val="single"/>
-          </w:rPr>
-          <w:delText xml:space="preserve">Assim, nego provimento ao apelo neste ponto. </w:delText>
-        </w:r>
-      </w:del>
-    </w:p>
-    <w:p>
-      <w:pPr>
-        <w:spacing w:after="0" w:line="360" w:lineRule="auto"/>
-        <w:ind w:firstLine="2268"/>
-        <w:jc w:val="both"/>
-        <w:rPr>
-          <w:del w:id="1281" w:author="Assessor GDSXSR" w:date="2026-10-29T21:14:30Z"/>
-        </w:rPr>
-      </w:pPr>
-      <w:del w:id="1280" w:author="Assessor GDSXSR" w:date="2026-10-29T21:14:30Z">
-        <w:r>
-          <w:rPr>
-            <w:rFonts w:ascii="Arial" w:eastAsia="Arial" w:hAnsi="Arial" w:cs="Arial"/>
-            <w:sz w:val="28"/>
-            <w:szCs w:val="28"/>
-          </w:rPr>
-          <w:delText xml:space="preserve"> </w:delText>
-        </w:r>
-      </w:del>
-    </w:p>
-    <w:p>
-      <w:pPr>
-        <w:spacing w:after="0" w:line="360" w:lineRule="auto"/>
-        <w:jc w:val="center"/>
-        <w:rPr>
-          <w:del w:id="1283" w:author="Assessor GDSXSR" w:date="2026-10-29T21:14:30Z"/>
-          <w:rFonts w:ascii="Arial" w:eastAsia="Arial" w:hAnsi="Arial" w:cs="Arial"/>
-          <w:sz w:val="28"/>
-          <w:szCs w:val="28"/>
-        </w:rPr>
-      </w:pPr>
-      <w:del w:id="1282" w:author="Assessor GDSXSR" w:date="2026-10-29T21:14:30Z">
-        <w:r>
-          <w:rPr>
-            <w:rFonts w:ascii="Arial" w:eastAsia="Arial" w:hAnsi="Arial" w:cs="Arial"/>
-            <w:sz w:val="28"/>
-            <w:szCs w:val="28"/>
-          </w:rPr>
-          <w:delText>DA NÃO CONFIGURAÇÃO DO DANO MORAL</w:delText>
-        </w:r>
-      </w:del>
-    </w:p>
-    <w:p>
-      <w:pPr>
-        <w:spacing w:after="0" w:line="360" w:lineRule="auto"/>
-        <w:ind w:firstLine="2268"/>
-        <w:jc w:val="both"/>
-        <w:rPr>
-          <w:del w:id="1284" w:author="Assessor GDSXSR" w:date="2026-10-29T21:14:30Z"/>
-          <w:rFonts w:ascii="Arial" w:eastAsia="Arial" w:hAnsi="Arial" w:cs="Arial"/>
-          <w:sz w:val="28"/>
-          <w:szCs w:val="28"/>
-        </w:rPr>
-      </w:pPr>
-    </w:p>
-    <w:p>
-      <w:pPr>
-        <w:spacing w:after="0" w:line="360" w:lineRule="auto"/>
-        <w:ind w:firstLine="2268"/>
-        <w:jc w:val="both"/>
-        <w:rPr>
-          <w:del w:id="1296" w:author="Assessor GDSXSR" w:date="2026-10-29T21:14:30Z"/>
-        </w:rPr>
-      </w:pPr>
-      <w:del w:id="1285" w:author="Assessor GDSXSR" w:date="2026-10-29T21:14:30Z">
-        <w:r>
-          <w:rPr>
-            <w:rFonts w:ascii="Arial" w:eastAsia="Arial" w:hAnsi="Arial" w:cs="Arial"/>
-            <w:sz w:val="28"/>
-            <w:szCs w:val="28"/>
-          </w:rPr>
-          <w:delText>A apelante alega</w:delText>
-        </w:r>
-      </w:del>
-      <w:del w:id="1286" w:author="Assessor GDSXSR" w:date="2026-10-29T21:14:30Z">
-        <w:r>
-          <w:rPr>
-            <w:rFonts w:ascii="Arial" w:eastAsia="Arial" w:hAnsi="Arial" w:cs="Arial"/>
-            <w:sz w:val="28"/>
-            <w:szCs w:val="28"/>
-          </w:rPr>
-          <w:delText xml:space="preserve"> </w:delText>
-        </w:r>
-      </w:del>
-      <w:del w:id="1287" w:author="Assessor GDSXSR" w:date="2026-10-29T21:14:30Z">
-        <w:r>
-          <w:rPr>
-            <w:rFonts w:ascii="Arial" w:eastAsia="Arial" w:hAnsi="Arial" w:cs="Arial"/>
-            <w:sz w:val="28"/>
-            <w:szCs w:val="28"/>
-          </w:rPr>
-          <w:delText xml:space="preserve">que: </w:delText>
-        </w:r>
-      </w:del>
-      <w:del w:id="1288" w:author="Assessor GDSXSR" w:date="2026-10-29T21:14:30Z">
-        <w:r>
-          <w:rPr>
-            <w:rFonts w:ascii="Arial" w:eastAsia="Arial" w:hAnsi="Arial" w:cs="Arial"/>
-            <w:b/>
-            <w:bCs/>
-            <w:sz w:val="28"/>
-            <w:szCs w:val="28"/>
-          </w:rPr>
-          <w:delText>1)</w:delText>
-        </w:r>
-      </w:del>
-      <w:del w:id="1289" w:author="Assessor GDSXSR" w:date="2026-10-29T21:14:30Z">
-        <w:r>
-          <w:rPr>
-            <w:rFonts w:ascii="Arial" w:eastAsia="Arial" w:hAnsi="Arial" w:cs="Arial"/>
-            <w:sz w:val="28"/>
-            <w:szCs w:val="28"/>
-          </w:rPr>
-          <w:delText xml:space="preserve"> </w:delText>
-        </w:r>
-      </w:del>
-      <w:del w:id="1290" w:author="Assessor GDSXSR" w:date="2026-10-29T21:14:30Z">
-        <w:r>
-          <w:rPr>
-            <w:rFonts w:ascii="Arial" w:eastAsia="Arial" w:hAnsi="Arial" w:cs="Arial"/>
-            <w:sz w:val="28"/>
-            <w:szCs w:val="28"/>
-          </w:rPr>
-          <w:delText xml:space="preserve">o banco promoveu a absorção integral de sua remuneração mediante débitos de diversas naturezas e provisionamento de créditos futuros, em afronta aos princípios da boa-fé objetiva, da função social do contrato e da proteção do consumidor; </w:delText>
-        </w:r>
-      </w:del>
-      <w:del w:id="1291" w:author="Assessor GDSXSR" w:date="2026-10-29T21:14:30Z">
-        <w:r>
-          <w:rPr>
-            <w:rFonts w:ascii="Arial" w:eastAsia="Arial" w:hAnsi="Arial" w:cs="Arial"/>
-            <w:b/>
-            <w:bCs/>
-            <w:sz w:val="28"/>
-            <w:szCs w:val="28"/>
-          </w:rPr>
-          <w:delText>2)</w:delText>
-        </w:r>
-      </w:del>
-      <w:del w:id="1292" w:author="Assessor GDSXSR" w:date="2026-10-29T21:14:30Z">
-        <w:r>
-          <w:rPr>
-            <w:rFonts w:ascii="Arial" w:eastAsia="Arial" w:hAnsi="Arial" w:cs="Arial"/>
-            <w:sz w:val="28"/>
-            <w:szCs w:val="28"/>
-          </w:rPr>
-          <w:delText xml:space="preserve"> a existência de autorização contratual para débitos em conta não legitima a indisponibilização integral de verbas salariais, porquanto o exercício do direito de cobrança encontra limites no mínimo existencial e na vedação ao abuso de direito;</w:delText>
-        </w:r>
-      </w:del>
-      <w:del w:id="1293" w:author="Assessor GDSXSR" w:date="2026-10-29T21:14:30Z">
-        <w:r>
-          <w:rPr>
-            <w:rFonts w:ascii="Arial" w:eastAsia="Arial" w:hAnsi="Arial" w:cs="Arial"/>
-            <w:sz w:val="28"/>
-            <w:szCs w:val="28"/>
-          </w:rPr>
-          <w:delText xml:space="preserve"> e</w:delText>
-        </w:r>
-      </w:del>
-      <w:del w:id="1294" w:author="Assessor GDSXSR" w:date="2026-10-29T21:14:30Z">
-        <w:r>
-          <w:rPr>
-            <w:rFonts w:ascii="Arial" w:eastAsia="Arial" w:hAnsi="Arial" w:cs="Arial"/>
-            <w:b/>
-            <w:bCs/>
-            <w:sz w:val="28"/>
-            <w:szCs w:val="28"/>
-          </w:rPr>
-          <w:delText xml:space="preserve"> 3) </w:delText>
-        </w:r>
-      </w:del>
-      <w:del w:id="1295" w:author="Assessor GDSXSR" w:date="2026-10-29T21:14:30Z">
-        <w:r>
-          <w:rPr>
-            <w:rFonts w:ascii="Arial" w:eastAsia="Arial" w:hAnsi="Arial" w:cs="Arial"/>
-            <w:sz w:val="28"/>
-            <w:szCs w:val="28"/>
-          </w:rPr>
-          <w:delText>a privação reiterada de sua remuneração e a manutenção de saldo negativo configuraram dano moral indenizável.</w:delText>
-        </w:r>
-      </w:del>
-    </w:p>
-    <w:p>
-      <w:pPr>
-        <w:spacing w:after="0" w:line="360" w:lineRule="auto"/>
-        <w:ind w:firstLine="2268"/>
-        <w:jc w:val="both"/>
-        <w:rPr>
-          <w:rFonts w:ascii="Arial" w:eastAsia="Arial" w:hAnsi="Arial" w:cs="Arial"/>
-          <w:sz w:val="28"/>
-          <w:szCs w:val="28"/>
-        </w:rPr>
-      </w:pPr>
-    </w:p>
-    <w:p>
-      <w:pPr>
-        <w:spacing w:after="0" w:line="360" w:lineRule="auto"/>
-        <w:ind w:firstLine="2268"/>
-        <w:jc w:val="both"/>
-      </w:pPr>
-      <w:del w:id="1297" w:author="Assessor GDSXSR" w:date="2026-10-29T21:14:30Z">
-        <w:r>
-          <w:rPr>
-            <w:rFonts w:ascii="Arial" w:eastAsia="Arial" w:hAnsi="Arial" w:cs="Arial"/>
-            <w:sz w:val="28"/>
-            <w:szCs w:val="28"/>
-          </w:rPr>
-          <w:delText xml:space="preserve">Conforme</w:delText>
-        </w:r>
-      </w:del>
-      <w:ins w:id="1298" w:author="Assessor GDSXSR" w:date="2026-10-29T21:14:30Z">
-        <w:r>
-          <w:rPr>
-            <w:rFonts w:ascii="Arial" w:eastAsia="Arial" w:hAnsi="Arial" w:cs="Arial"/>
-            <w:color w:val="808080"/>
-            <w:sz w:val="28"/>
-            <w:szCs w:val="28"/>
-          </w:rPr>
-          <w:t xml:space="preserve">Como</w:t>
-        </w:r>
-      </w:ins>
-      <w:r>
-        <w:rPr>
-          <w:rFonts w:ascii="Arial" w:eastAsia="Arial" w:hAnsi="Arial" w:cs="Arial"/>
-          <w:sz w:val="28"/>
-          <w:szCs w:val="28"/>
-        </w:rPr>
-        <w:t xml:space="preserve"> exposto, os descontos </w:t>
-      </w:r>
-      <w:del w:id="1299" w:author="Assessor GDSXSR" w:date="2026-10-29T21:14:30Z">
-        <w:r>
-          <w:rPr>
-            <w:rFonts w:ascii="Arial" w:eastAsia="Arial" w:hAnsi="Arial" w:cs="Arial"/>
-            <w:sz w:val="28"/>
-            <w:szCs w:val="28"/>
-          </w:rPr>
-          <w:delText xml:space="preserve">impugnados </w:delText>
-        </w:r>
-      </w:del>
-      <w:r>
-        <w:rPr>
-          <w:rFonts w:ascii="Arial" w:eastAsia="Arial" w:hAnsi="Arial" w:cs="Arial"/>
-          <w:sz w:val="28"/>
-          <w:szCs w:val="28"/>
-        </w:rPr>
-        <w:t xml:space="preserve">decorreram do </w:t>
-      </w:r>
-      <w:ins w:id="1300" w:author="Assessor GDSXSR" w:date="2026-10-29T21:14:30Z">
-        <w:r>
-          <w:rPr>
-            <w:rFonts w:ascii="Arial" w:eastAsia="Arial" w:hAnsi="Arial" w:cs="Arial"/>
-            <w:color w:val="808080"/>
-            <w:sz w:val="28"/>
-            <w:szCs w:val="28"/>
-          </w:rPr>
-          <w:t xml:space="preserve">exercício </w:t>
-        </w:r>
-      </w:ins>
-      <w:r>
-        <w:rPr>
-          <w:rFonts w:ascii="Arial" w:eastAsia="Arial" w:hAnsi="Arial" w:cs="Arial"/>
-          <w:sz w:val="28"/>
-          <w:szCs w:val="28"/>
-        </w:rPr>
-        <w:t xml:space="preserve">regular</w:t>
-      </w:r>
-      <w:del w:id="1301" w:author="Assessor GDSXSR" w:date="2026-10-29T21:14:30Z">
-        <w:r>
-          <w:rPr>
-            <w:rFonts w:ascii="Arial" w:eastAsia="Arial" w:hAnsi="Arial" w:cs="Arial"/>
-            <w:sz w:val="28"/>
-            <w:szCs w:val="28"/>
-          </w:rPr>
-          <w:delText xml:space="preserve"> exercício</w:delText>
-        </w:r>
-      </w:del>
-      <w:r>
-        <w:rPr>
-          <w:rFonts w:ascii="Arial" w:eastAsia="Arial" w:hAnsi="Arial" w:cs="Arial"/>
-          <w:sz w:val="28"/>
-          <w:szCs w:val="28"/>
-        </w:rPr>
-        <w:t xml:space="preserve"> de direito contratualmente previsto, </w:t>
-      </w:r>
-      <w:del w:id="1302" w:author="Assessor GDSXSR" w:date="2026-10-29T21:14:30Z">
-        <w:r>
-          <w:rPr>
-            <w:rFonts w:ascii="Arial" w:eastAsia="Arial" w:hAnsi="Arial" w:cs="Arial"/>
-            <w:sz w:val="28"/>
-            <w:szCs w:val="28"/>
-          </w:rPr>
-          <w:delText xml:space="preserve">inexistindo</w:delText>
-        </w:r>
-      </w:del>
-      <w:ins w:id="1303" w:author="Assessor GDSXSR" w:date="2026-10-29T21:14:30Z">
-        <w:r>
-          <w:rPr>
-            <w:rFonts w:ascii="Arial" w:eastAsia="Arial" w:hAnsi="Arial" w:cs="Arial"/>
-            <w:color w:val="808080"/>
-            <w:sz w:val="28"/>
-            <w:szCs w:val="28"/>
-          </w:rPr>
-          <w:t xml:space="preserve">sem</w:t>
-        </w:r>
-      </w:ins>
-      <w:r>
-        <w:rPr>
-          <w:rFonts w:ascii="Arial" w:eastAsia="Arial" w:hAnsi="Arial" w:cs="Arial"/>
-          <w:sz w:val="28"/>
-          <w:szCs w:val="28"/>
-        </w:rPr>
-        <w:t xml:space="preserve"> conduta ilícita </w:t>
-      </w:r>
-      <w:del w:id="1304" w:author="Assessor GDSXSR" w:date="2026-10-29T21:14:30Z">
-        <w:r>
-          <w:rPr>
-            <w:rFonts w:ascii="Arial" w:eastAsia="Arial" w:hAnsi="Arial" w:cs="Arial"/>
-            <w:sz w:val="28"/>
-            <w:szCs w:val="28"/>
-          </w:rPr>
-          <w:delText xml:space="preserve">imputável à</w:delText>
-        </w:r>
-      </w:del>
-      <w:ins w:id="1305" w:author="Assessor GDSXSR" w:date="2026-10-29T21:14:30Z">
-        <w:r>
-          <w:rPr>
-            <w:rFonts w:ascii="Arial" w:eastAsia="Arial" w:hAnsi="Arial" w:cs="Arial"/>
-            <w:color w:val="808080"/>
-            <w:sz w:val="28"/>
-            <w:szCs w:val="28"/>
-          </w:rPr>
-          <w:t xml:space="preserve">da</w:t>
-        </w:r>
-      </w:ins>
-      <w:r>
-        <w:rPr>
-          <w:rFonts w:ascii="Arial" w:eastAsia="Arial" w:hAnsi="Arial" w:cs="Arial"/>
-          <w:sz w:val="28"/>
-          <w:szCs w:val="28"/>
-        </w:rPr>
-        <w:t xml:space="preserve"> instituição financeira</w:t>
-      </w:r>
-      <w:del w:id="1306" w:author="Assessor GDSXSR" w:date="2026-10-29T21:14:30Z">
-        <w:r>
-          <w:rPr>
-            <w:rFonts w:ascii="Arial" w:eastAsia="Arial" w:hAnsi="Arial" w:cs="Arial"/>
-            <w:sz w:val="28"/>
-            <w:szCs w:val="28"/>
-          </w:rPr>
-          <w:delText xml:space="preserve">. </w:delText>
-        </w:r>
-        <w:r>
-          <w:rPr>
-            <w:rFonts w:ascii="Arial" w:eastAsia="Arial" w:hAnsi="Arial" w:cs="Arial"/>
-            <w:sz w:val="28"/>
-            <w:szCs w:val="28"/>
-          </w:rPr>
-          <w:delText xml:space="preserve">Por </w:delText>
-        </w:r>
-        <w:r>
-          <w:rPr>
-            <w:rFonts w:ascii="Arial" w:eastAsia="Arial" w:hAnsi="Arial" w:cs="Arial"/>
-            <w:sz w:val="28"/>
-            <w:szCs w:val="28"/>
-          </w:rPr>
-          <w:delText xml:space="preserve">conseguinte</w:delText>
-        </w:r>
-      </w:del>
-      <w:r>
-        <w:rPr>
-          <w:rFonts w:ascii="Arial" w:eastAsia="Arial" w:hAnsi="Arial" w:cs="Arial"/>
-          <w:sz w:val="28"/>
-          <w:szCs w:val="28"/>
-        </w:rPr>
-        <w:t xml:space="preserve">,</w:t>
-      </w:r>
-      <w:del w:id="1307" w:author="Assessor GDSXSR" w:date="2026-10-29T21:14:30Z">
-        <w:r>
-          <w:rPr>
-            <w:rFonts w:ascii="Arial" w:eastAsia="Arial" w:hAnsi="Arial" w:cs="Arial"/>
-            <w:sz w:val="28"/>
-            <w:szCs w:val="28"/>
-          </w:rPr>
-          <w:delText xml:space="preserve"> não con</w:delText>
-        </w:r>
-        <w:r>
-          <w:rPr>
-            <w:rFonts w:ascii="Arial" w:eastAsia="Arial" w:hAnsi="Arial" w:cs="Arial"/>
-            <w:sz w:val="28"/>
-            <w:szCs w:val="28"/>
-          </w:rPr>
-          <w:delText xml:space="preserve">figurado</w:delText>
-        </w:r>
-      </w:del>
-      <w:r>
-        <w:rPr>
-          <w:rFonts w:ascii="Arial" w:eastAsia="Arial" w:hAnsi="Arial" w:cs="Arial"/>
-          <w:sz w:val="28"/>
-          <w:szCs w:val="28"/>
-        </w:rPr>
-        <w:t xml:space="preserve"> </w:t>
-      </w:r>
-      <w:r>
-        <w:rPr>
-          <w:rFonts w:ascii="Arial" w:eastAsia="Arial" w:hAnsi="Arial" w:cs="Arial"/>
-          <w:sz w:val="28"/>
-          <w:szCs w:val="28"/>
-        </w:rPr>
-        <w:t xml:space="preserve">o </w:t>
-      </w:r>
-      <w:del w:id="1308" w:author="Assessor GDSXSR" w:date="2026-10-29T21:14:30Z">
-        <w:r>
-          <w:rPr>
-            <w:rFonts w:ascii="Arial" w:eastAsia="Arial" w:hAnsi="Arial" w:cs="Arial"/>
-            <w:sz w:val="28"/>
-            <w:szCs w:val="28"/>
-          </w:rPr>
-          <w:delText xml:space="preserve">pressuposto da ilicitude, não há</w:delText>
-        </w:r>
-        <w:r>
-          <w:rPr>
-            <w:rFonts w:ascii="Arial" w:eastAsia="Arial" w:hAnsi="Arial" w:cs="Arial"/>
-            <w:sz w:val="28"/>
-            <w:szCs w:val="28"/>
-          </w:rPr>
-          <w:delText xml:space="preserve"> </w:delText>
-        </w:r>
-      </w:del>
-      <w:r>
-        <w:rPr>
-          <w:rFonts w:ascii="Arial" w:eastAsia="Arial" w:hAnsi="Arial" w:cs="Arial"/>
-          <w:sz w:val="28"/>
-          <w:szCs w:val="28"/>
-        </w:rPr>
-        <w:t xml:space="preserve">que </w:t>
-      </w:r>
-      <w:del w:id="1309" w:author="Assessor GDSXSR" w:date="2026-10-29T21:14:30Z">
-        <w:r>
-          <w:rPr>
-            <w:rFonts w:ascii="Arial" w:eastAsia="Arial" w:hAnsi="Arial" w:cs="Arial"/>
-            <w:sz w:val="28"/>
-            <w:szCs w:val="28"/>
-          </w:rPr>
-          <w:delText xml:space="preserve">se</w:delText>
-        </w:r>
-      </w:del>
-      <w:ins w:id="1310" w:author="Assessor GDSXSR" w:date="2026-10-29T21:14:30Z">
-        <w:r>
-          <w:rPr>
-            <w:rFonts w:ascii="Arial" w:eastAsia="Arial" w:hAnsi="Arial" w:cs="Arial"/>
-            <w:color w:val="808080"/>
-            <w:sz w:val="28"/>
-            <w:szCs w:val="28"/>
-          </w:rPr>
-          <w:t xml:space="preserve">afasta</w:t>
-        </w:r>
-      </w:ins>
-      <w:r>
-        <w:rPr>
-          <w:rFonts w:ascii="Arial" w:eastAsia="Arial" w:hAnsi="Arial" w:cs="Arial"/>
-          <w:sz w:val="28"/>
-          <w:szCs w:val="28"/>
-        </w:rPr>
-        <w:t xml:space="preserve"> </w:t>
-      </w:r>
-      <w:del w:id="1311" w:author="Assessor GDSXSR" w:date="2026-10-29T21:14:30Z">
-        <w:r>
-          <w:rPr>
-            <w:rFonts w:ascii="Arial" w:eastAsia="Arial" w:hAnsi="Arial" w:cs="Arial"/>
-            <w:sz w:val="28"/>
-            <w:szCs w:val="28"/>
-          </w:rPr>
-          <w:delText xml:space="preserve">falar em responsabilidade civil ou</w:delText>
-        </w:r>
-      </w:del>
-      <w:ins w:id="1312" w:author="Assessor GDSXSR" w:date="2026-10-29T21:14:30Z">
-        <w:r>
-          <w:rPr>
-            <w:rFonts w:ascii="Arial" w:eastAsia="Arial" w:hAnsi="Arial" w:cs="Arial"/>
-            <w:color w:val="808080"/>
-            <w:sz w:val="28"/>
-            <w:szCs w:val="28"/>
-          </w:rPr>
-          <w:t xml:space="preserve">o</w:t>
-        </w:r>
-      </w:ins>
-      <w:r>
-        <w:rPr>
-          <w:rFonts w:ascii="Arial" w:eastAsia="Arial" w:hAnsi="Arial" w:cs="Arial"/>
-          <w:sz w:val="28"/>
-          <w:szCs w:val="28"/>
-        </w:rPr>
-        <w:t xml:space="preserve"> dever de indenizar.</w:t>
-      </w:r>
-    </w:p>
-    <w:p>
-      <w:pPr>
-        <w:spacing w:after="0" w:line="360" w:lineRule="auto"/>
-        <w:ind w:firstLine="2268"/>
-        <w:jc w:val="both"/>
-        <w:rPr>
-          <w:rFonts w:ascii="Arial" w:eastAsia="Arial" w:hAnsi="Arial" w:cs="Arial"/>
-          <w:sz w:val="28"/>
-          <w:szCs w:val="28"/>
-        </w:rPr>
-      </w:pPr>
-    </w:p>
-    <w:p>
-      <w:pPr>
-        <w:spacing w:after="0" w:line="360" w:lineRule="auto"/>
-        <w:ind w:firstLine="2268"/>
-        <w:jc w:val="both"/>
-        <w:rPr>
-          <w:ins w:id="1333" w:author="Assessor GDSXSR" w:date="2026-10-29T21:14:30Z"/>
-        </w:rPr>
-      </w:pPr>
-      <w:del w:id="1313" w:author="Assessor GDSXSR" w:date="2026-10-29T21:14:30Z">
-        <w:r>
-          <w:rPr>
-            <w:rFonts w:ascii="Arial" w:eastAsia="Arial" w:hAnsi="Arial" w:cs="Arial"/>
-            <w:sz w:val="28"/>
-            <w:szCs w:val="28"/>
-          </w:rPr>
-          <w:delText xml:space="preserve">Ainda que a apelante sustente ter sofrido prejuízos em razão do</w:delText>
-        </w:r>
-      </w:del>
-      <w:ins w:id="1314" w:author="Assessor GDSXSR" w:date="2026-10-29T21:14:30Z">
-        <w:r>
-          <w:rPr>
-            <w:rFonts w:ascii="Arial" w:eastAsia="Arial" w:hAnsi="Arial" w:cs="Arial"/>
-            <w:color w:val="808080"/>
-            <w:sz w:val="28"/>
-            <w:szCs w:val="28"/>
-            <w:highlight w:val="yellow"/>
-          </w:rPr>
-          <w:t xml:space="preserve">O</w:t>
-        </w:r>
-      </w:ins>
-      <w:r>
-        <w:rPr>
-          <w:rFonts w:ascii="Arial" w:eastAsia="Arial" w:hAnsi="Arial" w:cs="Arial"/>
-          <w:sz w:val="28"/>
-          <w:szCs w:val="28"/>
-          <w:highlight w:val="yellow"/>
-        </w:rPr>
-        <w:t xml:space="preserve"> comprometimento </w:t>
-      </w:r>
-      <w:del w:id="1315" w:author="Assessor GDSXSR" w:date="2026-10-29T21:14:30Z">
-        <w:r>
-          <w:rPr>
-            <w:rFonts w:ascii="Arial" w:eastAsia="Arial" w:hAnsi="Arial" w:cs="Arial"/>
-            <w:sz w:val="28"/>
-            <w:szCs w:val="28"/>
-          </w:rPr>
-          <w:delText xml:space="preserve">de sua</w:delText>
-        </w:r>
-      </w:del>
-      <w:ins w:id="1316" w:author="Assessor GDSXSR" w:date="2026-10-29T21:14:30Z">
-        <w:r>
-          <w:rPr>
-            <w:rFonts w:ascii="Arial" w:eastAsia="Arial" w:hAnsi="Arial" w:cs="Arial"/>
-            <w:color w:val="808080"/>
-            <w:sz w:val="28"/>
-            <w:szCs w:val="28"/>
-            <w:highlight w:val="yellow"/>
-          </w:rPr>
-          <w:t xml:space="preserve">da</w:t>
-        </w:r>
-      </w:ins>
-      <w:r>
-        <w:rPr>
-          <w:rFonts w:ascii="Arial" w:eastAsia="Arial" w:hAnsi="Arial" w:cs="Arial"/>
-          <w:sz w:val="28"/>
-          <w:szCs w:val="28"/>
-          <w:highlight w:val="yellow"/>
-        </w:rPr>
-        <w:t xml:space="preserve"> renda e </w:t>
-      </w:r>
-      <w:del w:id="1317" w:author="Assessor GDSXSR" w:date="2026-10-29T21:14:30Z">
-        <w:r>
-          <w:rPr>
-            <w:rFonts w:ascii="Arial" w:eastAsia="Arial" w:hAnsi="Arial" w:cs="Arial"/>
-            <w:sz w:val="28"/>
-            <w:szCs w:val="28"/>
-          </w:rPr>
-          <w:delText xml:space="preserve">da</w:delText>
-        </w:r>
-      </w:del>
-      <w:ins w:id="1318" w:author="Assessor GDSXSR" w:date="2026-10-29T21:14:30Z">
-        <w:r>
-          <w:rPr>
-            <w:rFonts w:ascii="Arial" w:eastAsia="Arial" w:hAnsi="Arial" w:cs="Arial"/>
-            <w:color w:val="808080"/>
-            <w:sz w:val="28"/>
-            <w:szCs w:val="28"/>
-            <w:highlight w:val="yellow"/>
-          </w:rPr>
-          <w:t xml:space="preserve">a</w:t>
-        </w:r>
-      </w:ins>
-      <w:r>
-        <w:rPr>
-          <w:rFonts w:ascii="Arial" w:eastAsia="Arial" w:hAnsi="Arial" w:cs="Arial"/>
-          <w:sz w:val="28"/>
-          <w:szCs w:val="28"/>
-          <w:highlight w:val="yellow"/>
-        </w:rPr>
-        <w:t xml:space="preserve"> manutenção de saldo negativo em conta, </w:t>
-      </w:r>
-      <w:del w:id="1319" w:author="Assessor GDSXSR" w:date="2026-10-29T21:14:30Z">
-        <w:r>
-          <w:rPr>
-            <w:rFonts w:ascii="Arial" w:eastAsia="Arial" w:hAnsi="Arial" w:cs="Arial"/>
-            <w:sz w:val="28"/>
-            <w:szCs w:val="28"/>
-          </w:rPr>
-          <w:delText xml:space="preserve">tais circunstâncias, </w:delText>
-        </w:r>
-      </w:del>
-      <w:r>
-        <w:rPr>
-          <w:rFonts w:ascii="Arial" w:eastAsia="Arial" w:hAnsi="Arial" w:cs="Arial"/>
-          <w:sz w:val="28"/>
-          <w:szCs w:val="28"/>
-          <w:highlight w:val="yellow"/>
-        </w:rPr>
-        <w:t xml:space="preserve">por si </w:t>
-      </w:r>
-      <w:del w:id="1320" w:author="Assessor GDSXSR" w:date="2026-10-29T21:14:30Z">
-        <w:r>
-          <w:rPr>
-            <w:rFonts w:ascii="Arial" w:eastAsia="Arial" w:hAnsi="Arial" w:cs="Arial"/>
-            <w:sz w:val="28"/>
-            <w:szCs w:val="28"/>
-          </w:rPr>
-          <w:delText xml:space="preserve">só</w:delText>
-        </w:r>
-      </w:del>
-      <w:ins w:id="1321" w:author="Assessor GDSXSR" w:date="2026-10-29T21:14:30Z">
-        <w:r>
-          <w:rPr>
-            <w:rFonts w:ascii="Arial" w:eastAsia="Arial" w:hAnsi="Arial" w:cs="Arial"/>
-            <w:color w:val="808080"/>
-            <w:sz w:val="28"/>
-            <w:szCs w:val="28"/>
-            <w:highlight w:val="yellow"/>
-          </w:rPr>
-          <w:t xml:space="preserve">sós</w:t>
-        </w:r>
-      </w:ins>
-      <w:r>
-        <w:rPr>
-          <w:rFonts w:ascii="Arial" w:eastAsia="Arial" w:hAnsi="Arial" w:cs="Arial"/>
-          <w:sz w:val="28"/>
-          <w:szCs w:val="28"/>
-          <w:highlight w:val="yellow"/>
-        </w:rPr>
-        <w:t xml:space="preserve">, não configuram lesão a direito da personalidade.</w:t>
-      </w:r>
-      <w:del w:id="1322" w:author="Assessor GDSXSR" w:date="2026-10-29T21:14:30Z">
-        <w:r>
-          <w:rPr>
-            <w:rFonts w:ascii="Arial" w:eastAsia="Arial" w:hAnsi="Arial" w:cs="Arial"/>
-            <w:sz w:val="28"/>
-            <w:szCs w:val="28"/>
-          </w:rPr>
-          <w:delText xml:space="preserve"> </w:delText>
-        </w:r>
-      </w:del>
-    </w:p>
-    <w:p>
-      <w:pPr>
-        <w:spacing w:after="0" w:line="360" w:lineRule="auto"/>
-        <w:ind w:firstLine="2268"/>
-        <w:jc w:val="both"/>
-        <w:rPr>
-          <w:ins w:id="1334" w:author="Assessor GDSXSR" w:date="2026-10-29T21:14:30Z"/>
-        </w:rPr>
-      </w:pPr>
-    </w:p>
-    <w:p>
-      <w:pPr>
-        <w:spacing w:after="0" w:line="360" w:lineRule="auto"/>
-        <w:ind w:firstLine="2268"/>
-        <w:jc w:val="both"/>
-        <w:rPr>
-          <w:rFonts w:ascii="Arial" w:eastAsia="Arial" w:hAnsi="Arial" w:cs="Arial"/>
-          <w:sz w:val="28"/>
-          <w:szCs w:val="28"/>
-        </w:rPr>
-      </w:pPr>
-      <w:r>
-        <w:rPr>
-          <w:rFonts w:ascii="Arial" w:eastAsia="Arial" w:hAnsi="Arial" w:cs="Arial"/>
-          <w:sz w:val="28"/>
-          <w:szCs w:val="28"/>
-        </w:rPr>
-        <w:t xml:space="preserve">Os fatos narrados </w:t>
-      </w:r>
-      <w:del w:id="1323" w:author="Assessor GDSXSR" w:date="2026-10-29T21:14:30Z">
-        <w:r>
-          <w:rPr>
-            <w:rFonts w:ascii="Arial" w:eastAsia="Arial" w:hAnsi="Arial" w:cs="Arial"/>
-            <w:sz w:val="28"/>
-            <w:szCs w:val="28"/>
-          </w:rPr>
-          <w:delText xml:space="preserve">relacionam-se aos</w:delText>
-        </w:r>
-      </w:del>
-      <w:ins w:id="1324" w:author="Assessor GDSXSR" w:date="2026-10-29T21:14:30Z">
-        <w:r>
-          <w:rPr>
-            <w:rFonts w:ascii="Arial" w:eastAsia="Arial" w:hAnsi="Arial" w:cs="Arial"/>
-            <w:color w:val="808080"/>
-            <w:sz w:val="28"/>
-            <w:szCs w:val="28"/>
-          </w:rPr>
-          <w:t xml:space="preserve">são</w:t>
-        </w:r>
-      </w:ins>
-      <w:r>
-        <w:rPr>
-          <w:rFonts w:ascii="Arial" w:eastAsia="Arial" w:hAnsi="Arial" w:cs="Arial"/>
-          <w:sz w:val="28"/>
-          <w:szCs w:val="28"/>
-        </w:rPr>
-        <w:t xml:space="preserve"> efeitos patrimoniais</w:t>
-      </w:r>
-      <w:del w:id="1325" w:author="Assessor GDSXSR" w:date="2026-10-29T21:14:30Z">
-        <w:r>
-          <w:rPr>
-            <w:rFonts w:ascii="Arial" w:eastAsia="Arial" w:hAnsi="Arial" w:cs="Arial"/>
-            <w:sz w:val="28"/>
-            <w:szCs w:val="28"/>
-          </w:rPr>
-          <w:delText xml:space="preserve"> decorrentes</w:delText>
-        </w:r>
-      </w:del>
-      <w:r>
-        <w:rPr>
-          <w:rFonts w:ascii="Arial" w:eastAsia="Arial" w:hAnsi="Arial" w:cs="Arial"/>
-          <w:sz w:val="28"/>
-          <w:szCs w:val="28"/>
-        </w:rPr>
-        <w:t xml:space="preserve"> do cumprimento de obrigações </w:t>
-      </w:r>
-      <w:del w:id="1326" w:author="Assessor GDSXSR" w:date="2026-10-29T21:14:30Z">
-        <w:r>
-          <w:rPr>
-            <w:rFonts w:ascii="Arial" w:eastAsia="Arial" w:hAnsi="Arial" w:cs="Arial"/>
-            <w:sz w:val="28"/>
-            <w:szCs w:val="28"/>
-          </w:rPr>
-          <w:delText xml:space="preserve">livremente</w:delText>
-        </w:r>
-      </w:del>
-      <w:ins w:id="1327" w:author="Assessor GDSXSR" w:date="2026-10-29T21:14:30Z">
-        <w:r>
-          <w:rPr>
-            <w:rFonts w:ascii="Arial" w:eastAsia="Arial" w:hAnsi="Arial" w:cs="Arial"/>
-            <w:color w:val="808080"/>
-            <w:sz w:val="28"/>
-            <w:szCs w:val="28"/>
-          </w:rPr>
-          <w:t xml:space="preserve">assumidas</w:t>
-        </w:r>
-      </w:ins>
-      <w:r>
-        <w:rPr>
-          <w:rFonts w:ascii="Arial" w:eastAsia="Arial" w:hAnsi="Arial" w:cs="Arial"/>
-          <w:sz w:val="28"/>
-          <w:szCs w:val="28"/>
-        </w:rPr>
-        <w:t xml:space="preserve"> </w:t>
-      </w:r>
-      <w:del w:id="1328" w:author="Assessor GDSXSR" w:date="2026-10-29T21:14:30Z">
-        <w:r>
-          <w:rPr>
-            <w:rFonts w:ascii="Arial" w:eastAsia="Arial" w:hAnsi="Arial" w:cs="Arial"/>
-            <w:sz w:val="28"/>
-            <w:szCs w:val="28"/>
-          </w:rPr>
-          <w:delText xml:space="preserve">assumidas,</w:delText>
-        </w:r>
-      </w:del>
-      <w:ins w:id="1329" w:author="Assessor GDSXSR" w:date="2026-10-29T21:14:30Z">
-        <w:r>
-          <w:rPr>
-            <w:rFonts w:ascii="Arial" w:eastAsia="Arial" w:hAnsi="Arial" w:cs="Arial"/>
-            <w:color w:val="808080"/>
-            <w:sz w:val="28"/>
-            <w:szCs w:val="28"/>
-          </w:rPr>
-          <w:t xml:space="preserve">pela autora e</w:t>
-        </w:r>
-      </w:ins>
-      <w:r>
-        <w:rPr>
-          <w:rFonts w:ascii="Arial" w:eastAsia="Arial" w:hAnsi="Arial" w:cs="Arial"/>
-          <w:sz w:val="28"/>
-          <w:szCs w:val="28"/>
-        </w:rPr>
-        <w:t xml:space="preserve"> não </w:t>
-      </w:r>
-      <w:del w:id="1330" w:author="Assessor GDSXSR" w:date="2026-10-29T21:14:30Z">
-        <w:r>
-          <w:rPr>
-            <w:rFonts w:ascii="Arial" w:eastAsia="Arial" w:hAnsi="Arial" w:cs="Arial"/>
-            <w:sz w:val="28"/>
-            <w:szCs w:val="28"/>
-          </w:rPr>
-          <w:delText xml:space="preserve">evidenciando</w:delText>
-        </w:r>
-      </w:del>
-      <w:ins w:id="1331" w:author="Assessor GDSXSR" w:date="2026-10-29T21:14:30Z">
-        <w:r>
-          <w:rPr>
-            <w:rFonts w:ascii="Arial" w:eastAsia="Arial" w:hAnsi="Arial" w:cs="Arial"/>
-            <w:color w:val="808080"/>
-            <w:sz w:val="28"/>
-            <w:szCs w:val="28"/>
-          </w:rPr>
-          <w:t xml:space="preserve">evidenciam</w:t>
-        </w:r>
-      </w:ins>
-      <w:r>
-        <w:rPr>
-          <w:rFonts w:ascii="Arial" w:eastAsia="Arial" w:hAnsi="Arial" w:cs="Arial"/>
-          <w:sz w:val="28"/>
-          <w:szCs w:val="28"/>
-        </w:rPr>
-        <w:t xml:space="preserve"> ofensa à honra, à imagem, à intimidade ou à dignidade da consumidora</w:t>
-      </w:r>
-      <w:del w:id="1332" w:author="Assessor GDSXSR" w:date="2026-10-29T21:14:30Z">
-        <w:r>
-          <w:rPr>
-            <w:rFonts w:ascii="Arial" w:eastAsia="Arial" w:hAnsi="Arial" w:cs="Arial"/>
-            <w:sz w:val="28"/>
-            <w:szCs w:val="28"/>
-          </w:rPr>
-          <w:delText xml:space="preserve"> apta a justificar indenização por dano moral</w:delText>
-        </w:r>
-      </w:del>
-      <w:r>
-        <w:rPr>
-          <w:rFonts w:ascii="Arial" w:eastAsia="Arial" w:hAnsi="Arial" w:cs="Arial"/>
-          <w:sz w:val="28"/>
-          <w:szCs w:val="28"/>
-        </w:rPr>
-        <w:t xml:space="preserve">.</w:t>
-      </w:r>
-    </w:p>
-    <w:p>
-      <w:pPr>
-        <w:spacing w:after="0" w:line="360" w:lineRule="auto"/>
-        <w:ind w:firstLine="2268"/>
-        <w:jc w:val="both"/>
-        <w:rPr>
-          <w:rFonts w:ascii="Arial" w:eastAsia="Arial" w:hAnsi="Arial" w:cs="Arial"/>
-          <w:sz w:val="28"/>
-          <w:szCs w:val="28"/>
-        </w:rPr>
-      </w:pPr>
-    </w:p>
-    <w:p>
-      <w:pPr>
-        <w:spacing w:after="0" w:line="360" w:lineRule="auto"/>
-        <w:ind w:firstLine="2268"/>
-        <w:jc w:val="both"/>
-        <w:pPrChange w:id="1340" w:author="Assessor GDSXSR" w:date="2026-10-29T21:14:30Z">
+          <w:ins w:id="1246" w:author="Assessor GDSXSR" w:date="2026-10-30T19:45:25Z"/>
+          <w:rFonts w:ascii="Arial" w:eastAsia="Arial" w:hAnsi="Arial" w:cs="Arial"/>
+          <w:sz w:val="28"/>
+          <w:szCs w:val="28"/>
+        </w:rPr>
+        <w:pPrChange w:id="1245" w:author="Assessor GDSXSR" w:date="2026-10-30T19:45:25Z">
           <w:pPr>
             <w:spacing w:after="0" w:line="360" w:lineRule="auto"/>
             <w:ind w:firstLine="2268"/>
@@ -9681,17 +7729,52 @@
           </w:pPr>
         </w:pPrChange>
       </w:pPr>
-      <w:del w:id="1335" w:author="Assessor GDSXSR" w:date="2026-10-29T21:14:30Z">
-        <w:r>
-          <w:rPr>
-            <w:rFonts w:ascii="Arial" w:eastAsia="Arial" w:hAnsi="Arial" w:cs="Arial"/>
-            <w:sz w:val="28"/>
-            <w:szCs w:val="28"/>
-          </w:rPr>
-          <w:delText xml:space="preserve">A</w:delText>
-        </w:r>
-      </w:del>
-      <w:ins w:id="1336" w:author="Assessor GDSXSR" w:date="2026-10-29T21:14:30Z">
+      <w:commentRangeStart w:id="14"/>
+      <w:del w:id="1222" w:author="Assessor GDSXSR" w:date="2026-10-30T19:45:25Z">
+        <w:r>
+          <w:rPr>
+            <w:rFonts w:ascii="Arial" w:eastAsia="Arial" w:hAnsi="Arial" w:cs="Arial"/>
+            <w:sz w:val="28"/>
+            <w:szCs w:val="28"/>
+          </w:rPr>
+          <w:delText xml:space="preserve">Conforme se extrai da documentação juntada aos autos, os descontos questionados decorreram de operações de crédito regularmente contratadas pela a</w:delText>
+        </w:r>
+        <w:r>
+          <w:rPr>
+            <w:rFonts w:ascii="Arial" w:eastAsia="Arial" w:hAnsi="Arial" w:cs="Arial"/>
+            <w:sz w:val="28"/>
+            <w:szCs w:val="28"/>
+          </w:rPr>
+          <w:delText xml:space="preserve">pelante</w:delText>
+        </w:r>
+        <w:r>
+          <w:rPr>
+            <w:rFonts w:ascii="Arial" w:eastAsia="Arial" w:hAnsi="Arial" w:cs="Arial"/>
+            <w:sz w:val="28"/>
+            <w:szCs w:val="28"/>
+          </w:rPr>
+          <w:delText xml:space="preserve">, havendo autorização expressa para o provisionamento e o débito de valores em conta destinada ao recebimento de créditos. </w:delText>
+        </w:r>
+      </w:del>
+      <w:r>
+        <w:rPr>
+          <w:rFonts w:ascii="Arial" w:eastAsia="Arial" w:hAnsi="Arial" w:cs="Arial"/>
+          <w:sz w:val="28"/>
+          <w:szCs w:val="28"/>
+        </w:rPr>
+        <w:t xml:space="preserve">Os contratos </w:t>
+      </w:r>
+      <w:del w:id="1223" w:author="Assessor GDSXSR" w:date="2026-10-30T19:45:25Z">
+        <w:r>
+          <w:rPr>
+            <w:rFonts w:ascii="Arial" w:eastAsia="Arial" w:hAnsi="Arial" w:cs="Arial"/>
+            <w:sz w:val="28"/>
+            <w:szCs w:val="28"/>
+          </w:rPr>
+          <w:delText xml:space="preserve">de</w:delText>
+        </w:r>
+      </w:del>
+      <w:ins w:id="1224" w:author="Assessor GDSXSR" w:date="2026-10-30T19:45:25Z">
         <w:r>
           <w:rPr>
             <w:rFonts w:ascii="Arial" w:eastAsia="Arial" w:hAnsi="Arial" w:cs="Arial"/>
@@ -9699,7 +7782,7 @@
             <w:sz w:val="28"/>
             <w:szCs w:val="28"/>
           </w:rPr>
-          <w:t xml:space="preserve">Nesse</w:t>
+          <w:t xml:space="preserve">trazem</w:t>
         </w:r>
       </w:ins>
       <w:r>
@@ -9710,25 +7793,17 @@
         </w:rPr>
         <w:t xml:space="preserve"> </w:t>
       </w:r>
-      <w:del w:id="1337" w:author="Assessor GDSXSR" w:date="2026-10-29T21:14:30Z">
-        <w:r>
-          <w:rPr>
-            <w:rFonts w:ascii="Arial" w:eastAsia="Arial" w:hAnsi="Arial" w:cs="Arial"/>
-            <w:sz w:val="28"/>
-            <w:szCs w:val="28"/>
-          </w:rPr>
-          <w:delText xml:space="preserve">propósito, confira-se</w:delText>
-        </w:r>
-        <w:r>
-          <w:rPr>
-            <w:rFonts w:ascii="Arial" w:eastAsia="Arial" w:hAnsi="Arial" w:cs="Arial"/>
-            <w:sz w:val="28"/>
-            <w:szCs w:val="28"/>
-          </w:rPr>
-          <w:delText xml:space="preserve"> o entendimento deste egrégio Tribunal de Justiça</w:delText>
-        </w:r>
-      </w:del>
-      <w:ins w:id="1338" w:author="Assessor GDSXSR" w:date="2026-10-29T21:14:30Z">
+      <w:del w:id="1225" w:author="Assessor GDSXSR" w:date="2026-10-30T19:45:25Z">
+        <w:r>
+          <w:rPr>
+            <w:rFonts w:ascii="Arial" w:eastAsia="Arial" w:hAnsi="Arial" w:cs="Arial"/>
+            <w:sz w:val="28"/>
+            <w:szCs w:val="28"/>
+          </w:rPr>
+          <w:delText xml:space="preserve">crédito</w:delText>
+        </w:r>
+      </w:del>
+      <w:ins w:id="1226" w:author="Assessor GDSXSR" w:date="2026-10-30T19:45:25Z">
         <w:r>
           <w:rPr>
             <w:rFonts w:ascii="Arial" w:eastAsia="Arial" w:hAnsi="Arial" w:cs="Arial"/>
@@ -9736,7 +7811,7 @@
             <w:sz w:val="28"/>
             <w:szCs w:val="28"/>
           </w:rPr>
-          <w:t xml:space="preserve">sentido</w:t>
+          <w:t xml:space="preserve">a</w:t>
         </w:r>
       </w:ins>
       <w:r>
@@ -9745,18 +7820,300 @@
           <w:sz w:val="28"/>
           <w:szCs w:val="28"/>
         </w:rPr>
-        <w:t xml:space="preserve">:</w:t>
-      </w:r>
-      <w:del w:id="1339" w:author="Assessor GDSXSR" w:date="2026-10-29T21:14:30Z">
-        <w:r>
-          <w:rPr>
-            <w:rFonts w:ascii="Arial" w:eastAsia="Arial" w:hAnsi="Arial" w:cs="Arial"/>
-            <w:sz w:val="28"/>
-            <w:szCs w:val="28"/>
-          </w:rPr>
-          <w:delText xml:space="preserve"> </w:delText>
-        </w:r>
-      </w:del>
+        <w:t xml:space="preserve"> </w:t>
+      </w:r>
+      <w:del w:id="1227" w:author="Assessor GDSXSR" w:date="2026-10-30T19:45:25Z">
+        <w:r>
+          <w:rPr>
+            <w:rFonts w:ascii="Arial" w:eastAsia="Arial" w:hAnsi="Arial" w:cs="Arial"/>
+            <w:sz w:val="28"/>
+            <w:szCs w:val="28"/>
+          </w:rPr>
+          <w:delText xml:space="preserve">pessoal</w:delText>
+        </w:r>
+      </w:del>
+      <w:ins w:id="1228" w:author="Assessor GDSXSR" w:date="2026-10-30T19:45:25Z">
+        <w:r>
+          <w:rPr>
+            <w:rFonts w:ascii="Arial" w:eastAsia="Arial" w:hAnsi="Arial" w:cs="Arial"/>
+            <w:color w:val="808080"/>
+            <w:sz w:val="28"/>
+            <w:szCs w:val="28"/>
+          </w:rPr>
+          <w:t xml:space="preserve">mesma</w:t>
+        </w:r>
+      </w:ins>
+      <w:r>
+        <w:rPr>
+          <w:rFonts w:ascii="Arial" w:eastAsia="Arial" w:hAnsi="Arial" w:cs="Arial"/>
+          <w:sz w:val="28"/>
+          <w:szCs w:val="28"/>
+        </w:rPr>
+        <w:t xml:space="preserve"> </w:t>
+      </w:r>
+      <w:del w:id="1229" w:author="Assessor GDSXSR" w:date="2026-10-30T19:45:25Z">
+        <w:r>
+          <w:rPr>
+            <w:rFonts w:ascii="Arial" w:eastAsia="Arial" w:hAnsi="Arial" w:cs="Arial"/>
+            <w:sz w:val="28"/>
+            <w:szCs w:val="28"/>
+          </w:rPr>
+          <w:delText xml:space="preserve">e</w:delText>
+        </w:r>
+      </w:del>
+      <w:ins w:id="1230" w:author="Assessor GDSXSR" w:date="2026-10-30T19:45:25Z">
+        <w:r>
+          <w:rPr>
+            <w:rFonts w:ascii="Arial" w:eastAsia="Arial" w:hAnsi="Arial" w:cs="Arial"/>
+            <w:color w:val="808080"/>
+            <w:sz w:val="28"/>
+            <w:szCs w:val="28"/>
+          </w:rPr>
+          <w:t xml:space="preserve">cláusula</w:t>
+        </w:r>
+      </w:ins>
+      <w:r>
+        <w:rPr>
+          <w:rFonts w:ascii="Arial" w:eastAsia="Arial" w:hAnsi="Arial" w:cs="Arial"/>
+          <w:sz w:val="28"/>
+          <w:szCs w:val="28"/>
+        </w:rPr>
+        <w:t xml:space="preserve"> de </w:t>
+      </w:r>
+      <w:del w:id="1231" w:author="Assessor GDSXSR" w:date="2026-10-30T19:45:25Z">
+        <w:r>
+          <w:rPr>
+            <w:rFonts w:ascii="Arial" w:eastAsia="Arial" w:hAnsi="Arial" w:cs="Arial"/>
+            <w:sz w:val="28"/>
+            <w:szCs w:val="28"/>
+          </w:rPr>
+          <w:delText xml:space="preserve">empréstimo</w:delText>
+        </w:r>
+      </w:del>
+      <w:ins w:id="1232" w:author="Assessor GDSXSR" w:date="2026-10-30T19:45:25Z">
+        <w:r>
+          <w:rPr>
+            <w:rFonts w:ascii="Arial" w:eastAsia="Arial" w:hAnsi="Arial" w:cs="Arial"/>
+            <w:color w:val="808080"/>
+            <w:sz w:val="28"/>
+            <w:szCs w:val="28"/>
+          </w:rPr>
+          <w:t xml:space="preserve">autorização</w:t>
+        </w:r>
+      </w:ins>
+      <w:r>
+        <w:rPr>
+          <w:rFonts w:ascii="Arial" w:eastAsia="Arial" w:hAnsi="Arial" w:cs="Arial"/>
+          <w:sz w:val="28"/>
+          <w:szCs w:val="28"/>
+        </w:rPr>
+        <w:t xml:space="preserve"> </w:t>
+      </w:r>
+      <w:del w:id="1233" w:author="Assessor GDSXSR" w:date="2026-10-30T19:45:25Z">
+        <w:r>
+          <w:rPr>
+            <w:rFonts w:ascii="Arial" w:eastAsia="Arial" w:hAnsi="Arial" w:cs="Arial"/>
+            <w:sz w:val="28"/>
+            <w:szCs w:val="28"/>
+          </w:rPr>
+          <w:delText xml:space="preserve">consignado</w:delText>
+        </w:r>
+      </w:del>
+      <w:ins w:id="1234" w:author="Assessor GDSXSR" w:date="2026-10-30T19:45:25Z">
+        <w:r>
+          <w:rPr>
+            <w:rFonts w:ascii="Arial" w:eastAsia="Arial" w:hAnsi="Arial" w:cs="Arial"/>
+            <w:color w:val="808080"/>
+            <w:sz w:val="28"/>
+            <w:szCs w:val="28"/>
+          </w:rPr>
+          <w:t xml:space="preserve">de</w:t>
+        </w:r>
+      </w:ins>
+      <w:r>
+        <w:rPr>
+          <w:rFonts w:ascii="Arial" w:eastAsia="Arial" w:hAnsi="Arial" w:cs="Arial"/>
+          <w:sz w:val="28"/>
+          <w:szCs w:val="28"/>
+        </w:rPr>
+        <w:t xml:space="preserve"> </w:t>
+      </w:r>
+      <w:del w:id="1235" w:author="Assessor GDSXSR" w:date="2026-10-30T19:45:25Z">
+        <w:r>
+          <w:rPr>
+            <w:rFonts w:ascii="Arial" w:eastAsia="Arial" w:hAnsi="Arial" w:cs="Arial"/>
+            <w:sz w:val="28"/>
+            <w:szCs w:val="28"/>
+          </w:rPr>
+          <w:delText xml:space="preserve">acostados</w:delText>
+        </w:r>
+      </w:del>
+      <w:ins w:id="1236" w:author="Assessor GDSXSR" w:date="2026-10-30T19:45:25Z">
+        <w:r>
+          <w:rPr>
+            <w:rFonts w:ascii="Arial" w:eastAsia="Arial" w:hAnsi="Arial" w:cs="Arial"/>
+            <w:color w:val="808080"/>
+            <w:sz w:val="28"/>
+            <w:szCs w:val="28"/>
+          </w:rPr>
+          <w:t xml:space="preserve">débito,</w:t>
+        </w:r>
+      </w:ins>
+      <w:r>
+        <w:rPr>
+          <w:rFonts w:ascii="Arial" w:eastAsia="Arial" w:hAnsi="Arial" w:cs="Arial"/>
+          <w:sz w:val="28"/>
+          <w:szCs w:val="28"/>
+        </w:rPr>
+        <w:t xml:space="preserve"> </w:t>
+      </w:r>
+      <w:del w:id="1237" w:author="Assessor GDSXSR" w:date="2026-10-30T19:45:25Z">
+        <w:r>
+          <w:rPr>
+            <w:rFonts w:ascii="Arial" w:eastAsia="Arial" w:hAnsi="Arial" w:cs="Arial"/>
+            <w:sz w:val="28"/>
+            <w:szCs w:val="28"/>
+          </w:rPr>
+          <w:delText xml:space="preserve">aos</w:delText>
+        </w:r>
+      </w:del>
+      <w:ins w:id="1238" w:author="Assessor GDSXSR" w:date="2026-10-30T19:45:25Z">
+        <w:r>
+          <w:rPr>
+            <w:rFonts w:ascii="Arial" w:eastAsia="Arial" w:hAnsi="Arial" w:cs="Arial"/>
+            <w:color w:val="808080"/>
+            <w:sz w:val="28"/>
+            <w:szCs w:val="28"/>
+          </w:rPr>
+          <w:t xml:space="preserve">assim</w:t>
+        </w:r>
+      </w:ins>
+      <w:r>
+        <w:rPr>
+          <w:rFonts w:ascii="Arial" w:eastAsia="Arial" w:hAnsi="Arial" w:cs="Arial"/>
+          <w:sz w:val="28"/>
+          <w:szCs w:val="28"/>
+        </w:rPr>
+        <w:t xml:space="preserve"> </w:t>
+      </w:r>
+      <w:del w:id="1239" w:author="Assessor GDSXSR" w:date="2026-10-30T19:45:25Z">
+        <w:r>
+          <w:rPr>
+            <w:rFonts w:ascii="Arial" w:eastAsia="Arial" w:hAnsi="Arial" w:cs="Arial"/>
+            <w:sz w:val="28"/>
+            <w:szCs w:val="28"/>
+          </w:rPr>
+          <w:delText xml:space="preserve">IDs</w:delText>
+        </w:r>
+      </w:del>
+      <w:ins w:id="1240" w:author="Assessor GDSXSR" w:date="2026-10-30T19:45:25Z">
+        <w:r>
+          <w:rPr>
+            <w:rFonts w:ascii="Arial" w:eastAsia="Arial" w:hAnsi="Arial" w:cs="Arial"/>
+            <w:color w:val="808080"/>
+            <w:sz w:val="28"/>
+            <w:szCs w:val="28"/>
+          </w:rPr>
+          <w:t xml:space="preserve">redigida (ID</w:t>
+        </w:r>
+      </w:ins>
+      <w:r>
+        <w:rPr>
+          <w:rFonts w:ascii="Arial" w:eastAsia="Arial" w:hAnsi="Arial" w:cs="Arial"/>
+          <w:sz w:val="28"/>
+          <w:szCs w:val="28"/>
+        </w:rPr>
+        <w:t xml:space="preserve"> 88901966, </w:t>
+      </w:r>
+      <w:del w:id="1241" w:author="Assessor GDSXSR" w:date="2026-10-30T19:45:25Z">
+        <w:r>
+          <w:rPr>
+            <w:rFonts w:ascii="Arial" w:eastAsia="Arial" w:hAnsi="Arial" w:cs="Arial"/>
+            <w:sz w:val="28"/>
+            <w:szCs w:val="28"/>
+          </w:rPr>
+          <w:delText xml:space="preserve">88901968</w:delText>
+        </w:r>
+      </w:del>
+      <w:ins w:id="1242" w:author="Assessor GDSXSR" w:date="2026-10-30T19:45:25Z">
+        <w:r>
+          <w:rPr>
+            <w:rFonts w:ascii="Arial" w:eastAsia="Arial" w:hAnsi="Arial" w:cs="Arial"/>
+            <w:color w:val="808080"/>
+            <w:sz w:val="28"/>
+            <w:szCs w:val="28"/>
+          </w:rPr>
+          <w:t xml:space="preserve">88901967, 88901969</w:t>
+        </w:r>
+      </w:ins>
+      <w:r>
+        <w:rPr>
+          <w:rFonts w:ascii="Arial" w:eastAsia="Arial" w:hAnsi="Arial" w:cs="Arial"/>
+          <w:sz w:val="28"/>
+          <w:szCs w:val="28"/>
+        </w:rPr>
+        <w:t xml:space="preserve"> e</w:t>
+      </w:r>
+      <w:r>
+        <w:rPr>
+          <w:rFonts w:ascii="Arial" w:eastAsia="Arial" w:hAnsi="Arial" w:cs="Arial"/>
+          <w:sz w:val="28"/>
+          <w:szCs w:val="28"/>
+        </w:rPr>
+        <w:t xml:space="preserve"> 88901970</w:t>
+      </w:r>
+      <w:del w:id="1243" w:author="Assessor GDSXSR" w:date="2026-10-30T19:45:25Z">
+        <w:r>
+          <w:rPr>
+            <w:rFonts w:ascii="Arial" w:eastAsia="Arial" w:hAnsi="Arial" w:cs="Arial"/>
+            <w:sz w:val="28"/>
+            <w:szCs w:val="28"/>
+          </w:rPr>
+          <w:delText xml:space="preserve"> contêm cláusula</w:delText>
+        </w:r>
+        <w:r>
+          <w:rPr>
+            <w:rFonts w:ascii="Arial" w:eastAsia="Arial" w:hAnsi="Arial" w:cs="Arial"/>
+            <w:sz w:val="28"/>
+            <w:szCs w:val="28"/>
+          </w:rPr>
+          <w:delText xml:space="preserve">s</w:delText>
+        </w:r>
+        <w:r>
+          <w:rPr>
+            <w:rFonts w:ascii="Arial" w:eastAsia="Arial" w:hAnsi="Arial" w:cs="Arial"/>
+            <w:sz w:val="28"/>
+            <w:szCs w:val="28"/>
+          </w:rPr>
+          <w:delText xml:space="preserve"> autorizando a instituição financeira a provisionar e/ou debitar valores em conta corrente, conta-salário ou poupança para liquidação das obrigações assumidas pela contratante</w:delText>
+        </w:r>
+        <w:r>
+          <w:rPr>
+            <w:rFonts w:ascii="Arial" w:eastAsia="Arial" w:hAnsi="Arial" w:cs="Arial"/>
+            <w:sz w:val="28"/>
+            <w:szCs w:val="28"/>
+          </w:rPr>
+          <w:delText xml:space="preserve">. </w:delText>
+        </w:r>
+      </w:del>
+      <w:ins w:id="1244" w:author="Assessor GDSXSR" w:date="2026-10-30T19:45:25Z">
+        <w:r>
+          <w:rPr>
+            <w:rFonts w:ascii="Arial" w:eastAsia="Arial" w:hAnsi="Arial" w:cs="Arial"/>
+            <w:color w:val="808080"/>
+            <w:sz w:val="28"/>
+            <w:szCs w:val="28"/>
+          </w:rPr>
+          <w:t xml:space="preserve">):</w:t>
+        </w:r>
+      </w:ins>
+      <w:commentRangeEnd w:id="14"/>
+      <w:r>
+        <w:rPr>
+          <w:rStyle w:val="CommentReference"/>
+        </w:rPr>
+        <w:commentReference w:id="14"/>
+      </w:r>
     </w:p>
     <w:p>
       <w:pPr>
@@ -9764,6 +8121,1499 @@
         <w:ind w:firstLine="2268"/>
         <w:jc w:val="both"/>
         <w:rPr>
+          <w:ins w:id="1247" w:author="Assessor GDSXSR" w:date="2026-10-30T19:45:25Z"/>
+          <w:rFonts w:ascii="Arial" w:eastAsia="Arial" w:hAnsi="Arial" w:cs="Arial"/>
+          <w:sz w:val="28"/>
+          <w:szCs w:val="28"/>
+        </w:rPr>
+      </w:pPr>
+    </w:p>
+    <w:p>
+      <w:pPr>
+        <w:spacing w:after="0" w:line="360" w:lineRule="auto"/>
+        <w:ind w:left="2268" w:firstLine="3402"/>
+        <w:jc w:val="both"/>
+        <w:rPr>
+          <w:rFonts w:ascii="Arial" w:eastAsia="Arial" w:hAnsi="Arial" w:cs="Arial"/>
+          <w:sz w:val="28"/>
+          <w:szCs w:val="28"/>
+        </w:rPr>
+      </w:pPr>
+      <w:ins w:id="1248" w:author="Assessor GDSXSR" w:date="2026-10-30T19:45:25Z">
+        <w:r>
+          <w:rPr>
+            <w:rFonts w:ascii="Arial" w:eastAsia="Arial" w:hAnsi="Arial" w:cs="Arial"/>
+            <w:i/>
+            <w:color w:val="808080"/>
+            <w:sz w:val="26"/>
+            <w:szCs w:val="28"/>
+          </w:rPr>
+          <w:t xml:space="preserve">“AUTORIZAÇÃO DE DÉBITOS - Você autoriza o BRB a provisionar e/ou debitar na conta corrente, poupança ou salário os valores referentes à liquidação, prestações, encargos financeiros e acessórios do empréstimo concedido a você (...). </w:t>
+        </w:r>
+        <w:r>
+          <w:rPr>
+            <w:rFonts w:ascii="Arial" w:eastAsia="Arial" w:hAnsi="Arial" w:cs="Arial"/>
+            <w:i/>
+            <w:color w:val="808080"/>
+            <w:sz w:val="26"/>
+            <w:szCs w:val="28"/>
+            <w:u w:val="single"/>
+          </w:rPr>
+          <w:t xml:space="preserve">Essa autorização tem validade até a liquidação total da operação</w:t>
+        </w:r>
+        <w:r>
+          <w:rPr>
+            <w:rFonts w:ascii="Arial" w:eastAsia="Arial" w:hAnsi="Arial" w:cs="Arial"/>
+            <w:i/>
+            <w:color w:val="808080"/>
+            <w:sz w:val="26"/>
+            <w:szCs w:val="28"/>
+          </w:rPr>
+          <w:t xml:space="preserve">.” – Grifei</w:t>
+        </w:r>
+      </w:ins>
+    </w:p>
+    <w:p>
+      <w:pPr>
+        <w:spacing w:after="0" w:line="360" w:lineRule="auto"/>
+        <w:ind w:firstLine="2268"/>
+        <w:jc w:val="both"/>
+        <w:rPr>
+          <w:rFonts w:ascii="Arial" w:eastAsia="Arial" w:hAnsi="Arial" w:cs="Arial"/>
+          <w:sz w:val="28"/>
+          <w:szCs w:val="28"/>
+        </w:rPr>
+      </w:pPr>
+    </w:p>
+    <w:p>
+      <w:pPr>
+        <w:spacing w:after="0" w:line="360" w:lineRule="auto"/>
+        <w:ind w:firstLine="2268"/>
+        <w:jc w:val="both"/>
+        <w:rPr>
+          <w:del w:id="1252" w:author="Assessor GDSXSR" w:date="2026-10-30T19:45:25Z"/>
+        </w:rPr>
+      </w:pPr>
+      <w:del w:id="1249" w:author="Assessor GDSXSR" w:date="2026-10-30T19:45:25Z">
+        <w:r>
+          <w:rPr>
+            <w:rFonts w:ascii="Arial" w:eastAsia="Arial" w:hAnsi="Arial" w:cs="Arial"/>
+            <w:sz w:val="28"/>
+            <w:szCs w:val="28"/>
+          </w:rPr>
+          <w:delText>Nesse cenário, não prospera a alegação de que a sentença teria aplicado inadequadamente o Tema 1.085 do Superior Tribunal de Justiça sem examinar a origem dos lançamentos. Ao contrário, os documentos apresentados pelo banco demonstram que os débitos impugnados possuem fundamento contratual e decorrem de obrigações livremente assumidas pela própria autora. A existência dos contratos e das respectivas autorizações para débito em conta afasta a alegação de</w:delText>
+        </w:r>
+      </w:del>
+      <w:del w:id="1250" w:author="Assessor GDSXSR" w:date="2026-10-30T19:45:25Z">
+        <w:r>
+          <w:rPr>
+            <w:rFonts w:ascii="Arial" w:eastAsia="Arial" w:hAnsi="Arial" w:cs="Arial"/>
+            <w:sz w:val="28"/>
+            <w:szCs w:val="28"/>
+          </w:rPr>
+          <w:delText xml:space="preserve"> cobrança não individualizada</w:delText>
+        </w:r>
+      </w:del>
+      <w:del w:id="1251" w:author="Assessor GDSXSR" w:date="2026-10-30T19:45:25Z">
+        <w:r>
+          <w:rPr>
+            <w:rFonts w:ascii="Arial" w:eastAsia="Arial" w:hAnsi="Arial" w:cs="Arial"/>
+            <w:sz w:val="28"/>
+            <w:szCs w:val="28"/>
+          </w:rPr>
+          <w:delText xml:space="preserve"> ou desprovida de lastro jurídico.</w:delText>
+        </w:r>
+      </w:del>
+    </w:p>
+    <w:p>
+      <w:pPr>
+        <w:spacing w:after="0" w:line="360" w:lineRule="auto"/>
+        <w:ind w:firstLine="2268"/>
+        <w:jc w:val="both"/>
+        <w:rPr>
+          <w:del w:id="1253" w:author="Assessor GDSXSR" w:date="2026-10-30T19:45:25Z"/>
+          <w:rFonts w:ascii="Arial" w:eastAsia="Arial" w:hAnsi="Arial" w:cs="Arial"/>
+          <w:sz w:val="28"/>
+          <w:szCs w:val="28"/>
+        </w:rPr>
+      </w:pPr>
+    </w:p>
+    <w:p>
+      <w:pPr>
+        <w:spacing w:after="0" w:line="360" w:lineRule="auto"/>
+        <w:ind w:firstLine="2268"/>
+        <w:jc w:val="both"/>
+      </w:pPr>
+      <w:commentRangeStart w:id="15"/>
+      <w:del w:id="1254" w:author="Assessor GDSXSR" w:date="2026-10-30T19:45:25Z">
+        <w:r>
+          <w:rPr>
+            <w:rFonts w:ascii="Arial" w:eastAsia="Arial" w:hAnsi="Arial" w:cs="Arial"/>
+            <w:sz w:val="28"/>
+            <w:szCs w:val="28"/>
+          </w:rPr>
+          <w:delText xml:space="preserve">Além disso, a magistrada de origem consignou que a</w:delText>
+        </w:r>
+      </w:del>
+      <w:ins w:id="1255" w:author="Assessor GDSXSR" w:date="2026-10-30T19:45:25Z">
+        <w:r>
+          <w:rPr>
+            <w:rFonts w:ascii="Arial" w:eastAsia="Arial" w:hAnsi="Arial" w:cs="Arial"/>
+            <w:color w:val="808080"/>
+            <w:sz w:val="28"/>
+            <w:szCs w:val="28"/>
+          </w:rPr>
+          <w:t xml:space="preserve">A</w:t>
+        </w:r>
+      </w:ins>
+      <w:r>
+        <w:rPr>
+          <w:rFonts w:ascii="Arial" w:eastAsia="Arial" w:hAnsi="Arial" w:cs="Arial"/>
+          <w:sz w:val="28"/>
+          <w:szCs w:val="28"/>
+        </w:rPr>
+        <w:t xml:space="preserve"> autora </w:t>
+      </w:r>
+      <w:del w:id="1256" w:author="Assessor GDSXSR" w:date="2026-10-30T19:45:25Z">
+        <w:r>
+          <w:rPr>
+            <w:rFonts w:ascii="Arial" w:eastAsia="Arial" w:hAnsi="Arial" w:cs="Arial"/>
+            <w:sz w:val="28"/>
+            <w:szCs w:val="28"/>
+          </w:rPr>
+          <w:delText xml:space="preserve">somente</w:delText>
+        </w:r>
+      </w:del>
+      <w:ins w:id="1257" w:author="Assessor GDSXSR" w:date="2026-10-30T19:45:25Z">
+        <w:r>
+          <w:rPr>
+            <w:rFonts w:ascii="Arial" w:eastAsia="Arial" w:hAnsi="Arial" w:cs="Arial"/>
+            <w:color w:val="808080"/>
+            <w:sz w:val="28"/>
+            <w:szCs w:val="28"/>
+          </w:rPr>
+          <w:t xml:space="preserve">só</w:t>
+        </w:r>
+      </w:ins>
+      <w:r>
+        <w:rPr>
+          <w:rFonts w:ascii="Arial" w:eastAsia="Arial" w:hAnsi="Arial" w:cs="Arial"/>
+          <w:sz w:val="28"/>
+          <w:szCs w:val="28"/>
+        </w:rPr>
+        <w:t xml:space="preserve"> </w:t>
+      </w:r>
+      <w:del w:id="1258" w:author="Assessor GDSXSR" w:date="2026-10-30T19:45:25Z">
+        <w:r>
+          <w:rPr>
+            <w:rFonts w:ascii="Arial" w:eastAsia="Arial" w:hAnsi="Arial" w:cs="Arial"/>
+            <w:sz w:val="28"/>
+            <w:szCs w:val="28"/>
+          </w:rPr>
+          <w:delText xml:space="preserve">formalizou</w:delText>
+        </w:r>
+      </w:del>
+      <w:ins w:id="1259" w:author="Assessor GDSXSR" w:date="2026-10-30T19:45:25Z">
+        <w:r>
+          <w:rPr>
+            <w:rFonts w:ascii="Arial" w:eastAsia="Arial" w:hAnsi="Arial" w:cs="Arial"/>
+            <w:color w:val="808080"/>
+            <w:sz w:val="28"/>
+            <w:szCs w:val="28"/>
+          </w:rPr>
+          <w:t xml:space="preserve">pediu</w:t>
+        </w:r>
+      </w:ins>
+      <w:r>
+        <w:rPr>
+          <w:rFonts w:ascii="Arial" w:eastAsia="Arial" w:hAnsi="Arial" w:cs="Arial"/>
+          <w:sz w:val="28"/>
+          <w:szCs w:val="28"/>
+        </w:rPr>
+        <w:t xml:space="preserve"> </w:t>
+      </w:r>
+      <w:del w:id="1260" w:author="Assessor GDSXSR" w:date="2026-10-30T19:45:25Z">
+        <w:r>
+          <w:rPr>
+            <w:rFonts w:ascii="Arial" w:eastAsia="Arial" w:hAnsi="Arial" w:cs="Arial"/>
+            <w:sz w:val="28"/>
+            <w:szCs w:val="28"/>
+          </w:rPr>
+          <w:delText xml:space="preserve">pedido de</w:delText>
+        </w:r>
+      </w:del>
+      <w:ins w:id="1261" w:author="Assessor GDSXSR" w:date="2026-10-30T19:45:25Z">
+        <w:r>
+          <w:rPr>
+            <w:rFonts w:ascii="Arial" w:eastAsia="Arial" w:hAnsi="Arial" w:cs="Arial"/>
+            <w:color w:val="808080"/>
+            <w:sz w:val="28"/>
+            <w:szCs w:val="28"/>
+          </w:rPr>
+          <w:t xml:space="preserve">o</w:t>
+        </w:r>
+      </w:ins>
+      <w:r>
+        <w:rPr>
+          <w:rFonts w:ascii="Arial" w:eastAsia="Arial" w:hAnsi="Arial" w:cs="Arial"/>
+          <w:sz w:val="28"/>
+          <w:szCs w:val="28"/>
+        </w:rPr>
+        <w:t xml:space="preserve"> cancelamento da autorização</w:t>
+      </w:r>
+      <w:del w:id="1262" w:author="Assessor GDSXSR" w:date="2026-10-30T19:45:25Z">
+        <w:r>
+          <w:rPr>
+            <w:rFonts w:ascii="Arial" w:eastAsia="Arial" w:hAnsi="Arial" w:cs="Arial"/>
+            <w:sz w:val="28"/>
+            <w:szCs w:val="28"/>
+          </w:rPr>
+          <w:delText xml:space="preserve"> de débito</w:delText>
+        </w:r>
+      </w:del>
+      <w:r>
+        <w:rPr>
+          <w:rFonts w:ascii="Arial" w:eastAsia="Arial" w:hAnsi="Arial" w:cs="Arial"/>
+          <w:sz w:val="28"/>
+          <w:szCs w:val="28"/>
+        </w:rPr>
+        <w:t xml:space="preserve"> em 16/4/2026, </w:t>
+      </w:r>
+      <w:del w:id="1263" w:author="Assessor GDSXSR" w:date="2026-10-30T19:45:25Z">
+        <w:r>
+          <w:rPr>
+            <w:rFonts w:ascii="Arial" w:eastAsia="Arial" w:hAnsi="Arial" w:cs="Arial"/>
+            <w:sz w:val="28"/>
+            <w:szCs w:val="28"/>
+          </w:rPr>
+          <w:delText xml:space="preserve">circunstância extraída do processo conexo nº 0709997-65.2026.8.07.0007. Assim,</w:delText>
+        </w:r>
+      </w:del>
+      <w:ins w:id="1264" w:author="Assessor GDSXSR" w:date="2026-10-30T19:45:25Z">
+        <w:r>
+          <w:rPr>
+            <w:rFonts w:ascii="Arial" w:eastAsia="Arial" w:hAnsi="Arial" w:cs="Arial"/>
+            <w:color w:val="808080"/>
+            <w:sz w:val="28"/>
+            <w:szCs w:val="28"/>
+          </w:rPr>
+          <w:t xml:space="preserve">e</w:t>
+        </w:r>
+      </w:ins>
+      <w:r>
+        <w:rPr>
+          <w:rFonts w:ascii="Arial" w:eastAsia="Arial" w:hAnsi="Arial" w:cs="Arial"/>
+          <w:sz w:val="28"/>
+          <w:szCs w:val="28"/>
+        </w:rPr>
+        <w:t xml:space="preserve"> os descontos </w:t>
+      </w:r>
+      <w:del w:id="1265" w:author="Assessor GDSXSR" w:date="2026-10-30T19:45:25Z">
+        <w:r>
+          <w:rPr>
+            <w:rFonts w:ascii="Arial" w:eastAsia="Arial" w:hAnsi="Arial" w:cs="Arial"/>
+            <w:sz w:val="28"/>
+            <w:szCs w:val="28"/>
+          </w:rPr>
+          <w:delText xml:space="preserve">discutidos</w:delText>
+        </w:r>
+      </w:del>
+      <w:ins w:id="1266" w:author="Assessor GDSXSR" w:date="2026-10-30T19:45:25Z">
+        <w:r>
+          <w:rPr>
+            <w:rFonts w:ascii="Arial" w:eastAsia="Arial" w:hAnsi="Arial" w:cs="Arial"/>
+            <w:color w:val="808080"/>
+            <w:sz w:val="28"/>
+            <w:szCs w:val="28"/>
+          </w:rPr>
+          <w:t xml:space="preserve">de</w:t>
+        </w:r>
+      </w:ins>
+      <w:r>
+        <w:rPr>
+          <w:rFonts w:ascii="Arial" w:eastAsia="Arial" w:hAnsi="Arial" w:cs="Arial"/>
+          <w:sz w:val="28"/>
+          <w:szCs w:val="28"/>
+        </w:rPr>
+        <w:t xml:space="preserve"> </w:t>
+      </w:r>
+      <w:del w:id="1267" w:author="Assessor GDSXSR" w:date="2026-10-30T19:45:25Z">
+        <w:r>
+          <w:rPr>
+            <w:rFonts w:ascii="Arial" w:eastAsia="Arial" w:hAnsi="Arial" w:cs="Arial"/>
+            <w:sz w:val="28"/>
+            <w:szCs w:val="28"/>
+          </w:rPr>
+          <w:delText xml:space="preserve">nesta</w:delText>
+        </w:r>
+      </w:del>
+      <w:ins w:id="1268" w:author="Assessor GDSXSR" w:date="2026-10-30T19:45:25Z">
+        <w:r>
+          <w:rPr>
+            <w:rFonts w:ascii="Arial" w:eastAsia="Arial" w:hAnsi="Arial" w:cs="Arial"/>
+            <w:color w:val="808080"/>
+            <w:sz w:val="28"/>
+            <w:szCs w:val="28"/>
+          </w:rPr>
+          <w:t xml:space="preserve">novembro</w:t>
+        </w:r>
+      </w:ins>
+      <w:r>
+        <w:rPr>
+          <w:rFonts w:ascii="Arial" w:eastAsia="Arial" w:hAnsi="Arial" w:cs="Arial"/>
+          <w:sz w:val="28"/>
+          <w:szCs w:val="28"/>
+        </w:rPr>
+        <w:t xml:space="preserve"> </w:t>
+      </w:r>
+      <w:del w:id="1269" w:author="Assessor GDSXSR" w:date="2026-10-30T19:45:25Z">
+        <w:r>
+          <w:rPr>
+            <w:rFonts w:ascii="Arial" w:eastAsia="Arial" w:hAnsi="Arial" w:cs="Arial"/>
+            <w:sz w:val="28"/>
+            <w:szCs w:val="28"/>
+          </w:rPr>
+          <w:delText xml:space="preserve">demanda</w:delText>
+        </w:r>
+      </w:del>
+      <w:ins w:id="1270" w:author="Assessor GDSXSR" w:date="2026-10-30T19:45:25Z">
+        <w:r>
+          <w:rPr>
+            <w:rFonts w:ascii="Arial" w:eastAsia="Arial" w:hAnsi="Arial" w:cs="Arial"/>
+            <w:color w:val="808080"/>
+            <w:sz w:val="28"/>
+            <w:szCs w:val="28"/>
+          </w:rPr>
+          <w:t xml:space="preserve">de</w:t>
+        </w:r>
+      </w:ins>
+      <w:r>
+        <w:rPr>
+          <w:rFonts w:ascii="Arial" w:eastAsia="Arial" w:hAnsi="Arial" w:cs="Arial"/>
+          <w:sz w:val="28"/>
+          <w:szCs w:val="28"/>
+        </w:rPr>
+        <w:t xml:space="preserve"> </w:t>
+      </w:r>
+      <w:del w:id="1271" w:author="Assessor GDSXSR" w:date="2026-10-30T19:45:25Z">
+        <w:r>
+          <w:rPr>
+            <w:rFonts w:ascii="Arial" w:eastAsia="Arial" w:hAnsi="Arial" w:cs="Arial"/>
+            <w:sz w:val="28"/>
+            <w:szCs w:val="28"/>
+          </w:rPr>
+          <w:delText xml:space="preserve">foram realizados quando ainda vigente</w:delText>
+        </w:r>
+      </w:del>
+      <w:ins w:id="1272" w:author="Assessor GDSXSR" w:date="2026-10-30T19:45:25Z">
+        <w:r>
+          <w:rPr>
+            <w:rFonts w:ascii="Arial" w:eastAsia="Arial" w:hAnsi="Arial" w:cs="Arial"/>
+            <w:color w:val="808080"/>
+            <w:sz w:val="28"/>
+            <w:szCs w:val="28"/>
+          </w:rPr>
+          <w:t xml:space="preserve">2025</w:t>
+        </w:r>
+      </w:ins>
+      <w:r>
+        <w:rPr>
+          <w:rFonts w:ascii="Arial" w:eastAsia="Arial" w:hAnsi="Arial" w:cs="Arial"/>
+          <w:sz w:val="28"/>
+          <w:szCs w:val="28"/>
+        </w:rPr>
+        <w:t xml:space="preserve"> a </w:t>
+      </w:r>
+      <w:del w:id="1273" w:author="Assessor GDSXSR" w:date="2026-10-30T19:45:25Z">
+        <w:r>
+          <w:rPr>
+            <w:rFonts w:ascii="Arial" w:eastAsia="Arial" w:hAnsi="Arial" w:cs="Arial"/>
+            <w:sz w:val="28"/>
+            <w:szCs w:val="28"/>
+          </w:rPr>
+          <w:delText xml:space="preserve">autorização</w:delText>
+        </w:r>
+      </w:del>
+      <w:ins w:id="1274" w:author="Assessor GDSXSR" w:date="2026-10-30T19:45:25Z">
+        <w:r>
+          <w:rPr>
+            <w:rFonts w:ascii="Arial" w:eastAsia="Arial" w:hAnsi="Arial" w:cs="Arial"/>
+            <w:color w:val="808080"/>
+            <w:sz w:val="28"/>
+            <w:szCs w:val="28"/>
+          </w:rPr>
+          <w:t xml:space="preserve">abril</w:t>
+        </w:r>
+      </w:ins>
+      <w:r>
+        <w:rPr>
+          <w:rFonts w:ascii="Arial" w:eastAsia="Arial" w:hAnsi="Arial" w:cs="Arial"/>
+          <w:sz w:val="28"/>
+          <w:szCs w:val="28"/>
+        </w:rPr>
+        <w:t xml:space="preserve"> </w:t>
+      </w:r>
+      <w:del w:id="1275" w:author="Assessor GDSXSR" w:date="2026-10-30T19:45:25Z">
+        <w:r>
+          <w:rPr>
+            <w:rFonts w:ascii="Arial" w:eastAsia="Arial" w:hAnsi="Arial" w:cs="Arial"/>
+            <w:sz w:val="28"/>
+            <w:szCs w:val="28"/>
+          </w:rPr>
+          <w:delText xml:space="preserve">contratualmente</w:delText>
+        </w:r>
+      </w:del>
+      <w:ins w:id="1276" w:author="Assessor GDSXSR" w:date="2026-10-30T19:45:25Z">
+        <w:r>
+          <w:rPr>
+            <w:rFonts w:ascii="Arial" w:eastAsia="Arial" w:hAnsi="Arial" w:cs="Arial"/>
+            <w:color w:val="808080"/>
+            <w:sz w:val="28"/>
+            <w:szCs w:val="28"/>
+          </w:rPr>
+          <w:t xml:space="preserve">de</w:t>
+        </w:r>
+      </w:ins>
+      <w:r>
+        <w:rPr>
+          <w:rFonts w:ascii="Arial" w:eastAsia="Arial" w:hAnsi="Arial" w:cs="Arial"/>
+          <w:sz w:val="28"/>
+          <w:szCs w:val="28"/>
+        </w:rPr>
+        <w:t xml:space="preserve"> </w:t>
+      </w:r>
+      <w:del w:id="1277" w:author="Assessor GDSXSR" w:date="2026-10-30T19:45:25Z">
+        <w:r>
+          <w:rPr>
+            <w:rFonts w:ascii="Arial" w:eastAsia="Arial" w:hAnsi="Arial" w:cs="Arial"/>
+            <w:sz w:val="28"/>
+            <w:szCs w:val="28"/>
+          </w:rPr>
+          <w:delText xml:space="preserve">concedida</w:delText>
+        </w:r>
+      </w:del>
+      <w:ins w:id="1278" w:author="Assessor GDSXSR" w:date="2026-10-30T19:45:25Z">
+        <w:r>
+          <w:rPr>
+            <w:rFonts w:ascii="Arial" w:eastAsia="Arial" w:hAnsi="Arial" w:cs="Arial"/>
+            <w:color w:val="808080"/>
+            <w:sz w:val="28"/>
+            <w:szCs w:val="28"/>
+          </w:rPr>
+          <w:t xml:space="preserve">2026</w:t>
+        </w:r>
+      </w:ins>
+      <w:r>
+        <w:rPr>
+          <w:rFonts w:ascii="Arial" w:eastAsia="Arial" w:hAnsi="Arial" w:cs="Arial"/>
+          <w:sz w:val="28"/>
+          <w:szCs w:val="28"/>
+        </w:rPr>
+        <w:t xml:space="preserve"> </w:t>
+      </w:r>
+      <w:del w:id="1279" w:author="Assessor GDSXSR" w:date="2026-10-30T19:45:25Z">
+        <w:r>
+          <w:rPr>
+            <w:rFonts w:ascii="Arial" w:eastAsia="Arial" w:hAnsi="Arial" w:cs="Arial"/>
+            <w:sz w:val="28"/>
+            <w:szCs w:val="28"/>
+          </w:rPr>
+          <w:delText xml:space="preserve">à</w:delText>
+        </w:r>
+      </w:del>
+      <w:ins w:id="1280" w:author="Assessor GDSXSR" w:date="2026-10-30T19:45:25Z">
+        <w:r>
+          <w:rPr>
+            <w:rFonts w:ascii="Arial" w:eastAsia="Arial" w:hAnsi="Arial" w:cs="Arial"/>
+            <w:color w:val="808080"/>
+            <w:sz w:val="28"/>
+            <w:szCs w:val="28"/>
+          </w:rPr>
+          <w:t xml:space="preserve">a</w:t>
+        </w:r>
+      </w:ins>
+      <w:r>
+        <w:rPr>
+          <w:rFonts w:ascii="Arial" w:eastAsia="Arial" w:hAnsi="Arial" w:cs="Arial"/>
+          <w:sz w:val="28"/>
+          <w:szCs w:val="28"/>
+        </w:rPr>
+        <w:t xml:space="preserve"> </w:t>
+      </w:r>
+      <w:del w:id="1281" w:author="Assessor GDSXSR" w:date="2026-10-30T19:45:25Z">
+        <w:r>
+          <w:rPr>
+            <w:rFonts w:ascii="Arial" w:eastAsia="Arial" w:hAnsi="Arial" w:cs="Arial"/>
+            <w:sz w:val="28"/>
+            <w:szCs w:val="28"/>
+          </w:rPr>
+          <w:delText xml:space="preserve">instituição</w:delText>
+        </w:r>
+      </w:del>
+      <w:ins w:id="1282" w:author="Assessor GDSXSR" w:date="2026-10-30T19:45:25Z">
+        <w:r>
+          <w:rPr>
+            <w:rFonts w:ascii="Arial" w:eastAsia="Arial" w:hAnsi="Arial" w:cs="Arial"/>
+            <w:color w:val="808080"/>
+            <w:sz w:val="28"/>
+            <w:szCs w:val="28"/>
+          </w:rPr>
+          <w:t xml:space="preserve">precederam</w:t>
+        </w:r>
+      </w:ins>
+      <w:r>
+        <w:rPr>
+          <w:rFonts w:ascii="Arial" w:eastAsia="Arial" w:hAnsi="Arial" w:cs="Arial"/>
+          <w:sz w:val="28"/>
+          <w:szCs w:val="28"/>
+        </w:rPr>
+        <w:t xml:space="preserve"> </w:t>
+      </w:r>
+      <w:del w:id="1283" w:author="Assessor GDSXSR" w:date="2026-10-30T19:45:25Z">
+        <w:r>
+          <w:rPr>
+            <w:rFonts w:ascii="Arial" w:eastAsia="Arial" w:hAnsi="Arial" w:cs="Arial"/>
+            <w:sz w:val="28"/>
+            <w:szCs w:val="28"/>
+          </w:rPr>
+          <w:delText xml:space="preserve">financeira</w:delText>
+        </w:r>
+      </w:del>
+      <w:ins w:id="1284" w:author="Assessor GDSXSR" w:date="2026-10-30T19:45:25Z">
+        <w:r>
+          <w:rPr>
+            <w:rFonts w:ascii="Arial" w:eastAsia="Arial" w:hAnsi="Arial" w:cs="Arial"/>
+            <w:color w:val="808080"/>
+            <w:sz w:val="28"/>
+            <w:szCs w:val="28"/>
+          </w:rPr>
+          <w:t xml:space="preserve">(ID 88901975)</w:t>
+        </w:r>
+      </w:ins>
+      <w:r>
+        <w:rPr>
+          <w:rFonts w:ascii="Arial" w:eastAsia="Arial" w:hAnsi="Arial" w:cs="Arial"/>
+          <w:sz w:val="28"/>
+          <w:szCs w:val="28"/>
+        </w:rPr>
+        <w:t xml:space="preserve">.</w:t>
+      </w:r>
+      <w:commentRangeEnd w:id="15"/>
+      <w:r>
+        <w:rPr>
+          <w:rStyle w:val="CommentReference"/>
+        </w:rPr>
+        <w:commentReference w:id="15"/>
+      </w:r>
+    </w:p>
+    <w:p>
+      <w:pPr>
+        <w:spacing w:after="0" w:line="360" w:lineRule="auto"/>
+        <w:ind w:firstLine="2268"/>
+        <w:jc w:val="both"/>
+        <w:rPr>
+          <w:rFonts w:ascii="Arial" w:eastAsia="Arial" w:hAnsi="Arial" w:cs="Arial"/>
+          <w:sz w:val="28"/>
+          <w:szCs w:val="28"/>
+        </w:rPr>
+      </w:pPr>
+    </w:p>
+    <w:p>
+      <w:pPr>
+        <w:spacing w:after="0" w:line="360" w:lineRule="auto"/>
+        <w:ind w:firstLine="2268"/>
+        <w:jc w:val="both"/>
+        <w:rPr>
+          <w:ins w:id="1301" w:author="Assessor GDSXSR" w:date="2026-10-30T19:45:25Z"/>
+        </w:rPr>
+      </w:pPr>
+      <w:commentRangeStart w:id="21"/>
+      <w:del w:id="1285" w:author="Assessor GDSXSR" w:date="2026-10-30T19:45:25Z">
+        <w:r>
+          <w:rPr>
+            <w:rFonts w:ascii="Arial" w:eastAsia="Arial" w:hAnsi="Arial" w:cs="Arial"/>
+            <w:sz w:val="28"/>
+            <w:szCs w:val="28"/>
+          </w:rPr>
+          <w:delText xml:space="preserve">A</w:delText>
+        </w:r>
+      </w:del>
+      <w:ins w:id="1286" w:author="Assessor GDSXSR" w:date="2026-10-30T19:45:25Z">
+        <w:r>
+          <w:rPr>
+            <w:rFonts w:ascii="Arial" w:eastAsia="Arial" w:hAnsi="Arial" w:cs="Arial"/>
+            <w:color w:val="808080"/>
+            <w:sz w:val="28"/>
+            <w:szCs w:val="28"/>
+            <w:highlight w:val="yellow"/>
+          </w:rPr>
+          <w:t xml:space="preserve">Assim, a</w:t>
+        </w:r>
+      </w:ins>
+      <w:r>
+        <w:rPr>
+          <w:rFonts w:ascii="Arial" w:eastAsia="Arial" w:hAnsi="Arial" w:cs="Arial"/>
+          <w:sz w:val="28"/>
+          <w:szCs w:val="28"/>
+          <w:highlight w:val="yellow"/>
+        </w:rPr>
+        <w:t xml:space="preserve"> hipótese </w:t>
+      </w:r>
+      <w:del w:id="1287" w:author="Assessor GDSXSR" w:date="2026-10-30T19:45:25Z">
+        <w:r>
+          <w:rPr>
+            <w:rFonts w:ascii="Arial" w:eastAsia="Arial" w:hAnsi="Arial" w:cs="Arial"/>
+            <w:sz w:val="28"/>
+            <w:szCs w:val="28"/>
+          </w:rPr>
+          <w:delText xml:space="preserve">amolda-</w:delText>
+        </w:r>
+      </w:del>
+      <w:r>
+        <w:rPr>
+          <w:rFonts w:ascii="Arial" w:eastAsia="Arial" w:hAnsi="Arial" w:cs="Arial"/>
+          <w:sz w:val="28"/>
+          <w:szCs w:val="28"/>
+          <w:highlight w:val="yellow"/>
+        </w:rPr>
+        <w:t xml:space="preserve">se </w:t>
+      </w:r>
+      <w:del w:id="1288" w:author="Assessor GDSXSR" w:date="2026-10-30T19:45:25Z">
+        <w:r>
+          <w:rPr>
+            <w:rFonts w:ascii="Arial" w:eastAsia="Arial" w:hAnsi="Arial" w:cs="Arial"/>
+            <w:sz w:val="28"/>
+            <w:szCs w:val="28"/>
+          </w:rPr>
+          <w:delText xml:space="preserve">à</w:delText>
+        </w:r>
+      </w:del>
+      <w:ins w:id="1289" w:author="Assessor GDSXSR" w:date="2026-10-30T19:45:25Z">
+        <w:r>
+          <w:rPr>
+            <w:rFonts w:ascii="Arial" w:eastAsia="Arial" w:hAnsi="Arial" w:cs="Arial"/>
+            <w:color w:val="808080"/>
+            <w:sz w:val="28"/>
+            <w:szCs w:val="28"/>
+            <w:highlight w:val="yellow"/>
+          </w:rPr>
+          <w:t xml:space="preserve">amolda</w:t>
+        </w:r>
+      </w:ins>
+      <w:r>
+        <w:rPr>
+          <w:rFonts w:ascii="Arial" w:eastAsia="Arial" w:hAnsi="Arial" w:cs="Arial"/>
+          <w:sz w:val="28"/>
+          <w:szCs w:val="28"/>
+          <w:highlight w:val="yellow"/>
+        </w:rPr>
+        <w:t xml:space="preserve"> </w:t>
+      </w:r>
+      <w:del w:id="1290" w:author="Assessor GDSXSR" w:date="2026-10-30T19:45:25Z">
+        <w:r>
+          <w:rPr>
+            <w:rFonts w:ascii="Arial" w:eastAsia="Arial" w:hAnsi="Arial" w:cs="Arial"/>
+            <w:sz w:val="28"/>
+            <w:szCs w:val="28"/>
+          </w:rPr>
+          <w:delText xml:space="preserve">tese firmada pelo Superior Tribunal de Justiça no</w:delText>
+        </w:r>
+      </w:del>
+      <w:ins w:id="1291" w:author="Assessor GDSXSR" w:date="2026-10-30T19:45:25Z">
+        <w:r>
+          <w:rPr>
+            <w:rFonts w:ascii="Arial" w:eastAsia="Arial" w:hAnsi="Arial" w:cs="Arial"/>
+            <w:color w:val="808080"/>
+            <w:sz w:val="28"/>
+            <w:szCs w:val="28"/>
+            <w:highlight w:val="yellow"/>
+          </w:rPr>
+          <w:t xml:space="preserve">ao</w:t>
+        </w:r>
+      </w:ins>
+      <w:r>
+        <w:rPr>
+          <w:rFonts w:ascii="Arial" w:eastAsia="Arial" w:hAnsi="Arial" w:cs="Arial"/>
+          <w:sz w:val="28"/>
+          <w:szCs w:val="28"/>
+          <w:highlight w:val="yellow"/>
+        </w:rPr>
+        <w:t xml:space="preserve"> Tema 1.085, </w:t>
+      </w:r>
+      <w:del w:id="1292" w:author="Assessor GDSXSR" w:date="2026-10-30T19:45:25Z">
+        <w:r>
+          <w:rPr>
+            <w:rFonts w:ascii="Arial" w:eastAsia="Arial" w:hAnsi="Arial" w:cs="Arial"/>
+            <w:sz w:val="28"/>
+            <w:szCs w:val="28"/>
+          </w:rPr>
+          <w:delText xml:space="preserve">segundo</w:delText>
+        </w:r>
+      </w:del>
+      <w:ins w:id="1293" w:author="Assessor GDSXSR" w:date="2026-10-30T19:45:25Z">
+        <w:r>
+          <w:rPr>
+            <w:rFonts w:ascii="Arial" w:eastAsia="Arial" w:hAnsi="Arial" w:cs="Arial"/>
+            <w:color w:val="808080"/>
+            <w:sz w:val="28"/>
+            <w:szCs w:val="28"/>
+            <w:highlight w:val="yellow"/>
+          </w:rPr>
+          <w:t xml:space="preserve">e</w:t>
+        </w:r>
+      </w:ins>
+      <w:r>
+        <w:rPr>
+          <w:rFonts w:ascii="Arial" w:eastAsia="Arial" w:hAnsi="Arial" w:cs="Arial"/>
+          <w:sz w:val="28"/>
+          <w:szCs w:val="28"/>
+          <w:highlight w:val="yellow"/>
+        </w:rPr>
+        <w:t xml:space="preserve"> </w:t>
+      </w:r>
+      <w:del w:id="1294" w:author="Assessor GDSXSR" w:date="2026-10-30T19:45:25Z">
+        <w:r>
+          <w:rPr>
+            <w:rFonts w:ascii="Arial" w:eastAsia="Arial" w:hAnsi="Arial" w:cs="Arial"/>
+            <w:sz w:val="28"/>
+            <w:szCs w:val="28"/>
+          </w:rPr>
+          <w:delText xml:space="preserve">a</w:delText>
+        </w:r>
+      </w:del>
+      <w:ins w:id="1295" w:author="Assessor GDSXSR" w:date="2026-10-30T19:45:25Z">
+        <w:r>
+          <w:rPr>
+            <w:rFonts w:ascii="Arial" w:eastAsia="Arial" w:hAnsi="Arial" w:cs="Arial"/>
+            <w:color w:val="808080"/>
+            <w:sz w:val="28"/>
+            <w:szCs w:val="28"/>
+            <w:highlight w:val="yellow"/>
+          </w:rPr>
+          <w:t xml:space="preserve">o</w:t>
+        </w:r>
+      </w:ins>
+      <w:r>
+        <w:rPr>
+          <w:rFonts w:ascii="Arial" w:eastAsia="Arial" w:hAnsi="Arial" w:cs="Arial"/>
+          <w:sz w:val="28"/>
+          <w:szCs w:val="28"/>
+          <w:highlight w:val="yellow"/>
+        </w:rPr>
+        <w:t xml:space="preserve"> </w:t>
+      </w:r>
+      <w:del w:id="1296" w:author="Assessor GDSXSR" w:date="2026-10-30T19:45:25Z">
+        <w:r>
+          <w:rPr>
+            <w:rFonts w:ascii="Arial" w:eastAsia="Arial" w:hAnsi="Arial" w:cs="Arial"/>
+            <w:sz w:val="28"/>
+            <w:szCs w:val="28"/>
+          </w:rPr>
+          <w:delText xml:space="preserve">qual</w:delText>
+        </w:r>
+      </w:del>
+      <w:ins w:id="1297" w:author="Assessor GDSXSR" w:date="2026-10-30T19:45:25Z">
+        <w:r>
+          <w:rPr>
+            <w:rFonts w:ascii="Arial" w:eastAsia="Arial" w:hAnsi="Arial" w:cs="Arial"/>
+            <w:color w:val="808080"/>
+            <w:sz w:val="28"/>
+            <w:szCs w:val="28"/>
+            <w:highlight w:val="yellow"/>
+          </w:rPr>
+          <w:t xml:space="preserve">banco</w:t>
+        </w:r>
+      </w:ins>
+      <w:r>
+        <w:rPr>
+          <w:rFonts w:ascii="Arial" w:eastAsia="Arial" w:hAnsi="Arial" w:cs="Arial"/>
+          <w:sz w:val="28"/>
+          <w:szCs w:val="28"/>
+          <w:highlight w:val="yellow"/>
+        </w:rPr>
+        <w:t xml:space="preserve"> </w:t>
+      </w:r>
+      <w:del w:id="1298" w:author="Assessor GDSXSR" w:date="2026-10-30T19:45:25Z">
+        <w:r>
+          <w:rPr>
+            <w:rFonts w:ascii="Arial" w:eastAsia="Arial" w:hAnsi="Arial" w:cs="Arial"/>
+            <w:sz w:val="28"/>
+            <w:szCs w:val="28"/>
+          </w:rPr>
+          <w:delText xml:space="preserve">são lícitos os descontos realizados em conta utilizada para recebimento de salário quando previamente autorizados pelo correntista. </w:delText>
+        </w:r>
+        <w:r>
+          <w:rPr>
+            <w:rFonts w:ascii="Arial" w:eastAsia="Arial" w:hAnsi="Arial" w:cs="Arial"/>
+            <w:sz w:val="28"/>
+            <w:szCs w:val="28"/>
+          </w:rPr>
+          <w:delText xml:space="preserve">Portanto, </w:delText>
+        </w:r>
+        <w:r>
+          <w:rPr>
+            <w:rFonts w:ascii="Arial" w:eastAsia="Arial" w:hAnsi="Arial" w:cs="Arial"/>
+            <w:sz w:val="28"/>
+            <w:szCs w:val="28"/>
+          </w:rPr>
+          <w:delText xml:space="preserve">não </w:delText>
+        </w:r>
+        <w:r>
+          <w:rPr>
+            <w:rFonts w:ascii="Arial" w:eastAsia="Arial" w:hAnsi="Arial" w:cs="Arial"/>
+            <w:sz w:val="28"/>
+            <w:szCs w:val="28"/>
+          </w:rPr>
+          <w:delText xml:space="preserve">demonstra</w:delText>
+        </w:r>
+        <w:r>
+          <w:rPr>
+            <w:rFonts w:ascii="Arial" w:eastAsia="Arial" w:hAnsi="Arial" w:cs="Arial"/>
+            <w:sz w:val="28"/>
+            <w:szCs w:val="28"/>
+          </w:rPr>
+          <w:delText xml:space="preserve">do</w:delText>
+        </w:r>
+        <w:r>
+          <w:rPr>
+            <w:rFonts w:ascii="Arial" w:eastAsia="Arial" w:hAnsi="Arial" w:cs="Arial"/>
+            <w:sz w:val="28"/>
+            <w:szCs w:val="28"/>
+          </w:rPr>
+          <w:delText xml:space="preserve"> que os lançamentos realizados eram estranhos às operações contratadas ou ocorreram em desacordo com as autorizações concedidas, conclui-se que a instituição financeira atuou</w:delText>
+        </w:r>
+      </w:del>
+      <w:ins w:id="1299" w:author="Assessor GDSXSR" w:date="2026-10-30T19:45:25Z">
+        <w:r>
+          <w:rPr>
+            <w:rFonts w:ascii="Arial" w:eastAsia="Arial" w:hAnsi="Arial" w:cs="Arial"/>
+            <w:color w:val="808080"/>
+            <w:sz w:val="28"/>
+            <w:szCs w:val="28"/>
+            <w:highlight w:val="yellow"/>
+          </w:rPr>
+          <w:t xml:space="preserve">agiu</w:t>
+        </w:r>
+      </w:ins>
+      <w:r>
+        <w:rPr>
+          <w:rFonts w:ascii="Arial" w:eastAsia="Arial" w:hAnsi="Arial" w:cs="Arial"/>
+          <w:sz w:val="28"/>
+          <w:szCs w:val="28"/>
+          <w:highlight w:val="yellow"/>
+        </w:rPr>
+        <w:t xml:space="preserve"> no exercício regular de direito</w:t>
+      </w:r>
+      <w:del w:id="1300" w:author="Assessor GDSXSR" w:date="2026-10-30T19:45:25Z">
+        <w:r>
+          <w:rPr>
+            <w:rFonts w:ascii="Arial" w:eastAsia="Arial" w:hAnsi="Arial" w:cs="Arial"/>
+            <w:sz w:val="28"/>
+            <w:szCs w:val="28"/>
+          </w:rPr>
+          <w:delText xml:space="preserve"> decorrente da execução das avenças livremente celebradas pelas partes, inexistindo ato ilícito </w:delText>
+        </w:r>
+        <w:r>
+          <w:rPr>
+            <w:rFonts w:ascii="Arial" w:eastAsia="Arial" w:hAnsi="Arial" w:cs="Arial"/>
+            <w:sz w:val="28"/>
+            <w:szCs w:val="28"/>
+          </w:rPr>
+          <w:delText xml:space="preserve">praticado pela instituição financeira</w:delText>
+        </w:r>
+      </w:del>
+      <w:r>
+        <w:rPr>
+          <w:rFonts w:ascii="Arial" w:eastAsia="Arial" w:hAnsi="Arial" w:cs="Arial"/>
+          <w:sz w:val="28"/>
+          <w:szCs w:val="28"/>
+          <w:highlight w:val="yellow"/>
+        </w:rPr>
+        <w:t xml:space="preserve">.</w:t>
+      </w:r>
+      <w:commentRangeEnd w:id="21"/>
+      <w:r>
+        <w:rPr>
+          <w:rStyle w:val="CommentReference"/>
+        </w:rPr>
+        <w:commentReference w:id="21"/>
+      </w:r>
+    </w:p>
+    <w:p>
+      <w:pPr>
+        <w:spacing w:after="0" w:line="360" w:lineRule="auto"/>
+        <w:ind w:firstLine="2268"/>
+        <w:jc w:val="both"/>
+        <w:rPr>
+          <w:ins w:id="1302" w:author="Assessor GDSXSR" w:date="2026-10-30T19:45:25Z"/>
+        </w:rPr>
+      </w:pPr>
+    </w:p>
+    <w:p>
+      <w:pPr>
+        <w:spacing w:after="0" w:line="360" w:lineRule="auto"/>
+        <w:ind w:left="0" w:firstLine="2268"/>
+        <w:jc w:val="both"/>
+        <w:rPr>
+          <w:ins w:id="1304" w:author="Assessor GDSXSR" w:date="2026-10-30T19:45:25Z"/>
+        </w:rPr>
+      </w:pPr>
+      <w:ins w:id="1303" w:author="Assessor GDSXSR" w:date="2026-10-30T19:45:25Z">
+        <w:r>
+          <w:rPr>
+            <w:rFonts w:ascii="Arial" w:eastAsia="Arial" w:hAnsi="Arial" w:cs="Arial"/>
+            <w:color w:val="808080"/>
+            <w:sz w:val="28"/>
+            <w:szCs w:val="28"/>
+          </w:rPr>
+          <w:t xml:space="preserve">No ponto, adoto os fundamentos da r. sentença (ID 88901975):</w:t>
+        </w:r>
+      </w:ins>
+    </w:p>
+    <w:p>
+      <w:pPr>
+        <w:spacing w:after="0" w:line="360" w:lineRule="auto"/>
+        <w:ind w:left="0" w:firstLine="2268"/>
+        <w:jc w:val="both"/>
+        <w:rPr>
+          <w:ins w:id="1305" w:author="Assessor GDSXSR" w:date="2026-10-30T19:45:25Z"/>
+        </w:rPr>
+      </w:pPr>
+    </w:p>
+    <w:p>
+      <w:pPr>
+        <w:spacing w:after="0" w:line="360" w:lineRule="auto"/>
+        <w:ind w:left="2268" w:firstLine="3402"/>
+        <w:jc w:val="both"/>
+        <w:rPr/>
+      </w:pPr>
+      <w:ins w:id="1306" w:author="Assessor GDSXSR" w:date="2026-10-30T19:45:25Z">
+        <w:r>
+          <w:rPr>
+            <w:i/>
+            <w:color w:val="808080"/>
+            <w:sz w:val="26"/>
+          </w:rPr>
+          <w:t xml:space="preserve">“Não se ignora a preocupação com a preservação do mínimo existencial em cenários de endividamento. Contudo, </w:t>
+        </w:r>
+        <w:r>
+          <w:rPr>
+            <w:i/>
+            <w:color w:val="808080"/>
+            <w:sz w:val="26"/>
+            <w:u w:val="single"/>
+          </w:rPr>
+          <w:t xml:space="preserve">a proteção jurídica desses valores encontra caminhos próprios no ordenamento</w:t>
+        </w:r>
+        <w:r>
+          <w:rPr>
+            <w:i/>
+            <w:color w:val="808080"/>
+            <w:sz w:val="26"/>
+          </w:rPr>
+          <w:t xml:space="preserve">, notadamente por meio da ação de repactuação de dívidas prevista na Lei nº 14.181/2021, não se admitindo a transposição automática dessas categorias para a via indenizatória (...).” – Grifei</w:t>
+        </w:r>
+      </w:ins>
+    </w:p>
+    <w:p>
+      <w:pPr>
+        <w:spacing w:after="0" w:line="360" w:lineRule="auto"/>
+        <w:ind w:firstLine="2268"/>
+        <w:jc w:val="both"/>
+        <w:rPr>
+          <w:del w:id="1307" w:author="Assessor GDSXSR" w:date="2026-10-30T19:45:25Z"/>
+          <w:rFonts w:ascii="Arial" w:eastAsia="Arial" w:hAnsi="Arial" w:cs="Arial"/>
+          <w:sz w:val="28"/>
+          <w:szCs w:val="28"/>
+        </w:rPr>
+      </w:pPr>
+    </w:p>
+    <w:p>
+      <w:pPr>
+        <w:spacing w:after="0" w:line="360" w:lineRule="auto"/>
+        <w:ind w:firstLine="2268"/>
+        <w:jc w:val="both"/>
+        <w:rPr>
+          <w:del w:id="1309" w:author="Assessor GDSXSR" w:date="2026-10-30T19:45:25Z"/>
+          <w:u w:val="single"/>
+        </w:rPr>
+      </w:pPr>
+      <w:del w:id="1308" w:author="Assessor GDSXSR" w:date="2026-10-30T19:45:25Z">
+        <w:r>
+          <w:rPr>
+            <w:rFonts w:ascii="Arial" w:eastAsia="Arial" w:hAnsi="Arial" w:cs="Arial"/>
+            <w:sz w:val="28"/>
+            <w:szCs w:val="28"/>
+            <w:u w:val="single"/>
+          </w:rPr>
+          <w:delText xml:space="preserve">Assim, nego provimento ao apelo neste ponto. </w:delText>
+        </w:r>
+      </w:del>
+    </w:p>
+    <w:p>
+      <w:pPr>
+        <w:spacing w:after="0" w:line="360" w:lineRule="auto"/>
+        <w:ind w:firstLine="2268"/>
+        <w:jc w:val="both"/>
+        <w:rPr>
+          <w:del w:id="1311" w:author="Assessor GDSXSR" w:date="2026-10-30T19:45:25Z"/>
+        </w:rPr>
+      </w:pPr>
+      <w:del w:id="1310" w:author="Assessor GDSXSR" w:date="2026-10-30T19:45:25Z">
+        <w:r>
+          <w:rPr>
+            <w:rFonts w:ascii="Arial" w:eastAsia="Arial" w:hAnsi="Arial" w:cs="Arial"/>
+            <w:sz w:val="28"/>
+            <w:szCs w:val="28"/>
+          </w:rPr>
+          <w:delText xml:space="preserve"> </w:delText>
+        </w:r>
+      </w:del>
+    </w:p>
+    <w:p>
+      <w:pPr>
+        <w:spacing w:after="0" w:line="360" w:lineRule="auto"/>
+        <w:jc w:val="center"/>
+        <w:rPr>
+          <w:del w:id="1313" w:author="Assessor GDSXSR" w:date="2026-10-30T19:45:25Z"/>
+          <w:rFonts w:ascii="Arial" w:eastAsia="Arial" w:hAnsi="Arial" w:cs="Arial"/>
+          <w:sz w:val="28"/>
+          <w:szCs w:val="28"/>
+        </w:rPr>
+      </w:pPr>
+      <w:del w:id="1312" w:author="Assessor GDSXSR" w:date="2026-10-30T19:45:25Z">
+        <w:r>
+          <w:rPr>
+            <w:rFonts w:ascii="Arial" w:eastAsia="Arial" w:hAnsi="Arial" w:cs="Arial"/>
+            <w:sz w:val="28"/>
+            <w:szCs w:val="28"/>
+          </w:rPr>
+          <w:delText>DA NÃO CONFIGURAÇÃO DO DANO MORAL</w:delText>
+        </w:r>
+      </w:del>
+    </w:p>
+    <w:p>
+      <w:pPr>
+        <w:spacing w:after="0" w:line="360" w:lineRule="auto"/>
+        <w:ind w:firstLine="2268"/>
+        <w:jc w:val="both"/>
+        <w:rPr>
+          <w:del w:id="1314" w:author="Assessor GDSXSR" w:date="2026-10-30T19:45:25Z"/>
+          <w:rFonts w:ascii="Arial" w:eastAsia="Arial" w:hAnsi="Arial" w:cs="Arial"/>
+          <w:sz w:val="28"/>
+          <w:szCs w:val="28"/>
+        </w:rPr>
+      </w:pPr>
+    </w:p>
+    <w:p>
+      <w:pPr>
+        <w:spacing w:after="0" w:line="360" w:lineRule="auto"/>
+        <w:ind w:firstLine="2268"/>
+        <w:jc w:val="both"/>
+        <w:rPr>
+          <w:del w:id="1326" w:author="Assessor GDSXSR" w:date="2026-10-30T19:45:25Z"/>
+        </w:rPr>
+      </w:pPr>
+      <w:del w:id="1315" w:author="Assessor GDSXSR" w:date="2026-10-30T19:45:25Z">
+        <w:r>
+          <w:rPr>
+            <w:rFonts w:ascii="Arial" w:eastAsia="Arial" w:hAnsi="Arial" w:cs="Arial"/>
+            <w:sz w:val="28"/>
+            <w:szCs w:val="28"/>
+          </w:rPr>
+          <w:delText>A apelante alega</w:delText>
+        </w:r>
+      </w:del>
+      <w:del w:id="1316" w:author="Assessor GDSXSR" w:date="2026-10-30T19:45:25Z">
+        <w:r>
+          <w:rPr>
+            <w:rFonts w:ascii="Arial" w:eastAsia="Arial" w:hAnsi="Arial" w:cs="Arial"/>
+            <w:sz w:val="28"/>
+            <w:szCs w:val="28"/>
+          </w:rPr>
+          <w:delText xml:space="preserve"> </w:delText>
+        </w:r>
+      </w:del>
+      <w:del w:id="1317" w:author="Assessor GDSXSR" w:date="2026-10-30T19:45:25Z">
+        <w:r>
+          <w:rPr>
+            <w:rFonts w:ascii="Arial" w:eastAsia="Arial" w:hAnsi="Arial" w:cs="Arial"/>
+            <w:sz w:val="28"/>
+            <w:szCs w:val="28"/>
+          </w:rPr>
+          <w:delText xml:space="preserve">que: </w:delText>
+        </w:r>
+      </w:del>
+      <w:del w:id="1318" w:author="Assessor GDSXSR" w:date="2026-10-30T19:45:25Z">
+        <w:r>
+          <w:rPr>
+            <w:rFonts w:ascii="Arial" w:eastAsia="Arial" w:hAnsi="Arial" w:cs="Arial"/>
+            <w:b/>
+            <w:bCs/>
+            <w:sz w:val="28"/>
+            <w:szCs w:val="28"/>
+          </w:rPr>
+          <w:delText>1)</w:delText>
+        </w:r>
+      </w:del>
+      <w:del w:id="1319" w:author="Assessor GDSXSR" w:date="2026-10-30T19:45:25Z">
+        <w:r>
+          <w:rPr>
+            <w:rFonts w:ascii="Arial" w:eastAsia="Arial" w:hAnsi="Arial" w:cs="Arial"/>
+            <w:sz w:val="28"/>
+            <w:szCs w:val="28"/>
+          </w:rPr>
+          <w:delText xml:space="preserve"> </w:delText>
+        </w:r>
+      </w:del>
+      <w:del w:id="1320" w:author="Assessor GDSXSR" w:date="2026-10-30T19:45:25Z">
+        <w:r>
+          <w:rPr>
+            <w:rFonts w:ascii="Arial" w:eastAsia="Arial" w:hAnsi="Arial" w:cs="Arial"/>
+            <w:sz w:val="28"/>
+            <w:szCs w:val="28"/>
+          </w:rPr>
+          <w:delText xml:space="preserve">o banco promoveu a absorção integral de sua remuneração mediante débitos de diversas naturezas e provisionamento de créditos futuros, em afronta aos princípios da boa-fé objetiva, da função social do contrato e da proteção do consumidor; </w:delText>
+        </w:r>
+      </w:del>
+      <w:del w:id="1321" w:author="Assessor GDSXSR" w:date="2026-10-30T19:45:25Z">
+        <w:r>
+          <w:rPr>
+            <w:rFonts w:ascii="Arial" w:eastAsia="Arial" w:hAnsi="Arial" w:cs="Arial"/>
+            <w:b/>
+            <w:bCs/>
+            <w:sz w:val="28"/>
+            <w:szCs w:val="28"/>
+          </w:rPr>
+          <w:delText>2)</w:delText>
+        </w:r>
+      </w:del>
+      <w:del w:id="1322" w:author="Assessor GDSXSR" w:date="2026-10-30T19:45:25Z">
+        <w:r>
+          <w:rPr>
+            <w:rFonts w:ascii="Arial" w:eastAsia="Arial" w:hAnsi="Arial" w:cs="Arial"/>
+            <w:sz w:val="28"/>
+            <w:szCs w:val="28"/>
+          </w:rPr>
+          <w:delText xml:space="preserve"> a existência de autorização contratual para débitos em conta não legitima a indisponibilização integral de verbas salariais, porquanto o exercício do direito de cobrança encontra limites no mínimo existencial e na vedação ao abuso de direito;</w:delText>
+        </w:r>
+      </w:del>
+      <w:del w:id="1323" w:author="Assessor GDSXSR" w:date="2026-10-30T19:45:25Z">
+        <w:r>
+          <w:rPr>
+            <w:rFonts w:ascii="Arial" w:eastAsia="Arial" w:hAnsi="Arial" w:cs="Arial"/>
+            <w:sz w:val="28"/>
+            <w:szCs w:val="28"/>
+          </w:rPr>
+          <w:delText xml:space="preserve"> e</w:delText>
+        </w:r>
+      </w:del>
+      <w:del w:id="1324" w:author="Assessor GDSXSR" w:date="2026-10-30T19:45:25Z">
+        <w:r>
+          <w:rPr>
+            <w:rFonts w:ascii="Arial" w:eastAsia="Arial" w:hAnsi="Arial" w:cs="Arial"/>
+            <w:b/>
+            <w:bCs/>
+            <w:sz w:val="28"/>
+            <w:szCs w:val="28"/>
+          </w:rPr>
+          <w:delText xml:space="preserve"> 3) </w:delText>
+        </w:r>
+      </w:del>
+      <w:del w:id="1325" w:author="Assessor GDSXSR" w:date="2026-10-30T19:45:25Z">
+        <w:r>
+          <w:rPr>
+            <w:rFonts w:ascii="Arial" w:eastAsia="Arial" w:hAnsi="Arial" w:cs="Arial"/>
+            <w:sz w:val="28"/>
+            <w:szCs w:val="28"/>
+          </w:rPr>
+          <w:delText>a privação reiterada de sua remuneração e a manutenção de saldo negativo configuraram dano moral indenizável.</w:delText>
+        </w:r>
+      </w:del>
+    </w:p>
+    <w:p>
+      <w:pPr>
+        <w:spacing w:after="0" w:line="360" w:lineRule="auto"/>
+        <w:ind w:firstLine="2268"/>
+        <w:jc w:val="both"/>
+        <w:rPr>
+          <w:rFonts w:ascii="Arial" w:eastAsia="Arial" w:hAnsi="Arial" w:cs="Arial"/>
+          <w:sz w:val="28"/>
+          <w:szCs w:val="28"/>
+        </w:rPr>
+      </w:pPr>
+    </w:p>
+    <w:p>
+      <w:pPr>
+        <w:spacing w:after="0" w:line="360" w:lineRule="auto"/>
+        <w:ind w:firstLine="2268"/>
+        <w:jc w:val="both"/>
+      </w:pPr>
+      <w:del w:id="1327" w:author="Assessor GDSXSR" w:date="2026-10-30T19:45:25Z">
+        <w:r>
+          <w:rPr>
+            <w:rFonts w:ascii="Arial" w:eastAsia="Arial" w:hAnsi="Arial" w:cs="Arial"/>
+            <w:sz w:val="28"/>
+            <w:szCs w:val="28"/>
+          </w:rPr>
+          <w:delText xml:space="preserve">Conforme exposto, os descontos impugnados decorreram do regular exercício de direito contratualmente previsto, inexistindo conduta ilícita imputável à instituição financeira. </w:delText>
+        </w:r>
+        <w:r>
+          <w:rPr>
+            <w:rFonts w:ascii="Arial" w:eastAsia="Arial" w:hAnsi="Arial" w:cs="Arial"/>
+            <w:sz w:val="28"/>
+            <w:szCs w:val="28"/>
+          </w:rPr>
+          <w:delText xml:space="preserve">Por </w:delText>
+        </w:r>
+        <w:r>
+          <w:rPr>
+            <w:rFonts w:ascii="Arial" w:eastAsia="Arial" w:hAnsi="Arial" w:cs="Arial"/>
+            <w:sz w:val="28"/>
+            <w:szCs w:val="28"/>
+          </w:rPr>
+          <w:delText xml:space="preserve">conseguinte, não con</w:delText>
+        </w:r>
+        <w:r>
+          <w:rPr>
+            <w:rFonts w:ascii="Arial" w:eastAsia="Arial" w:hAnsi="Arial" w:cs="Arial"/>
+            <w:sz w:val="28"/>
+            <w:szCs w:val="28"/>
+          </w:rPr>
+          <w:delText xml:space="preserve">figurado </w:delText>
+        </w:r>
+        <w:r>
+          <w:rPr>
+            <w:rFonts w:ascii="Arial" w:eastAsia="Arial" w:hAnsi="Arial" w:cs="Arial"/>
+            <w:sz w:val="28"/>
+            <w:szCs w:val="28"/>
+          </w:rPr>
+          <w:delText xml:space="preserve">o pressuposto da</w:delText>
+        </w:r>
+      </w:del>
+      <w:ins w:id="1328" w:author="Assessor GDSXSR" w:date="2026-10-30T19:45:25Z">
+        <w:r>
+          <w:rPr>
+            <w:rFonts w:ascii="Arial" w:eastAsia="Arial" w:hAnsi="Arial" w:cs="Arial"/>
+            <w:color w:val="808080"/>
+            <w:sz w:val="28"/>
+            <w:szCs w:val="28"/>
+            <w:highlight w:val="yellow"/>
+          </w:rPr>
+          <w:t xml:space="preserve">Sem</w:t>
+        </w:r>
+      </w:ins>
+      <w:r>
+        <w:rPr>
+          <w:rFonts w:ascii="Arial" w:eastAsia="Arial" w:hAnsi="Arial" w:cs="Arial"/>
+          <w:sz w:val="28"/>
+          <w:szCs w:val="28"/>
+          <w:highlight w:val="yellow"/>
+        </w:rPr>
+        <w:t xml:space="preserve"> ilicitude, não há</w:t>
+      </w:r>
+      <w:r>
+        <w:rPr>
+          <w:rFonts w:ascii="Arial" w:eastAsia="Arial" w:hAnsi="Arial" w:cs="Arial"/>
+          <w:sz w:val="28"/>
+          <w:szCs w:val="28"/>
+          <w:highlight w:val="yellow"/>
+        </w:rPr>
+        <w:t xml:space="preserve"> </w:t>
+      </w:r>
+      <w:del w:id="1329" w:author="Assessor GDSXSR" w:date="2026-10-30T19:45:25Z">
+        <w:r>
+          <w:rPr>
+            <w:rFonts w:ascii="Arial" w:eastAsia="Arial" w:hAnsi="Arial" w:cs="Arial"/>
+            <w:sz w:val="28"/>
+            <w:szCs w:val="28"/>
+          </w:rPr>
+          <w:delText xml:space="preserve">que se</w:delText>
+        </w:r>
+        <w:r>
+          <w:rPr>
+            <w:rFonts w:ascii="Arial" w:eastAsia="Arial" w:hAnsi="Arial" w:cs="Arial"/>
+            <w:sz w:val="28"/>
+            <w:szCs w:val="28"/>
+          </w:rPr>
+          <w:delText xml:space="preserve"> falar em responsabilidade civil ou </w:delText>
+        </w:r>
+      </w:del>
+      <w:r>
+        <w:rPr>
+          <w:rFonts w:ascii="Arial" w:eastAsia="Arial" w:hAnsi="Arial" w:cs="Arial"/>
+          <w:sz w:val="28"/>
+          <w:szCs w:val="28"/>
+          <w:highlight w:val="yellow"/>
+        </w:rPr>
+        <w:t xml:space="preserve">dever de indenizar</w:t>
+      </w:r>
+      <w:ins w:id="1330" w:author="Assessor GDSXSR" w:date="2026-10-30T19:45:25Z">
+        <w:r>
+          <w:rPr>
+            <w:rFonts w:ascii="Arial" w:eastAsia="Arial" w:hAnsi="Arial" w:cs="Arial"/>
+            <w:color w:val="808080"/>
+            <w:sz w:val="28"/>
+            <w:szCs w:val="28"/>
+            <w:highlight w:val="yellow"/>
+          </w:rPr>
+          <w:t xml:space="preserve">, e o comprometimento da renda e o saldo negativo, por si sós, não ofendem direito da personalidade</w:t>
+        </w:r>
+      </w:ins>
+      <w:r>
+        <w:rPr>
+          <w:rFonts w:ascii="Arial" w:eastAsia="Arial" w:hAnsi="Arial" w:cs="Arial"/>
+          <w:sz w:val="28"/>
+          <w:szCs w:val="28"/>
+          <w:highlight w:val="yellow"/>
+        </w:rPr>
+        <w:t xml:space="preserve">.</w:t>
+      </w:r>
+    </w:p>
+    <w:p>
+      <w:pPr>
+        <w:spacing w:after="0" w:line="360" w:lineRule="auto"/>
+        <w:ind w:firstLine="2268"/>
+        <w:jc w:val="both"/>
+        <w:rPr>
+          <w:del w:id="1331" w:author="Assessor GDSXSR" w:date="2026-10-30T19:45:25Z"/>
+          <w:rFonts w:ascii="Arial" w:eastAsia="Arial" w:hAnsi="Arial" w:cs="Arial"/>
+          <w:sz w:val="28"/>
+          <w:szCs w:val="28"/>
+        </w:rPr>
+      </w:pPr>
+    </w:p>
+    <w:p>
+      <w:pPr>
+        <w:spacing w:after="0" w:line="360" w:lineRule="auto"/>
+        <w:ind w:firstLine="2268"/>
+        <w:jc w:val="both"/>
+        <w:rPr>
+          <w:del w:id="1333" w:author="Assessor GDSXSR" w:date="2026-10-30T19:45:25Z"/>
+          <w:rFonts w:ascii="Arial" w:eastAsia="Arial" w:hAnsi="Arial" w:cs="Arial"/>
+          <w:sz w:val="28"/>
+          <w:szCs w:val="28"/>
+        </w:rPr>
+      </w:pPr>
+      <w:del w:id="1332" w:author="Assessor GDSXSR" w:date="2026-10-30T19:45:25Z">
+        <w:r>
+          <w:rPr>
+            <w:rFonts w:ascii="Arial" w:eastAsia="Arial" w:hAnsi="Arial" w:cs="Arial"/>
+            <w:sz w:val="28"/>
+            <w:szCs w:val="28"/>
+          </w:rPr>
+          <w:delText>Ainda que a apelante sustente ter sofrido prejuízos em razão do comprometimento de sua renda e da manutenção de saldo negativo em conta, tais circunstâncias, por si só, não configuram lesão a direito da personalidade. Os fatos narrados relacionam-se aos efeitos patrimoniais decorrentes do cumprimento de obrigações livremente assumidas, não evidenciando ofensa à honra, à imagem, à intimidade ou à dignidade da consumidora apta a justificar indenização por dano moral.</w:delText>
+        </w:r>
+      </w:del>
+    </w:p>
+    <w:p>
+      <w:pPr>
+        <w:spacing w:after="0" w:line="360" w:lineRule="auto"/>
+        <w:ind w:firstLine="2268"/>
+        <w:jc w:val="both"/>
+        <w:rPr>
+          <w:rFonts w:ascii="Arial" w:eastAsia="Arial" w:hAnsi="Arial" w:cs="Arial"/>
+          <w:sz w:val="28"/>
+          <w:szCs w:val="28"/>
+        </w:rPr>
+      </w:pPr>
+    </w:p>
+    <w:p>
+      <w:pPr>
+        <w:spacing w:after="0" w:line="360" w:lineRule="auto"/>
+        <w:ind w:firstLine="2268"/>
+        <w:jc w:val="both"/>
+        <w:pPrChange w:id="1339" w:author="Assessor GDSXSR" w:date="2026-10-30T19:45:25Z">
+          <w:pPr>
+            <w:spacing w:after="0" w:line="360" w:lineRule="auto"/>
+            <w:ind w:firstLine="2268"/>
+            <w:jc w:val="both"/>
+          </w:pPr>
+        </w:pPrChange>
+      </w:pPr>
+      <w:del w:id="1334" w:author="Assessor GDSXSR" w:date="2026-10-30T19:45:25Z">
+        <w:r>
+          <w:rPr>
+            <w:rFonts w:ascii="Arial" w:eastAsia="Arial" w:hAnsi="Arial" w:cs="Arial"/>
+            <w:sz w:val="28"/>
+            <w:szCs w:val="28"/>
+          </w:rPr>
+          <w:delText xml:space="preserve">A</w:delText>
+        </w:r>
+      </w:del>
+      <w:ins w:id="1335" w:author="Assessor GDSXSR" w:date="2026-10-30T19:45:25Z">
+        <w:r>
+          <w:rPr>
+            <w:rFonts w:ascii="Arial" w:eastAsia="Arial" w:hAnsi="Arial" w:cs="Arial"/>
+            <w:color w:val="808080"/>
+            <w:sz w:val="28"/>
+            <w:szCs w:val="28"/>
+          </w:rPr>
+          <w:t xml:space="preserve">Nesse</w:t>
+        </w:r>
+      </w:ins>
+      <w:r>
+        <w:rPr>
+          <w:rFonts w:ascii="Arial" w:eastAsia="Arial" w:hAnsi="Arial" w:cs="Arial"/>
+          <w:sz w:val="28"/>
+          <w:szCs w:val="28"/>
+        </w:rPr>
+        <w:t xml:space="preserve"> </w:t>
+      </w:r>
+      <w:del w:id="1336" w:author="Assessor GDSXSR" w:date="2026-10-30T19:45:25Z">
+        <w:r>
+          <w:rPr>
+            <w:rFonts w:ascii="Arial" w:eastAsia="Arial" w:hAnsi="Arial" w:cs="Arial"/>
+            <w:sz w:val="28"/>
+            <w:szCs w:val="28"/>
+          </w:rPr>
+          <w:delText xml:space="preserve">propósito, confira-se</w:delText>
+        </w:r>
+        <w:r>
+          <w:rPr>
+            <w:rFonts w:ascii="Arial" w:eastAsia="Arial" w:hAnsi="Arial" w:cs="Arial"/>
+            <w:sz w:val="28"/>
+            <w:szCs w:val="28"/>
+          </w:rPr>
+          <w:delText xml:space="preserve"> o entendimento deste egrégio Tribunal de Justiça</w:delText>
+        </w:r>
+      </w:del>
+      <w:ins w:id="1337" w:author="Assessor GDSXSR" w:date="2026-10-30T19:45:25Z">
+        <w:r>
+          <w:rPr>
+            <w:rFonts w:ascii="Arial" w:eastAsia="Arial" w:hAnsi="Arial" w:cs="Arial"/>
+            <w:color w:val="808080"/>
+            <w:sz w:val="28"/>
+            <w:szCs w:val="28"/>
+          </w:rPr>
+          <w:t xml:space="preserve">sentido</w:t>
+        </w:r>
+      </w:ins>
+      <w:r>
+        <w:rPr>
+          <w:rFonts w:ascii="Arial" w:eastAsia="Arial" w:hAnsi="Arial" w:cs="Arial"/>
+          <w:sz w:val="28"/>
+          <w:szCs w:val="28"/>
+        </w:rPr>
+        <w:t xml:space="preserve">:</w:t>
+      </w:r>
+      <w:del w:id="1338" w:author="Assessor GDSXSR" w:date="2026-10-30T19:45:25Z">
+        <w:r>
+          <w:rPr>
+            <w:rFonts w:ascii="Arial" w:eastAsia="Arial" w:hAnsi="Arial" w:cs="Arial"/>
+            <w:sz w:val="28"/>
+            <w:szCs w:val="28"/>
+          </w:rPr>
+          <w:delText xml:space="preserve"> </w:delText>
+        </w:r>
+      </w:del>
+    </w:p>
+    <w:p>
+      <w:pPr>
+        <w:spacing w:after="0" w:line="360" w:lineRule="auto"/>
+        <w:ind w:firstLine="2268"/>
+        <w:jc w:val="both"/>
+        <w:rPr>
           <w:rFonts w:ascii="Arial" w:eastAsia="Arial" w:hAnsi="Arial" w:cs="Arial"/>
           <w:sz w:val="28"/>
           <w:szCs w:val="28"/>
@@ -9776,6 +9626,7 @@
         <w:ind w:left="2268"/>
         <w:jc w:val="both"/>
         <w:rPr>
+          <w:del w:id="1345" w:author="Assessor GDSXSR" w:date="2026-10-30T19:45:25Z"/>
           <w:rFonts w:ascii="Arial" w:eastAsia="Arial" w:hAnsi="Arial" w:cs="Arial"/>
           <w:i/>
           <w:iCs/>
@@ -9783,56 +9634,66 @@
           <w:szCs w:val="26"/>
         </w:rPr>
       </w:pPr>
-      <w:r>
-        <w:rPr>
-          <w:rFonts w:ascii="Arial" w:eastAsia="Arial" w:hAnsi="Arial" w:cs="Arial"/>
-          <w:i/>
-          <w:iCs/>
-          <w:sz w:val="26"/>
-          <w:szCs w:val="26"/>
-        </w:rPr>
-        <w:t>"</w:t>
-      </w:r>
-      <w:r>
-        <w:rPr>
-          <w:rFonts w:ascii="Arial" w:eastAsia="Arial" w:hAnsi="Arial" w:cs="Arial"/>
-          <w:i/>
-          <w:iCs/>
-          <w:sz w:val="26"/>
-          <w:szCs w:val="26"/>
-        </w:rPr>
-        <w:t>(...)</w:t>
-      </w:r>
-      <w:r>
-        <w:rPr>
-          <w:rFonts w:ascii="Arial" w:eastAsia="Arial" w:hAnsi="Arial" w:cs="Arial"/>
-          <w:i/>
-          <w:iCs/>
-          <w:sz w:val="26"/>
-          <w:szCs w:val="26"/>
-        </w:rPr>
-        <w:t xml:space="preserve"> </w:t>
-      </w:r>
-      <w:r>
-        <w:rPr>
-          <w:rFonts w:ascii="Arial" w:eastAsia="Arial" w:hAnsi="Arial" w:cs="Arial"/>
-          <w:i/>
-          <w:iCs/>
-          <w:sz w:val="26"/>
-          <w:szCs w:val="26"/>
-        </w:rPr>
-        <w:t xml:space="preserve">4. </w:t>
-      </w:r>
-      <w:r>
-        <w:rPr>
-          <w:rFonts w:ascii="Arial" w:eastAsia="Arial" w:hAnsi="Arial" w:cs="Arial"/>
-          <w:i/>
-          <w:iCs/>
-          <w:sz w:val="26"/>
-          <w:szCs w:val="26"/>
-        </w:rPr>
-        <w:t>O Tema 1.085 do STJ reconhece a licitude dos descontos em conta corrente desde que previamente autorizados pelo mutuário e enquanto perdurar a autorização concedida.</w:t>
-      </w:r>
+      <w:del w:id="1340" w:author="Assessor GDSXSR" w:date="2026-10-30T19:45:25Z">
+        <w:r>
+          <w:rPr>
+            <w:rFonts w:ascii="Arial" w:eastAsia="Arial" w:hAnsi="Arial" w:cs="Arial"/>
+            <w:i/>
+            <w:iCs/>
+            <w:sz w:val="26"/>
+            <w:szCs w:val="26"/>
+          </w:rPr>
+          <w:delText>"</w:delText>
+        </w:r>
+      </w:del>
+      <w:del w:id="1341" w:author="Assessor GDSXSR" w:date="2026-10-30T19:45:25Z">
+        <w:r>
+          <w:rPr>
+            <w:rFonts w:ascii="Arial" w:eastAsia="Arial" w:hAnsi="Arial" w:cs="Arial"/>
+            <w:i/>
+            <w:iCs/>
+            <w:sz w:val="26"/>
+            <w:szCs w:val="26"/>
+          </w:rPr>
+          <w:delText>(...)</w:delText>
+        </w:r>
+      </w:del>
+      <w:del w:id="1342" w:author="Assessor GDSXSR" w:date="2026-10-30T19:45:25Z">
+        <w:r>
+          <w:rPr>
+            <w:rFonts w:ascii="Arial" w:eastAsia="Arial" w:hAnsi="Arial" w:cs="Arial"/>
+            <w:i/>
+            <w:iCs/>
+            <w:sz w:val="26"/>
+            <w:szCs w:val="26"/>
+          </w:rPr>
+          <w:delText xml:space="preserve"> </w:delText>
+        </w:r>
+      </w:del>
+      <w:del w:id="1343" w:author="Assessor GDSXSR" w:date="2026-10-30T19:45:25Z">
+        <w:r>
+          <w:rPr>
+            <w:rFonts w:ascii="Arial" w:eastAsia="Arial" w:hAnsi="Arial" w:cs="Arial"/>
+            <w:i/>
+            <w:iCs/>
+            <w:sz w:val="26"/>
+            <w:szCs w:val="26"/>
+          </w:rPr>
+          <w:delText xml:space="preserve">4. </w:delText>
+        </w:r>
+      </w:del>
+      <w:del w:id="1344" w:author="Assessor GDSXSR" w:date="2026-10-30T19:45:25Z">
+        <w:r>
+          <w:rPr>
+            <w:rFonts w:ascii="Arial" w:eastAsia="Arial" w:hAnsi="Arial" w:cs="Arial"/>
+            <w:i/>
+            <w:iCs/>
+            <w:sz w:val="26"/>
+            <w:szCs w:val="26"/>
+          </w:rPr>
+          <w:delText>O Tema 1.085 do STJ reconhece a licitude dos descontos em conta corrente desde que previamente autorizados pelo mutuário e enquanto perdurar a autorização concedida.</w:delText>
+        </w:r>
+      </w:del>
     </w:p>
     <w:p>
       <w:pPr>
@@ -9842,30 +9703,217 @@
         <w:contextualSpacing w:val="0"/>
         <w:jc w:val="both"/>
         <w:rPr>
+          <w:del w:id="1350" w:author="Assessor GDSXSR" w:date="2026-10-30T19:45:25Z"/>
           <w:sz w:val="26"/>
           <w:szCs w:val="26"/>
         </w:rPr>
       </w:pPr>
-      <w:r>
-        <w:rPr>
+      <w:del w:id="1346" w:author="Assessor GDSXSR" w:date="2026-10-30T19:45:25Z">
+        <w:r>
+          <w:rPr>
+            <w:rFonts w:ascii="Arial" w:eastAsia="Arial" w:hAnsi="Arial" w:cs="Arial"/>
+            <w:i/>
+            <w:iCs/>
+            <w:sz w:val="26"/>
+            <w:szCs w:val="26"/>
+          </w:rPr>
+          <w:delText>(...)</w:delText>
+        </w:r>
+      </w:del>
+      <w:del w:id="1347" w:author="Assessor GDSXSR" w:date="2026-10-30T19:45:25Z">
+        <w:r>
+          <w:rPr>
+            <w:rFonts w:ascii="Arial" w:eastAsia="Arial" w:hAnsi="Arial" w:cs="Arial"/>
+            <w:i/>
+            <w:iCs/>
+            <w:sz w:val="26"/>
+            <w:szCs w:val="26"/>
+          </w:rPr>
+          <w:delText xml:space="preserve"> </w:delText>
+        </w:r>
+      </w:del>
+      <w:del w:id="1348" w:author="Assessor GDSXSR" w:date="2026-10-30T19:45:25Z">
+        <w:r>
+          <w:rPr>
+            <w:rFonts w:ascii="Arial" w:eastAsia="Arial" w:hAnsi="Arial" w:cs="Arial"/>
+            <w:i/>
+            <w:iCs/>
+            <w:sz w:val="26"/>
+            <w:szCs w:val="26"/>
+          </w:rPr>
+          <w:delText xml:space="preserve">15. </w:delText>
+        </w:r>
+      </w:del>
+      <w:del w:id="1349" w:author="Assessor GDSXSR" w:date="2026-10-30T19:45:25Z">
+        <w:r>
+          <w:rPr>
+            <w:rFonts w:ascii="Arial" w:eastAsia="Arial" w:hAnsi="Arial" w:cs="Arial"/>
+            <w:i/>
+            <w:iCs/>
+            <w:sz w:val="26"/>
+            <w:szCs w:val="26"/>
+          </w:rPr>
+          <w:delText xml:space="preserve">Também não se configura dano moral, uma vez que os descontos decorreram da execução de contratos válidos e não evidenciam violação aos direitos da personalidade nem situação excepcional apta a justificar compensação extrapatrimonial. </w:delText>
+        </w:r>
+      </w:del>
+    </w:p>
+    <w:p>
+      <w:pPr>
+        <w:pStyle w:val="PargrafodaLista"/>
+        <w:spacing w:after="0" w:line="360" w:lineRule="auto"/>
+        <w:ind w:left="2268"/>
+        <w:contextualSpacing w:val="0"/>
+        <w:jc w:val="both"/>
+        <w:rPr>
+          <w:del w:id="1352" w:author="Assessor GDSXSR" w:date="2026-10-30T19:45:25Z"/>
           <w:rFonts w:ascii="Arial" w:eastAsia="Arial" w:hAnsi="Arial" w:cs="Arial"/>
           <w:i/>
           <w:iCs/>
           <w:sz w:val="26"/>
           <w:szCs w:val="26"/>
         </w:rPr>
-        <w:t>(...)</w:t>
-      </w:r>
-      <w:r>
-        <w:rPr>
-          <w:rFonts w:ascii="Arial" w:eastAsia="Arial" w:hAnsi="Arial" w:cs="Arial"/>
+      </w:pPr>
+      <w:del w:id="1351" w:author="Assessor GDSXSR" w:date="2026-10-30T19:45:25Z">
+        <w:r>
+          <w:rPr>
+            <w:rFonts w:ascii="Arial" w:eastAsia="Arial" w:hAnsi="Arial" w:cs="Arial"/>
+            <w:i/>
+            <w:iCs/>
+            <w:sz w:val="26"/>
+            <w:szCs w:val="26"/>
+          </w:rPr>
+          <w:delText>IV. DISPOSITIVO E TESE</w:delText>
+        </w:r>
+      </w:del>
+    </w:p>
+    <w:p>
+      <w:pPr>
+        <w:pStyle w:val="PargrafodaLista"/>
+        <w:spacing w:after="0" w:line="360" w:lineRule="auto"/>
+        <w:ind w:left="2268"/>
+        <w:contextualSpacing w:val="0"/>
+        <w:jc w:val="both"/>
+        <w:rPr>
+          <w:del w:id="1355" w:author="Assessor GDSXSR" w:date="2026-10-30T19:45:25Z"/>
+          <w:sz w:val="26"/>
+          <w:szCs w:val="26"/>
+        </w:rPr>
+      </w:pPr>
+      <w:del w:id="1353" w:author="Assessor GDSXSR" w:date="2026-10-30T19:45:25Z">
+        <w:r>
+          <w:rPr>
+            <w:rFonts w:ascii="Arial" w:eastAsia="Arial" w:hAnsi="Arial" w:cs="Arial"/>
+            <w:i/>
+            <w:iCs/>
+            <w:sz w:val="26"/>
+            <w:szCs w:val="26"/>
+          </w:rPr>
+          <w:delText xml:space="preserve">16. </w:delText>
+        </w:r>
+      </w:del>
+      <w:del w:id="1354" w:author="Assessor GDSXSR" w:date="2026-10-30T19:45:25Z">
+        <w:r>
+          <w:rPr>
+            <w:rFonts w:ascii="Arial" w:eastAsia="Arial" w:hAnsi="Arial" w:cs="Arial"/>
+            <w:i/>
+            <w:iCs/>
+            <w:sz w:val="26"/>
+            <w:szCs w:val="26"/>
+          </w:rPr>
+          <w:delText xml:space="preserve">Recurso parcialmente provido para determinar às instituições financeiras a interrupção dos descontos automáticos realizados na conta corrente da autora, mantida a improcedência dos pedidos de repetição do indébito e indenização por danos morais. </w:delText>
+        </w:r>
+      </w:del>
+    </w:p>
+    <w:p>
+      <w:pPr>
+        <w:pStyle w:val="PargrafodaLista"/>
+        <w:spacing w:after="0" w:line="360" w:lineRule="auto"/>
+        <w:ind w:left="2268"/>
+        <w:contextualSpacing w:val="0"/>
+        <w:jc w:val="both"/>
+        <w:rPr>
+          <w:del w:id="1360" w:author="Assessor GDSXSR" w:date="2026-10-30T19:45:25Z"/>
+          <w:sz w:val="26"/>
+          <w:szCs w:val="26"/>
+        </w:rPr>
+      </w:pPr>
+      <w:del w:id="1356" w:author="Assessor GDSXSR" w:date="2026-10-30T19:45:25Z">
+        <w:r>
+          <w:rPr>
+            <w:rFonts w:ascii="Arial" w:eastAsia="Arial" w:hAnsi="Arial" w:cs="Arial"/>
+            <w:i/>
+            <w:iCs/>
+            <w:sz w:val="26"/>
+            <w:szCs w:val="26"/>
+          </w:rPr>
+          <w:lastRenderedPageBreak/>
+          <w:delText>T</w:delText>
+        </w:r>
+      </w:del>
+      <w:del w:id="1357" w:author="Assessor GDSXSR" w:date="2026-10-30T19:45:25Z">
+        <w:r>
+          <w:rPr>
+            <w:rFonts w:ascii="Arial" w:eastAsia="Arial" w:hAnsi="Arial" w:cs="Arial"/>
+            <w:i/>
+            <w:iCs/>
+            <w:sz w:val="26"/>
+            <w:szCs w:val="26"/>
+          </w:rPr>
+          <w:delText xml:space="preserve">ese de julgamento: </w:delText>
+        </w:r>
+      </w:del>
+      <w:del w:id="1358" w:author="Assessor GDSXSR" w:date="2026-10-30T19:45:25Z">
+        <w:r>
+          <w:rPr>
+            <w:rFonts w:ascii="Arial" w:eastAsia="Arial" w:hAnsi="Arial" w:cs="Arial"/>
+            <w:i/>
+            <w:iCs/>
+            <w:sz w:val="26"/>
+            <w:szCs w:val="26"/>
+          </w:rPr>
+          <w:delText>'1</w:delText>
+        </w:r>
+      </w:del>
+      <w:del w:id="1359" w:author="Assessor GDSXSR" w:date="2026-10-30T19:45:25Z">
+        <w:r>
+          <w:rPr>
+            <w:rFonts w:ascii="Arial" w:eastAsia="Arial" w:hAnsi="Arial" w:cs="Arial"/>
+            <w:i/>
+            <w:iCs/>
+            <w:sz w:val="26"/>
+            <w:szCs w:val="26"/>
+          </w:rPr>
+          <w:delText xml:space="preserve">. Os descontos de parcelas de empréstimo bancário em conta corrente são lícitos apenas enquanto perdurar a autorização conferida pelo mutuário, nos termos do Tema 1.085 do STJ.  </w:delText>
+        </w:r>
+      </w:del>
+    </w:p>
+    <w:p>
+      <w:pPr>
+        <w:pStyle w:val="PargrafodaLista"/>
+        <w:spacing w:after="0" w:line="360" w:lineRule="auto"/>
+        <w:ind w:left="2268"/>
+        <w:contextualSpacing w:val="0"/>
+        <w:jc w:val="both"/>
+        <w:rPr>
           <w:i/>
           <w:iCs/>
           <w:sz w:val="26"/>
           <w:szCs w:val="26"/>
         </w:rPr>
-        <w:t xml:space="preserve"> </w:t>
-      </w:r>
+      </w:pPr>
+      <w:ins w:id="1361" w:author="Assessor GDSXSR" w:date="2026-10-30T19:45:25Z">
+        <w:r>
+          <w:rPr>
+            <w:rFonts w:ascii="Arial" w:eastAsia="Arial" w:hAnsi="Arial" w:cs="Arial"/>
+            <w:i/>
+            <w:iCs/>
+            <w:color w:val="808080"/>
+            <w:sz w:val="26"/>
+            <w:szCs w:val="26"/>
+          </w:rPr>
+          <w:t xml:space="preserve">"</w:t>
+        </w:r>
+      </w:ins>
       <w:r>
         <w:rPr>
           <w:rFonts w:ascii="Arial" w:eastAsia="Arial" w:hAnsi="Arial" w:cs="Arial"/>
@@ -9874,7 +9922,27 @@
           <w:sz w:val="26"/>
           <w:szCs w:val="26"/>
         </w:rPr>
-        <w:t xml:space="preserve">15. </w:t>
+        <w:t xml:space="preserve">(...)</w:t>
+      </w:r>
+      <w:r>
+        <w:rPr>
+          <w:rFonts w:ascii="Arial" w:eastAsia="Arial" w:hAnsi="Arial" w:cs="Arial"/>
+          <w:i/>
+          <w:iCs/>
+          <w:sz w:val="26"/>
+          <w:szCs w:val="26"/>
+        </w:rPr>
+        <w:t xml:space="preserve"> </w:t>
+      </w:r>
+      <w:r>
+        <w:rPr>
+          <w:rFonts w:ascii="Arial" w:eastAsia="Arial" w:hAnsi="Arial" w:cs="Arial"/>
+          <w:i/>
+          <w:iCs/>
+          <w:sz w:val="26"/>
+          <w:szCs w:val="26"/>
+        </w:rPr>
+        <w:t xml:space="preserve">5. A manutenção dos descontos decorrentes de contrato válido, antes do reconhecimento judicial da revogação da autorização, </w:t>
       </w:r>
       <w:r>
         <w:rPr>
@@ -9885,7 +9953,7 @@
           <w:szCs w:val="26"/>
           <w:u w:val="single"/>
         </w:rPr>
-        <w:t xml:space="preserve">Também não se configura dano moral, uma vez que os descontos decorreram da execução de contratos válidos</w:t>
+        <w:t xml:space="preserve">não configura dano moral indenizável</w:t>
       </w:r>
       <w:r>
         <w:rPr>
@@ -9895,26 +9963,59 @@
           <w:sz w:val="26"/>
           <w:szCs w:val="26"/>
         </w:rPr>
-        <w:t xml:space="preserve"> e não evidenciam violação aos direitos da personalidade nem situação excepcional apta a justificar compensação extrapatrimonial. </w:t>
-      </w:r>
-    </w:p>
-    <w:p>
-      <w:pPr>
-        <w:pStyle w:val="PargrafodaLista"/>
-        <w:spacing w:after="0" w:line="360" w:lineRule="auto"/>
-        <w:ind w:left="2268"/>
-        <w:contextualSpacing w:val="0"/>
-        <w:jc w:val="both"/>
-        <w:rPr>
-          <w:del w:id="1342" w:author="Assessor GDSXSR" w:date="2026-10-29T21:14:30Z"/>
+        <w:t xml:space="preserve">.</w:t>
+      </w:r>
+      <w:del w:id="1362" w:author="Assessor GDSXSR" w:date="2026-10-30T19:45:25Z">
+        <w:r>
+          <w:rPr>
+            <w:rFonts w:ascii="Arial" w:eastAsia="Arial" w:hAnsi="Arial" w:cs="Arial"/>
+            <w:i/>
+            <w:iCs/>
+            <w:sz w:val="26"/>
+            <w:szCs w:val="26"/>
+          </w:rPr>
+          <w:delText xml:space="preserve">'</w:delText>
+        </w:r>
+      </w:del>
+      <w:r>
+        <w:rPr>
           <w:rFonts w:ascii="Arial" w:eastAsia="Arial" w:hAnsi="Arial" w:cs="Arial"/>
           <w:i/>
           <w:iCs/>
           <w:sz w:val="26"/>
           <w:szCs w:val="26"/>
         </w:rPr>
-      </w:pPr>
-      <w:del w:id="1341" w:author="Assessor GDSXSR" w:date="2026-10-29T21:14:30Z">
+        <w:t xml:space="preserve"> (...)</w:t>
+      </w:r>
+      <w:r>
+        <w:rPr>
+          <w:rFonts w:ascii="Arial" w:eastAsia="Arial" w:hAnsi="Arial" w:cs="Arial"/>
+          <w:i/>
+          <w:iCs/>
+          <w:sz w:val="26"/>
+          <w:szCs w:val="26"/>
+        </w:rPr>
+        <w:t xml:space="preserve">"</w:t>
+      </w:r>
+      <w:r>
+        <w:rPr>
+          <w:rFonts w:ascii="Arial" w:eastAsia="Arial" w:hAnsi="Arial" w:cs="Arial"/>
+          <w:sz w:val="26"/>
+          <w:szCs w:val="26"/>
+        </w:rPr>
+        <w:t xml:space="preserve"> </w:t>
+      </w:r>
+      <w:r>
+        <w:rPr>
+          <w:rFonts w:ascii="Arial" w:eastAsia="Arial" w:hAnsi="Arial" w:cs="Arial"/>
+          <w:i/>
+          <w:iCs/>
+          <w:sz w:val="26"/>
+          <w:szCs w:val="26"/>
+        </w:rPr>
+        <w:t xml:space="preserve">(Acórdão 2153707, 0705661-65.2024.8.07.0014, Relator(a): EDI MARIA COUTINHO BIZZI, Relator(a) Designado(a): MÁRIO-ZAM BELMIRO, 4ª TURMA CÍVEL, data de julgamento: 22/07/2026, publicado no DJe: 30/07/2026)</w:t>
+      </w:r>
+      <w:del w:id="1363" w:author="Assessor GDSXSR" w:date="2026-10-30T19:45:25Z">
         <w:r>
           <w:rPr>
             <w:rFonts w:ascii="Arial" w:eastAsia="Arial" w:hAnsi="Arial" w:cs="Arial"/>
@@ -9923,228 +10024,20 @@
             <w:sz w:val="26"/>
             <w:szCs w:val="26"/>
           </w:rPr>
-          <w:delText>IV. DISPOSITIVO E TESE</w:delText>
-        </w:r>
-      </w:del>
-    </w:p>
-    <w:p>
-      <w:pPr>
-        <w:pStyle w:val="PargrafodaLista"/>
-        <w:spacing w:after="0" w:line="360" w:lineRule="auto"/>
-        <w:ind w:left="2268"/>
-        <w:contextualSpacing w:val="0"/>
-        <w:jc w:val="both"/>
-        <w:rPr>
-          <w:del w:id="1345" w:author="Assessor GDSXSR" w:date="2026-10-29T21:14:30Z"/>
-          <w:sz w:val="26"/>
-          <w:szCs w:val="26"/>
-        </w:rPr>
-      </w:pPr>
-      <w:del w:id="1343" w:author="Assessor GDSXSR" w:date="2026-10-29T21:14:30Z">
-        <w:r>
-          <w:rPr>
-            <w:rFonts w:ascii="Arial" w:eastAsia="Arial" w:hAnsi="Arial" w:cs="Arial"/>
-            <w:i/>
-            <w:iCs/>
-            <w:sz w:val="26"/>
-            <w:szCs w:val="26"/>
-          </w:rPr>
-          <w:delText xml:space="preserve">16. </w:delText>
-        </w:r>
-      </w:del>
-      <w:del w:id="1344" w:author="Assessor GDSXSR" w:date="2026-10-29T21:14:30Z">
-        <w:r>
-          <w:rPr>
-            <w:rFonts w:ascii="Arial" w:eastAsia="Arial" w:hAnsi="Arial" w:cs="Arial"/>
-            <w:i/>
-            <w:iCs/>
-            <w:sz w:val="26"/>
-            <w:szCs w:val="26"/>
-          </w:rPr>
-          <w:delText xml:space="preserve">Recurso parcialmente provido para determinar às instituições financeiras a interrupção dos descontos automáticos realizados na conta corrente da autora, mantida a improcedência dos pedidos de repetição do indébito e indenização por danos morais. </w:delText>
-        </w:r>
-      </w:del>
-    </w:p>
-    <w:p>
-      <w:pPr>
-        <w:pStyle w:val="PargrafodaLista"/>
-        <w:spacing w:after="0" w:line="360" w:lineRule="auto"/>
-        <w:ind w:left="2268"/>
-        <w:contextualSpacing w:val="0"/>
-        <w:jc w:val="both"/>
-        <w:rPr>
-          <w:del w:id="1350" w:author="Assessor GDSXSR" w:date="2026-10-29T21:14:30Z"/>
-          <w:sz w:val="26"/>
-          <w:szCs w:val="26"/>
-        </w:rPr>
-      </w:pPr>
-      <w:del w:id="1346" w:author="Assessor GDSXSR" w:date="2026-10-29T21:14:30Z">
-        <w:r>
-          <w:rPr>
-            <w:rFonts w:ascii="Arial" w:eastAsia="Arial" w:hAnsi="Arial" w:cs="Arial"/>
-            <w:i/>
-            <w:iCs/>
-            <w:sz w:val="26"/>
-            <w:szCs w:val="26"/>
-          </w:rPr>
-          <w:lastRenderedPageBreak/>
-          <w:delText>T</w:delText>
-        </w:r>
-      </w:del>
-      <w:del w:id="1347" w:author="Assessor GDSXSR" w:date="2026-10-29T21:14:30Z">
-        <w:r>
-          <w:rPr>
-            <w:rFonts w:ascii="Arial" w:eastAsia="Arial" w:hAnsi="Arial" w:cs="Arial"/>
-            <w:i/>
-            <w:iCs/>
-            <w:sz w:val="26"/>
-            <w:szCs w:val="26"/>
-          </w:rPr>
-          <w:delText xml:space="preserve">ese de julgamento: </w:delText>
-        </w:r>
-      </w:del>
-      <w:del w:id="1348" w:author="Assessor GDSXSR" w:date="2026-10-29T21:14:30Z">
-        <w:r>
-          <w:rPr>
-            <w:rFonts w:ascii="Arial" w:eastAsia="Arial" w:hAnsi="Arial" w:cs="Arial"/>
-            <w:i/>
-            <w:iCs/>
-            <w:sz w:val="26"/>
-            <w:szCs w:val="26"/>
-          </w:rPr>
-          <w:delText>'1</w:delText>
-        </w:r>
-      </w:del>
-      <w:del w:id="1349" w:author="Assessor GDSXSR" w:date="2026-10-29T21:14:30Z">
-        <w:r>
-          <w:rPr>
-            <w:rFonts w:ascii="Arial" w:eastAsia="Arial" w:hAnsi="Arial" w:cs="Arial"/>
-            <w:i/>
-            <w:iCs/>
-            <w:sz w:val="26"/>
-            <w:szCs w:val="26"/>
-          </w:rPr>
-          <w:delText xml:space="preserve">. Os descontos de parcelas de empréstimo bancário em conta corrente são lícitos apenas enquanto perdurar a autorização conferida pelo mutuário, nos termos do Tema 1.085 do STJ.  </w:delText>
-        </w:r>
-      </w:del>
-    </w:p>
-    <w:p>
-      <w:pPr>
-        <w:pStyle w:val="PargrafodaLista"/>
-        <w:spacing w:after="0" w:line="360" w:lineRule="auto"/>
-        <w:ind w:left="2268"/>
-        <w:contextualSpacing w:val="0"/>
-        <w:jc w:val="both"/>
-        <w:rPr>
+          <w:delText xml:space="preserve">.</w:delText>
+        </w:r>
+      </w:del>
+      <w:r>
+        <w:rPr>
+          <w:rFonts w:ascii="Arial" w:eastAsia="Arial" w:hAnsi="Arial" w:cs="Arial"/>
           <w:i/>
           <w:iCs/>
           <w:sz w:val="26"/>
           <w:szCs w:val="26"/>
         </w:rPr>
-      </w:pPr>
-      <w:r>
-        <w:rPr>
-          <w:rFonts w:ascii="Arial" w:eastAsia="Arial" w:hAnsi="Arial" w:cs="Arial"/>
-          <w:i/>
-          <w:iCs/>
-          <w:sz w:val="26"/>
-          <w:szCs w:val="26"/>
-        </w:rPr>
-        <w:t xml:space="preserve">(...)</w:t>
-      </w:r>
-      <w:r>
-        <w:rPr>
-          <w:rFonts w:ascii="Arial" w:eastAsia="Arial" w:hAnsi="Arial" w:cs="Arial"/>
-          <w:i/>
-          <w:iCs/>
-          <w:sz w:val="26"/>
-          <w:szCs w:val="26"/>
-        </w:rPr>
         <w:t xml:space="preserve"> </w:t>
       </w:r>
-      <w:r>
-        <w:rPr>
-          <w:rFonts w:ascii="Arial" w:eastAsia="Arial" w:hAnsi="Arial" w:cs="Arial"/>
-          <w:i/>
-          <w:iCs/>
-          <w:sz w:val="26"/>
-          <w:szCs w:val="26"/>
-        </w:rPr>
-        <w:t xml:space="preserve">5. A manutenção dos descontos decorrentes de contrato válido, antes do reconhecimento judicial da revogação da autorização, não configura dano moral indenizável.</w:t>
-      </w:r>
-      <w:del w:id="1351" w:author="Assessor GDSXSR" w:date="2026-10-29T21:14:30Z">
-        <w:r>
-          <w:rPr>
-            <w:rFonts w:ascii="Arial" w:eastAsia="Arial" w:hAnsi="Arial" w:cs="Arial"/>
-            <w:i/>
-            <w:iCs/>
-            <w:sz w:val="26"/>
-            <w:szCs w:val="26"/>
-          </w:rPr>
-          <w:delText xml:space="preserve">'</w:delText>
-        </w:r>
-      </w:del>
-      <w:r>
-        <w:rPr>
-          <w:rFonts w:ascii="Arial" w:eastAsia="Arial" w:hAnsi="Arial" w:cs="Arial"/>
-          <w:i/>
-          <w:iCs/>
-          <w:sz w:val="26"/>
-          <w:szCs w:val="26"/>
-        </w:rPr>
-        <w:t xml:space="preserve"> (...)</w:t>
-      </w:r>
-      <w:r>
-        <w:rPr>
-          <w:rFonts w:ascii="Arial" w:eastAsia="Arial" w:hAnsi="Arial" w:cs="Arial"/>
-          <w:i/>
-          <w:iCs/>
-          <w:sz w:val="26"/>
-          <w:szCs w:val="26"/>
-        </w:rPr>
-        <w:t xml:space="preserve">"</w:t>
-      </w:r>
-      <w:r>
-        <w:rPr>
-          <w:rFonts w:ascii="Arial" w:eastAsia="Arial" w:hAnsi="Arial" w:cs="Arial"/>
-          <w:sz w:val="26"/>
-          <w:szCs w:val="26"/>
-        </w:rPr>
-        <w:t xml:space="preserve"> </w:t>
-      </w:r>
-      <w:r>
-        <w:rPr>
-          <w:rFonts w:ascii="Arial" w:eastAsia="Arial" w:hAnsi="Arial" w:cs="Arial"/>
-          <w:i/>
-          <w:iCs/>
-          <w:sz w:val="26"/>
-          <w:szCs w:val="26"/>
-        </w:rPr>
-        <w:t xml:space="preserve">(Acórdão 2153707, 0705661-65.2024.8.07.0014, Relator(a): EDI MARIA COUTINHO BIZZI, Relator(a) Designado(a): MÁRIO-ZAM BELMIRO, 4ª TURMA CÍVEL, data de julgamento: 22/07/2026, publicado no DJe: 30/07/2026)</w:t>
-      </w:r>
-      <w:del w:id="1352" w:author="Assessor GDSXSR" w:date="2026-10-29T21:14:30Z">
-        <w:r>
-          <w:rPr>
-            <w:rFonts w:ascii="Arial" w:eastAsia="Arial" w:hAnsi="Arial" w:cs="Arial"/>
-            <w:i/>
-            <w:iCs/>
-            <w:sz w:val="26"/>
-            <w:szCs w:val="26"/>
-          </w:rPr>
-          <w:delText xml:space="preserve">.</w:delText>
-        </w:r>
-      </w:del>
-      <w:r>
-        <w:rPr>
-          <w:rFonts w:ascii="Arial" w:eastAsia="Arial" w:hAnsi="Arial" w:cs="Arial"/>
-          <w:i/>
-          <w:iCs/>
-          <w:sz w:val="26"/>
-          <w:szCs w:val="26"/>
-        </w:rPr>
-        <w:t xml:space="preserve"> </w:t>
-      </w:r>
-      <w:ins w:id="1353" w:author="Assessor GDSXSR" w:date="2026-10-29T21:14:30Z">
+      <w:ins w:id="1364" w:author="Assessor GDSXSR" w:date="2026-10-30T19:45:25Z">
         <w:r>
           <w:rPr>
             <w:rFonts w:ascii="Arial" w:eastAsia="Arial" w:hAnsi="Arial" w:cs="Arial"/>
@@ -10164,7 +10057,7 @@
         <w:ind w:firstLine="2268"/>
         <w:jc w:val="both"/>
         <w:rPr>
-          <w:del w:id="1354" w:author="Assessor GDSXSR" w:date="2026-10-29T21:14:30Z"/>
+          <w:del w:id="1365" w:author="Assessor GDSXSR" w:date="2026-10-30T19:45:25Z"/>
           <w:rFonts w:ascii="Arial" w:eastAsia="Arial" w:hAnsi="Arial" w:cs="Arial"/>
           <w:sz w:val="26"/>
           <w:szCs w:val="26"/>
@@ -10177,7 +10070,7 @@
         <w:ind w:left="2268"/>
         <w:jc w:val="both"/>
         <w:rPr>
-          <w:del w:id="1358" w:author="Assessor GDSXSR" w:date="2026-10-29T21:14:30Z"/>
+          <w:del w:id="1369" w:author="Assessor GDSXSR" w:date="2026-10-30T19:45:25Z"/>
           <w:rFonts w:ascii="Arial" w:eastAsia="Arial" w:hAnsi="Arial" w:cs="Arial"/>
           <w:i/>
           <w:iCs/>
@@ -10185,7 +10078,7 @@
           <w:szCs w:val="26"/>
         </w:rPr>
       </w:pPr>
-      <w:del w:id="1355" w:author="Assessor GDSXSR" w:date="2026-10-29T21:14:30Z">
+      <w:del w:id="1366" w:author="Assessor GDSXSR" w:date="2026-10-30T19:45:25Z">
         <w:r>
           <w:rPr>
             <w:rFonts w:ascii="Arial" w:eastAsia="Arial" w:hAnsi="Arial" w:cs="Arial"/>
@@ -10197,7 +10090,7 @@
           <w:delText>"(...)</w:delText>
         </w:r>
       </w:del>
-      <w:del w:id="1356" w:author="Assessor GDSXSR" w:date="2026-10-29T21:14:30Z">
+      <w:del w:id="1367" w:author="Assessor GDSXSR" w:date="2026-10-30T19:45:25Z">
         <w:r>
           <w:rPr>
             <w:rFonts w:ascii="Arial" w:eastAsia="Arial" w:hAnsi="Arial" w:cs="Arial"/>
@@ -10209,7 +10102,7 @@
           <w:delText xml:space="preserve"> </w:delText>
         </w:r>
       </w:del>
-      <w:del w:id="1357" w:author="Assessor GDSXSR" w:date="2026-10-29T21:14:30Z">
+      <w:del w:id="1368" w:author="Assessor GDSXSR" w:date="2026-10-30T19:45:25Z">
         <w:r>
           <w:rPr>
             <w:rFonts w:ascii="Arial" w:eastAsia="Arial" w:hAnsi="Arial" w:cs="Arial"/>
@@ -10228,7 +10121,7 @@
         <w:ind w:left="2268"/>
         <w:jc w:val="both"/>
         <w:rPr>
-          <w:del w:id="1360" w:author="Assessor GDSXSR" w:date="2026-10-29T21:14:30Z"/>
+          <w:del w:id="1371" w:author="Assessor GDSXSR" w:date="2026-10-30T19:45:25Z"/>
           <w:rFonts w:ascii="Arial" w:eastAsia="Arial" w:hAnsi="Arial" w:cs="Arial"/>
           <w:i/>
           <w:iCs/>
@@ -10236,7 +10129,7 @@
           <w:szCs w:val="26"/>
         </w:rPr>
       </w:pPr>
-      <w:del w:id="1359" w:author="Assessor GDSXSR" w:date="2026-10-29T21:14:30Z">
+      <w:del w:id="1370" w:author="Assessor GDSXSR" w:date="2026-10-30T19:45:25Z">
         <w:r>
           <w:rPr>
             <w:rFonts w:ascii="Arial" w:eastAsia="Arial" w:hAnsi="Arial" w:cs="Arial"/>
@@ -10255,7 +10148,7 @@
         <w:ind w:left="2268"/>
         <w:jc w:val="both"/>
         <w:rPr>
-          <w:del w:id="1362" w:author="Assessor GDSXSR" w:date="2026-10-29T21:14:30Z"/>
+          <w:del w:id="1373" w:author="Assessor GDSXSR" w:date="2026-10-30T19:45:25Z"/>
           <w:rFonts w:ascii="Arial" w:eastAsia="Arial" w:hAnsi="Arial" w:cs="Arial"/>
           <w:i/>
           <w:iCs/>
@@ -10263,7 +10156,7 @@
           <w:szCs w:val="26"/>
         </w:rPr>
       </w:pPr>
-      <w:del w:id="1361" w:author="Assessor GDSXSR" w:date="2026-10-29T21:14:30Z">
+      <w:del w:id="1372" w:author="Assessor GDSXSR" w:date="2026-10-30T19:45:25Z">
         <w:r>
           <w:rPr>
             <w:rFonts w:ascii="Arial" w:eastAsia="Arial" w:hAnsi="Arial" w:cs="Arial"/>
@@ -10282,12 +10175,12 @@
         <w:ind w:left="2268"/>
         <w:jc w:val="both"/>
         <w:rPr>
-          <w:del w:id="1364" w:author="Assessor GDSXSR" w:date="2026-10-29T21:14:30Z"/>
+          <w:del w:id="1375" w:author="Assessor GDSXSR" w:date="2026-10-30T19:45:25Z"/>
           <w:sz w:val="26"/>
           <w:szCs w:val="26"/>
         </w:rPr>
       </w:pPr>
-      <w:del w:id="1363" w:author="Assessor GDSXSR" w:date="2026-10-29T21:14:30Z">
+      <w:del w:id="1374" w:author="Assessor GDSXSR" w:date="2026-10-30T19:45:25Z">
         <w:r>
           <w:rPr>
             <w:rFonts w:ascii="Arial" w:eastAsia="Arial" w:hAnsi="Arial" w:cs="Arial"/>
@@ -10306,7 +10199,7 @@
         <w:ind w:left="2268"/>
         <w:jc w:val="both"/>
         <w:rPr>
-          <w:del w:id="1373" w:author="Assessor GDSXSR" w:date="2026-10-29T21:14:30Z"/>
+          <w:del w:id="1384" w:author="Assessor GDSXSR" w:date="2026-10-30T19:45:25Z"/>
           <w:rFonts w:ascii="Arial" w:eastAsia="Arial" w:hAnsi="Arial" w:cs="Arial"/>
           <w:i/>
           <w:iCs/>
@@ -10314,7 +10207,7 @@
           <w:szCs w:val="26"/>
         </w:rPr>
       </w:pPr>
-      <w:del w:id="1365" w:author="Assessor GDSXSR" w:date="2026-10-29T21:14:30Z">
+      <w:del w:id="1376" w:author="Assessor GDSXSR" w:date="2026-10-30T19:45:25Z">
         <w:r>
           <w:rPr>
             <w:rFonts w:ascii="Arial" w:eastAsia="Arial" w:hAnsi="Arial" w:cs="Arial"/>
@@ -10326,7 +10219,7 @@
           <w:delText xml:space="preserve">(...) </w:delText>
         </w:r>
       </w:del>
-      <w:del w:id="1366" w:author="Assessor GDSXSR" w:date="2026-10-29T21:14:30Z">
+      <w:del w:id="1377" w:author="Assessor GDSXSR" w:date="2026-10-30T19:45:25Z">
         <w:r>
           <w:rPr>
             <w:rFonts w:ascii="Arial" w:eastAsia="Arial" w:hAnsi="Arial" w:cs="Arial"/>
@@ -10338,7 +10231,7 @@
           <w:delText>2. A limitação dos descontos bancários constitui medida de compatibilização entre o direito de crédito e o mínimo existencial, não pressupõe ilicitude da instituição financeira e não configura dano moral indenizável quando o comprometimento da renda decorre de sucessivas contratações de crédito promovidas pelo próprio consumidor</w:delText>
         </w:r>
       </w:del>
-      <w:del w:id="1367" w:author="Assessor GDSXSR" w:date="2026-10-29T21:14:30Z">
+      <w:del w:id="1378" w:author="Assessor GDSXSR" w:date="2026-10-30T19:45:25Z">
         <w:r>
           <w:rPr>
             <w:rFonts w:ascii="Arial" w:eastAsia="Arial" w:hAnsi="Arial" w:cs="Arial"/>
@@ -10350,7 +10243,7 @@
           <w:delText xml:space="preserve"> (...)</w:delText>
         </w:r>
       </w:del>
-      <w:del w:id="1368" w:author="Assessor GDSXSR" w:date="2026-10-29T21:14:30Z">
+      <w:del w:id="1379" w:author="Assessor GDSXSR" w:date="2026-10-30T19:45:25Z">
         <w:r>
           <w:rPr>
             <w:rFonts w:ascii="Arial" w:eastAsia="Arial" w:hAnsi="Arial" w:cs="Arial"/>
@@ -10362,7 +10255,7 @@
           <w:delText>"</w:delText>
         </w:r>
       </w:del>
-      <w:del w:id="1369" w:author="Assessor GDSXSR" w:date="2026-10-29T21:14:30Z">
+      <w:del w:id="1380" w:author="Assessor GDSXSR" w:date="2026-10-30T19:45:25Z">
         <w:r>
           <w:rPr>
             <w:rFonts w:ascii="Arial" w:eastAsia="Arial" w:hAnsi="Arial" w:cs="Arial"/>
@@ -10374,7 +10267,7 @@
           <w:delText xml:space="preserve"> </w:delText>
         </w:r>
       </w:del>
-      <w:del w:id="1370" w:author="Assessor GDSXSR" w:date="2026-10-29T21:14:30Z">
+      <w:del w:id="1381" w:author="Assessor GDSXSR" w:date="2026-10-30T19:45:25Z">
         <w:r>
           <w:rPr>
             <w:rFonts w:ascii="Arial" w:eastAsia="Arial" w:hAnsi="Arial" w:cs="Arial"/>
@@ -10386,7 +10279,7 @@
           <w:delText xml:space="preserve">(Acórdão 2149604, 0700750-34.2024.8.07.0006, Relator(a): ALFEU MACHADO, 6ª TURMA CÍVEL, data de </w:delText>
         </w:r>
       </w:del>
-      <w:del w:id="1371" w:author="Assessor GDSXSR" w:date="2026-10-29T21:14:30Z">
+      <w:del w:id="1382" w:author="Assessor GDSXSR" w:date="2026-10-30T19:45:25Z">
         <w:r>
           <w:rPr>
             <w:rFonts w:ascii="Arial" w:eastAsia="Arial" w:hAnsi="Arial" w:cs="Arial"/>
@@ -10399,7 +10292,7 @@
           <w:delText>julgamento: 08/07/2026, publicado no DJe: 27/07/2026)</w:delText>
         </w:r>
       </w:del>
-      <w:del w:id="1372" w:author="Assessor GDSXSR" w:date="2026-10-29T21:14:30Z">
+      <w:del w:id="1383" w:author="Assessor GDSXSR" w:date="2026-10-30T19:45:25Z">
         <w:r>
           <w:rPr>
             <w:rFonts w:ascii="Arial" w:eastAsia="Arial" w:hAnsi="Arial" w:cs="Arial"/>
@@ -10634,7 +10527,7 @@
         </w:rPr>
         <w:t xml:space="preserve"> (CPC</w:t>
       </w:r>
-      <w:del w:id="1374" w:author="Assessor GDSXSR" w:date="2026-10-29T21:14:30Z">
+      <w:del w:id="1385" w:author="Assessor GDSXSR" w:date="2026-10-30T19:45:25Z">
         <w:r>
           <w:rPr>
             <w:rFonts w:ascii="Arial" w:hAnsi="Arial" w:cs="Arial"/>
@@ -10668,7 +10561,7 @@
         </w:rPr>
         <w:t xml:space="preserve">, observada a suspensão da exigibilidade da verba sucumbencial, em razão da gratuidade de justiça que lhe foi conferida (CPC</w:t>
       </w:r>
-      <w:del w:id="1375" w:author="Assessor GDSXSR" w:date="2026-10-29T21:14:30Z">
+      <w:del w:id="1386" w:author="Assessor GDSXSR" w:date="2026-10-30T19:45:25Z">
         <w:r>
           <w:rPr>
             <w:rFonts w:ascii="Arial" w:hAnsi="Arial" w:cs="Arial"/>
@@ -10794,7 +10687,7 @@
           <w:b/>
           <w:bCs/>
           <w:color w:val="00B050"/>
-          <w:rPrChange w:id="1381" w:author="Assessor GDSXSR" w:date="2026-10-29T21:14:30Z">
+          <w:rPrChange w:id="1392" w:author="Assessor GDSXSR" w:date="2026-10-30T19:45:25Z">
             <w:rPr>
               <w:b/>
               <w:bCs/>
@@ -10813,7 +10706,7 @@
         <w:rPr>
           <w:rFonts w:ascii="Calibri" w:eastAsia="Calibri" w:hAnsi="Calibri" w:cs="Calibri"/>
           <w:color w:val="00B050"/>
-          <w:rPrChange w:id="1382" w:author="Assessor GDSXSR" w:date="2026-10-29T21:14:30Z">
+          <w:rPrChange w:id="1393" w:author="Assessor GDSXSR" w:date="2026-10-30T19:45:25Z">
             <w:rPr>
               <w:rFonts w:ascii="Calibri" w:eastAsia="Calibri" w:hAnsi="Calibri" w:cs="Calibri"/>
               <w:color w:val="70AD47" w:themeColor="accent6"/>
@@ -10831,7 +10724,7 @@
         <w:rPr>
           <w:rFonts w:ascii="Calibri" w:eastAsia="Calibri" w:hAnsi="Calibri" w:cs="Calibri"/>
           <w:color w:val="00B050"/>
-          <w:rPrChange w:id="1383" w:author="Assessor GDSXSR" w:date="2026-10-29T21:14:30Z">
+          <w:rPrChange w:id="1394" w:author="Assessor GDSXSR" w:date="2026-10-30T19:45:25Z">
             <w:rPr>
               <w:rFonts w:ascii="Calibri" w:eastAsia="Calibri" w:hAnsi="Calibri" w:cs="Calibri"/>
               <w:color w:val="70AD47" w:themeColor="accent6"/>
@@ -10844,7 +10737,7 @@
         <w:rPr>
           <w:rFonts w:ascii="Calibri" w:eastAsia="Calibri" w:hAnsi="Calibri" w:cs="Calibri"/>
           <w:color w:val="00B050"/>
-          <w:rPrChange w:id="1384" w:author="Assessor GDSXSR" w:date="2026-10-29T21:14:30Z">
+          <w:rPrChange w:id="1395" w:author="Assessor GDSXSR" w:date="2026-10-30T19:45:25Z">
             <w:rPr>
               <w:rFonts w:ascii="Calibri" w:eastAsia="Calibri" w:hAnsi="Calibri" w:cs="Calibri"/>
               <w:color w:val="70AD47" w:themeColor="accent6"/>
@@ -10863,7 +10756,7 @@
         <w:rPr>
           <w:rFonts w:ascii="Calibri" w:eastAsia="Calibri" w:hAnsi="Calibri" w:cs="Calibri"/>
           <w:color w:val="00B050"/>
-          <w:rPrChange w:id="1385" w:author="Assessor GDSXSR" w:date="2026-10-29T21:14:30Z">
+          <w:rPrChange w:id="1396" w:author="Assessor GDSXSR" w:date="2026-10-30T19:45:25Z">
             <w:rPr>
               <w:rFonts w:ascii="Calibri" w:eastAsia="Calibri" w:hAnsi="Calibri" w:cs="Calibri"/>
               <w:color w:val="70AD47" w:themeColor="accent6"/>
@@ -10881,7 +10774,7 @@
         <w:rPr>
           <w:rFonts w:ascii="Calibri" w:eastAsia="Calibri" w:hAnsi="Calibri" w:cs="Calibri"/>
           <w:color w:val="00B050"/>
-          <w:rPrChange w:id="1386" w:author="Assessor GDSXSR" w:date="2026-10-29T21:14:30Z">
+          <w:rPrChange w:id="1397" w:author="Assessor GDSXSR" w:date="2026-10-30T19:45:25Z">
             <w:rPr>
               <w:rFonts w:ascii="Calibri" w:eastAsia="Calibri" w:hAnsi="Calibri" w:cs="Calibri"/>
               <w:color w:val="70AD47" w:themeColor="accent6"/>
@@ -10899,7 +10792,7 @@
         <w:rPr>
           <w:rFonts w:ascii="Calibri" w:eastAsia="Calibri" w:hAnsi="Calibri" w:cs="Calibri"/>
           <w:color w:val="00B050"/>
-          <w:rPrChange w:id="1387" w:author="Assessor GDSXSR" w:date="2026-10-29T21:14:30Z">
+          <w:rPrChange w:id="1398" w:author="Assessor GDSXSR" w:date="2026-10-30T19:45:25Z">
             <w:rPr>
               <w:rFonts w:ascii="Calibri" w:eastAsia="Calibri" w:hAnsi="Calibri" w:cs="Calibri"/>
               <w:color w:val="70AD47" w:themeColor="accent6"/>
@@ -10917,7 +10810,7 @@
         <w:rPr>
           <w:rFonts w:ascii="Calibri" w:eastAsia="Calibri" w:hAnsi="Calibri" w:cs="Calibri"/>
           <w:color w:val="00B050"/>
-          <w:rPrChange w:id="1388" w:author="Assessor GDSXSR" w:date="2026-10-29T21:14:30Z">
+          <w:rPrChange w:id="1399" w:author="Assessor GDSXSR" w:date="2026-10-30T19:45:25Z">
             <w:rPr>
               <w:rFonts w:ascii="Calibri" w:eastAsia="Calibri" w:hAnsi="Calibri" w:cs="Calibri"/>
               <w:color w:val="70AD47" w:themeColor="accent6"/>
@@ -10939,7 +10832,7 @@
         <w:rPr>
           <w:rFonts w:ascii="Calibri" w:eastAsia="Calibri" w:hAnsi="Calibri" w:cs="Calibri"/>
           <w:color w:val="00B050"/>
-          <w:rPrChange w:id="1389" w:author="Assessor GDSXSR" w:date="2026-10-29T21:14:30Z">
+          <w:rPrChange w:id="1400" w:author="Assessor GDSXSR" w:date="2026-10-30T19:45:25Z">
             <w:rPr>
               <w:rFonts w:ascii="Calibri" w:eastAsia="Calibri" w:hAnsi="Calibri" w:cs="Calibri"/>
               <w:color w:val="70AD47" w:themeColor="accent6"/>
@@ -10957,7 +10850,7 @@
         <w:rPr>
           <w:rFonts w:ascii="Calibri" w:eastAsia="Calibri" w:hAnsi="Calibri" w:cs="Calibri"/>
           <w:color w:val="00B050"/>
-          <w:rPrChange w:id="1390" w:author="Assessor GDSXSR" w:date="2026-10-29T21:14:30Z">
+          <w:rPrChange w:id="1401" w:author="Assessor GDSXSR" w:date="2026-10-30T19:45:25Z">
             <w:rPr>
               <w:rFonts w:ascii="Calibri" w:eastAsia="Calibri" w:hAnsi="Calibri" w:cs="Calibri"/>
               <w:color w:val="70AD47" w:themeColor="accent6"/>
@@ -10975,7 +10868,7 @@
         <w:rPr>
           <w:rFonts w:ascii="Calibri" w:eastAsia="Calibri" w:hAnsi="Calibri" w:cs="Calibri"/>
           <w:color w:val="00B050"/>
-          <w:rPrChange w:id="1391" w:author="Assessor GDSXSR" w:date="2026-10-29T21:14:30Z">
+          <w:rPrChange w:id="1402" w:author="Assessor GDSXSR" w:date="2026-10-30T19:45:25Z">
             <w:rPr>
               <w:rFonts w:ascii="Calibri" w:eastAsia="Calibri" w:hAnsi="Calibri" w:cs="Calibri"/>
               <w:color w:val="70AD47" w:themeColor="accent6"/>
@@ -10993,7 +10886,7 @@
         <w:rPr>
           <w:rFonts w:ascii="Calibri" w:eastAsia="Calibri" w:hAnsi="Calibri" w:cs="Calibri"/>
           <w:color w:val="00B050"/>
-          <w:rPrChange w:id="1392" w:author="Assessor GDSXSR" w:date="2026-10-29T21:14:30Z">
+          <w:rPrChange w:id="1403" w:author="Assessor GDSXSR" w:date="2026-10-30T19:45:25Z">
             <w:rPr>
               <w:rFonts w:ascii="Calibri" w:eastAsia="Calibri" w:hAnsi="Calibri" w:cs="Calibri"/>
               <w:color w:val="70AD47" w:themeColor="accent6"/>
@@ -11011,7 +10904,7 @@
         <w:rPr>
           <w:rFonts w:ascii="Calibri" w:eastAsia="Calibri" w:hAnsi="Calibri" w:cs="Calibri"/>
           <w:color w:val="00B050"/>
-          <w:rPrChange w:id="1393" w:author="Assessor GDSXSR" w:date="2026-10-29T21:14:30Z">
+          <w:rPrChange w:id="1404" w:author="Assessor GDSXSR" w:date="2026-10-30T19:45:25Z">
             <w:rPr>
               <w:rFonts w:ascii="Calibri" w:eastAsia="Calibri" w:hAnsi="Calibri" w:cs="Calibri"/>
               <w:color w:val="70AD47" w:themeColor="accent6"/>
@@ -11024,7 +10917,7 @@
         <w:rPr>
           <w:rFonts w:ascii="Calibri" w:eastAsia="Calibri" w:hAnsi="Calibri" w:cs="Calibri"/>
           <w:color w:val="00B050"/>
-          <w:rPrChange w:id="1394" w:author="Assessor GDSXSR" w:date="2026-10-29T21:14:30Z">
+          <w:rPrChange w:id="1405" w:author="Assessor GDSXSR" w:date="2026-10-30T19:45:25Z">
             <w:rPr>
               <w:rFonts w:ascii="Calibri" w:eastAsia="Calibri" w:hAnsi="Calibri" w:cs="Calibri"/>
               <w:color w:val="70AD47" w:themeColor="accent6"/>
@@ -11043,7 +10936,7 @@
         <w:rPr>
           <w:rFonts w:ascii="Calibri" w:eastAsia="Calibri" w:hAnsi="Calibri" w:cs="Calibri"/>
           <w:color w:val="00B050"/>
-          <w:rPrChange w:id="1395" w:author="Assessor GDSXSR" w:date="2026-10-29T21:14:30Z">
+          <w:rPrChange w:id="1406" w:author="Assessor GDSXSR" w:date="2026-10-30T19:45:25Z">
             <w:rPr>
               <w:rFonts w:ascii="Calibri" w:eastAsia="Calibri" w:hAnsi="Calibri" w:cs="Calibri"/>
               <w:color w:val="70AD47" w:themeColor="accent6"/>
@@ -11061,7 +10954,7 @@
         <w:rPr>
           <w:rFonts w:ascii="Calibri" w:eastAsia="Calibri" w:hAnsi="Calibri" w:cs="Calibri"/>
           <w:color w:val="00B050"/>
-          <w:rPrChange w:id="1396" w:author="Assessor GDSXSR" w:date="2026-10-29T21:14:30Z">
+          <w:rPrChange w:id="1407" w:author="Assessor GDSXSR" w:date="2026-10-30T19:45:25Z">
             <w:rPr>
               <w:rFonts w:ascii="Calibri" w:eastAsia="Calibri" w:hAnsi="Calibri" w:cs="Calibri"/>
               <w:color w:val="70AD47" w:themeColor="accent6"/>
@@ -11079,7 +10972,7 @@
         <w:rPr>
           <w:rFonts w:ascii="Calibri" w:eastAsia="Calibri" w:hAnsi="Calibri" w:cs="Calibri"/>
           <w:color w:val="00B050"/>
-          <w:rPrChange w:id="1397" w:author="Assessor GDSXSR" w:date="2026-10-29T21:14:30Z">
+          <w:rPrChange w:id="1408" w:author="Assessor GDSXSR" w:date="2026-10-30T19:45:25Z">
             <w:rPr>
               <w:rFonts w:ascii="Calibri" w:eastAsia="Calibri" w:hAnsi="Calibri" w:cs="Calibri"/>
               <w:color w:val="70AD47" w:themeColor="accent6"/>
@@ -11097,7 +10990,7 @@
         <w:rPr>
           <w:rFonts w:ascii="Calibri" w:eastAsia="Calibri" w:hAnsi="Calibri" w:cs="Calibri"/>
           <w:color w:val="00B050"/>
-          <w:rPrChange w:id="1398" w:author="Assessor GDSXSR" w:date="2026-10-29T21:14:30Z">
+          <w:rPrChange w:id="1409" w:author="Assessor GDSXSR" w:date="2026-10-30T19:45:25Z">
             <w:rPr>
               <w:rFonts w:ascii="Calibri" w:eastAsia="Calibri" w:hAnsi="Calibri" w:cs="Calibri"/>
               <w:color w:val="70AD47" w:themeColor="accent6"/>
@@ -11115,7 +11008,7 @@
         <w:rPr>
           <w:rFonts w:ascii="Calibri" w:eastAsia="Calibri" w:hAnsi="Calibri" w:cs="Calibri"/>
           <w:color w:val="00B050"/>
-          <w:rPrChange w:id="1399" w:author="Assessor GDSXSR" w:date="2026-10-29T21:14:30Z">
+          <w:rPrChange w:id="1410" w:author="Assessor GDSXSR" w:date="2026-10-30T19:45:25Z">
             <w:rPr>
               <w:rFonts w:ascii="Calibri" w:eastAsia="Calibri" w:hAnsi="Calibri" w:cs="Calibri"/>
               <w:color w:val="70AD47" w:themeColor="accent6"/>
@@ -11133,7 +11026,7 @@
         <w:rPr>
           <w:rFonts w:ascii="Calibri" w:eastAsia="Calibri" w:hAnsi="Calibri" w:cs="Calibri"/>
           <w:color w:val="00B050"/>
-          <w:rPrChange w:id="1400" w:author="Assessor GDSXSR" w:date="2026-10-29T21:14:30Z">
+          <w:rPrChange w:id="1411" w:author="Assessor GDSXSR" w:date="2026-10-30T19:45:25Z">
             <w:rPr>
               <w:rFonts w:ascii="Calibri" w:eastAsia="Calibri" w:hAnsi="Calibri" w:cs="Calibri"/>
               <w:color w:val="70AD47" w:themeColor="accent6"/>
@@ -11151,7 +11044,7 @@
         <w:rPr>
           <w:rFonts w:ascii="Calibri" w:eastAsia="Calibri" w:hAnsi="Calibri" w:cs="Calibri"/>
           <w:color w:val="00B050"/>
-          <w:rPrChange w:id="1401" w:author="Assessor GDSXSR" w:date="2026-10-29T21:14:30Z">
+          <w:rPrChange w:id="1412" w:author="Assessor GDSXSR" w:date="2026-10-30T19:45:25Z">
             <w:rPr>
               <w:rFonts w:ascii="Calibri" w:eastAsia="Calibri" w:hAnsi="Calibri" w:cs="Calibri"/>
               <w:color w:val="70AD47" w:themeColor="accent6"/>
@@ -11169,7 +11062,7 @@
         <w:rPr>
           <w:rFonts w:ascii="Calibri" w:eastAsia="Calibri" w:hAnsi="Calibri" w:cs="Calibri"/>
           <w:color w:val="00B050"/>
-          <w:rPrChange w:id="1402" w:author="Assessor GDSXSR" w:date="2026-10-29T21:14:30Z">
+          <w:rPrChange w:id="1413" w:author="Assessor GDSXSR" w:date="2026-10-30T19:45:25Z">
             <w:rPr>
               <w:rFonts w:ascii="Calibri" w:eastAsia="Calibri" w:hAnsi="Calibri" w:cs="Calibri"/>
               <w:color w:val="70AD47" w:themeColor="accent6"/>
@@ -11187,7 +11080,7 @@
         <w:rPr>
           <w:rFonts w:ascii="Calibri" w:eastAsia="Calibri" w:hAnsi="Calibri" w:cs="Calibri"/>
           <w:color w:val="00B050"/>
-          <w:rPrChange w:id="1403" w:author="Assessor GDSXSR" w:date="2026-10-29T21:14:30Z">
+          <w:rPrChange w:id="1414" w:author="Assessor GDSXSR" w:date="2026-10-30T19:45:25Z">
             <w:rPr>
               <w:rFonts w:ascii="Calibri" w:eastAsia="Calibri" w:hAnsi="Calibri" w:cs="Calibri"/>
               <w:color w:val="70AD47" w:themeColor="accent6"/>
@@ -11207,7 +11100,7 @@
           <w:rFonts w:ascii="Calibri" w:eastAsia="Calibri" w:hAnsi="Calibri" w:cs="Calibri"/>
           <w:b/>
           <w:color w:val="00B050"/>
-          <w:rPrChange w:id="1404" w:author="Assessor GDSXSR" w:date="2026-10-29T21:14:30Z">
+          <w:rPrChange w:id="1415" w:author="Assessor GDSXSR" w:date="2026-10-30T19:45:25Z">
             <w:rPr>
               <w:rFonts w:ascii="Calibri" w:eastAsia="Calibri" w:hAnsi="Calibri" w:cs="Calibri"/>
               <w:color w:val="70AD47" w:themeColor="accent6"/>
@@ -11225,7 +11118,7 @@
         <w:rPr>
           <w:rFonts w:ascii="Calibri" w:eastAsia="Calibri" w:hAnsi="Calibri" w:cs="Calibri"/>
           <w:color w:val="00B050"/>
-          <w:rPrChange w:id="1405" w:author="Assessor GDSXSR" w:date="2026-10-29T21:14:30Z">
+          <w:rPrChange w:id="1416" w:author="Assessor GDSXSR" w:date="2026-10-30T19:45:25Z">
             <w:rPr>
               <w:rFonts w:ascii="Calibri" w:eastAsia="Calibri" w:hAnsi="Calibri" w:cs="Calibri"/>
               <w:color w:val="70AD47" w:themeColor="accent6"/>
@@ -11243,7 +11136,7 @@
         <w:rPr>
           <w:rFonts w:ascii="Calibri" w:eastAsia="Calibri" w:hAnsi="Calibri" w:cs="Calibri"/>
           <w:color w:val="00B050"/>
-          <w:rPrChange w:id="1406" w:author="Assessor GDSXSR" w:date="2026-10-29T21:14:30Z">
+          <w:rPrChange w:id="1417" w:author="Assessor GDSXSR" w:date="2026-10-30T19:45:25Z">
             <w:rPr>
               <w:rFonts w:ascii="Calibri" w:eastAsia="Calibri" w:hAnsi="Calibri" w:cs="Calibri"/>
               <w:color w:val="70AD47" w:themeColor="accent6"/>
@@ -11257,6 +11150,7 @@
       <w:pPr>
         <w:jc w:val="both"/>
         <w:rPr>
+          <w:ins w:id="1419" w:author="Assessor GDSXSR" w:date="2026-10-30T19:45:25Z"/>
           <w:rFonts w:ascii="Calibri" w:eastAsia="Calibri" w:hAnsi="Calibri" w:cs="Calibri"/>
           <w:color w:val="70AD47" w:themeColor="accent6"/>
         </w:rPr>
@@ -11265,7 +11159,7 @@
         <w:rPr>
           <w:rFonts w:ascii="Calibri" w:eastAsia="Calibri" w:hAnsi="Calibri" w:cs="Calibri"/>
           <w:color w:val="00B050"/>
-          <w:rPrChange w:id="1407" w:author="Assessor GDSXSR" w:date="2026-10-29T21:14:30Z">
+          <w:rPrChange w:id="1418" w:author="Assessor GDSXSR" w:date="2026-10-30T19:45:25Z">
             <w:rPr>
               <w:rFonts w:ascii="Calibri" w:eastAsia="Calibri" w:hAnsi="Calibri" w:cs="Calibri"/>
               <w:color w:val="70AD47" w:themeColor="accent6"/>
@@ -11274,6 +11168,64 @@
         </w:rPr>
         <w:t>Após o trânsito em julgado, não havendo outros requerimentos, arquivem-se os autos</w:t>
       </w:r>
+    </w:p>
+    <w:p>
+      <w:pPr>
+        <w:jc w:val="both"/>
+        <w:rPr>
+          <w:ins w:id="1420" w:author="Assessor GDSXSR" w:date="2026-10-30T19:45:25Z"/>
+          <w:rFonts w:ascii="Calibri" w:eastAsia="Calibri" w:hAnsi="Calibri" w:cs="Calibri"/>
+          <w:color w:val="70AD47" w:themeColor="accent6"/>
+        </w:rPr>
+      </w:pPr>
+    </w:p>
+    <w:p>
+      <w:pPr>
+        <w:jc w:val="both"/>
+        <w:rPr>
+          <w:ins w:id="1422" w:author="Assessor GDSXSR" w:date="2026-10-30T19:45:25Z"/>
+          <w:rFonts w:ascii="Calibri" w:eastAsia="Calibri" w:hAnsi="Calibri" w:cs="Calibri"/>
+          <w:color w:val="70AD47" w:themeColor="accent6"/>
+        </w:rPr>
+      </w:pPr>
+      <w:ins w:id="1421" w:author="Assessor GDSXSR" w:date="2026-10-30T19:45:25Z">
+        <w:r>
+          <w:rPr>
+            <w:rFonts w:ascii="Calibri" w:eastAsia="Calibri" w:hAnsi="Calibri" w:cs="Calibri"/>
+            <w:b/>
+            <w:color w:val="800080"/>
+          </w:rPr>
+          <w:t xml:space="preserve">PRECEDENTES CONTRÁRIOS AO VOTO</w:t>
+        </w:r>
+      </w:ins>
+    </w:p>
+    <w:p>
+      <w:pPr>
+        <w:jc w:val="both"/>
+        <w:rPr>
+          <w:ins w:id="1423" w:author="Assessor GDSXSR" w:date="2026-10-30T19:45:25Z"/>
+          <w:rFonts w:ascii="Calibri" w:eastAsia="Calibri" w:hAnsi="Calibri" w:cs="Calibri"/>
+          <w:color w:val="70AD47" w:themeColor="accent6"/>
+        </w:rPr>
+      </w:pPr>
+    </w:p>
+    <w:p>
+      <w:pPr>
+        <w:jc w:val="both"/>
+        <w:rPr>
+          <w:rFonts w:ascii="Calibri" w:eastAsia="Calibri" w:hAnsi="Calibri" w:cs="Calibri"/>
+          <w:color w:val="70AD47" w:themeColor="accent6"/>
+        </w:rPr>
+      </w:pPr>
+      <w:ins w:id="1424" w:author="Assessor GDSXSR" w:date="2026-10-30T19:45:25Z">
+        <w:r>
+          <w:rPr>
+            <w:b w:val="0"/>
+            <w:color w:val="800080"/>
+          </w:rPr>
+          <w:t xml:space="preserve">"1. É defeso à instituição financeira, em nítido exercício de autotutela, reter integralmente os valores depositados em conta bancária relativos ao salário do correntista para amortizar parcelas pendentes de pagamento, porquanto é imprescindível preservar a manutenção do mínimo existencial do devedor e/ou de sua família. 2. Conforme pacífica jurisprudência do colendo STJ, a retenção integral do salário da correntista resulta em ilícito passível de indenização por dano moral. 3.1. “Quantum” fixado a esse título - R$ 3.000,00 (três mil reais) - em consonância com os requisitos para tal mister. 3. Recurso do autor conhecido e provido. Recurso do banco réu desprovido." (Acórdão 2118786, 0705596-18.2025.8.07.0020, Relator(a): ROBSON BARBOSA DE AZEVEDO, 7ª TURMA CÍVEL, data de julgamento: 29/04/2026, publicado no DJe: 18/05/2026.)</w:t>
+        </w:r>
+      </w:ins>
     </w:p>
     <w:p>
       <w:pPr>
@@ -11343,7 +11295,7 @@
       </w:r>
     </w:p>
   </w:comment>
-  <w:comment w:id="2" w:author="Assessor GDSXSR" w:initials="RG" w:date="2026-10-29T21:14:30Z">
+  <w:comment w:id="2" w:author="Assessor GDSXSR" w:initials="RG" w:date="2026-10-30T19:45:25Z">
     <w:p>
       <w:pPr>
         <w:pStyle w:val="CommentText"/>
@@ -11355,11 +11307,11 @@
         <w:annotationRef/>
       </w:r>
       <w:r>
-        <w:t>ASSESSOR GDSXSR — Revisão geral sem autos: não recebi o PDF do processo, então fatos, datas, IDs e o nome da juíza ficam como na minuta e na sentença anexada (C-24). Alterações mecânicas: supressão de 'Requer o não provimento do recurso.' (C-31), recuos, negrito das enumerações, referências compactas ('CPC 85 § 11', C-20), espaçamento do relatório, cor verde 00B050 da sentença anexada (C-45) e 'EMENTA' à esquerda (C-42). O resultado (nego provimento) foi mantido (C-03).</w:t>
+        <w:t>ASSESSOR GDSXSR — Revisão complementada com os autos de origem (PJe, Num. 88900897 a 88901980): datas, IDs, nome da juíza e cláusula contratual conferidos (C-24). Concisão: fundamentação do voto e ementa reduzidas, com a sentença e os acórdãos em transcrição parcial (...) e supressão de parágrafos repetitivos (C-02, C-62). Alterações mecânicas: supressão de 'Requer o não provimento do recurso.' (C-31), recuos, negrito das enumerações, referências compactas ('CPC 85 § 11', C-20), espaçamento do relatório, cor verde 00B050 da sentença anexada (C-45) e 'EMENTA' à esquerda (C-42). O resultado (nego provimento) foi mantido (C-03).</w:t>
       </w:r>
     </w:p>
   </w:comment>
-  <w:comment w:id="3" w:author="Assessor GDSXSR" w:initials="RG" w:date="2026-10-29T21:14:30Z">
+  <w:comment w:id="3" w:author="Assessor GDSXSR" w:initials="RG" w:date="2026-10-30T19:45:25Z">
     <w:p>
       <w:pPr>
         <w:pStyle w:val="CommentText"/>
@@ -11375,7 +11327,7 @@
       </w:r>
     </w:p>
   </w:comment>
-  <w:comment w:id="4" w:author="Assessor GDSXSR" w:initials="RG" w:date="2026-10-29T21:14:30Z">
+  <w:comment w:id="4" w:author="Assessor GDSXSR" w:initials="RG" w:date="2026-10-30T19:45:25Z">
     <w:p>
       <w:pPr>
         <w:pStyle w:val="CommentText"/>
@@ -11387,11 +11339,11 @@
         <w:annotationRef/>
       </w:r>
       <w:r>
-        <w:t>ASSESSOR GDSXSR — Alterei a redação para refletir a tese do Tema 1.085/STJ, que limita a licitude dos descontos ao período em que a autorização perdurar (tese literal no corpo do voto, C-61). Item 'Tema 1.085/STJ' no formato de C-20.</w:t>
+        <w:t>ASSESSOR GDSXSR — Alterei a redação para refletir a tese do Tema 1.085/STJ, que limita a licitude dos descontos ao período em que a autorização perdurar (tese literal no corpo do voto, C-61), em redação mais curta (C-02).</w:t>
       </w:r>
     </w:p>
   </w:comment>
-  <w:comment w:id="5" w:author="Assessor GDSXSR" w:initials="RG" w:date="2026-10-29T21:14:30Z">
+  <w:comment w:id="5" w:author="Assessor GDSXSR" w:initials="RG" w:date="2026-10-30T19:45:25Z">
     <w:p>
       <w:pPr>
         <w:pStyle w:val="CommentText"/>
@@ -11407,7 +11359,7 @@
       </w:r>
     </w:p>
   </w:comment>
-  <w:comment w:id="6" w:author="Assessor GDSXSR" w:initials="RG" w:date="2026-10-29T21:14:30Z">
+  <w:comment w:id="6" w:author="Assessor GDSXSR" w:initials="RG" w:date="2026-10-30T19:45:25Z">
     <w:p>
       <w:pPr>
         <w:pStyle w:val="CommentText"/>
@@ -11423,7 +11375,7 @@
       </w:r>
     </w:p>
   </w:comment>
-  <w:comment w:id="7" w:author="Assessor GDSXSR" w:initials="RG" w:date="2026-10-29T21:14:30Z">
+  <w:comment w:id="7" w:author="Assessor GDSXSR" w:initials="RG" w:date="2026-10-30T19:45:25Z">
     <w:p>
       <w:pPr>
         <w:pStyle w:val="CommentText"/>
@@ -11439,7 +11391,7 @@
       </w:r>
     </w:p>
   </w:comment>
-  <w:comment w:id="8" w:author="Assessor GDSXSR" w:initials="RG" w:date="2026-10-29T21:14:30Z">
+  <w:comment w:id="8" w:author="Assessor GDSXSR" w:initials="RG" w:date="2026-10-30T19:45:25Z">
     <w:p>
       <w:pPr>
         <w:pStyle w:val="CommentText"/>
@@ -11455,7 +11407,7 @@
       </w:r>
     </w:p>
   </w:comment>
-  <w:comment w:id="9" w:author="Assessor GDSXSR" w:initials="RG" w:date="2026-10-29T21:14:30Z">
+  <w:comment w:id="9" w:author="Assessor GDSXSR" w:initials="RG" w:date="2026-10-30T19:45:25Z">
     <w:p>
       <w:pPr>
         <w:pStyle w:val="CommentText"/>
@@ -11471,7 +11423,7 @@
       </w:r>
     </w:p>
   </w:comment>
-  <w:comment w:id="10" w:author="Assessor GDSXSR" w:initials="RG" w:date="2026-10-29T21:14:30Z">
+  <w:comment w:id="10" w:author="Assessor GDSXSR" w:initials="RG" w:date="2026-10-30T19:45:25Z">
     <w:p>
       <w:pPr>
         <w:pStyle w:val="CommentText"/>
@@ -11483,11 +11435,11 @@
         <w:annotationRef/>
       </w:r>
       <w:r>
-        <w:t>ASSESSOR GDSXSR — 'MMa.' para 'MM.' (fórmula do perfil APC). O nome da juíza (Dra. Fernanda D'Aquino Mafra) não pôde ser conferido no PJe sem os autos; pendência de conferência (C-22, C-52).</w:t>
+        <w:t>ASSESSOR GDSXSR — 'MMa.' para 'MM.' (fórmula do perfil APC). Nome da juíza e vara conferidos na sentença (ID 88901975): Dra. Fernanda D'Aquino Mafra, 3ª Vara Cível de Taguatinga (C-22).</w:t>
       </w:r>
     </w:p>
   </w:comment>
-  <w:comment w:id="11" w:author="Assessor GDSXSR" w:initials="RG" w:date="2026-10-29T21:14:30Z">
+  <w:comment w:id="11" w:author="Assessor GDSXSR" w:initials="RG" w:date="2026-10-30T19:45:25Z">
     <w:p>
       <w:pPr>
         <w:pStyle w:val="CommentText"/>
@@ -11499,11 +11451,11 @@
         <w:annotationRef/>
       </w:r>
       <w:r>
-        <w:t>ASSESSOR GDSXSR — Corrigi erro material: o apelo é da autora, não do réu. Datas (ajuizamento 30/04/2026, sentença 26/05/2026, apelo 29/07/2026) e valor da causa mantidos como na minuta; pendência: conferir no PJe, sobretudo a data do apelo (C-24, C-52).</w:t>
+        <w:t>ASSESSOR GDSXSR — Corrigi erro material: o apelo é da autora, não do réu. Conferido nos autos: ajuizamento 30/04/2026 (petição inicial, ID 88900897); a sentença é de 08/07/2026 (ID 88901975), e não 26/05/2026; apelo de 29/07/2026 (ID 88901977); valor da causa R$ 36.000,00 (C-24).</w:t>
       </w:r>
     </w:p>
   </w:comment>
-  <w:comment w:id="12" w:author="Assessor GDSXSR" w:initials="RG" w:date="2026-10-29T21:14:30Z">
+  <w:comment w:id="12" w:author="Assessor GDSXSR" w:initials="RG" w:date="2026-10-30T19:45:25Z">
     <w:p>
       <w:pPr>
         <w:pStyle w:val="CommentText"/>
@@ -11519,7 +11471,7 @@
       </w:r>
     </w:p>
   </w:comment>
-  <w:comment w:id="13" w:author="Assessor GDSXSR" w:initials="RG" w:date="2026-10-29T21:14:30Z">
+  <w:comment w:id="13" w:author="Assessor GDSXSR" w:initials="RG" w:date="2026-10-30T19:45:25Z">
     <w:p>
       <w:pPr>
         <w:pStyle w:val="CommentText"/>
@@ -11535,7 +11487,7 @@
       </w:r>
     </w:p>
   </w:comment>
-  <w:comment w:id="14" w:author="Assessor GDSXSR" w:initials="RG" w:date="2026-10-29T21:14:30Z">
+  <w:comment w:id="14" w:author="Assessor GDSXSR" w:initials="RG" w:date="2026-10-30T19:45:25Z">
     <w:p>
       <w:pPr>
         <w:pStyle w:val="CommentText"/>
@@ -11547,11 +11499,11 @@
         <w:annotationRef/>
       </w:r>
       <w:r>
-        <w:t>ASSESSOR GDSXSR — Pendência: os contratos (IDs 88901966, 88901968 e 88901970) não vieram nos autos recebidos; a cláusula que autoriza o provisionamento e o débito deve ser transcrita literalmente, com o ID (C-66 b, C-52). Dividi o parágrafo (C-11) e levei os IDs ao fim do período, no singular e sem ponto (C-20, C-25).</w:t>
+        <w:t>ASSESSOR GDSXSR — Conferi os contratos nos autos: a cláusula de autorização de débito aparece, com a mesma redação, nos IDs 88901966, 88901967, 88901969 e 88901970 (a minuta citava 88901966, 88901968 e 88901970). Transcrevi-a literalmente do ID 88901966, com (...) no trecho do meio (C-66 b, C-62). Fundi os quatro parágrafos de fundamentação sobre contratos e sentença em um parágrafo de remissão, o fato do cancelamento e a conclusão (C-02, C-11, C-20, C-25).</w:t>
       </w:r>
     </w:p>
   </w:comment>
-  <w:comment w:id="15" w:author="Assessor GDSXSR" w:initials="RG" w:date="2026-10-29T21:14:30Z">
+  <w:comment w:id="15" w:author="Assessor GDSXSR" w:initials="RG" w:date="2026-10-30T19:45:25Z">
     <w:p>
       <w:pPr>
         <w:pStyle w:val="CommentText"/>
@@ -11563,11 +11515,11 @@
         <w:annotationRef/>
       </w:r>
       <w:r>
-        <w:t>ASSESSOR GDSXSR — Pendência: a r. sentença apoia-se no ID 273306192 do processo conexo nº 0709997-65.2026.8.07.0007 (pedido de cancelamento de 16/04/2026). O ID do voto remete à sentença (ID 88901975); conferir no PJe o documento do processo conexo (C-24, C-52).</w:t>
+        <w:t>ASSESSOR GDSXSR — Pendência: a r. sentença apoia-se no ID 273306192 do processo conexo nº 0709997-65.2026.8.07.0007 (pedido de cancelamento de 16/04/2026), que não consta destes autos. O ID do voto remete à sentença (ID 88901975); conferir o documento no processo conexo (C-24, C-52).</w:t>
       </w:r>
     </w:p>
   </w:comment>
-  <w:comment w:id="16" w:author="Assessor GDSXSR" w:initials="RG" w:date="2026-10-29T21:14:30Z">
+  <w:comment w:id="16" w:author="Assessor GDSXSR" w:initials="RG" w:date="2026-10-30T19:45:25Z">
     <w:p>
       <w:pPr>
         <w:pStyle w:val="CommentText"/>
@@ -11583,7 +11535,7 @@
       </w:r>
     </w:p>
   </w:comment>
-  <w:comment w:id="17" w:author="Assessor GDSXSR" w:initials="RG" w:date="2026-10-29T21:14:30Z">
+  <w:comment w:id="17" w:author="Assessor GDSXSR" w:initials="RG" w:date="2026-10-30T19:45:25Z">
     <w:p>
       <w:pPr>
         <w:pStyle w:val="CommentText"/>
@@ -11599,7 +11551,7 @@
       </w:r>
     </w:p>
   </w:comment>
-  <w:comment w:id="18" w:author="Assessor GDSXSR" w:initials="RG" w:date="2026-10-29T21:14:30Z">
+  <w:comment w:id="18" w:author="Assessor GDSXSR" w:initials="RG" w:date="2026-10-30T19:45:25Z">
     <w:p>
       <w:pPr>
         <w:pStyle w:val="CommentText"/>
@@ -11615,7 +11567,7 @@
       </w:r>
     </w:p>
   </w:comment>
-  <w:comment w:id="19" w:author="Assessor GDSXSR" w:initials="RG" w:date="2026-10-29T21:14:30Z">
+  <w:comment w:id="19" w:author="Assessor GDSXSR" w:initials="RG" w:date="2026-10-30T19:45:25Z">
     <w:p>
       <w:pPr>
         <w:pStyle w:val="CommentText"/>
@@ -11631,7 +11583,7 @@
       </w:r>
     </w:p>
   </w:comment>
-  <w:comment w:id="20" w:author="Assessor GDSXSR" w:initials="RG" w:date="2026-10-29T21:14:30Z">
+  <w:comment w:id="20" w:author="Assessor GDSXSR" w:initials="RG" w:date="2026-10-30T19:45:25Z">
     <w:p>
       <w:pPr>
         <w:pStyle w:val="CommentText"/>
@@ -11647,7 +11599,7 @@
       </w:r>
     </w:p>
   </w:comment>
-  <w:comment w:id="21" w:author="Assessor GDSXSR" w:initials="RG" w:date="2026-10-29T21:14:30Z">
+  <w:comment w:id="21" w:author="Assessor GDSXSR" w:initials="RG" w:date="2026-10-30T19:45:25Z">
     <w:p>
       <w:pPr>
         <w:pStyle w:val="CommentText"/>
@@ -11663,7 +11615,7 @@
       </w:r>
     </w:p>
   </w:comment>
-  <w:comment w:id="22" w:author="Assessor GDSXSR" w:initials="RG" w:date="2026-10-29T21:14:30Z">
+  <w:comment w:id="22" w:author="Assessor GDSXSR" w:initials="RG" w:date="2026-10-30T19:45:25Z">
     <w:p>
       <w:pPr>
         <w:pStyle w:val="CommentText"/>
@@ -11676,6 +11628,22 @@
       </w:r>
       <w:r>
         <w:t>ASSESSOR GDSXSR — Retirei o rótulo 'RESUMO COPILOT' (material de trabalho da ferramenta, em vermelho fora do bloco) e completei o título do resumo ('… EM SENTIDO CONTRÁRIO AO VOTO', C-39). O conteúdo do resumo não foi reescrito; permanecem nele as marcas '[apc 0710751-07 | PDF]' e a numeração automática corrida, do Copilot (C-39).</w:t>
+      </w:r>
+    </w:p>
+  </w:comment>
+  <w:comment w:id="23" w:author="Assessor GDSXSR" w:initials="RG" w:date="2026-10-30T19:45:25Z">
+    <w:p>
+      <w:pPr>
+        <w:pStyle w:val="CommentText"/>
+      </w:pPr>
+      <w:r>
+        <w:rPr>
+          <w:rStyle w:val="CommentReference"/>
+        </w:rPr>
+        <w:annotationRef/>
+      </w:r>
+      <w:r>
+        <w:t>ASSESSOR GDSXSR — Bloco em violeta no fim do documento (C-46, C-53): o apelo invoca o Acórdão 2118786 (7ª TC, Des. Robson Barbosa de Azevedo), em sentido contrário ao voto, que não foi enfrentado na minuta. Transcrevi a ementa como reproduzida no apelo (ID 88901977), sem o cabeçalho (C-62), e não escrevi parágrafo de distinção no corpo do voto. Pendência: o acórdão não foi localizado no iajus; conferir texto e dados no JurisDF (C-52). A distinção está nos autos: o precedente trata de retenção integral do salário para quitar parcelas pretéritas inadimplidas, sem autorização vigente discutida; a decisão de distinguir é do Desembargador.</w:t>
       </w:r>
     </w:p>
   </w:comment>
